--- a/docx/ru/BUFRCREX_CodeFlag_ru_21.docx
+++ b/docx/ru/BUFRCREX_CodeFlag_ru_21.docx
@@ -8,17 +8,17 @@
       </w:pPr>
       <w:r>
         <w:rPr>
-          <w:rFonts w:ascii="Arial" w:hAnsi="Arial"/>
+          <w:rFonts w:ascii="Verdana" w:hAnsi="Verdana"/>
           <w:b/>
           <w:sz w:val="22"/>
         </w:rPr>
-        <w:t>BUFR/CREX Code/Flag Tables — Class 21</w:t>
+        <w:t>Класс 21</w:t>
       </w:r>
     </w:p>
     <w:p>
       <w:r>
         <w:rPr>
-          <w:rFonts w:ascii="Arial" w:hAnsi="Arial"/>
+          <w:rFonts w:ascii="Verdana" w:hAnsi="Verdana"/>
           <w:b/>
           <w:sz w:val="18"/>
         </w:rPr>
@@ -31,6 +31,20 @@
         <w:tblW w:type="auto" w:w="0"/>
         <w:jc w:val="center"/>
         <w:tblLook w:firstColumn="1" w:firstRow="1" w:lastColumn="0" w:lastRow="0" w:noHBand="0" w:noVBand="1" w:val="04A0"/>
+        <w:tblBorders>
+          <w:top w:val="single" w:sz="4" w:space="0" w:color="595959"/>
+          <w:left w:val="single" w:sz="4" w:space="0" w:color="595959"/>
+          <w:bottom w:val="single" w:sz="4" w:space="0" w:color="595959"/>
+          <w:right w:val="single" w:sz="4" w:space="0" w:color="595959"/>
+          <w:insideH w:val="single" w:sz="4" w:space="0" w:color="595959"/>
+          <w:insideV w:val="single" w:sz="4" w:space="0" w:color="595959"/>
+        </w:tblBorders>
+        <w:tblCellMar>
+          <w:top w:w="85" w:type="dxa"/>
+          <w:left w:w="85" w:type="dxa"/>
+          <w:bottom w:w="85" w:type="dxa"/>
+          <w:right w:w="85" w:type="dxa"/>
+        </w:tblCellMar>
       </w:tblPr>
       <w:tblGrid>
         <w:gridCol w:w="5046"/>
@@ -40,61 +54,52 @@
       <w:tr>
         <w:tc>
           <w:tcPr>
-            <w:tcW w:type="dxa" w:w="5046"/>
-            <w:shd w:val="clear" w:color="auto" w:fill="D9E2F3"/>
-          </w:tcPr>
-          <w:p>
-            <w:pPr>
-              <w:jc w:val="center"/>
-            </w:pPr>
-            <w:r/>
-            <w:r>
-              <w:rPr>
-                <w:rFonts w:ascii="Arial" w:hAnsi="Arial"/>
-                <w:b/>
-                <w:sz w:val="16"/>
-              </w:rPr>
-              <w:t>Code Figure</w:t>
-            </w:r>
-          </w:p>
-        </w:tc>
-        <w:tc>
-          <w:tcPr>
-            <w:tcW w:type="dxa" w:w="5046"/>
-            <w:shd w:val="clear" w:color="auto" w:fill="D9E2F3"/>
-          </w:tcPr>
-          <w:p>
-            <w:pPr>
-              <w:jc w:val="center"/>
-            </w:pPr>
-            <w:r/>
-            <w:r>
-              <w:rPr>
-                <w:rFonts w:ascii="Arial" w:hAnsi="Arial"/>
-                <w:b/>
-                <w:sz w:val="16"/>
-              </w:rPr>
-              <w:t>Entry Name</w:t>
-            </w:r>
-          </w:p>
-        </w:tc>
-        <w:tc>
-          <w:tcPr>
-            <w:tcW w:type="dxa" w:w="5046"/>
-            <w:shd w:val="clear" w:color="auto" w:fill="D9E2F3"/>
-          </w:tcPr>
-          <w:p>
-            <w:pPr>
-              <w:jc w:val="center"/>
-            </w:pPr>
-            <w:r/>
-            <w:r>
-              <w:rPr>
-                <w:rFonts w:ascii="Arial" w:hAnsi="Arial"/>
-                <w:b/>
-                <w:sz w:val="16"/>
-              </w:rPr>
-              <w:t>Note</w:t>
+            <w:tcW w:type="dxa" w:w="1134"/>
+            <w:shd w:val="clear" w:color="auto" w:fill="D9D9D9"/>
+          </w:tcPr>
+          <w:p>
+            <w:r/>
+            <w:r>
+              <w:rPr>
+                <w:rFonts w:ascii="Verdana" w:hAnsi="Verdana"/>
+                <w:b w:val="0"/>
+                <w:sz w:val="16"/>
+              </w:rPr>
+              <w:t>КОДОВАЯ ЦИФРА</w:t>
+            </w:r>
+          </w:p>
+        </w:tc>
+        <w:tc>
+          <w:tcPr>
+            <w:tcW w:type="dxa" w:w="5046"/>
+            <w:shd w:val="clear" w:color="auto" w:fill="D9D9D9"/>
+          </w:tcPr>
+          <w:p>
+            <w:r/>
+            <w:r>
+              <w:rPr>
+                <w:rFonts w:ascii="Verdana" w:hAnsi="Verdana"/>
+                <w:b w:val="0"/>
+                <w:sz w:val="16"/>
+              </w:rPr>
+              <w:t>ЗНАЧЕНИЕ</w:t>
+            </w:r>
+          </w:p>
+        </w:tc>
+        <w:tc>
+          <w:tcPr>
+            <w:tcW w:type="dxa" w:w="5046"/>
+            <w:shd w:val="clear" w:color="auto" w:fill="D9D9D9"/>
+          </w:tcPr>
+          <w:p>
+            <w:r/>
+            <w:r>
+              <w:rPr>
+                <w:rFonts w:ascii="Verdana" w:hAnsi="Verdana"/>
+                <w:b w:val="0"/>
+                <w:sz w:val="16"/>
+              </w:rPr>
+              <w:t>ПРИМЕЧАНИЕ</w:t>
             </w:r>
           </w:p>
         </w:tc>
@@ -108,7 +113,7 @@
             <w:r/>
             <w:r>
               <w:rPr>
-                <w:rFonts w:ascii="Arial" w:hAnsi="Arial"/>
+                <w:rFonts w:ascii="Verdana" w:hAnsi="Verdana"/>
                 <w:b w:val="0"/>
                 <w:sz w:val="16"/>
               </w:rPr>
@@ -124,7 +129,7 @@
             <w:r/>
             <w:r>
               <w:rPr>
-                <w:rFonts w:ascii="Arial" w:hAnsi="Arial"/>
+                <w:rFonts w:ascii="Verdana" w:hAnsi="Verdana"/>
                 <w:b w:val="0"/>
                 <w:sz w:val="16"/>
               </w:rPr>
@@ -140,7 +145,7 @@
             <w:r/>
             <w:r>
               <w:rPr>
-                <w:rFonts w:ascii="Arial" w:hAnsi="Arial"/>
+                <w:rFonts w:ascii="Verdana" w:hAnsi="Verdana"/>
                 <w:b w:val="0"/>
                 <w:sz w:val="16"/>
               </w:rPr>
@@ -157,7 +162,7 @@
             <w:r/>
             <w:r>
               <w:rPr>
-                <w:rFonts w:ascii="Arial" w:hAnsi="Arial"/>
+                <w:rFonts w:ascii="Verdana" w:hAnsi="Verdana"/>
                 <w:b w:val="0"/>
                 <w:sz w:val="16"/>
               </w:rPr>
@@ -173,7 +178,7 @@
             <w:r/>
             <w:r>
               <w:rPr>
-                <w:rFonts w:ascii="Arial" w:hAnsi="Arial"/>
+                <w:rFonts w:ascii="Verdana" w:hAnsi="Verdana"/>
                 <w:b w:val="0"/>
                 <w:sz w:val="16"/>
               </w:rPr>
@@ -189,7 +194,7 @@
             <w:r/>
             <w:r>
               <w:rPr>
-                <w:rFonts w:ascii="Arial" w:hAnsi="Arial"/>
+                <w:rFonts w:ascii="Verdana" w:hAnsi="Verdana"/>
                 <w:b w:val="0"/>
                 <w:sz w:val="16"/>
               </w:rPr>
@@ -206,7 +211,7 @@
             <w:r/>
             <w:r>
               <w:rPr>
-                <w:rFonts w:ascii="Arial" w:hAnsi="Arial"/>
+                <w:rFonts w:ascii="Verdana" w:hAnsi="Verdana"/>
                 <w:b w:val="0"/>
                 <w:sz w:val="16"/>
               </w:rPr>
@@ -222,7 +227,7 @@
             <w:r/>
             <w:r>
               <w:rPr>
-                <w:rFonts w:ascii="Arial" w:hAnsi="Arial"/>
+                <w:rFonts w:ascii="Verdana" w:hAnsi="Verdana"/>
                 <w:b w:val="0"/>
                 <w:sz w:val="16"/>
               </w:rPr>
@@ -238,7 +243,7 @@
             <w:r/>
             <w:r>
               <w:rPr>
-                <w:rFonts w:ascii="Arial" w:hAnsi="Arial"/>
+                <w:rFonts w:ascii="Verdana" w:hAnsi="Verdana"/>
                 <w:b w:val="0"/>
                 <w:sz w:val="16"/>
               </w:rPr>
@@ -255,7 +260,7 @@
             <w:r/>
             <w:r>
               <w:rPr>
-                <w:rFonts w:ascii="Arial" w:hAnsi="Arial"/>
+                <w:rFonts w:ascii="Verdana" w:hAnsi="Verdana"/>
                 <w:b w:val="0"/>
                 <w:sz w:val="16"/>
               </w:rPr>
@@ -271,7 +276,7 @@
             <w:r/>
             <w:r>
               <w:rPr>
-                <w:rFonts w:ascii="Arial" w:hAnsi="Arial"/>
+                <w:rFonts w:ascii="Verdana" w:hAnsi="Verdana"/>
                 <w:b w:val="0"/>
                 <w:sz w:val="16"/>
               </w:rPr>
@@ -287,7 +292,7 @@
             <w:r/>
             <w:r>
               <w:rPr>
-                <w:rFonts w:ascii="Arial" w:hAnsi="Arial"/>
+                <w:rFonts w:ascii="Verdana" w:hAnsi="Verdana"/>
                 <w:b w:val="0"/>
                 <w:sz w:val="16"/>
               </w:rPr>
@@ -304,7 +309,7 @@
             <w:r/>
             <w:r>
               <w:rPr>
-                <w:rFonts w:ascii="Arial" w:hAnsi="Arial"/>
+                <w:rFonts w:ascii="Verdana" w:hAnsi="Verdana"/>
                 <w:b w:val="0"/>
                 <w:sz w:val="16"/>
               </w:rPr>
@@ -320,7 +325,7 @@
             <w:r/>
             <w:r>
               <w:rPr>
-                <w:rFonts w:ascii="Arial" w:hAnsi="Arial"/>
+                <w:rFonts w:ascii="Verdana" w:hAnsi="Verdana"/>
                 <w:b w:val="0"/>
                 <w:sz w:val="16"/>
               </w:rPr>
@@ -336,7 +341,7 @@
             <w:r/>
             <w:r>
               <w:rPr>
-                <w:rFonts w:ascii="Arial" w:hAnsi="Arial"/>
+                <w:rFonts w:ascii="Verdana" w:hAnsi="Verdana"/>
                 <w:b w:val="0"/>
                 <w:sz w:val="16"/>
               </w:rPr>
@@ -353,7 +358,7 @@
             <w:r/>
             <w:r>
               <w:rPr>
-                <w:rFonts w:ascii="Arial" w:hAnsi="Arial"/>
+                <w:rFonts w:ascii="Verdana" w:hAnsi="Verdana"/>
                 <w:b w:val="0"/>
                 <w:sz w:val="16"/>
               </w:rPr>
@@ -369,7 +374,7 @@
             <w:r/>
             <w:r>
               <w:rPr>
-                <w:rFonts w:ascii="Arial" w:hAnsi="Arial"/>
+                <w:rFonts w:ascii="Verdana" w:hAnsi="Verdana"/>
                 <w:b w:val="0"/>
                 <w:sz w:val="16"/>
               </w:rPr>
@@ -385,7 +390,7 @@
             <w:r/>
             <w:r>
               <w:rPr>
-                <w:rFonts w:ascii="Arial" w:hAnsi="Arial"/>
+                <w:rFonts w:ascii="Verdana" w:hAnsi="Verdana"/>
                 <w:b w:val="0"/>
                 <w:sz w:val="16"/>
               </w:rPr>
@@ -402,7 +407,7 @@
             <w:r/>
             <w:r>
               <w:rPr>
-                <w:rFonts w:ascii="Arial" w:hAnsi="Arial"/>
+                <w:rFonts w:ascii="Verdana" w:hAnsi="Verdana"/>
                 <w:b w:val="0"/>
                 <w:sz w:val="16"/>
               </w:rPr>
@@ -418,7 +423,7 @@
             <w:r/>
             <w:r>
               <w:rPr>
-                <w:rFonts w:ascii="Arial" w:hAnsi="Arial"/>
+                <w:rFonts w:ascii="Verdana" w:hAnsi="Verdana"/>
                 <w:b w:val="0"/>
                 <w:sz w:val="16"/>
               </w:rPr>
@@ -434,7 +439,7 @@
             <w:r/>
             <w:r>
               <w:rPr>
-                <w:rFonts w:ascii="Arial" w:hAnsi="Arial"/>
+                <w:rFonts w:ascii="Verdana" w:hAnsi="Verdana"/>
                 <w:b w:val="0"/>
                 <w:sz w:val="16"/>
               </w:rPr>
@@ -451,7 +456,7 @@
             <w:r/>
             <w:r>
               <w:rPr>
-                <w:rFonts w:ascii="Arial" w:hAnsi="Arial"/>
+                <w:rFonts w:ascii="Verdana" w:hAnsi="Verdana"/>
                 <w:b w:val="0"/>
                 <w:sz w:val="16"/>
               </w:rPr>
@@ -467,7 +472,7 @@
             <w:r/>
             <w:r>
               <w:rPr>
-                <w:rFonts w:ascii="Arial" w:hAnsi="Arial"/>
+                <w:rFonts w:ascii="Verdana" w:hAnsi="Verdana"/>
                 <w:b w:val="0"/>
                 <w:sz w:val="16"/>
               </w:rPr>
@@ -483,7 +488,7 @@
             <w:r/>
             <w:r>
               <w:rPr>
-                <w:rFonts w:ascii="Arial" w:hAnsi="Arial"/>
+                <w:rFonts w:ascii="Verdana" w:hAnsi="Verdana"/>
                 <w:b w:val="0"/>
                 <w:sz w:val="16"/>
               </w:rPr>
@@ -500,7 +505,7 @@
             <w:r/>
             <w:r>
               <w:rPr>
-                <w:rFonts w:ascii="Arial" w:hAnsi="Arial"/>
+                <w:rFonts w:ascii="Verdana" w:hAnsi="Verdana"/>
                 <w:b w:val="0"/>
                 <w:sz w:val="16"/>
               </w:rPr>
@@ -516,7 +521,7 @@
             <w:r/>
             <w:r>
               <w:rPr>
-                <w:rFonts w:ascii="Arial" w:hAnsi="Arial"/>
+                <w:rFonts w:ascii="Verdana" w:hAnsi="Verdana"/>
                 <w:b w:val="0"/>
                 <w:sz w:val="16"/>
               </w:rPr>
@@ -532,7 +537,7 @@
             <w:r/>
             <w:r>
               <w:rPr>
-                <w:rFonts w:ascii="Arial" w:hAnsi="Arial"/>
+                <w:rFonts w:ascii="Verdana" w:hAnsi="Verdana"/>
                 <w:b w:val="0"/>
                 <w:sz w:val="16"/>
               </w:rPr>
@@ -549,7 +554,7 @@
             <w:r/>
             <w:r>
               <w:rPr>
-                <w:rFonts w:ascii="Arial" w:hAnsi="Arial"/>
+                <w:rFonts w:ascii="Verdana" w:hAnsi="Verdana"/>
                 <w:b w:val="0"/>
                 <w:sz w:val="16"/>
               </w:rPr>
@@ -565,7 +570,7 @@
             <w:r/>
             <w:r>
               <w:rPr>
-                <w:rFonts w:ascii="Arial" w:hAnsi="Arial"/>
+                <w:rFonts w:ascii="Verdana" w:hAnsi="Verdana"/>
                 <w:b w:val="0"/>
                 <w:sz w:val="16"/>
               </w:rPr>
@@ -581,7 +586,7 @@
             <w:r/>
             <w:r>
               <w:rPr>
-                <w:rFonts w:ascii="Arial" w:hAnsi="Arial"/>
+                <w:rFonts w:ascii="Verdana" w:hAnsi="Verdana"/>
                 <w:b w:val="0"/>
                 <w:sz w:val="16"/>
               </w:rPr>
@@ -598,7 +603,7 @@
             <w:r/>
             <w:r>
               <w:rPr>
-                <w:rFonts w:ascii="Arial" w:hAnsi="Arial"/>
+                <w:rFonts w:ascii="Verdana" w:hAnsi="Verdana"/>
                 <w:b w:val="0"/>
                 <w:sz w:val="16"/>
               </w:rPr>
@@ -614,7 +619,7 @@
             <w:r/>
             <w:r>
               <w:rPr>
-                <w:rFonts w:ascii="Arial" w:hAnsi="Arial"/>
+                <w:rFonts w:ascii="Verdana" w:hAnsi="Verdana"/>
                 <w:b w:val="0"/>
                 <w:sz w:val="16"/>
               </w:rPr>
@@ -630,7 +635,7 @@
             <w:r/>
             <w:r>
               <w:rPr>
-                <w:rFonts w:ascii="Arial" w:hAnsi="Arial"/>
+                <w:rFonts w:ascii="Verdana" w:hAnsi="Verdana"/>
                 <w:b w:val="0"/>
                 <w:sz w:val="16"/>
               </w:rPr>
@@ -647,7 +652,7 @@
             <w:r/>
             <w:r>
               <w:rPr>
-                <w:rFonts w:ascii="Arial" w:hAnsi="Arial"/>
+                <w:rFonts w:ascii="Verdana" w:hAnsi="Verdana"/>
                 <w:b w:val="0"/>
                 <w:sz w:val="16"/>
               </w:rPr>
@@ -663,7 +668,7 @@
             <w:r/>
             <w:r>
               <w:rPr>
-                <w:rFonts w:ascii="Arial" w:hAnsi="Arial"/>
+                <w:rFonts w:ascii="Verdana" w:hAnsi="Verdana"/>
                 <w:b w:val="0"/>
                 <w:sz w:val="16"/>
               </w:rPr>
@@ -679,7 +684,7 @@
             <w:r/>
             <w:r>
               <w:rPr>
-                <w:rFonts w:ascii="Arial" w:hAnsi="Arial"/>
+                <w:rFonts w:ascii="Verdana" w:hAnsi="Verdana"/>
                 <w:b w:val="0"/>
                 <w:sz w:val="16"/>
               </w:rPr>
@@ -692,7 +697,7 @@
     <w:p>
       <w:r>
         <w:rPr>
-          <w:rFonts w:ascii="Arial" w:hAnsi="Arial"/>
+          <w:rFonts w:ascii="Verdana" w:hAnsi="Verdana"/>
           <w:b/>
           <w:sz w:val="18"/>
         </w:rPr>
@@ -705,6 +710,20 @@
         <w:tblW w:type="auto" w:w="0"/>
         <w:jc w:val="center"/>
         <w:tblLook w:firstColumn="1" w:firstRow="1" w:lastColumn="0" w:lastRow="0" w:noHBand="0" w:noVBand="1" w:val="04A0"/>
+        <w:tblBorders>
+          <w:top w:val="single" w:sz="4" w:space="0" w:color="595959"/>
+          <w:left w:val="single" w:sz="4" w:space="0" w:color="595959"/>
+          <w:bottom w:val="single" w:sz="4" w:space="0" w:color="595959"/>
+          <w:right w:val="single" w:sz="4" w:space="0" w:color="595959"/>
+          <w:insideH w:val="single" w:sz="4" w:space="0" w:color="595959"/>
+          <w:insideV w:val="single" w:sz="4" w:space="0" w:color="595959"/>
+        </w:tblBorders>
+        <w:tblCellMar>
+          <w:top w:w="85" w:type="dxa"/>
+          <w:left w:w="85" w:type="dxa"/>
+          <w:bottom w:w="85" w:type="dxa"/>
+          <w:right w:w="85" w:type="dxa"/>
+        </w:tblCellMar>
       </w:tblPr>
       <w:tblGrid>
         <w:gridCol w:w="5046"/>
@@ -714,61 +733,52 @@
       <w:tr>
         <w:tc>
           <w:tcPr>
-            <w:tcW w:type="dxa" w:w="5046"/>
-            <w:shd w:val="clear" w:color="auto" w:fill="D9E2F3"/>
-          </w:tcPr>
-          <w:p>
-            <w:pPr>
-              <w:jc w:val="center"/>
-            </w:pPr>
-            <w:r/>
-            <w:r>
-              <w:rPr>
-                <w:rFonts w:ascii="Arial" w:hAnsi="Arial"/>
-                <w:b/>
-                <w:sz w:val="16"/>
-              </w:rPr>
-              <w:t>Code Figure</w:t>
-            </w:r>
-          </w:p>
-        </w:tc>
-        <w:tc>
-          <w:tcPr>
-            <w:tcW w:type="dxa" w:w="5046"/>
-            <w:shd w:val="clear" w:color="auto" w:fill="D9E2F3"/>
-          </w:tcPr>
-          <w:p>
-            <w:pPr>
-              <w:jc w:val="center"/>
-            </w:pPr>
-            <w:r/>
-            <w:r>
-              <w:rPr>
-                <w:rFonts w:ascii="Arial" w:hAnsi="Arial"/>
-                <w:b/>
-                <w:sz w:val="16"/>
-              </w:rPr>
-              <w:t>Entry Name</w:t>
-            </w:r>
-          </w:p>
-        </w:tc>
-        <w:tc>
-          <w:tcPr>
-            <w:tcW w:type="dxa" w:w="5046"/>
-            <w:shd w:val="clear" w:color="auto" w:fill="D9E2F3"/>
-          </w:tcPr>
-          <w:p>
-            <w:pPr>
-              <w:jc w:val="center"/>
-            </w:pPr>
-            <w:r/>
-            <w:r>
-              <w:rPr>
-                <w:rFonts w:ascii="Arial" w:hAnsi="Arial"/>
-                <w:b/>
-                <w:sz w:val="16"/>
-              </w:rPr>
-              <w:t>Note</w:t>
+            <w:tcW w:type="dxa" w:w="1134"/>
+            <w:shd w:val="clear" w:color="auto" w:fill="D9D9D9"/>
+          </w:tcPr>
+          <w:p>
+            <w:r/>
+            <w:r>
+              <w:rPr>
+                <w:rFonts w:ascii="Verdana" w:hAnsi="Verdana"/>
+                <w:b w:val="0"/>
+                <w:sz w:val="16"/>
+              </w:rPr>
+              <w:t>КОДОВАЯ ЦИФРА</w:t>
+            </w:r>
+          </w:p>
+        </w:tc>
+        <w:tc>
+          <w:tcPr>
+            <w:tcW w:type="dxa" w:w="5046"/>
+            <w:shd w:val="clear" w:color="auto" w:fill="D9D9D9"/>
+          </w:tcPr>
+          <w:p>
+            <w:r/>
+            <w:r>
+              <w:rPr>
+                <w:rFonts w:ascii="Verdana" w:hAnsi="Verdana"/>
+                <w:b w:val="0"/>
+                <w:sz w:val="16"/>
+              </w:rPr>
+              <w:t>ЗНАЧЕНИЕ</w:t>
+            </w:r>
+          </w:p>
+        </w:tc>
+        <w:tc>
+          <w:tcPr>
+            <w:tcW w:type="dxa" w:w="5046"/>
+            <w:shd w:val="clear" w:color="auto" w:fill="D9D9D9"/>
+          </w:tcPr>
+          <w:p>
+            <w:r/>
+            <w:r>
+              <w:rPr>
+                <w:rFonts w:ascii="Verdana" w:hAnsi="Verdana"/>
+                <w:b w:val="0"/>
+                <w:sz w:val="16"/>
+              </w:rPr>
+              <w:t>ПРИМЕЧАНИЕ</w:t>
             </w:r>
           </w:p>
         </w:tc>
@@ -782,7 +792,7 @@
             <w:r/>
             <w:r>
               <w:rPr>
-                <w:rFonts w:ascii="Arial" w:hAnsi="Arial"/>
+                <w:rFonts w:ascii="Verdana" w:hAnsi="Verdana"/>
                 <w:b w:val="0"/>
                 <w:sz w:val="16"/>
               </w:rPr>
@@ -798,7 +808,7 @@
             <w:r/>
             <w:r>
               <w:rPr>
-                <w:rFonts w:ascii="Arial" w:hAnsi="Arial"/>
+                <w:rFonts w:ascii="Verdana" w:hAnsi="Verdana"/>
                 <w:b w:val="0"/>
                 <w:sz w:val="16"/>
               </w:rPr>
@@ -814,7 +824,7 @@
             <w:r/>
             <w:r>
               <w:rPr>
-                <w:rFonts w:ascii="Arial" w:hAnsi="Arial"/>
+                <w:rFonts w:ascii="Verdana" w:hAnsi="Verdana"/>
                 <w:b w:val="0"/>
                 <w:sz w:val="16"/>
               </w:rPr>
@@ -831,7 +841,7 @@
             <w:r/>
             <w:r>
               <w:rPr>
-                <w:rFonts w:ascii="Arial" w:hAnsi="Arial"/>
+                <w:rFonts w:ascii="Verdana" w:hAnsi="Verdana"/>
                 <w:b w:val="0"/>
                 <w:sz w:val="16"/>
               </w:rPr>
@@ -847,7 +857,7 @@
             <w:r/>
             <w:r>
               <w:rPr>
-                <w:rFonts w:ascii="Arial" w:hAnsi="Arial"/>
+                <w:rFonts w:ascii="Verdana" w:hAnsi="Verdana"/>
                 <w:b w:val="0"/>
                 <w:sz w:val="16"/>
               </w:rPr>
@@ -863,7 +873,7 @@
             <w:r/>
             <w:r>
               <w:rPr>
-                <w:rFonts w:ascii="Arial" w:hAnsi="Arial"/>
+                <w:rFonts w:ascii="Verdana" w:hAnsi="Verdana"/>
                 <w:b w:val="0"/>
                 <w:sz w:val="16"/>
               </w:rPr>
@@ -880,7 +890,7 @@
             <w:r/>
             <w:r>
               <w:rPr>
-                <w:rFonts w:ascii="Arial" w:hAnsi="Arial"/>
+                <w:rFonts w:ascii="Verdana" w:hAnsi="Verdana"/>
                 <w:b w:val="0"/>
                 <w:sz w:val="16"/>
               </w:rPr>
@@ -896,7 +906,7 @@
             <w:r/>
             <w:r>
               <w:rPr>
-                <w:rFonts w:ascii="Arial" w:hAnsi="Arial"/>
+                <w:rFonts w:ascii="Verdana" w:hAnsi="Verdana"/>
                 <w:b w:val="0"/>
                 <w:sz w:val="16"/>
               </w:rPr>
@@ -912,7 +922,7 @@
             <w:r/>
             <w:r>
               <w:rPr>
-                <w:rFonts w:ascii="Arial" w:hAnsi="Arial"/>
+                <w:rFonts w:ascii="Verdana" w:hAnsi="Verdana"/>
                 <w:b w:val="0"/>
                 <w:sz w:val="16"/>
               </w:rPr>
@@ -929,7 +939,7 @@
             <w:r/>
             <w:r>
               <w:rPr>
-                <w:rFonts w:ascii="Arial" w:hAnsi="Arial"/>
+                <w:rFonts w:ascii="Verdana" w:hAnsi="Verdana"/>
                 <w:b w:val="0"/>
                 <w:sz w:val="16"/>
               </w:rPr>
@@ -945,7 +955,7 @@
             <w:r/>
             <w:r>
               <w:rPr>
-                <w:rFonts w:ascii="Arial" w:hAnsi="Arial"/>
+                <w:rFonts w:ascii="Verdana" w:hAnsi="Verdana"/>
                 <w:b w:val="0"/>
                 <w:sz w:val="16"/>
               </w:rPr>
@@ -961,7 +971,7 @@
             <w:r/>
             <w:r>
               <w:rPr>
-                <w:rFonts w:ascii="Arial" w:hAnsi="Arial"/>
+                <w:rFonts w:ascii="Verdana" w:hAnsi="Verdana"/>
                 <w:b w:val="0"/>
                 <w:sz w:val="16"/>
               </w:rPr>
@@ -978,7 +988,7 @@
             <w:r/>
             <w:r>
               <w:rPr>
-                <w:rFonts w:ascii="Arial" w:hAnsi="Arial"/>
+                <w:rFonts w:ascii="Verdana" w:hAnsi="Verdana"/>
                 <w:b w:val="0"/>
                 <w:sz w:val="16"/>
               </w:rPr>
@@ -994,7 +1004,7 @@
             <w:r/>
             <w:r>
               <w:rPr>
-                <w:rFonts w:ascii="Arial" w:hAnsi="Arial"/>
+                <w:rFonts w:ascii="Verdana" w:hAnsi="Verdana"/>
                 <w:b w:val="0"/>
                 <w:sz w:val="16"/>
               </w:rPr>
@@ -1010,7 +1020,7 @@
             <w:r/>
             <w:r>
               <w:rPr>
-                <w:rFonts w:ascii="Arial" w:hAnsi="Arial"/>
+                <w:rFonts w:ascii="Verdana" w:hAnsi="Verdana"/>
                 <w:b w:val="0"/>
                 <w:sz w:val="16"/>
               </w:rPr>
@@ -1027,7 +1037,7 @@
             <w:r/>
             <w:r>
               <w:rPr>
-                <w:rFonts w:ascii="Arial" w:hAnsi="Arial"/>
+                <w:rFonts w:ascii="Verdana" w:hAnsi="Verdana"/>
                 <w:b w:val="0"/>
                 <w:sz w:val="16"/>
               </w:rPr>
@@ -1043,7 +1053,7 @@
             <w:r/>
             <w:r>
               <w:rPr>
-                <w:rFonts w:ascii="Arial" w:hAnsi="Arial"/>
+                <w:rFonts w:ascii="Verdana" w:hAnsi="Verdana"/>
                 <w:b w:val="0"/>
                 <w:sz w:val="16"/>
               </w:rPr>
@@ -1059,7 +1069,7 @@
             <w:r/>
             <w:r>
               <w:rPr>
-                <w:rFonts w:ascii="Arial" w:hAnsi="Arial"/>
+                <w:rFonts w:ascii="Verdana" w:hAnsi="Verdana"/>
                 <w:b w:val="0"/>
                 <w:sz w:val="16"/>
               </w:rPr>
@@ -1076,7 +1086,7 @@
             <w:r/>
             <w:r>
               <w:rPr>
-                <w:rFonts w:ascii="Arial" w:hAnsi="Arial"/>
+                <w:rFonts w:ascii="Verdana" w:hAnsi="Verdana"/>
                 <w:b w:val="0"/>
                 <w:sz w:val="16"/>
               </w:rPr>
@@ -1092,7 +1102,7 @@
             <w:r/>
             <w:r>
               <w:rPr>
-                <w:rFonts w:ascii="Arial" w:hAnsi="Arial"/>
+                <w:rFonts w:ascii="Verdana" w:hAnsi="Verdana"/>
                 <w:b w:val="0"/>
                 <w:sz w:val="16"/>
               </w:rPr>
@@ -1108,7 +1118,7 @@
             <w:r/>
             <w:r>
               <w:rPr>
-                <w:rFonts w:ascii="Arial" w:hAnsi="Arial"/>
+                <w:rFonts w:ascii="Verdana" w:hAnsi="Verdana"/>
                 <w:b w:val="0"/>
                 <w:sz w:val="16"/>
               </w:rPr>
@@ -1125,7 +1135,7 @@
             <w:r/>
             <w:r>
               <w:rPr>
-                <w:rFonts w:ascii="Arial" w:hAnsi="Arial"/>
+                <w:rFonts w:ascii="Verdana" w:hAnsi="Verdana"/>
                 <w:b w:val="0"/>
                 <w:sz w:val="16"/>
               </w:rPr>
@@ -1141,7 +1151,7 @@
             <w:r/>
             <w:r>
               <w:rPr>
-                <w:rFonts w:ascii="Arial" w:hAnsi="Arial"/>
+                <w:rFonts w:ascii="Verdana" w:hAnsi="Verdana"/>
                 <w:b w:val="0"/>
                 <w:sz w:val="16"/>
               </w:rPr>
@@ -1157,7 +1167,7 @@
             <w:r/>
             <w:r>
               <w:rPr>
-                <w:rFonts w:ascii="Arial" w:hAnsi="Arial"/>
+                <w:rFonts w:ascii="Verdana" w:hAnsi="Verdana"/>
                 <w:b w:val="0"/>
                 <w:sz w:val="16"/>
               </w:rPr>
@@ -1174,7 +1184,7 @@
             <w:r/>
             <w:r>
               <w:rPr>
-                <w:rFonts w:ascii="Arial" w:hAnsi="Arial"/>
+                <w:rFonts w:ascii="Verdana" w:hAnsi="Verdana"/>
                 <w:b w:val="0"/>
                 <w:sz w:val="16"/>
               </w:rPr>
@@ -1190,7 +1200,7 @@
             <w:r/>
             <w:r>
               <w:rPr>
-                <w:rFonts w:ascii="Arial" w:hAnsi="Arial"/>
+                <w:rFonts w:ascii="Verdana" w:hAnsi="Verdana"/>
                 <w:b w:val="0"/>
                 <w:sz w:val="16"/>
               </w:rPr>
@@ -1206,7 +1216,7 @@
             <w:r/>
             <w:r>
               <w:rPr>
-                <w:rFonts w:ascii="Arial" w:hAnsi="Arial"/>
+                <w:rFonts w:ascii="Verdana" w:hAnsi="Verdana"/>
                 <w:b w:val="0"/>
                 <w:sz w:val="16"/>
               </w:rPr>
@@ -1223,7 +1233,7 @@
             <w:r/>
             <w:r>
               <w:rPr>
-                <w:rFonts w:ascii="Arial" w:hAnsi="Arial"/>
+                <w:rFonts w:ascii="Verdana" w:hAnsi="Verdana"/>
                 <w:b w:val="0"/>
                 <w:sz w:val="16"/>
               </w:rPr>
@@ -1239,7 +1249,7 @@
             <w:r/>
             <w:r>
               <w:rPr>
-                <w:rFonts w:ascii="Arial" w:hAnsi="Arial"/>
+                <w:rFonts w:ascii="Verdana" w:hAnsi="Verdana"/>
                 <w:b w:val="0"/>
                 <w:sz w:val="16"/>
               </w:rPr>
@@ -1255,7 +1265,7 @@
             <w:r/>
             <w:r>
               <w:rPr>
-                <w:rFonts w:ascii="Arial" w:hAnsi="Arial"/>
+                <w:rFonts w:ascii="Verdana" w:hAnsi="Verdana"/>
                 <w:b w:val="0"/>
                 <w:sz w:val="16"/>
               </w:rPr>
@@ -1272,7 +1282,7 @@
             <w:r/>
             <w:r>
               <w:rPr>
-                <w:rFonts w:ascii="Arial" w:hAnsi="Arial"/>
+                <w:rFonts w:ascii="Verdana" w:hAnsi="Verdana"/>
                 <w:b w:val="0"/>
                 <w:sz w:val="16"/>
               </w:rPr>
@@ -1288,7 +1298,7 @@
             <w:r/>
             <w:r>
               <w:rPr>
-                <w:rFonts w:ascii="Arial" w:hAnsi="Arial"/>
+                <w:rFonts w:ascii="Verdana" w:hAnsi="Verdana"/>
                 <w:b w:val="0"/>
                 <w:sz w:val="16"/>
               </w:rPr>
@@ -1304,7 +1314,7 @@
             <w:r/>
             <w:r>
               <w:rPr>
-                <w:rFonts w:ascii="Arial" w:hAnsi="Arial"/>
+                <w:rFonts w:ascii="Verdana" w:hAnsi="Verdana"/>
                 <w:b w:val="0"/>
                 <w:sz w:val="16"/>
               </w:rPr>
@@ -1321,7 +1331,7 @@
             <w:r/>
             <w:r>
               <w:rPr>
-                <w:rFonts w:ascii="Arial" w:hAnsi="Arial"/>
+                <w:rFonts w:ascii="Verdana" w:hAnsi="Verdana"/>
                 <w:b w:val="0"/>
                 <w:sz w:val="16"/>
               </w:rPr>
@@ -1337,7 +1347,7 @@
             <w:r/>
             <w:r>
               <w:rPr>
-                <w:rFonts w:ascii="Arial" w:hAnsi="Arial"/>
+                <w:rFonts w:ascii="Verdana" w:hAnsi="Verdana"/>
                 <w:b w:val="0"/>
                 <w:sz w:val="16"/>
               </w:rPr>
@@ -1353,7 +1363,7 @@
             <w:r/>
             <w:r>
               <w:rPr>
-                <w:rFonts w:ascii="Arial" w:hAnsi="Arial"/>
+                <w:rFonts w:ascii="Verdana" w:hAnsi="Verdana"/>
                 <w:b w:val="0"/>
                 <w:sz w:val="16"/>
               </w:rPr>
@@ -1370,7 +1380,7 @@
             <w:r/>
             <w:r>
               <w:rPr>
-                <w:rFonts w:ascii="Arial" w:hAnsi="Arial"/>
+                <w:rFonts w:ascii="Verdana" w:hAnsi="Verdana"/>
                 <w:b w:val="0"/>
                 <w:sz w:val="16"/>
               </w:rPr>
@@ -1386,7 +1396,7 @@
             <w:r/>
             <w:r>
               <w:rPr>
-                <w:rFonts w:ascii="Arial" w:hAnsi="Arial"/>
+                <w:rFonts w:ascii="Verdana" w:hAnsi="Verdana"/>
                 <w:b w:val="0"/>
                 <w:sz w:val="16"/>
               </w:rPr>
@@ -1402,7 +1412,7 @@
             <w:r/>
             <w:r>
               <w:rPr>
-                <w:rFonts w:ascii="Arial" w:hAnsi="Arial"/>
+                <w:rFonts w:ascii="Verdana" w:hAnsi="Verdana"/>
                 <w:b w:val="0"/>
                 <w:sz w:val="16"/>
               </w:rPr>
@@ -1415,7 +1425,7 @@
     <w:p>
       <w:r>
         <w:rPr>
-          <w:rFonts w:ascii="Arial" w:hAnsi="Arial"/>
+          <w:rFonts w:ascii="Verdana" w:hAnsi="Verdana"/>
           <w:b/>
           <w:sz w:val="18"/>
         </w:rPr>
@@ -1428,6 +1438,20 @@
         <w:tblW w:type="auto" w:w="0"/>
         <w:jc w:val="center"/>
         <w:tblLook w:firstColumn="1" w:firstRow="1" w:lastColumn="0" w:lastRow="0" w:noHBand="0" w:noVBand="1" w:val="04A0"/>
+        <w:tblBorders>
+          <w:top w:val="single" w:sz="4" w:space="0" w:color="595959"/>
+          <w:left w:val="single" w:sz="4" w:space="0" w:color="595959"/>
+          <w:bottom w:val="single" w:sz="4" w:space="0" w:color="595959"/>
+          <w:right w:val="single" w:sz="4" w:space="0" w:color="595959"/>
+          <w:insideH w:val="single" w:sz="4" w:space="0" w:color="595959"/>
+          <w:insideV w:val="single" w:sz="4" w:space="0" w:color="595959"/>
+        </w:tblBorders>
+        <w:tblCellMar>
+          <w:top w:w="85" w:type="dxa"/>
+          <w:left w:w="85" w:type="dxa"/>
+          <w:bottom w:w="85" w:type="dxa"/>
+          <w:right w:w="85" w:type="dxa"/>
+        </w:tblCellMar>
       </w:tblPr>
       <w:tblGrid>
         <w:gridCol w:w="5046"/>
@@ -1437,61 +1461,52 @@
       <w:tr>
         <w:tc>
           <w:tcPr>
-            <w:tcW w:type="dxa" w:w="5046"/>
-            <w:shd w:val="clear" w:color="auto" w:fill="D9E2F3"/>
-          </w:tcPr>
-          <w:p>
-            <w:pPr>
-              <w:jc w:val="center"/>
-            </w:pPr>
-            <w:r/>
-            <w:r>
-              <w:rPr>
-                <w:rFonts w:ascii="Arial" w:hAnsi="Arial"/>
-                <w:b/>
-                <w:sz w:val="16"/>
-              </w:rPr>
-              <w:t>Code Figure</w:t>
-            </w:r>
-          </w:p>
-        </w:tc>
-        <w:tc>
-          <w:tcPr>
-            <w:tcW w:type="dxa" w:w="5046"/>
-            <w:shd w:val="clear" w:color="auto" w:fill="D9E2F3"/>
-          </w:tcPr>
-          <w:p>
-            <w:pPr>
-              <w:jc w:val="center"/>
-            </w:pPr>
-            <w:r/>
-            <w:r>
-              <w:rPr>
-                <w:rFonts w:ascii="Arial" w:hAnsi="Arial"/>
-                <w:b/>
-                <w:sz w:val="16"/>
-              </w:rPr>
-              <w:t>Entry Name</w:t>
-            </w:r>
-          </w:p>
-        </w:tc>
-        <w:tc>
-          <w:tcPr>
-            <w:tcW w:type="dxa" w:w="5046"/>
-            <w:shd w:val="clear" w:color="auto" w:fill="D9E2F3"/>
-          </w:tcPr>
-          <w:p>
-            <w:pPr>
-              <w:jc w:val="center"/>
-            </w:pPr>
-            <w:r/>
-            <w:r>
-              <w:rPr>
-                <w:rFonts w:ascii="Arial" w:hAnsi="Arial"/>
-                <w:b/>
-                <w:sz w:val="16"/>
-              </w:rPr>
-              <w:t>Note</w:t>
+            <w:tcW w:type="dxa" w:w="1134"/>
+            <w:shd w:val="clear" w:color="auto" w:fill="D9D9D9"/>
+          </w:tcPr>
+          <w:p>
+            <w:r/>
+            <w:r>
+              <w:rPr>
+                <w:rFonts w:ascii="Verdana" w:hAnsi="Verdana"/>
+                <w:b w:val="0"/>
+                <w:sz w:val="16"/>
+              </w:rPr>
+              <w:t>КОДОВАЯ ЦИФРА</w:t>
+            </w:r>
+          </w:p>
+        </w:tc>
+        <w:tc>
+          <w:tcPr>
+            <w:tcW w:type="dxa" w:w="5046"/>
+            <w:shd w:val="clear" w:color="auto" w:fill="D9D9D9"/>
+          </w:tcPr>
+          <w:p>
+            <w:r/>
+            <w:r>
+              <w:rPr>
+                <w:rFonts w:ascii="Verdana" w:hAnsi="Verdana"/>
+                <w:b w:val="0"/>
+                <w:sz w:val="16"/>
+              </w:rPr>
+              <w:t>ЗНАЧЕНИЕ</w:t>
+            </w:r>
+          </w:p>
+        </w:tc>
+        <w:tc>
+          <w:tcPr>
+            <w:tcW w:type="dxa" w:w="5046"/>
+            <w:shd w:val="clear" w:color="auto" w:fill="D9D9D9"/>
+          </w:tcPr>
+          <w:p>
+            <w:r/>
+            <w:r>
+              <w:rPr>
+                <w:rFonts w:ascii="Verdana" w:hAnsi="Verdana"/>
+                <w:b w:val="0"/>
+                <w:sz w:val="16"/>
+              </w:rPr>
+              <w:t>ПРИМЕЧАНИЕ</w:t>
             </w:r>
           </w:p>
         </w:tc>
@@ -1505,7 +1520,7 @@
             <w:r/>
             <w:r>
               <w:rPr>
-                <w:rFonts w:ascii="Arial" w:hAnsi="Arial"/>
+                <w:rFonts w:ascii="Verdana" w:hAnsi="Verdana"/>
                 <w:b w:val="0"/>
                 <w:sz w:val="16"/>
               </w:rPr>
@@ -1521,7 +1536,7 @@
             <w:r/>
             <w:r>
               <w:rPr>
-                <w:rFonts w:ascii="Arial" w:hAnsi="Arial"/>
+                <w:rFonts w:ascii="Verdana" w:hAnsi="Verdana"/>
                 <w:b w:val="0"/>
                 <w:sz w:val="16"/>
               </w:rPr>
@@ -1537,7 +1552,7 @@
             <w:r/>
             <w:r>
               <w:rPr>
-                <w:rFonts w:ascii="Arial" w:hAnsi="Arial"/>
+                <w:rFonts w:ascii="Verdana" w:hAnsi="Verdana"/>
                 <w:b w:val="0"/>
                 <w:sz w:val="16"/>
               </w:rPr>
@@ -1554,7 +1569,7 @@
             <w:r/>
             <w:r>
               <w:rPr>
-                <w:rFonts w:ascii="Arial" w:hAnsi="Arial"/>
+                <w:rFonts w:ascii="Verdana" w:hAnsi="Verdana"/>
                 <w:b w:val="0"/>
                 <w:sz w:val="16"/>
               </w:rPr>
@@ -1570,7 +1585,7 @@
             <w:r/>
             <w:r>
               <w:rPr>
-                <w:rFonts w:ascii="Arial" w:hAnsi="Arial"/>
+                <w:rFonts w:ascii="Verdana" w:hAnsi="Verdana"/>
                 <w:b w:val="0"/>
                 <w:sz w:val="16"/>
               </w:rPr>
@@ -1586,7 +1601,7 @@
             <w:r/>
             <w:r>
               <w:rPr>
-                <w:rFonts w:ascii="Arial" w:hAnsi="Arial"/>
+                <w:rFonts w:ascii="Verdana" w:hAnsi="Verdana"/>
                 <w:b w:val="0"/>
                 <w:sz w:val="16"/>
               </w:rPr>
@@ -1603,7 +1618,7 @@
             <w:r/>
             <w:r>
               <w:rPr>
-                <w:rFonts w:ascii="Arial" w:hAnsi="Arial"/>
+                <w:rFonts w:ascii="Verdana" w:hAnsi="Verdana"/>
                 <w:b w:val="0"/>
                 <w:sz w:val="16"/>
               </w:rPr>
@@ -1619,7 +1634,7 @@
             <w:r/>
             <w:r>
               <w:rPr>
-                <w:rFonts w:ascii="Arial" w:hAnsi="Arial"/>
+                <w:rFonts w:ascii="Verdana" w:hAnsi="Verdana"/>
                 <w:b w:val="0"/>
                 <w:sz w:val="16"/>
               </w:rPr>
@@ -1635,7 +1650,7 @@
             <w:r/>
             <w:r>
               <w:rPr>
-                <w:rFonts w:ascii="Arial" w:hAnsi="Arial"/>
+                <w:rFonts w:ascii="Verdana" w:hAnsi="Verdana"/>
                 <w:b w:val="0"/>
                 <w:sz w:val="16"/>
               </w:rPr>
@@ -1652,7 +1667,7 @@
             <w:r/>
             <w:r>
               <w:rPr>
-                <w:rFonts w:ascii="Arial" w:hAnsi="Arial"/>
+                <w:rFonts w:ascii="Verdana" w:hAnsi="Verdana"/>
                 <w:b w:val="0"/>
                 <w:sz w:val="16"/>
               </w:rPr>
@@ -1668,7 +1683,7 @@
             <w:r/>
             <w:r>
               <w:rPr>
-                <w:rFonts w:ascii="Arial" w:hAnsi="Arial"/>
+                <w:rFonts w:ascii="Verdana" w:hAnsi="Verdana"/>
                 <w:b w:val="0"/>
                 <w:sz w:val="16"/>
               </w:rPr>
@@ -1684,7 +1699,7 @@
             <w:r/>
             <w:r>
               <w:rPr>
-                <w:rFonts w:ascii="Arial" w:hAnsi="Arial"/>
+                <w:rFonts w:ascii="Verdana" w:hAnsi="Verdana"/>
                 <w:b w:val="0"/>
                 <w:sz w:val="16"/>
               </w:rPr>
@@ -1701,7 +1716,7 @@
             <w:r/>
             <w:r>
               <w:rPr>
-                <w:rFonts w:ascii="Arial" w:hAnsi="Arial"/>
+                <w:rFonts w:ascii="Verdana" w:hAnsi="Verdana"/>
                 <w:b w:val="0"/>
                 <w:sz w:val="16"/>
               </w:rPr>
@@ -1717,7 +1732,7 @@
             <w:r/>
             <w:r>
               <w:rPr>
-                <w:rFonts w:ascii="Arial" w:hAnsi="Arial"/>
+                <w:rFonts w:ascii="Verdana" w:hAnsi="Verdana"/>
                 <w:b w:val="0"/>
                 <w:sz w:val="16"/>
               </w:rPr>
@@ -1733,7 +1748,7 @@
             <w:r/>
             <w:r>
               <w:rPr>
-                <w:rFonts w:ascii="Arial" w:hAnsi="Arial"/>
+                <w:rFonts w:ascii="Verdana" w:hAnsi="Verdana"/>
                 <w:b w:val="0"/>
                 <w:sz w:val="16"/>
               </w:rPr>
@@ -1750,7 +1765,7 @@
             <w:r/>
             <w:r>
               <w:rPr>
-                <w:rFonts w:ascii="Arial" w:hAnsi="Arial"/>
+                <w:rFonts w:ascii="Verdana" w:hAnsi="Verdana"/>
                 <w:b w:val="0"/>
                 <w:sz w:val="16"/>
               </w:rPr>
@@ -1766,7 +1781,7 @@
             <w:r/>
             <w:r>
               <w:rPr>
-                <w:rFonts w:ascii="Arial" w:hAnsi="Arial"/>
+                <w:rFonts w:ascii="Verdana" w:hAnsi="Verdana"/>
                 <w:b w:val="0"/>
                 <w:sz w:val="16"/>
               </w:rPr>
@@ -1782,7 +1797,7 @@
             <w:r/>
             <w:r>
               <w:rPr>
-                <w:rFonts w:ascii="Arial" w:hAnsi="Arial"/>
+                <w:rFonts w:ascii="Verdana" w:hAnsi="Verdana"/>
                 <w:b w:val="0"/>
                 <w:sz w:val="16"/>
               </w:rPr>
@@ -1799,7 +1814,7 @@
             <w:r/>
             <w:r>
               <w:rPr>
-                <w:rFonts w:ascii="Arial" w:hAnsi="Arial"/>
+                <w:rFonts w:ascii="Verdana" w:hAnsi="Verdana"/>
                 <w:b w:val="0"/>
                 <w:sz w:val="16"/>
               </w:rPr>
@@ -1815,7 +1830,7 @@
             <w:r/>
             <w:r>
               <w:rPr>
-                <w:rFonts w:ascii="Arial" w:hAnsi="Arial"/>
+                <w:rFonts w:ascii="Verdana" w:hAnsi="Verdana"/>
                 <w:b w:val="0"/>
                 <w:sz w:val="16"/>
               </w:rPr>
@@ -1831,7 +1846,7 @@
             <w:r/>
             <w:r>
               <w:rPr>
-                <w:rFonts w:ascii="Arial" w:hAnsi="Arial"/>
+                <w:rFonts w:ascii="Verdana" w:hAnsi="Verdana"/>
                 <w:b w:val="0"/>
                 <w:sz w:val="16"/>
               </w:rPr>
@@ -1848,7 +1863,7 @@
             <w:r/>
             <w:r>
               <w:rPr>
-                <w:rFonts w:ascii="Arial" w:hAnsi="Arial"/>
+                <w:rFonts w:ascii="Verdana" w:hAnsi="Verdana"/>
                 <w:b w:val="0"/>
                 <w:sz w:val="16"/>
               </w:rPr>
@@ -1864,7 +1879,7 @@
             <w:r/>
             <w:r>
               <w:rPr>
-                <w:rFonts w:ascii="Arial" w:hAnsi="Arial"/>
+                <w:rFonts w:ascii="Verdana" w:hAnsi="Verdana"/>
                 <w:b w:val="0"/>
                 <w:sz w:val="16"/>
               </w:rPr>
@@ -1880,7 +1895,7 @@
             <w:r/>
             <w:r>
               <w:rPr>
-                <w:rFonts w:ascii="Arial" w:hAnsi="Arial"/>
+                <w:rFonts w:ascii="Verdana" w:hAnsi="Verdana"/>
                 <w:b w:val="0"/>
                 <w:sz w:val="16"/>
               </w:rPr>
@@ -1893,7 +1908,7 @@
     <w:p>
       <w:r>
         <w:rPr>
-          <w:rFonts w:ascii="Arial" w:hAnsi="Arial"/>
+          <w:rFonts w:ascii="Verdana" w:hAnsi="Verdana"/>
           <w:b/>
           <w:sz w:val="18"/>
         </w:rPr>
@@ -1906,6 +1921,20 @@
         <w:tblW w:type="auto" w:w="0"/>
         <w:jc w:val="center"/>
         <w:tblLook w:firstColumn="1" w:firstRow="1" w:lastColumn="0" w:lastRow="0" w:noHBand="0" w:noVBand="1" w:val="04A0"/>
+        <w:tblBorders>
+          <w:top w:val="single" w:sz="4" w:space="0" w:color="595959"/>
+          <w:left w:val="single" w:sz="4" w:space="0" w:color="595959"/>
+          <w:bottom w:val="single" w:sz="4" w:space="0" w:color="595959"/>
+          <w:right w:val="single" w:sz="4" w:space="0" w:color="595959"/>
+          <w:insideH w:val="single" w:sz="4" w:space="0" w:color="595959"/>
+          <w:insideV w:val="single" w:sz="4" w:space="0" w:color="595959"/>
+        </w:tblBorders>
+        <w:tblCellMar>
+          <w:top w:w="85" w:type="dxa"/>
+          <w:left w:w="85" w:type="dxa"/>
+          <w:bottom w:w="85" w:type="dxa"/>
+          <w:right w:w="85" w:type="dxa"/>
+        </w:tblCellMar>
       </w:tblPr>
       <w:tblGrid>
         <w:gridCol w:w="5046"/>
@@ -1915,61 +1944,52 @@
       <w:tr>
         <w:tc>
           <w:tcPr>
-            <w:tcW w:type="dxa" w:w="5046"/>
-            <w:shd w:val="clear" w:color="auto" w:fill="D9E2F3"/>
-          </w:tcPr>
-          <w:p>
-            <w:pPr>
-              <w:jc w:val="center"/>
-            </w:pPr>
-            <w:r/>
-            <w:r>
-              <w:rPr>
-                <w:rFonts w:ascii="Arial" w:hAnsi="Arial"/>
-                <w:b/>
-                <w:sz w:val="16"/>
-              </w:rPr>
-              <w:t>Code Figure</w:t>
-            </w:r>
-          </w:p>
-        </w:tc>
-        <w:tc>
-          <w:tcPr>
-            <w:tcW w:type="dxa" w:w="5046"/>
-            <w:shd w:val="clear" w:color="auto" w:fill="D9E2F3"/>
-          </w:tcPr>
-          <w:p>
-            <w:pPr>
-              <w:jc w:val="center"/>
-            </w:pPr>
-            <w:r/>
-            <w:r>
-              <w:rPr>
-                <w:rFonts w:ascii="Arial" w:hAnsi="Arial"/>
-                <w:b/>
-                <w:sz w:val="16"/>
-              </w:rPr>
-              <w:t>Entry Name</w:t>
-            </w:r>
-          </w:p>
-        </w:tc>
-        <w:tc>
-          <w:tcPr>
-            <w:tcW w:type="dxa" w:w="5046"/>
-            <w:shd w:val="clear" w:color="auto" w:fill="D9E2F3"/>
-          </w:tcPr>
-          <w:p>
-            <w:pPr>
-              <w:jc w:val="center"/>
-            </w:pPr>
-            <w:r/>
-            <w:r>
-              <w:rPr>
-                <w:rFonts w:ascii="Arial" w:hAnsi="Arial"/>
-                <w:b/>
-                <w:sz w:val="16"/>
-              </w:rPr>
-              <w:t>Note</w:t>
+            <w:tcW w:type="dxa" w:w="1134"/>
+            <w:shd w:val="clear" w:color="auto" w:fill="D9D9D9"/>
+          </w:tcPr>
+          <w:p>
+            <w:r/>
+            <w:r>
+              <w:rPr>
+                <w:rFonts w:ascii="Verdana" w:hAnsi="Verdana"/>
+                <w:b w:val="0"/>
+                <w:sz w:val="16"/>
+              </w:rPr>
+              <w:t>КОДОВАЯ ЦИФРА</w:t>
+            </w:r>
+          </w:p>
+        </w:tc>
+        <w:tc>
+          <w:tcPr>
+            <w:tcW w:type="dxa" w:w="5046"/>
+            <w:shd w:val="clear" w:color="auto" w:fill="D9D9D9"/>
+          </w:tcPr>
+          <w:p>
+            <w:r/>
+            <w:r>
+              <w:rPr>
+                <w:rFonts w:ascii="Verdana" w:hAnsi="Verdana"/>
+                <w:b w:val="0"/>
+                <w:sz w:val="16"/>
+              </w:rPr>
+              <w:t>ЗНАЧЕНИЕ</w:t>
+            </w:r>
+          </w:p>
+        </w:tc>
+        <w:tc>
+          <w:tcPr>
+            <w:tcW w:type="dxa" w:w="5046"/>
+            <w:shd w:val="clear" w:color="auto" w:fill="D9D9D9"/>
+          </w:tcPr>
+          <w:p>
+            <w:r/>
+            <w:r>
+              <w:rPr>
+                <w:rFonts w:ascii="Verdana" w:hAnsi="Verdana"/>
+                <w:b w:val="0"/>
+                <w:sz w:val="16"/>
+              </w:rPr>
+              <w:t>ПРИМЕЧАНИЕ</w:t>
             </w:r>
           </w:p>
         </w:tc>
@@ -1983,7 +2003,7 @@
             <w:r/>
             <w:r>
               <w:rPr>
-                <w:rFonts w:ascii="Arial" w:hAnsi="Arial"/>
+                <w:rFonts w:ascii="Verdana" w:hAnsi="Verdana"/>
                 <w:b w:val="0"/>
                 <w:sz w:val="16"/>
               </w:rPr>
@@ -1999,7 +2019,7 @@
             <w:r/>
             <w:r>
               <w:rPr>
-                <w:rFonts w:ascii="Arial" w:hAnsi="Arial"/>
+                <w:rFonts w:ascii="Verdana" w:hAnsi="Verdana"/>
                 <w:b w:val="0"/>
                 <w:sz w:val="16"/>
               </w:rPr>
@@ -2015,7 +2035,7 @@
             <w:r/>
             <w:r>
               <w:rPr>
-                <w:rFonts w:ascii="Arial" w:hAnsi="Arial"/>
+                <w:rFonts w:ascii="Verdana" w:hAnsi="Verdana"/>
                 <w:b w:val="0"/>
                 <w:sz w:val="16"/>
               </w:rPr>
@@ -2032,7 +2052,7 @@
             <w:r/>
             <w:r>
               <w:rPr>
-                <w:rFonts w:ascii="Arial" w:hAnsi="Arial"/>
+                <w:rFonts w:ascii="Verdana" w:hAnsi="Verdana"/>
                 <w:b w:val="0"/>
                 <w:sz w:val="16"/>
               </w:rPr>
@@ -2048,7 +2068,7 @@
             <w:r/>
             <w:r>
               <w:rPr>
-                <w:rFonts w:ascii="Arial" w:hAnsi="Arial"/>
+                <w:rFonts w:ascii="Verdana" w:hAnsi="Verdana"/>
                 <w:b w:val="0"/>
                 <w:sz w:val="16"/>
               </w:rPr>
@@ -2064,7 +2084,7 @@
             <w:r/>
             <w:r>
               <w:rPr>
-                <w:rFonts w:ascii="Arial" w:hAnsi="Arial"/>
+                <w:rFonts w:ascii="Verdana" w:hAnsi="Verdana"/>
                 <w:b w:val="0"/>
                 <w:sz w:val="16"/>
               </w:rPr>
@@ -2081,7 +2101,7 @@
             <w:r/>
             <w:r>
               <w:rPr>
-                <w:rFonts w:ascii="Arial" w:hAnsi="Arial"/>
+                <w:rFonts w:ascii="Verdana" w:hAnsi="Verdana"/>
                 <w:b w:val="0"/>
                 <w:sz w:val="16"/>
               </w:rPr>
@@ -2097,7 +2117,7 @@
             <w:r/>
             <w:r>
               <w:rPr>
-                <w:rFonts w:ascii="Arial" w:hAnsi="Arial"/>
+                <w:rFonts w:ascii="Verdana" w:hAnsi="Verdana"/>
                 <w:b w:val="0"/>
                 <w:sz w:val="16"/>
               </w:rPr>
@@ -2113,7 +2133,7 @@
             <w:r/>
             <w:r>
               <w:rPr>
-                <w:rFonts w:ascii="Arial" w:hAnsi="Arial"/>
+                <w:rFonts w:ascii="Verdana" w:hAnsi="Verdana"/>
                 <w:b w:val="0"/>
                 <w:sz w:val="16"/>
               </w:rPr>
@@ -2130,7 +2150,7 @@
             <w:r/>
             <w:r>
               <w:rPr>
-                <w:rFonts w:ascii="Arial" w:hAnsi="Arial"/>
+                <w:rFonts w:ascii="Verdana" w:hAnsi="Verdana"/>
                 <w:b w:val="0"/>
                 <w:sz w:val="16"/>
               </w:rPr>
@@ -2146,7 +2166,7 @@
             <w:r/>
             <w:r>
               <w:rPr>
-                <w:rFonts w:ascii="Arial" w:hAnsi="Arial"/>
+                <w:rFonts w:ascii="Verdana" w:hAnsi="Verdana"/>
                 <w:b w:val="0"/>
                 <w:sz w:val="16"/>
               </w:rPr>
@@ -2162,7 +2182,7 @@
             <w:r/>
             <w:r>
               <w:rPr>
-                <w:rFonts w:ascii="Arial" w:hAnsi="Arial"/>
+                <w:rFonts w:ascii="Verdana" w:hAnsi="Verdana"/>
                 <w:b w:val="0"/>
                 <w:sz w:val="16"/>
               </w:rPr>
@@ -2179,7 +2199,7 @@
             <w:r/>
             <w:r>
               <w:rPr>
-                <w:rFonts w:ascii="Arial" w:hAnsi="Arial"/>
+                <w:rFonts w:ascii="Verdana" w:hAnsi="Verdana"/>
                 <w:b w:val="0"/>
                 <w:sz w:val="16"/>
               </w:rPr>
@@ -2195,7 +2215,7 @@
             <w:r/>
             <w:r>
               <w:rPr>
-                <w:rFonts w:ascii="Arial" w:hAnsi="Arial"/>
+                <w:rFonts w:ascii="Verdana" w:hAnsi="Verdana"/>
                 <w:b w:val="0"/>
                 <w:sz w:val="16"/>
               </w:rPr>
@@ -2211,7 +2231,7 @@
             <w:r/>
             <w:r>
               <w:rPr>
-                <w:rFonts w:ascii="Arial" w:hAnsi="Arial"/>
+                <w:rFonts w:ascii="Verdana" w:hAnsi="Verdana"/>
                 <w:b w:val="0"/>
                 <w:sz w:val="16"/>
               </w:rPr>
@@ -2228,7 +2248,7 @@
             <w:r/>
             <w:r>
               <w:rPr>
-                <w:rFonts w:ascii="Arial" w:hAnsi="Arial"/>
+                <w:rFonts w:ascii="Verdana" w:hAnsi="Verdana"/>
                 <w:b w:val="0"/>
                 <w:sz w:val="16"/>
               </w:rPr>
@@ -2244,7 +2264,7 @@
             <w:r/>
             <w:r>
               <w:rPr>
-                <w:rFonts w:ascii="Arial" w:hAnsi="Arial"/>
+                <w:rFonts w:ascii="Verdana" w:hAnsi="Verdana"/>
                 <w:b w:val="0"/>
                 <w:sz w:val="16"/>
               </w:rPr>
@@ -2260,7 +2280,7 @@
             <w:r/>
             <w:r>
               <w:rPr>
-                <w:rFonts w:ascii="Arial" w:hAnsi="Arial"/>
+                <w:rFonts w:ascii="Verdana" w:hAnsi="Verdana"/>
                 <w:b w:val="0"/>
                 <w:sz w:val="16"/>
               </w:rPr>
@@ -2277,7 +2297,7 @@
             <w:r/>
             <w:r>
               <w:rPr>
-                <w:rFonts w:ascii="Arial" w:hAnsi="Arial"/>
+                <w:rFonts w:ascii="Verdana" w:hAnsi="Verdana"/>
                 <w:b w:val="0"/>
                 <w:sz w:val="16"/>
               </w:rPr>
@@ -2293,7 +2313,7 @@
             <w:r/>
             <w:r>
               <w:rPr>
-                <w:rFonts w:ascii="Arial" w:hAnsi="Arial"/>
+                <w:rFonts w:ascii="Verdana" w:hAnsi="Verdana"/>
                 <w:b w:val="0"/>
                 <w:sz w:val="16"/>
               </w:rPr>
@@ -2309,7 +2329,7 @@
             <w:r/>
             <w:r>
               <w:rPr>
-                <w:rFonts w:ascii="Arial" w:hAnsi="Arial"/>
+                <w:rFonts w:ascii="Verdana" w:hAnsi="Verdana"/>
                 <w:b w:val="0"/>
                 <w:sz w:val="16"/>
               </w:rPr>
@@ -2326,7 +2346,7 @@
             <w:r/>
             <w:r>
               <w:rPr>
-                <w:rFonts w:ascii="Arial" w:hAnsi="Arial"/>
+                <w:rFonts w:ascii="Verdana" w:hAnsi="Verdana"/>
                 <w:b w:val="0"/>
                 <w:sz w:val="16"/>
               </w:rPr>
@@ -2342,7 +2362,7 @@
             <w:r/>
             <w:r>
               <w:rPr>
-                <w:rFonts w:ascii="Arial" w:hAnsi="Arial"/>
+                <w:rFonts w:ascii="Verdana" w:hAnsi="Verdana"/>
                 <w:b w:val="0"/>
                 <w:sz w:val="16"/>
               </w:rPr>
@@ -2358,7 +2378,7 @@
             <w:r/>
             <w:r>
               <w:rPr>
-                <w:rFonts w:ascii="Arial" w:hAnsi="Arial"/>
+                <w:rFonts w:ascii="Verdana" w:hAnsi="Verdana"/>
                 <w:b w:val="0"/>
                 <w:sz w:val="16"/>
               </w:rPr>
@@ -2375,7 +2395,7 @@
             <w:r/>
             <w:r>
               <w:rPr>
-                <w:rFonts w:ascii="Arial" w:hAnsi="Arial"/>
+                <w:rFonts w:ascii="Verdana" w:hAnsi="Verdana"/>
                 <w:b w:val="0"/>
                 <w:sz w:val="16"/>
               </w:rPr>
@@ -2391,7 +2411,7 @@
             <w:r/>
             <w:r>
               <w:rPr>
-                <w:rFonts w:ascii="Arial" w:hAnsi="Arial"/>
+                <w:rFonts w:ascii="Verdana" w:hAnsi="Verdana"/>
                 <w:b w:val="0"/>
                 <w:sz w:val="16"/>
               </w:rPr>
@@ -2407,7 +2427,7 @@
             <w:r/>
             <w:r>
               <w:rPr>
-                <w:rFonts w:ascii="Arial" w:hAnsi="Arial"/>
+                <w:rFonts w:ascii="Verdana" w:hAnsi="Verdana"/>
                 <w:b w:val="0"/>
                 <w:sz w:val="16"/>
               </w:rPr>
@@ -2424,7 +2444,7 @@
             <w:r/>
             <w:r>
               <w:rPr>
-                <w:rFonts w:ascii="Arial" w:hAnsi="Arial"/>
+                <w:rFonts w:ascii="Verdana" w:hAnsi="Verdana"/>
                 <w:b w:val="0"/>
                 <w:sz w:val="16"/>
               </w:rPr>
@@ -2440,7 +2460,7 @@
             <w:r/>
             <w:r>
               <w:rPr>
-                <w:rFonts w:ascii="Arial" w:hAnsi="Arial"/>
+                <w:rFonts w:ascii="Verdana" w:hAnsi="Verdana"/>
                 <w:b w:val="0"/>
                 <w:sz w:val="16"/>
               </w:rPr>
@@ -2456,7 +2476,7 @@
             <w:r/>
             <w:r>
               <w:rPr>
-                <w:rFonts w:ascii="Arial" w:hAnsi="Arial"/>
+                <w:rFonts w:ascii="Verdana" w:hAnsi="Verdana"/>
                 <w:b w:val="0"/>
                 <w:sz w:val="16"/>
               </w:rPr>
@@ -2469,7 +2489,7 @@
     <w:p>
       <w:r>
         <w:rPr>
-          <w:rFonts w:ascii="Arial" w:hAnsi="Arial"/>
+          <w:rFonts w:ascii="Verdana" w:hAnsi="Verdana"/>
           <w:b/>
           <w:sz w:val="18"/>
         </w:rPr>
@@ -2482,6 +2502,20 @@
         <w:tblW w:type="auto" w:w="0"/>
         <w:jc w:val="center"/>
         <w:tblLook w:firstColumn="1" w:firstRow="1" w:lastColumn="0" w:lastRow="0" w:noHBand="0" w:noVBand="1" w:val="04A0"/>
+        <w:tblBorders>
+          <w:top w:val="single" w:sz="4" w:space="0" w:color="595959"/>
+          <w:left w:val="single" w:sz="4" w:space="0" w:color="595959"/>
+          <w:bottom w:val="single" w:sz="4" w:space="0" w:color="595959"/>
+          <w:right w:val="single" w:sz="4" w:space="0" w:color="595959"/>
+          <w:insideH w:val="single" w:sz="4" w:space="0" w:color="595959"/>
+          <w:insideV w:val="single" w:sz="4" w:space="0" w:color="595959"/>
+        </w:tblBorders>
+        <w:tblCellMar>
+          <w:top w:w="85" w:type="dxa"/>
+          <w:left w:w="85" w:type="dxa"/>
+          <w:bottom w:w="85" w:type="dxa"/>
+          <w:right w:w="85" w:type="dxa"/>
+        </w:tblCellMar>
       </w:tblPr>
       <w:tblGrid>
         <w:gridCol w:w="5046"/>
@@ -2491,61 +2525,52 @@
       <w:tr>
         <w:tc>
           <w:tcPr>
-            <w:tcW w:type="dxa" w:w="5046"/>
-            <w:shd w:val="clear" w:color="auto" w:fill="D9E2F3"/>
-          </w:tcPr>
-          <w:p>
-            <w:pPr>
-              <w:jc w:val="center"/>
-            </w:pPr>
-            <w:r/>
-            <w:r>
-              <w:rPr>
-                <w:rFonts w:ascii="Arial" w:hAnsi="Arial"/>
-                <w:b/>
-                <w:sz w:val="16"/>
-              </w:rPr>
-              <w:t>Code Figure</w:t>
-            </w:r>
-          </w:p>
-        </w:tc>
-        <w:tc>
-          <w:tcPr>
-            <w:tcW w:type="dxa" w:w="5046"/>
-            <w:shd w:val="clear" w:color="auto" w:fill="D9E2F3"/>
-          </w:tcPr>
-          <w:p>
-            <w:pPr>
-              <w:jc w:val="center"/>
-            </w:pPr>
-            <w:r/>
-            <w:r>
-              <w:rPr>
-                <w:rFonts w:ascii="Arial" w:hAnsi="Arial"/>
-                <w:b/>
-                <w:sz w:val="16"/>
-              </w:rPr>
-              <w:t>Entry Name</w:t>
-            </w:r>
-          </w:p>
-        </w:tc>
-        <w:tc>
-          <w:tcPr>
-            <w:tcW w:type="dxa" w:w="5046"/>
-            <w:shd w:val="clear" w:color="auto" w:fill="D9E2F3"/>
-          </w:tcPr>
-          <w:p>
-            <w:pPr>
-              <w:jc w:val="center"/>
-            </w:pPr>
-            <w:r/>
-            <w:r>
-              <w:rPr>
-                <w:rFonts w:ascii="Arial" w:hAnsi="Arial"/>
-                <w:b/>
-                <w:sz w:val="16"/>
-              </w:rPr>
-              <w:t>Note</w:t>
+            <w:tcW w:type="dxa" w:w="1134"/>
+            <w:shd w:val="clear" w:color="auto" w:fill="D9D9D9"/>
+          </w:tcPr>
+          <w:p>
+            <w:r/>
+            <w:r>
+              <w:rPr>
+                <w:rFonts w:ascii="Verdana" w:hAnsi="Verdana"/>
+                <w:b w:val="0"/>
+                <w:sz w:val="16"/>
+              </w:rPr>
+              <w:t>КОДОВАЯ ЦИФРА</w:t>
+            </w:r>
+          </w:p>
+        </w:tc>
+        <w:tc>
+          <w:tcPr>
+            <w:tcW w:type="dxa" w:w="5046"/>
+            <w:shd w:val="clear" w:color="auto" w:fill="D9D9D9"/>
+          </w:tcPr>
+          <w:p>
+            <w:r/>
+            <w:r>
+              <w:rPr>
+                <w:rFonts w:ascii="Verdana" w:hAnsi="Verdana"/>
+                <w:b w:val="0"/>
+                <w:sz w:val="16"/>
+              </w:rPr>
+              <w:t>ЗНАЧЕНИЕ</w:t>
+            </w:r>
+          </w:p>
+        </w:tc>
+        <w:tc>
+          <w:tcPr>
+            <w:tcW w:type="dxa" w:w="5046"/>
+            <w:shd w:val="clear" w:color="auto" w:fill="D9D9D9"/>
+          </w:tcPr>
+          <w:p>
+            <w:r/>
+            <w:r>
+              <w:rPr>
+                <w:rFonts w:ascii="Verdana" w:hAnsi="Verdana"/>
+                <w:b w:val="0"/>
+                <w:sz w:val="16"/>
+              </w:rPr>
+              <w:t>ПРИМЕЧАНИЕ</w:t>
             </w:r>
           </w:p>
         </w:tc>
@@ -2559,7 +2584,7 @@
             <w:r/>
             <w:r>
               <w:rPr>
-                <w:rFonts w:ascii="Arial" w:hAnsi="Arial"/>
+                <w:rFonts w:ascii="Verdana" w:hAnsi="Verdana"/>
                 <w:b w:val="0"/>
                 <w:sz w:val="16"/>
               </w:rPr>
@@ -2575,7 +2600,7 @@
             <w:r/>
             <w:r>
               <w:rPr>
-                <w:rFonts w:ascii="Arial" w:hAnsi="Arial"/>
+                <w:rFonts w:ascii="Verdana" w:hAnsi="Verdana"/>
                 <w:b w:val="0"/>
                 <w:sz w:val="16"/>
               </w:rPr>
@@ -2591,7 +2616,7 @@
             <w:r/>
             <w:r>
               <w:rPr>
-                <w:rFonts w:ascii="Arial" w:hAnsi="Arial"/>
+                <w:rFonts w:ascii="Verdana" w:hAnsi="Verdana"/>
                 <w:b w:val="0"/>
                 <w:sz w:val="16"/>
               </w:rPr>
@@ -2608,7 +2633,7 @@
             <w:r/>
             <w:r>
               <w:rPr>
-                <w:rFonts w:ascii="Arial" w:hAnsi="Arial"/>
+                <w:rFonts w:ascii="Verdana" w:hAnsi="Verdana"/>
                 <w:b w:val="0"/>
                 <w:sz w:val="16"/>
               </w:rPr>
@@ -2624,7 +2649,7 @@
             <w:r/>
             <w:r>
               <w:rPr>
-                <w:rFonts w:ascii="Arial" w:hAnsi="Arial"/>
+                <w:rFonts w:ascii="Verdana" w:hAnsi="Verdana"/>
                 <w:b w:val="0"/>
                 <w:sz w:val="16"/>
               </w:rPr>
@@ -2640,7 +2665,7 @@
             <w:r/>
             <w:r>
               <w:rPr>
-                <w:rFonts w:ascii="Arial" w:hAnsi="Arial"/>
+                <w:rFonts w:ascii="Verdana" w:hAnsi="Verdana"/>
                 <w:b w:val="0"/>
                 <w:sz w:val="16"/>
               </w:rPr>
@@ -2657,7 +2682,7 @@
             <w:r/>
             <w:r>
               <w:rPr>
-                <w:rFonts w:ascii="Arial" w:hAnsi="Arial"/>
+                <w:rFonts w:ascii="Verdana" w:hAnsi="Verdana"/>
                 <w:b w:val="0"/>
                 <w:sz w:val="16"/>
               </w:rPr>
@@ -2673,7 +2698,7 @@
             <w:r/>
             <w:r>
               <w:rPr>
-                <w:rFonts w:ascii="Arial" w:hAnsi="Arial"/>
+                <w:rFonts w:ascii="Verdana" w:hAnsi="Verdana"/>
                 <w:b w:val="0"/>
                 <w:sz w:val="16"/>
               </w:rPr>
@@ -2689,7 +2714,7 @@
             <w:r/>
             <w:r>
               <w:rPr>
-                <w:rFonts w:ascii="Arial" w:hAnsi="Arial"/>
+                <w:rFonts w:ascii="Verdana" w:hAnsi="Verdana"/>
                 <w:b w:val="0"/>
                 <w:sz w:val="16"/>
               </w:rPr>
@@ -2706,7 +2731,7 @@
             <w:r/>
             <w:r>
               <w:rPr>
-                <w:rFonts w:ascii="Arial" w:hAnsi="Arial"/>
+                <w:rFonts w:ascii="Verdana" w:hAnsi="Verdana"/>
                 <w:b w:val="0"/>
                 <w:sz w:val="16"/>
               </w:rPr>
@@ -2722,7 +2747,7 @@
             <w:r/>
             <w:r>
               <w:rPr>
-                <w:rFonts w:ascii="Arial" w:hAnsi="Arial"/>
+                <w:rFonts w:ascii="Verdana" w:hAnsi="Verdana"/>
                 <w:b w:val="0"/>
                 <w:sz w:val="16"/>
               </w:rPr>
@@ -2738,7 +2763,7 @@
             <w:r/>
             <w:r>
               <w:rPr>
-                <w:rFonts w:ascii="Arial" w:hAnsi="Arial"/>
+                <w:rFonts w:ascii="Verdana" w:hAnsi="Verdana"/>
                 <w:b w:val="0"/>
                 <w:sz w:val="16"/>
               </w:rPr>
@@ -2755,7 +2780,7 @@
             <w:r/>
             <w:r>
               <w:rPr>
-                <w:rFonts w:ascii="Arial" w:hAnsi="Arial"/>
+                <w:rFonts w:ascii="Verdana" w:hAnsi="Verdana"/>
                 <w:b w:val="0"/>
                 <w:sz w:val="16"/>
               </w:rPr>
@@ -2771,7 +2796,7 @@
             <w:r/>
             <w:r>
               <w:rPr>
-                <w:rFonts w:ascii="Arial" w:hAnsi="Arial"/>
+                <w:rFonts w:ascii="Verdana" w:hAnsi="Verdana"/>
                 <w:b w:val="0"/>
                 <w:sz w:val="16"/>
               </w:rPr>
@@ -2787,7 +2812,7 @@
             <w:r/>
             <w:r>
               <w:rPr>
-                <w:rFonts w:ascii="Arial" w:hAnsi="Arial"/>
+                <w:rFonts w:ascii="Verdana" w:hAnsi="Verdana"/>
                 <w:b w:val="0"/>
                 <w:sz w:val="16"/>
               </w:rPr>
@@ -2804,7 +2829,7 @@
             <w:r/>
             <w:r>
               <w:rPr>
-                <w:rFonts w:ascii="Arial" w:hAnsi="Arial"/>
+                <w:rFonts w:ascii="Verdana" w:hAnsi="Verdana"/>
                 <w:b w:val="0"/>
                 <w:sz w:val="16"/>
               </w:rPr>
@@ -2820,7 +2845,7 @@
             <w:r/>
             <w:r>
               <w:rPr>
-                <w:rFonts w:ascii="Arial" w:hAnsi="Arial"/>
+                <w:rFonts w:ascii="Verdana" w:hAnsi="Verdana"/>
                 <w:b w:val="0"/>
                 <w:sz w:val="16"/>
               </w:rPr>
@@ -2836,7 +2861,7 @@
             <w:r/>
             <w:r>
               <w:rPr>
-                <w:rFonts w:ascii="Arial" w:hAnsi="Arial"/>
+                <w:rFonts w:ascii="Verdana" w:hAnsi="Verdana"/>
                 <w:b w:val="0"/>
                 <w:sz w:val="16"/>
               </w:rPr>
@@ -2853,7 +2878,7 @@
             <w:r/>
             <w:r>
               <w:rPr>
-                <w:rFonts w:ascii="Arial" w:hAnsi="Arial"/>
+                <w:rFonts w:ascii="Verdana" w:hAnsi="Verdana"/>
                 <w:b w:val="0"/>
                 <w:sz w:val="16"/>
               </w:rPr>
@@ -2869,7 +2894,7 @@
             <w:r/>
             <w:r>
               <w:rPr>
-                <w:rFonts w:ascii="Arial" w:hAnsi="Arial"/>
+                <w:rFonts w:ascii="Verdana" w:hAnsi="Verdana"/>
                 <w:b w:val="0"/>
                 <w:sz w:val="16"/>
               </w:rPr>
@@ -2885,7 +2910,7 @@
             <w:r/>
             <w:r>
               <w:rPr>
-                <w:rFonts w:ascii="Arial" w:hAnsi="Arial"/>
+                <w:rFonts w:ascii="Verdana" w:hAnsi="Verdana"/>
                 <w:b w:val="0"/>
                 <w:sz w:val="16"/>
               </w:rPr>
@@ -2902,7 +2927,7 @@
             <w:r/>
             <w:r>
               <w:rPr>
-                <w:rFonts w:ascii="Arial" w:hAnsi="Arial"/>
+                <w:rFonts w:ascii="Verdana" w:hAnsi="Verdana"/>
                 <w:b w:val="0"/>
                 <w:sz w:val="16"/>
               </w:rPr>
@@ -2918,7 +2943,7 @@
             <w:r/>
             <w:r>
               <w:rPr>
-                <w:rFonts w:ascii="Arial" w:hAnsi="Arial"/>
+                <w:rFonts w:ascii="Verdana" w:hAnsi="Verdana"/>
                 <w:b w:val="0"/>
                 <w:sz w:val="16"/>
               </w:rPr>
@@ -2934,7 +2959,7 @@
             <w:r/>
             <w:r>
               <w:rPr>
-                <w:rFonts w:ascii="Arial" w:hAnsi="Arial"/>
+                <w:rFonts w:ascii="Verdana" w:hAnsi="Verdana"/>
                 <w:b w:val="0"/>
                 <w:sz w:val="16"/>
               </w:rPr>
@@ -2951,7 +2976,7 @@
             <w:r/>
             <w:r>
               <w:rPr>
-                <w:rFonts w:ascii="Arial" w:hAnsi="Arial"/>
+                <w:rFonts w:ascii="Verdana" w:hAnsi="Verdana"/>
                 <w:b w:val="0"/>
                 <w:sz w:val="16"/>
               </w:rPr>
@@ -2967,7 +2992,7 @@
             <w:r/>
             <w:r>
               <w:rPr>
-                <w:rFonts w:ascii="Arial" w:hAnsi="Arial"/>
+                <w:rFonts w:ascii="Verdana" w:hAnsi="Verdana"/>
                 <w:b w:val="0"/>
                 <w:sz w:val="16"/>
               </w:rPr>
@@ -2983,7 +3008,7 @@
             <w:r/>
             <w:r>
               <w:rPr>
-                <w:rFonts w:ascii="Arial" w:hAnsi="Arial"/>
+                <w:rFonts w:ascii="Verdana" w:hAnsi="Verdana"/>
                 <w:b w:val="0"/>
                 <w:sz w:val="16"/>
               </w:rPr>
@@ -3000,7 +3025,7 @@
             <w:r/>
             <w:r>
               <w:rPr>
-                <w:rFonts w:ascii="Arial" w:hAnsi="Arial"/>
+                <w:rFonts w:ascii="Verdana" w:hAnsi="Verdana"/>
                 <w:b w:val="0"/>
                 <w:sz w:val="16"/>
               </w:rPr>
@@ -3016,7 +3041,7 @@
             <w:r/>
             <w:r>
               <w:rPr>
-                <w:rFonts w:ascii="Arial" w:hAnsi="Arial"/>
+                <w:rFonts w:ascii="Verdana" w:hAnsi="Verdana"/>
                 <w:b w:val="0"/>
                 <w:sz w:val="16"/>
               </w:rPr>
@@ -3032,7 +3057,7 @@
             <w:r/>
             <w:r>
               <w:rPr>
-                <w:rFonts w:ascii="Arial" w:hAnsi="Arial"/>
+                <w:rFonts w:ascii="Verdana" w:hAnsi="Verdana"/>
                 <w:b w:val="0"/>
                 <w:sz w:val="16"/>
               </w:rPr>
@@ -3049,7 +3074,7 @@
             <w:r/>
             <w:r>
               <w:rPr>
-                <w:rFonts w:ascii="Arial" w:hAnsi="Arial"/>
+                <w:rFonts w:ascii="Verdana" w:hAnsi="Verdana"/>
                 <w:b w:val="0"/>
                 <w:sz w:val="16"/>
               </w:rPr>
@@ -3065,7 +3090,7 @@
             <w:r/>
             <w:r>
               <w:rPr>
-                <w:rFonts w:ascii="Arial" w:hAnsi="Arial"/>
+                <w:rFonts w:ascii="Verdana" w:hAnsi="Verdana"/>
                 <w:b w:val="0"/>
                 <w:sz w:val="16"/>
               </w:rPr>
@@ -3081,7 +3106,7 @@
             <w:r/>
             <w:r>
               <w:rPr>
-                <w:rFonts w:ascii="Arial" w:hAnsi="Arial"/>
+                <w:rFonts w:ascii="Verdana" w:hAnsi="Verdana"/>
                 <w:b w:val="0"/>
                 <w:sz w:val="16"/>
               </w:rPr>
@@ -3098,7 +3123,7 @@
             <w:r/>
             <w:r>
               <w:rPr>
-                <w:rFonts w:ascii="Arial" w:hAnsi="Arial"/>
+                <w:rFonts w:ascii="Verdana" w:hAnsi="Verdana"/>
                 <w:b w:val="0"/>
                 <w:sz w:val="16"/>
               </w:rPr>
@@ -3114,7 +3139,7 @@
             <w:r/>
             <w:r>
               <w:rPr>
-                <w:rFonts w:ascii="Arial" w:hAnsi="Arial"/>
+                <w:rFonts w:ascii="Verdana" w:hAnsi="Verdana"/>
                 <w:b w:val="0"/>
                 <w:sz w:val="16"/>
               </w:rPr>
@@ -3130,7 +3155,7 @@
             <w:r/>
             <w:r>
               <w:rPr>
-                <w:rFonts w:ascii="Arial" w:hAnsi="Arial"/>
+                <w:rFonts w:ascii="Verdana" w:hAnsi="Verdana"/>
                 <w:b w:val="0"/>
                 <w:sz w:val="16"/>
               </w:rPr>
@@ -3147,7 +3172,7 @@
             <w:r/>
             <w:r>
               <w:rPr>
-                <w:rFonts w:ascii="Arial" w:hAnsi="Arial"/>
+                <w:rFonts w:ascii="Verdana" w:hAnsi="Verdana"/>
                 <w:b w:val="0"/>
                 <w:sz w:val="16"/>
               </w:rPr>
@@ -3163,7 +3188,7 @@
             <w:r/>
             <w:r>
               <w:rPr>
-                <w:rFonts w:ascii="Arial" w:hAnsi="Arial"/>
+                <w:rFonts w:ascii="Verdana" w:hAnsi="Verdana"/>
                 <w:b w:val="0"/>
                 <w:sz w:val="16"/>
               </w:rPr>
@@ -3179,7 +3204,7 @@
             <w:r/>
             <w:r>
               <w:rPr>
-                <w:rFonts w:ascii="Arial" w:hAnsi="Arial"/>
+                <w:rFonts w:ascii="Verdana" w:hAnsi="Verdana"/>
                 <w:b w:val="0"/>
                 <w:sz w:val="16"/>
               </w:rPr>
@@ -3196,7 +3221,7 @@
             <w:r/>
             <w:r>
               <w:rPr>
-                <w:rFonts w:ascii="Arial" w:hAnsi="Arial"/>
+                <w:rFonts w:ascii="Verdana" w:hAnsi="Verdana"/>
                 <w:b w:val="0"/>
                 <w:sz w:val="16"/>
               </w:rPr>
@@ -3212,7 +3237,7 @@
             <w:r/>
             <w:r>
               <w:rPr>
-                <w:rFonts w:ascii="Arial" w:hAnsi="Arial"/>
+                <w:rFonts w:ascii="Verdana" w:hAnsi="Verdana"/>
                 <w:b w:val="0"/>
                 <w:sz w:val="16"/>
               </w:rPr>
@@ -3228,7 +3253,7 @@
             <w:r/>
             <w:r>
               <w:rPr>
-                <w:rFonts w:ascii="Arial" w:hAnsi="Arial"/>
+                <w:rFonts w:ascii="Verdana" w:hAnsi="Verdana"/>
                 <w:b w:val="0"/>
                 <w:sz w:val="16"/>
               </w:rPr>
@@ -3245,7 +3270,7 @@
             <w:r/>
             <w:r>
               <w:rPr>
-                <w:rFonts w:ascii="Arial" w:hAnsi="Arial"/>
+                <w:rFonts w:ascii="Verdana" w:hAnsi="Verdana"/>
                 <w:b w:val="0"/>
                 <w:sz w:val="16"/>
               </w:rPr>
@@ -3261,7 +3286,7 @@
             <w:r/>
             <w:r>
               <w:rPr>
-                <w:rFonts w:ascii="Arial" w:hAnsi="Arial"/>
+                <w:rFonts w:ascii="Verdana" w:hAnsi="Verdana"/>
                 <w:b w:val="0"/>
                 <w:sz w:val="16"/>
               </w:rPr>
@@ -3277,7 +3302,7 @@
             <w:r/>
             <w:r>
               <w:rPr>
-                <w:rFonts w:ascii="Arial" w:hAnsi="Arial"/>
+                <w:rFonts w:ascii="Verdana" w:hAnsi="Verdana"/>
                 <w:b w:val="0"/>
                 <w:sz w:val="16"/>
               </w:rPr>
@@ -3294,7 +3319,7 @@
             <w:r/>
             <w:r>
               <w:rPr>
-                <w:rFonts w:ascii="Arial" w:hAnsi="Arial"/>
+                <w:rFonts w:ascii="Verdana" w:hAnsi="Verdana"/>
                 <w:b w:val="0"/>
                 <w:sz w:val="16"/>
               </w:rPr>
@@ -3310,7 +3335,7 @@
             <w:r/>
             <w:r>
               <w:rPr>
-                <w:rFonts w:ascii="Arial" w:hAnsi="Arial"/>
+                <w:rFonts w:ascii="Verdana" w:hAnsi="Verdana"/>
                 <w:b w:val="0"/>
                 <w:sz w:val="16"/>
               </w:rPr>
@@ -3326,7 +3351,7 @@
             <w:r/>
             <w:r>
               <w:rPr>
-                <w:rFonts w:ascii="Arial" w:hAnsi="Arial"/>
+                <w:rFonts w:ascii="Verdana" w:hAnsi="Verdana"/>
                 <w:b w:val="0"/>
                 <w:sz w:val="16"/>
               </w:rPr>
@@ -3343,7 +3368,7 @@
             <w:r/>
             <w:r>
               <w:rPr>
-                <w:rFonts w:ascii="Arial" w:hAnsi="Arial"/>
+                <w:rFonts w:ascii="Verdana" w:hAnsi="Verdana"/>
                 <w:b w:val="0"/>
                 <w:sz w:val="16"/>
               </w:rPr>
@@ -3359,7 +3384,7 @@
             <w:r/>
             <w:r>
               <w:rPr>
-                <w:rFonts w:ascii="Arial" w:hAnsi="Arial"/>
+                <w:rFonts w:ascii="Verdana" w:hAnsi="Verdana"/>
                 <w:b w:val="0"/>
                 <w:sz w:val="16"/>
               </w:rPr>
@@ -3375,7 +3400,7 @@
             <w:r/>
             <w:r>
               <w:rPr>
-                <w:rFonts w:ascii="Arial" w:hAnsi="Arial"/>
+                <w:rFonts w:ascii="Verdana" w:hAnsi="Verdana"/>
                 <w:b w:val="0"/>
                 <w:sz w:val="16"/>
               </w:rPr>
@@ -3392,7 +3417,7 @@
             <w:r/>
             <w:r>
               <w:rPr>
-                <w:rFonts w:ascii="Arial" w:hAnsi="Arial"/>
+                <w:rFonts w:ascii="Verdana" w:hAnsi="Verdana"/>
                 <w:b w:val="0"/>
                 <w:sz w:val="16"/>
               </w:rPr>
@@ -3408,7 +3433,7 @@
             <w:r/>
             <w:r>
               <w:rPr>
-                <w:rFonts w:ascii="Arial" w:hAnsi="Arial"/>
+                <w:rFonts w:ascii="Verdana" w:hAnsi="Verdana"/>
                 <w:b w:val="0"/>
                 <w:sz w:val="16"/>
               </w:rPr>
@@ -3424,7 +3449,7 @@
             <w:r/>
             <w:r>
               <w:rPr>
-                <w:rFonts w:ascii="Arial" w:hAnsi="Arial"/>
+                <w:rFonts w:ascii="Verdana" w:hAnsi="Verdana"/>
                 <w:b w:val="0"/>
                 <w:sz w:val="16"/>
               </w:rPr>
@@ -3441,7 +3466,7 @@
             <w:r/>
             <w:r>
               <w:rPr>
-                <w:rFonts w:ascii="Arial" w:hAnsi="Arial"/>
+                <w:rFonts w:ascii="Verdana" w:hAnsi="Verdana"/>
                 <w:b w:val="0"/>
                 <w:sz w:val="16"/>
               </w:rPr>
@@ -3457,7 +3482,7 @@
             <w:r/>
             <w:r>
               <w:rPr>
-                <w:rFonts w:ascii="Arial" w:hAnsi="Arial"/>
+                <w:rFonts w:ascii="Verdana" w:hAnsi="Verdana"/>
                 <w:b w:val="0"/>
                 <w:sz w:val="16"/>
               </w:rPr>
@@ -3473,7 +3498,7 @@
             <w:r/>
             <w:r>
               <w:rPr>
-                <w:rFonts w:ascii="Arial" w:hAnsi="Arial"/>
+                <w:rFonts w:ascii="Verdana" w:hAnsi="Verdana"/>
                 <w:b w:val="0"/>
                 <w:sz w:val="16"/>
               </w:rPr>
@@ -3490,7 +3515,7 @@
             <w:r/>
             <w:r>
               <w:rPr>
-                <w:rFonts w:ascii="Arial" w:hAnsi="Arial"/>
+                <w:rFonts w:ascii="Verdana" w:hAnsi="Verdana"/>
                 <w:b w:val="0"/>
                 <w:sz w:val="16"/>
               </w:rPr>
@@ -3506,7 +3531,7 @@
             <w:r/>
             <w:r>
               <w:rPr>
-                <w:rFonts w:ascii="Arial" w:hAnsi="Arial"/>
+                <w:rFonts w:ascii="Verdana" w:hAnsi="Verdana"/>
                 <w:b w:val="0"/>
                 <w:sz w:val="16"/>
               </w:rPr>
@@ -3522,7 +3547,7 @@
             <w:r/>
             <w:r>
               <w:rPr>
-                <w:rFonts w:ascii="Arial" w:hAnsi="Arial"/>
+                <w:rFonts w:ascii="Verdana" w:hAnsi="Verdana"/>
                 <w:b w:val="0"/>
                 <w:sz w:val="16"/>
               </w:rPr>
@@ -3539,7 +3564,7 @@
             <w:r/>
             <w:r>
               <w:rPr>
-                <w:rFonts w:ascii="Arial" w:hAnsi="Arial"/>
+                <w:rFonts w:ascii="Verdana" w:hAnsi="Verdana"/>
                 <w:b w:val="0"/>
                 <w:sz w:val="16"/>
               </w:rPr>
@@ -3555,7 +3580,7 @@
             <w:r/>
             <w:r>
               <w:rPr>
-                <w:rFonts w:ascii="Arial" w:hAnsi="Arial"/>
+                <w:rFonts w:ascii="Verdana" w:hAnsi="Verdana"/>
                 <w:b w:val="0"/>
                 <w:sz w:val="16"/>
               </w:rPr>
@@ -3571,7 +3596,7 @@
             <w:r/>
             <w:r>
               <w:rPr>
-                <w:rFonts w:ascii="Arial" w:hAnsi="Arial"/>
+                <w:rFonts w:ascii="Verdana" w:hAnsi="Verdana"/>
                 <w:b w:val="0"/>
                 <w:sz w:val="16"/>
               </w:rPr>
@@ -3588,7 +3613,7 @@
             <w:r/>
             <w:r>
               <w:rPr>
-                <w:rFonts w:ascii="Arial" w:hAnsi="Arial"/>
+                <w:rFonts w:ascii="Verdana" w:hAnsi="Verdana"/>
                 <w:b w:val="0"/>
                 <w:sz w:val="16"/>
               </w:rPr>
@@ -3604,7 +3629,7 @@
             <w:r/>
             <w:r>
               <w:rPr>
-                <w:rFonts w:ascii="Arial" w:hAnsi="Arial"/>
+                <w:rFonts w:ascii="Verdana" w:hAnsi="Verdana"/>
                 <w:b w:val="0"/>
                 <w:sz w:val="16"/>
               </w:rPr>
@@ -3620,7 +3645,7 @@
             <w:r/>
             <w:r>
               <w:rPr>
-                <w:rFonts w:ascii="Arial" w:hAnsi="Arial"/>
+                <w:rFonts w:ascii="Verdana" w:hAnsi="Verdana"/>
                 <w:b w:val="0"/>
                 <w:sz w:val="16"/>
               </w:rPr>
@@ -3637,7 +3662,7 @@
             <w:r/>
             <w:r>
               <w:rPr>
-                <w:rFonts w:ascii="Arial" w:hAnsi="Arial"/>
+                <w:rFonts w:ascii="Verdana" w:hAnsi="Verdana"/>
                 <w:b w:val="0"/>
                 <w:sz w:val="16"/>
               </w:rPr>
@@ -3653,7 +3678,7 @@
             <w:r/>
             <w:r>
               <w:rPr>
-                <w:rFonts w:ascii="Arial" w:hAnsi="Arial"/>
+                <w:rFonts w:ascii="Verdana" w:hAnsi="Verdana"/>
                 <w:b w:val="0"/>
                 <w:sz w:val="16"/>
               </w:rPr>
@@ -3669,7 +3694,7 @@
             <w:r/>
             <w:r>
               <w:rPr>
-                <w:rFonts w:ascii="Arial" w:hAnsi="Arial"/>
+                <w:rFonts w:ascii="Verdana" w:hAnsi="Verdana"/>
                 <w:b w:val="0"/>
                 <w:sz w:val="16"/>
               </w:rPr>
@@ -3682,7 +3707,7 @@
     <w:p>
       <w:r>
         <w:rPr>
-          <w:rFonts w:ascii="Arial" w:hAnsi="Arial"/>
+          <w:rFonts w:ascii="Verdana" w:hAnsi="Verdana"/>
           <w:b/>
           <w:sz w:val="18"/>
         </w:rPr>
@@ -3695,6 +3720,20 @@
         <w:tblW w:type="auto" w:w="0"/>
         <w:jc w:val="center"/>
         <w:tblLook w:firstColumn="1" w:firstRow="1" w:lastColumn="0" w:lastRow="0" w:noHBand="0" w:noVBand="1" w:val="04A0"/>
+        <w:tblBorders>
+          <w:top w:val="single" w:sz="4" w:space="0" w:color="595959"/>
+          <w:left w:val="single" w:sz="4" w:space="0" w:color="595959"/>
+          <w:bottom w:val="single" w:sz="4" w:space="0" w:color="595959"/>
+          <w:right w:val="single" w:sz="4" w:space="0" w:color="595959"/>
+          <w:insideH w:val="single" w:sz="4" w:space="0" w:color="595959"/>
+          <w:insideV w:val="single" w:sz="4" w:space="0" w:color="595959"/>
+        </w:tblBorders>
+        <w:tblCellMar>
+          <w:top w:w="85" w:type="dxa"/>
+          <w:left w:w="85" w:type="dxa"/>
+          <w:bottom w:w="85" w:type="dxa"/>
+          <w:right w:w="85" w:type="dxa"/>
+        </w:tblCellMar>
       </w:tblPr>
       <w:tblGrid>
         <w:gridCol w:w="5046"/>
@@ -3704,61 +3743,52 @@
       <w:tr>
         <w:tc>
           <w:tcPr>
-            <w:tcW w:type="dxa" w:w="5046"/>
-            <w:shd w:val="clear" w:color="auto" w:fill="D9E2F3"/>
-          </w:tcPr>
-          <w:p>
-            <w:pPr>
-              <w:jc w:val="center"/>
-            </w:pPr>
-            <w:r/>
-            <w:r>
-              <w:rPr>
-                <w:rFonts w:ascii="Arial" w:hAnsi="Arial"/>
-                <w:b/>
-                <w:sz w:val="16"/>
-              </w:rPr>
-              <w:t>Code Figure</w:t>
-            </w:r>
-          </w:p>
-        </w:tc>
-        <w:tc>
-          <w:tcPr>
-            <w:tcW w:type="dxa" w:w="5046"/>
-            <w:shd w:val="clear" w:color="auto" w:fill="D9E2F3"/>
-          </w:tcPr>
-          <w:p>
-            <w:pPr>
-              <w:jc w:val="center"/>
-            </w:pPr>
-            <w:r/>
-            <w:r>
-              <w:rPr>
-                <w:rFonts w:ascii="Arial" w:hAnsi="Arial"/>
-                <w:b/>
-                <w:sz w:val="16"/>
-              </w:rPr>
-              <w:t>Entry Name</w:t>
-            </w:r>
-          </w:p>
-        </w:tc>
-        <w:tc>
-          <w:tcPr>
-            <w:tcW w:type="dxa" w:w="5046"/>
-            <w:shd w:val="clear" w:color="auto" w:fill="D9E2F3"/>
-          </w:tcPr>
-          <w:p>
-            <w:pPr>
-              <w:jc w:val="center"/>
-            </w:pPr>
-            <w:r/>
-            <w:r>
-              <w:rPr>
-                <w:rFonts w:ascii="Arial" w:hAnsi="Arial"/>
-                <w:b/>
-                <w:sz w:val="16"/>
-              </w:rPr>
-              <w:t>Note</w:t>
+            <w:tcW w:type="dxa" w:w="1134"/>
+            <w:shd w:val="clear" w:color="auto" w:fill="D9D9D9"/>
+          </w:tcPr>
+          <w:p>
+            <w:r/>
+            <w:r>
+              <w:rPr>
+                <w:rFonts w:ascii="Verdana" w:hAnsi="Verdana"/>
+                <w:b w:val="0"/>
+                <w:sz w:val="16"/>
+              </w:rPr>
+              <w:t>КОДОВАЯ ЦИФРА</w:t>
+            </w:r>
+          </w:p>
+        </w:tc>
+        <w:tc>
+          <w:tcPr>
+            <w:tcW w:type="dxa" w:w="5046"/>
+            <w:shd w:val="clear" w:color="auto" w:fill="D9D9D9"/>
+          </w:tcPr>
+          <w:p>
+            <w:r/>
+            <w:r>
+              <w:rPr>
+                <w:rFonts w:ascii="Verdana" w:hAnsi="Verdana"/>
+                <w:b w:val="0"/>
+                <w:sz w:val="16"/>
+              </w:rPr>
+              <w:t>ЗНАЧЕНИЕ</w:t>
+            </w:r>
+          </w:p>
+        </w:tc>
+        <w:tc>
+          <w:tcPr>
+            <w:tcW w:type="dxa" w:w="5046"/>
+            <w:shd w:val="clear" w:color="auto" w:fill="D9D9D9"/>
+          </w:tcPr>
+          <w:p>
+            <w:r/>
+            <w:r>
+              <w:rPr>
+                <w:rFonts w:ascii="Verdana" w:hAnsi="Verdana"/>
+                <w:b w:val="0"/>
+                <w:sz w:val="16"/>
+              </w:rPr>
+              <w:t>ПРИМЕЧАНИЕ</w:t>
             </w:r>
           </w:p>
         </w:tc>
@@ -3772,7 +3802,7 @@
             <w:r/>
             <w:r>
               <w:rPr>
-                <w:rFonts w:ascii="Arial" w:hAnsi="Arial"/>
+                <w:rFonts w:ascii="Verdana" w:hAnsi="Verdana"/>
                 <w:b w:val="0"/>
                 <w:sz w:val="16"/>
               </w:rPr>
@@ -3788,7 +3818,7 @@
             <w:r/>
             <w:r>
               <w:rPr>
-                <w:rFonts w:ascii="Arial" w:hAnsi="Arial"/>
+                <w:rFonts w:ascii="Verdana" w:hAnsi="Verdana"/>
                 <w:b w:val="0"/>
                 <w:sz w:val="16"/>
               </w:rPr>
@@ -3804,7 +3834,7 @@
             <w:r/>
             <w:r>
               <w:rPr>
-                <w:rFonts w:ascii="Arial" w:hAnsi="Arial"/>
+                <w:rFonts w:ascii="Verdana" w:hAnsi="Verdana"/>
                 <w:b w:val="0"/>
                 <w:sz w:val="16"/>
               </w:rPr>
@@ -3821,7 +3851,7 @@
             <w:r/>
             <w:r>
               <w:rPr>
-                <w:rFonts w:ascii="Arial" w:hAnsi="Arial"/>
+                <w:rFonts w:ascii="Verdana" w:hAnsi="Verdana"/>
                 <w:b w:val="0"/>
                 <w:sz w:val="16"/>
               </w:rPr>
@@ -3837,7 +3867,7 @@
             <w:r/>
             <w:r>
               <w:rPr>
-                <w:rFonts w:ascii="Arial" w:hAnsi="Arial"/>
+                <w:rFonts w:ascii="Verdana" w:hAnsi="Verdana"/>
                 <w:b w:val="0"/>
                 <w:sz w:val="16"/>
               </w:rPr>
@@ -3853,7 +3883,7 @@
             <w:r/>
             <w:r>
               <w:rPr>
-                <w:rFonts w:ascii="Arial" w:hAnsi="Arial"/>
+                <w:rFonts w:ascii="Verdana" w:hAnsi="Verdana"/>
                 <w:b w:val="0"/>
                 <w:sz w:val="16"/>
               </w:rPr>
@@ -3870,7 +3900,7 @@
             <w:r/>
             <w:r>
               <w:rPr>
-                <w:rFonts w:ascii="Arial" w:hAnsi="Arial"/>
+                <w:rFonts w:ascii="Verdana" w:hAnsi="Verdana"/>
                 <w:b w:val="0"/>
                 <w:sz w:val="16"/>
               </w:rPr>
@@ -3886,7 +3916,7 @@
             <w:r/>
             <w:r>
               <w:rPr>
-                <w:rFonts w:ascii="Arial" w:hAnsi="Arial"/>
+                <w:rFonts w:ascii="Verdana" w:hAnsi="Verdana"/>
                 <w:b w:val="0"/>
                 <w:sz w:val="16"/>
               </w:rPr>
@@ -3902,7 +3932,7 @@
             <w:r/>
             <w:r>
               <w:rPr>
-                <w:rFonts w:ascii="Arial" w:hAnsi="Arial"/>
+                <w:rFonts w:ascii="Verdana" w:hAnsi="Verdana"/>
                 <w:b w:val="0"/>
                 <w:sz w:val="16"/>
               </w:rPr>
@@ -3919,7 +3949,7 @@
             <w:r/>
             <w:r>
               <w:rPr>
-                <w:rFonts w:ascii="Arial" w:hAnsi="Arial"/>
+                <w:rFonts w:ascii="Verdana" w:hAnsi="Verdana"/>
                 <w:b w:val="0"/>
                 <w:sz w:val="16"/>
               </w:rPr>
@@ -3935,7 +3965,7 @@
             <w:r/>
             <w:r>
               <w:rPr>
-                <w:rFonts w:ascii="Arial" w:hAnsi="Arial"/>
+                <w:rFonts w:ascii="Verdana" w:hAnsi="Verdana"/>
                 <w:b w:val="0"/>
                 <w:sz w:val="16"/>
               </w:rPr>
@@ -3951,7 +3981,7 @@
             <w:r/>
             <w:r>
               <w:rPr>
-                <w:rFonts w:ascii="Arial" w:hAnsi="Arial"/>
+                <w:rFonts w:ascii="Verdana" w:hAnsi="Verdana"/>
                 <w:b w:val="0"/>
                 <w:sz w:val="16"/>
               </w:rPr>
@@ -3964,7 +3994,7 @@
     <w:p>
       <w:r>
         <w:rPr>
-          <w:rFonts w:ascii="Arial" w:hAnsi="Arial"/>
+          <w:rFonts w:ascii="Verdana" w:hAnsi="Verdana"/>
           <w:b/>
           <w:sz w:val="18"/>
         </w:rPr>
@@ -3977,6 +4007,20 @@
         <w:tblW w:type="auto" w:w="0"/>
         <w:jc w:val="center"/>
         <w:tblLook w:firstColumn="1" w:firstRow="1" w:lastColumn="0" w:lastRow="0" w:noHBand="0" w:noVBand="1" w:val="04A0"/>
+        <w:tblBorders>
+          <w:top w:val="single" w:sz="4" w:space="0" w:color="595959"/>
+          <w:left w:val="single" w:sz="4" w:space="0" w:color="595959"/>
+          <w:bottom w:val="single" w:sz="4" w:space="0" w:color="595959"/>
+          <w:right w:val="single" w:sz="4" w:space="0" w:color="595959"/>
+          <w:insideH w:val="single" w:sz="4" w:space="0" w:color="595959"/>
+          <w:insideV w:val="single" w:sz="4" w:space="0" w:color="595959"/>
+        </w:tblBorders>
+        <w:tblCellMar>
+          <w:top w:w="85" w:type="dxa"/>
+          <w:left w:w="85" w:type="dxa"/>
+          <w:bottom w:w="85" w:type="dxa"/>
+          <w:right w:w="85" w:type="dxa"/>
+        </w:tblCellMar>
       </w:tblPr>
       <w:tblGrid>
         <w:gridCol w:w="5046"/>
@@ -3986,61 +4030,52 @@
       <w:tr>
         <w:tc>
           <w:tcPr>
-            <w:tcW w:type="dxa" w:w="5046"/>
-            <w:shd w:val="clear" w:color="auto" w:fill="D9E2F3"/>
-          </w:tcPr>
-          <w:p>
-            <w:pPr>
-              <w:jc w:val="center"/>
-            </w:pPr>
-            <w:r/>
-            <w:r>
-              <w:rPr>
-                <w:rFonts w:ascii="Arial" w:hAnsi="Arial"/>
-                <w:b/>
-                <w:sz w:val="16"/>
-              </w:rPr>
-              <w:t>Code Figure</w:t>
-            </w:r>
-          </w:p>
-        </w:tc>
-        <w:tc>
-          <w:tcPr>
-            <w:tcW w:type="dxa" w:w="5046"/>
-            <w:shd w:val="clear" w:color="auto" w:fill="D9E2F3"/>
-          </w:tcPr>
-          <w:p>
-            <w:pPr>
-              <w:jc w:val="center"/>
-            </w:pPr>
-            <w:r/>
-            <w:r>
-              <w:rPr>
-                <w:rFonts w:ascii="Arial" w:hAnsi="Arial"/>
-                <w:b/>
-                <w:sz w:val="16"/>
-              </w:rPr>
-              <w:t>Entry Name</w:t>
-            </w:r>
-          </w:p>
-        </w:tc>
-        <w:tc>
-          <w:tcPr>
-            <w:tcW w:type="dxa" w:w="5046"/>
-            <w:shd w:val="clear" w:color="auto" w:fill="D9E2F3"/>
-          </w:tcPr>
-          <w:p>
-            <w:pPr>
-              <w:jc w:val="center"/>
-            </w:pPr>
-            <w:r/>
-            <w:r>
-              <w:rPr>
-                <w:rFonts w:ascii="Arial" w:hAnsi="Arial"/>
-                <w:b/>
-                <w:sz w:val="16"/>
-              </w:rPr>
-              <w:t>Note</w:t>
+            <w:tcW w:type="dxa" w:w="1134"/>
+            <w:shd w:val="clear" w:color="auto" w:fill="D9D9D9"/>
+          </w:tcPr>
+          <w:p>
+            <w:r/>
+            <w:r>
+              <w:rPr>
+                <w:rFonts w:ascii="Verdana" w:hAnsi="Verdana"/>
+                <w:b w:val="0"/>
+                <w:sz w:val="16"/>
+              </w:rPr>
+              <w:t>КОДОВАЯ ЦИФРА</w:t>
+            </w:r>
+          </w:p>
+        </w:tc>
+        <w:tc>
+          <w:tcPr>
+            <w:tcW w:type="dxa" w:w="5046"/>
+            <w:shd w:val="clear" w:color="auto" w:fill="D9D9D9"/>
+          </w:tcPr>
+          <w:p>
+            <w:r/>
+            <w:r>
+              <w:rPr>
+                <w:rFonts w:ascii="Verdana" w:hAnsi="Verdana"/>
+                <w:b w:val="0"/>
+                <w:sz w:val="16"/>
+              </w:rPr>
+              <w:t>ЗНАЧЕНИЕ</w:t>
+            </w:r>
+          </w:p>
+        </w:tc>
+        <w:tc>
+          <w:tcPr>
+            <w:tcW w:type="dxa" w:w="5046"/>
+            <w:shd w:val="clear" w:color="auto" w:fill="D9D9D9"/>
+          </w:tcPr>
+          <w:p>
+            <w:r/>
+            <w:r>
+              <w:rPr>
+                <w:rFonts w:ascii="Verdana" w:hAnsi="Verdana"/>
+                <w:b w:val="0"/>
+                <w:sz w:val="16"/>
+              </w:rPr>
+              <w:t>ПРИМЕЧАНИЕ</w:t>
             </w:r>
           </w:p>
         </w:tc>
@@ -4054,7 +4089,7 @@
             <w:r/>
             <w:r>
               <w:rPr>
-                <w:rFonts w:ascii="Arial" w:hAnsi="Arial"/>
+                <w:rFonts w:ascii="Verdana" w:hAnsi="Verdana"/>
                 <w:b w:val="0"/>
                 <w:sz w:val="16"/>
               </w:rPr>
@@ -4070,7 +4105,7 @@
             <w:r/>
             <w:r>
               <w:rPr>
-                <w:rFonts w:ascii="Arial" w:hAnsi="Arial"/>
+                <w:rFonts w:ascii="Verdana" w:hAnsi="Verdana"/>
                 <w:b w:val="0"/>
                 <w:sz w:val="16"/>
               </w:rPr>
@@ -4086,7 +4121,7 @@
             <w:r/>
             <w:r>
               <w:rPr>
-                <w:rFonts w:ascii="Arial" w:hAnsi="Arial"/>
+                <w:rFonts w:ascii="Verdana" w:hAnsi="Verdana"/>
                 <w:b w:val="0"/>
                 <w:sz w:val="16"/>
               </w:rPr>
@@ -4103,7 +4138,7 @@
             <w:r/>
             <w:r>
               <w:rPr>
-                <w:rFonts w:ascii="Arial" w:hAnsi="Arial"/>
+                <w:rFonts w:ascii="Verdana" w:hAnsi="Verdana"/>
                 <w:b w:val="0"/>
                 <w:sz w:val="16"/>
               </w:rPr>
@@ -4119,7 +4154,7 @@
             <w:r/>
             <w:r>
               <w:rPr>
-                <w:rFonts w:ascii="Arial" w:hAnsi="Arial"/>
+                <w:rFonts w:ascii="Verdana" w:hAnsi="Verdana"/>
                 <w:b w:val="0"/>
                 <w:sz w:val="16"/>
               </w:rPr>
@@ -4135,7 +4170,7 @@
             <w:r/>
             <w:r>
               <w:rPr>
-                <w:rFonts w:ascii="Arial" w:hAnsi="Arial"/>
+                <w:rFonts w:ascii="Verdana" w:hAnsi="Verdana"/>
                 <w:b w:val="0"/>
                 <w:sz w:val="16"/>
               </w:rPr>
@@ -4152,7 +4187,7 @@
             <w:r/>
             <w:r>
               <w:rPr>
-                <w:rFonts w:ascii="Arial" w:hAnsi="Arial"/>
+                <w:rFonts w:ascii="Verdana" w:hAnsi="Verdana"/>
                 <w:b w:val="0"/>
                 <w:sz w:val="16"/>
               </w:rPr>
@@ -4168,7 +4203,7 @@
             <w:r/>
             <w:r>
               <w:rPr>
-                <w:rFonts w:ascii="Arial" w:hAnsi="Arial"/>
+                <w:rFonts w:ascii="Verdana" w:hAnsi="Verdana"/>
                 <w:b w:val="0"/>
                 <w:sz w:val="16"/>
               </w:rPr>
@@ -4184,7 +4219,7 @@
             <w:r/>
             <w:r>
               <w:rPr>
-                <w:rFonts w:ascii="Arial" w:hAnsi="Arial"/>
+                <w:rFonts w:ascii="Verdana" w:hAnsi="Verdana"/>
                 <w:b w:val="0"/>
                 <w:sz w:val="16"/>
               </w:rPr>
@@ -4201,7 +4236,7 @@
             <w:r/>
             <w:r>
               <w:rPr>
-                <w:rFonts w:ascii="Arial" w:hAnsi="Arial"/>
+                <w:rFonts w:ascii="Verdana" w:hAnsi="Verdana"/>
                 <w:b w:val="0"/>
                 <w:sz w:val="16"/>
               </w:rPr>
@@ -4217,7 +4252,7 @@
             <w:r/>
             <w:r>
               <w:rPr>
-                <w:rFonts w:ascii="Arial" w:hAnsi="Arial"/>
+                <w:rFonts w:ascii="Verdana" w:hAnsi="Verdana"/>
                 <w:b w:val="0"/>
                 <w:sz w:val="16"/>
               </w:rPr>
@@ -4233,7 +4268,7 @@
             <w:r/>
             <w:r>
               <w:rPr>
-                <w:rFonts w:ascii="Arial" w:hAnsi="Arial"/>
+                <w:rFonts w:ascii="Verdana" w:hAnsi="Verdana"/>
                 <w:b w:val="0"/>
                 <w:sz w:val="16"/>
               </w:rPr>
@@ -4250,7 +4285,7 @@
             <w:r/>
             <w:r>
               <w:rPr>
-                <w:rFonts w:ascii="Arial" w:hAnsi="Arial"/>
+                <w:rFonts w:ascii="Verdana" w:hAnsi="Verdana"/>
                 <w:b w:val="0"/>
                 <w:sz w:val="16"/>
               </w:rPr>
@@ -4266,7 +4301,7 @@
             <w:r/>
             <w:r>
               <w:rPr>
-                <w:rFonts w:ascii="Arial" w:hAnsi="Arial"/>
+                <w:rFonts w:ascii="Verdana" w:hAnsi="Verdana"/>
                 <w:b w:val="0"/>
                 <w:sz w:val="16"/>
               </w:rPr>
@@ -4282,7 +4317,7 @@
             <w:r/>
             <w:r>
               <w:rPr>
-                <w:rFonts w:ascii="Arial" w:hAnsi="Arial"/>
+                <w:rFonts w:ascii="Verdana" w:hAnsi="Verdana"/>
                 <w:b w:val="0"/>
                 <w:sz w:val="16"/>
               </w:rPr>
@@ -4299,7 +4334,7 @@
             <w:r/>
             <w:r>
               <w:rPr>
-                <w:rFonts w:ascii="Arial" w:hAnsi="Arial"/>
+                <w:rFonts w:ascii="Verdana" w:hAnsi="Verdana"/>
                 <w:b w:val="0"/>
                 <w:sz w:val="16"/>
               </w:rPr>
@@ -4315,7 +4350,7 @@
             <w:r/>
             <w:r>
               <w:rPr>
-                <w:rFonts w:ascii="Arial" w:hAnsi="Arial"/>
+                <w:rFonts w:ascii="Verdana" w:hAnsi="Verdana"/>
                 <w:b w:val="0"/>
                 <w:sz w:val="16"/>
               </w:rPr>
@@ -4331,7 +4366,7 @@
             <w:r/>
             <w:r>
               <w:rPr>
-                <w:rFonts w:ascii="Arial" w:hAnsi="Arial"/>
+                <w:rFonts w:ascii="Verdana" w:hAnsi="Verdana"/>
                 <w:b w:val="0"/>
                 <w:sz w:val="16"/>
               </w:rPr>
@@ -4348,7 +4383,7 @@
             <w:r/>
             <w:r>
               <w:rPr>
-                <w:rFonts w:ascii="Arial" w:hAnsi="Arial"/>
+                <w:rFonts w:ascii="Verdana" w:hAnsi="Verdana"/>
                 <w:b w:val="0"/>
                 <w:sz w:val="16"/>
               </w:rPr>
@@ -4364,7 +4399,7 @@
             <w:r/>
             <w:r>
               <w:rPr>
-                <w:rFonts w:ascii="Arial" w:hAnsi="Arial"/>
+                <w:rFonts w:ascii="Verdana" w:hAnsi="Verdana"/>
                 <w:b w:val="0"/>
                 <w:sz w:val="16"/>
               </w:rPr>
@@ -4380,7 +4415,7 @@
             <w:r/>
             <w:r>
               <w:rPr>
-                <w:rFonts w:ascii="Arial" w:hAnsi="Arial"/>
+                <w:rFonts w:ascii="Verdana" w:hAnsi="Verdana"/>
                 <w:b w:val="0"/>
                 <w:sz w:val="16"/>
               </w:rPr>
@@ -4397,7 +4432,7 @@
             <w:r/>
             <w:r>
               <w:rPr>
-                <w:rFonts w:ascii="Arial" w:hAnsi="Arial"/>
+                <w:rFonts w:ascii="Verdana" w:hAnsi="Verdana"/>
                 <w:b w:val="0"/>
                 <w:sz w:val="16"/>
               </w:rPr>
@@ -4413,7 +4448,7 @@
             <w:r/>
             <w:r>
               <w:rPr>
-                <w:rFonts w:ascii="Arial" w:hAnsi="Arial"/>
+                <w:rFonts w:ascii="Verdana" w:hAnsi="Verdana"/>
                 <w:b w:val="0"/>
                 <w:sz w:val="16"/>
               </w:rPr>
@@ -4429,7 +4464,7 @@
             <w:r/>
             <w:r>
               <w:rPr>
-                <w:rFonts w:ascii="Arial" w:hAnsi="Arial"/>
+                <w:rFonts w:ascii="Verdana" w:hAnsi="Verdana"/>
                 <w:b w:val="0"/>
                 <w:sz w:val="16"/>
               </w:rPr>
@@ -4446,7 +4481,7 @@
             <w:r/>
             <w:r>
               <w:rPr>
-                <w:rFonts w:ascii="Arial" w:hAnsi="Arial"/>
+                <w:rFonts w:ascii="Verdana" w:hAnsi="Verdana"/>
                 <w:b w:val="0"/>
                 <w:sz w:val="16"/>
               </w:rPr>
@@ -4462,7 +4497,7 @@
             <w:r/>
             <w:r>
               <w:rPr>
-                <w:rFonts w:ascii="Arial" w:hAnsi="Arial"/>
+                <w:rFonts w:ascii="Verdana" w:hAnsi="Verdana"/>
                 <w:b w:val="0"/>
                 <w:sz w:val="16"/>
               </w:rPr>
@@ -4478,7 +4513,7 @@
             <w:r/>
             <w:r>
               <w:rPr>
-                <w:rFonts w:ascii="Arial" w:hAnsi="Arial"/>
+                <w:rFonts w:ascii="Verdana" w:hAnsi="Verdana"/>
                 <w:b w:val="0"/>
                 <w:sz w:val="16"/>
               </w:rPr>
@@ -4491,7 +4526,7 @@
     <w:p>
       <w:r>
         <w:rPr>
-          <w:rFonts w:ascii="Arial" w:hAnsi="Arial"/>
+          <w:rFonts w:ascii="Verdana" w:hAnsi="Verdana"/>
           <w:b/>
           <w:sz w:val="18"/>
         </w:rPr>
@@ -4504,6 +4539,20 @@
         <w:tblW w:type="auto" w:w="0"/>
         <w:jc w:val="center"/>
         <w:tblLook w:firstColumn="1" w:firstRow="1" w:lastColumn="0" w:lastRow="0" w:noHBand="0" w:noVBand="1" w:val="04A0"/>
+        <w:tblBorders>
+          <w:top w:val="single" w:sz="4" w:space="0" w:color="595959"/>
+          <w:left w:val="single" w:sz="4" w:space="0" w:color="595959"/>
+          <w:bottom w:val="single" w:sz="4" w:space="0" w:color="595959"/>
+          <w:right w:val="single" w:sz="4" w:space="0" w:color="595959"/>
+          <w:insideH w:val="single" w:sz="4" w:space="0" w:color="595959"/>
+          <w:insideV w:val="single" w:sz="4" w:space="0" w:color="595959"/>
+        </w:tblBorders>
+        <w:tblCellMar>
+          <w:top w:w="85" w:type="dxa"/>
+          <w:left w:w="85" w:type="dxa"/>
+          <w:bottom w:w="85" w:type="dxa"/>
+          <w:right w:w="85" w:type="dxa"/>
+        </w:tblCellMar>
       </w:tblPr>
       <w:tblGrid>
         <w:gridCol w:w="5046"/>
@@ -4513,61 +4562,52 @@
       <w:tr>
         <w:tc>
           <w:tcPr>
-            <w:tcW w:type="dxa" w:w="5046"/>
-            <w:shd w:val="clear" w:color="auto" w:fill="D9E2F3"/>
-          </w:tcPr>
-          <w:p>
-            <w:pPr>
-              <w:jc w:val="center"/>
-            </w:pPr>
-            <w:r/>
-            <w:r>
-              <w:rPr>
-                <w:rFonts w:ascii="Arial" w:hAnsi="Arial"/>
-                <w:b/>
-                <w:sz w:val="16"/>
-              </w:rPr>
-              <w:t>Code Figure</w:t>
-            </w:r>
-          </w:p>
-        </w:tc>
-        <w:tc>
-          <w:tcPr>
-            <w:tcW w:type="dxa" w:w="5046"/>
-            <w:shd w:val="clear" w:color="auto" w:fill="D9E2F3"/>
-          </w:tcPr>
-          <w:p>
-            <w:pPr>
-              <w:jc w:val="center"/>
-            </w:pPr>
-            <w:r/>
-            <w:r>
-              <w:rPr>
-                <w:rFonts w:ascii="Arial" w:hAnsi="Arial"/>
-                <w:b/>
-                <w:sz w:val="16"/>
-              </w:rPr>
-              <w:t>Entry Name</w:t>
-            </w:r>
-          </w:p>
-        </w:tc>
-        <w:tc>
-          <w:tcPr>
-            <w:tcW w:type="dxa" w:w="5046"/>
-            <w:shd w:val="clear" w:color="auto" w:fill="D9E2F3"/>
-          </w:tcPr>
-          <w:p>
-            <w:pPr>
-              <w:jc w:val="center"/>
-            </w:pPr>
-            <w:r/>
-            <w:r>
-              <w:rPr>
-                <w:rFonts w:ascii="Arial" w:hAnsi="Arial"/>
-                <w:b/>
-                <w:sz w:val="16"/>
-              </w:rPr>
-              <w:t>Note</w:t>
+            <w:tcW w:type="dxa" w:w="1134"/>
+            <w:shd w:val="clear" w:color="auto" w:fill="D9D9D9"/>
+          </w:tcPr>
+          <w:p>
+            <w:r/>
+            <w:r>
+              <w:rPr>
+                <w:rFonts w:ascii="Verdana" w:hAnsi="Verdana"/>
+                <w:b w:val="0"/>
+                <w:sz w:val="16"/>
+              </w:rPr>
+              <w:t>КОДОВАЯ ЦИФРА</w:t>
+            </w:r>
+          </w:p>
+        </w:tc>
+        <w:tc>
+          <w:tcPr>
+            <w:tcW w:type="dxa" w:w="5046"/>
+            <w:shd w:val="clear" w:color="auto" w:fill="D9D9D9"/>
+          </w:tcPr>
+          <w:p>
+            <w:r/>
+            <w:r>
+              <w:rPr>
+                <w:rFonts w:ascii="Verdana" w:hAnsi="Verdana"/>
+                <w:b w:val="0"/>
+                <w:sz w:val="16"/>
+              </w:rPr>
+              <w:t>ЗНАЧЕНИЕ</w:t>
+            </w:r>
+          </w:p>
+        </w:tc>
+        <w:tc>
+          <w:tcPr>
+            <w:tcW w:type="dxa" w:w="5046"/>
+            <w:shd w:val="clear" w:color="auto" w:fill="D9D9D9"/>
+          </w:tcPr>
+          <w:p>
+            <w:r/>
+            <w:r>
+              <w:rPr>
+                <w:rFonts w:ascii="Verdana" w:hAnsi="Verdana"/>
+                <w:b w:val="0"/>
+                <w:sz w:val="16"/>
+              </w:rPr>
+              <w:t>ПРИМЕЧАНИЕ</w:t>
             </w:r>
           </w:p>
         </w:tc>
@@ -4581,7 +4621,7 @@
             <w:r/>
             <w:r>
               <w:rPr>
-                <w:rFonts w:ascii="Arial" w:hAnsi="Arial"/>
+                <w:rFonts w:ascii="Verdana" w:hAnsi="Verdana"/>
                 <w:b w:val="0"/>
                 <w:sz w:val="16"/>
               </w:rPr>
@@ -4597,7 +4637,7 @@
             <w:r/>
             <w:r>
               <w:rPr>
-                <w:rFonts w:ascii="Arial" w:hAnsi="Arial"/>
+                <w:rFonts w:ascii="Verdana" w:hAnsi="Verdana"/>
                 <w:b w:val="0"/>
                 <w:sz w:val="16"/>
               </w:rPr>
@@ -4613,7 +4653,7 @@
             <w:r/>
             <w:r>
               <w:rPr>
-                <w:rFonts w:ascii="Arial" w:hAnsi="Arial"/>
+                <w:rFonts w:ascii="Verdana" w:hAnsi="Verdana"/>
                 <w:b w:val="0"/>
                 <w:sz w:val="16"/>
               </w:rPr>
@@ -4630,7 +4670,7 @@
             <w:r/>
             <w:r>
               <w:rPr>
-                <w:rFonts w:ascii="Arial" w:hAnsi="Arial"/>
+                <w:rFonts w:ascii="Verdana" w:hAnsi="Verdana"/>
                 <w:b w:val="0"/>
                 <w:sz w:val="16"/>
               </w:rPr>
@@ -4646,7 +4686,7 @@
             <w:r/>
             <w:r>
               <w:rPr>
-                <w:rFonts w:ascii="Arial" w:hAnsi="Arial"/>
+                <w:rFonts w:ascii="Verdana" w:hAnsi="Verdana"/>
                 <w:b w:val="0"/>
                 <w:sz w:val="16"/>
               </w:rPr>
@@ -4662,7 +4702,7 @@
             <w:r/>
             <w:r>
               <w:rPr>
-                <w:rFonts w:ascii="Arial" w:hAnsi="Arial"/>
+                <w:rFonts w:ascii="Verdana" w:hAnsi="Verdana"/>
                 <w:b w:val="0"/>
                 <w:sz w:val="16"/>
               </w:rPr>
@@ -4679,7 +4719,7 @@
             <w:r/>
             <w:r>
               <w:rPr>
-                <w:rFonts w:ascii="Arial" w:hAnsi="Arial"/>
+                <w:rFonts w:ascii="Verdana" w:hAnsi="Verdana"/>
                 <w:b w:val="0"/>
                 <w:sz w:val="16"/>
               </w:rPr>
@@ -4695,7 +4735,7 @@
             <w:r/>
             <w:r>
               <w:rPr>
-                <w:rFonts w:ascii="Arial" w:hAnsi="Arial"/>
+                <w:rFonts w:ascii="Verdana" w:hAnsi="Verdana"/>
                 <w:b w:val="0"/>
                 <w:sz w:val="16"/>
               </w:rPr>
@@ -4711,7 +4751,7 @@
             <w:r/>
             <w:r>
               <w:rPr>
-                <w:rFonts w:ascii="Arial" w:hAnsi="Arial"/>
+                <w:rFonts w:ascii="Verdana" w:hAnsi="Verdana"/>
                 <w:b w:val="0"/>
                 <w:sz w:val="16"/>
               </w:rPr>
@@ -4728,7 +4768,7 @@
             <w:r/>
             <w:r>
               <w:rPr>
-                <w:rFonts w:ascii="Arial" w:hAnsi="Arial"/>
+                <w:rFonts w:ascii="Verdana" w:hAnsi="Verdana"/>
                 <w:b w:val="0"/>
                 <w:sz w:val="16"/>
               </w:rPr>
@@ -4744,7 +4784,7 @@
             <w:r/>
             <w:r>
               <w:rPr>
-                <w:rFonts w:ascii="Arial" w:hAnsi="Arial"/>
+                <w:rFonts w:ascii="Verdana" w:hAnsi="Verdana"/>
                 <w:b w:val="0"/>
                 <w:sz w:val="16"/>
               </w:rPr>
@@ -4760,7 +4800,7 @@
             <w:r/>
             <w:r>
               <w:rPr>
-                <w:rFonts w:ascii="Arial" w:hAnsi="Arial"/>
+                <w:rFonts w:ascii="Verdana" w:hAnsi="Verdana"/>
                 <w:b w:val="0"/>
                 <w:sz w:val="16"/>
               </w:rPr>
@@ -4777,7 +4817,7 @@
             <w:r/>
             <w:r>
               <w:rPr>
-                <w:rFonts w:ascii="Arial" w:hAnsi="Arial"/>
+                <w:rFonts w:ascii="Verdana" w:hAnsi="Verdana"/>
                 <w:b w:val="0"/>
                 <w:sz w:val="16"/>
               </w:rPr>
@@ -4793,7 +4833,7 @@
             <w:r/>
             <w:r>
               <w:rPr>
-                <w:rFonts w:ascii="Arial" w:hAnsi="Arial"/>
+                <w:rFonts w:ascii="Verdana" w:hAnsi="Verdana"/>
                 <w:b w:val="0"/>
                 <w:sz w:val="16"/>
               </w:rPr>
@@ -4809,7 +4849,7 @@
             <w:r/>
             <w:r>
               <w:rPr>
-                <w:rFonts w:ascii="Arial" w:hAnsi="Arial"/>
+                <w:rFonts w:ascii="Verdana" w:hAnsi="Verdana"/>
                 <w:b w:val="0"/>
                 <w:sz w:val="16"/>
               </w:rPr>
@@ -4822,7 +4862,7 @@
     <w:p>
       <w:r>
         <w:rPr>
-          <w:rFonts w:ascii="Arial" w:hAnsi="Arial"/>
+          <w:rFonts w:ascii="Verdana" w:hAnsi="Verdana"/>
           <w:b/>
           <w:sz w:val="18"/>
         </w:rPr>
@@ -4835,6 +4875,20 @@
         <w:tblW w:type="auto" w:w="0"/>
         <w:jc w:val="center"/>
         <w:tblLook w:firstColumn="1" w:firstRow="1" w:lastColumn="0" w:lastRow="0" w:noHBand="0" w:noVBand="1" w:val="04A0"/>
+        <w:tblBorders>
+          <w:top w:val="single" w:sz="4" w:space="0" w:color="595959"/>
+          <w:left w:val="single" w:sz="4" w:space="0" w:color="595959"/>
+          <w:bottom w:val="single" w:sz="4" w:space="0" w:color="595959"/>
+          <w:right w:val="single" w:sz="4" w:space="0" w:color="595959"/>
+          <w:insideH w:val="single" w:sz="4" w:space="0" w:color="595959"/>
+          <w:insideV w:val="single" w:sz="4" w:space="0" w:color="595959"/>
+        </w:tblBorders>
+        <w:tblCellMar>
+          <w:top w:w="85" w:type="dxa"/>
+          <w:left w:w="85" w:type="dxa"/>
+          <w:bottom w:w="85" w:type="dxa"/>
+          <w:right w:w="85" w:type="dxa"/>
+        </w:tblCellMar>
       </w:tblPr>
       <w:tblGrid>
         <w:gridCol w:w="5046"/>
@@ -4844,61 +4898,52 @@
       <w:tr>
         <w:tc>
           <w:tcPr>
-            <w:tcW w:type="dxa" w:w="5046"/>
-            <w:shd w:val="clear" w:color="auto" w:fill="D9E2F3"/>
-          </w:tcPr>
-          <w:p>
-            <w:pPr>
-              <w:jc w:val="center"/>
-            </w:pPr>
-            <w:r/>
-            <w:r>
-              <w:rPr>
-                <w:rFonts w:ascii="Arial" w:hAnsi="Arial"/>
-                <w:b/>
-                <w:sz w:val="16"/>
-              </w:rPr>
-              <w:t>Code Figure</w:t>
-            </w:r>
-          </w:p>
-        </w:tc>
-        <w:tc>
-          <w:tcPr>
-            <w:tcW w:type="dxa" w:w="5046"/>
-            <w:shd w:val="clear" w:color="auto" w:fill="D9E2F3"/>
-          </w:tcPr>
-          <w:p>
-            <w:pPr>
-              <w:jc w:val="center"/>
-            </w:pPr>
-            <w:r/>
-            <w:r>
-              <w:rPr>
-                <w:rFonts w:ascii="Arial" w:hAnsi="Arial"/>
-                <w:b/>
-                <w:sz w:val="16"/>
-              </w:rPr>
-              <w:t>Entry Name</w:t>
-            </w:r>
-          </w:p>
-        </w:tc>
-        <w:tc>
-          <w:tcPr>
-            <w:tcW w:type="dxa" w:w="5046"/>
-            <w:shd w:val="clear" w:color="auto" w:fill="D9E2F3"/>
-          </w:tcPr>
-          <w:p>
-            <w:pPr>
-              <w:jc w:val="center"/>
-            </w:pPr>
-            <w:r/>
-            <w:r>
-              <w:rPr>
-                <w:rFonts w:ascii="Arial" w:hAnsi="Arial"/>
-                <w:b/>
-                <w:sz w:val="16"/>
-              </w:rPr>
-              <w:t>Note</w:t>
+            <w:tcW w:type="dxa" w:w="1134"/>
+            <w:shd w:val="clear" w:color="auto" w:fill="D9D9D9"/>
+          </w:tcPr>
+          <w:p>
+            <w:r/>
+            <w:r>
+              <w:rPr>
+                <w:rFonts w:ascii="Verdana" w:hAnsi="Verdana"/>
+                <w:b w:val="0"/>
+                <w:sz w:val="16"/>
+              </w:rPr>
+              <w:t>КОДОВАЯ ЦИФРА</w:t>
+            </w:r>
+          </w:p>
+        </w:tc>
+        <w:tc>
+          <w:tcPr>
+            <w:tcW w:type="dxa" w:w="5046"/>
+            <w:shd w:val="clear" w:color="auto" w:fill="D9D9D9"/>
+          </w:tcPr>
+          <w:p>
+            <w:r/>
+            <w:r>
+              <w:rPr>
+                <w:rFonts w:ascii="Verdana" w:hAnsi="Verdana"/>
+                <w:b w:val="0"/>
+                <w:sz w:val="16"/>
+              </w:rPr>
+              <w:t>ЗНАЧЕНИЕ</w:t>
+            </w:r>
+          </w:p>
+        </w:tc>
+        <w:tc>
+          <w:tcPr>
+            <w:tcW w:type="dxa" w:w="5046"/>
+            <w:shd w:val="clear" w:color="auto" w:fill="D9D9D9"/>
+          </w:tcPr>
+          <w:p>
+            <w:r/>
+            <w:r>
+              <w:rPr>
+                <w:rFonts w:ascii="Verdana" w:hAnsi="Verdana"/>
+                <w:b w:val="0"/>
+                <w:sz w:val="16"/>
+              </w:rPr>
+              <w:t>ПРИМЕЧАНИЕ</w:t>
             </w:r>
           </w:p>
         </w:tc>
@@ -4912,7 +4957,7 @@
             <w:r/>
             <w:r>
               <w:rPr>
-                <w:rFonts w:ascii="Arial" w:hAnsi="Arial"/>
+                <w:rFonts w:ascii="Verdana" w:hAnsi="Verdana"/>
                 <w:b w:val="0"/>
                 <w:sz w:val="16"/>
               </w:rPr>
@@ -4928,7 +4973,7 @@
             <w:r/>
             <w:r>
               <w:rPr>
-                <w:rFonts w:ascii="Arial" w:hAnsi="Arial"/>
+                <w:rFonts w:ascii="Verdana" w:hAnsi="Verdana"/>
                 <w:b w:val="0"/>
                 <w:sz w:val="16"/>
               </w:rPr>
@@ -4944,7 +4989,7 @@
             <w:r/>
             <w:r>
               <w:rPr>
-                <w:rFonts w:ascii="Arial" w:hAnsi="Arial"/>
+                <w:rFonts w:ascii="Verdana" w:hAnsi="Verdana"/>
                 <w:b w:val="0"/>
                 <w:sz w:val="16"/>
               </w:rPr>
@@ -4961,7 +5006,7 @@
             <w:r/>
             <w:r>
               <w:rPr>
-                <w:rFonts w:ascii="Arial" w:hAnsi="Arial"/>
+                <w:rFonts w:ascii="Verdana" w:hAnsi="Verdana"/>
                 <w:b w:val="0"/>
                 <w:sz w:val="16"/>
               </w:rPr>
@@ -4977,7 +5022,7 @@
             <w:r/>
             <w:r>
               <w:rPr>
-                <w:rFonts w:ascii="Arial" w:hAnsi="Arial"/>
+                <w:rFonts w:ascii="Verdana" w:hAnsi="Verdana"/>
                 <w:b w:val="0"/>
                 <w:sz w:val="16"/>
               </w:rPr>
@@ -4993,7 +5038,7 @@
             <w:r/>
             <w:r>
               <w:rPr>
-                <w:rFonts w:ascii="Arial" w:hAnsi="Arial"/>
+                <w:rFonts w:ascii="Verdana" w:hAnsi="Verdana"/>
                 <w:b w:val="0"/>
                 <w:sz w:val="16"/>
               </w:rPr>
@@ -5010,7 +5055,7 @@
             <w:r/>
             <w:r>
               <w:rPr>
-                <w:rFonts w:ascii="Arial" w:hAnsi="Arial"/>
+                <w:rFonts w:ascii="Verdana" w:hAnsi="Verdana"/>
                 <w:b w:val="0"/>
                 <w:sz w:val="16"/>
               </w:rPr>
@@ -5026,7 +5071,7 @@
             <w:r/>
             <w:r>
               <w:rPr>
-                <w:rFonts w:ascii="Arial" w:hAnsi="Arial"/>
+                <w:rFonts w:ascii="Verdana" w:hAnsi="Verdana"/>
                 <w:b w:val="0"/>
                 <w:sz w:val="16"/>
               </w:rPr>
@@ -5042,7 +5087,7 @@
             <w:r/>
             <w:r>
               <w:rPr>
-                <w:rFonts w:ascii="Arial" w:hAnsi="Arial"/>
+                <w:rFonts w:ascii="Verdana" w:hAnsi="Verdana"/>
                 <w:b w:val="0"/>
                 <w:sz w:val="16"/>
               </w:rPr>
@@ -5059,7 +5104,7 @@
             <w:r/>
             <w:r>
               <w:rPr>
-                <w:rFonts w:ascii="Arial" w:hAnsi="Arial"/>
+                <w:rFonts w:ascii="Verdana" w:hAnsi="Verdana"/>
                 <w:b w:val="0"/>
                 <w:sz w:val="16"/>
               </w:rPr>
@@ -5075,7 +5120,7 @@
             <w:r/>
             <w:r>
               <w:rPr>
-                <w:rFonts w:ascii="Arial" w:hAnsi="Arial"/>
+                <w:rFonts w:ascii="Verdana" w:hAnsi="Verdana"/>
                 <w:b w:val="0"/>
                 <w:sz w:val="16"/>
               </w:rPr>
@@ -5091,7 +5136,7 @@
             <w:r/>
             <w:r>
               <w:rPr>
-                <w:rFonts w:ascii="Arial" w:hAnsi="Arial"/>
+                <w:rFonts w:ascii="Verdana" w:hAnsi="Verdana"/>
                 <w:b w:val="0"/>
                 <w:sz w:val="16"/>
               </w:rPr>
@@ -5108,7 +5153,7 @@
             <w:r/>
             <w:r>
               <w:rPr>
-                <w:rFonts w:ascii="Arial" w:hAnsi="Arial"/>
+                <w:rFonts w:ascii="Verdana" w:hAnsi="Verdana"/>
                 <w:b w:val="0"/>
                 <w:sz w:val="16"/>
               </w:rPr>
@@ -5124,7 +5169,7 @@
             <w:r/>
             <w:r>
               <w:rPr>
-                <w:rFonts w:ascii="Arial" w:hAnsi="Arial"/>
+                <w:rFonts w:ascii="Verdana" w:hAnsi="Verdana"/>
                 <w:b w:val="0"/>
                 <w:sz w:val="16"/>
               </w:rPr>
@@ -5140,7 +5185,7 @@
             <w:r/>
             <w:r>
               <w:rPr>
-                <w:rFonts w:ascii="Arial" w:hAnsi="Arial"/>
+                <w:rFonts w:ascii="Verdana" w:hAnsi="Verdana"/>
                 <w:b w:val="0"/>
                 <w:sz w:val="16"/>
               </w:rPr>
@@ -5157,7 +5202,7 @@
             <w:r/>
             <w:r>
               <w:rPr>
-                <w:rFonts w:ascii="Arial" w:hAnsi="Arial"/>
+                <w:rFonts w:ascii="Verdana" w:hAnsi="Verdana"/>
                 <w:b w:val="0"/>
                 <w:sz w:val="16"/>
               </w:rPr>
@@ -5173,7 +5218,7 @@
             <w:r/>
             <w:r>
               <w:rPr>
-                <w:rFonts w:ascii="Arial" w:hAnsi="Arial"/>
+                <w:rFonts w:ascii="Verdana" w:hAnsi="Verdana"/>
                 <w:b w:val="0"/>
                 <w:sz w:val="16"/>
               </w:rPr>
@@ -5189,7 +5234,7 @@
             <w:r/>
             <w:r>
               <w:rPr>
-                <w:rFonts w:ascii="Arial" w:hAnsi="Arial"/>
+                <w:rFonts w:ascii="Verdana" w:hAnsi="Verdana"/>
                 <w:b w:val="0"/>
                 <w:sz w:val="16"/>
               </w:rPr>
@@ -5206,7 +5251,7 @@
             <w:r/>
             <w:r>
               <w:rPr>
-                <w:rFonts w:ascii="Arial" w:hAnsi="Arial"/>
+                <w:rFonts w:ascii="Verdana" w:hAnsi="Verdana"/>
                 <w:b w:val="0"/>
                 <w:sz w:val="16"/>
               </w:rPr>
@@ -5222,7 +5267,7 @@
             <w:r/>
             <w:r>
               <w:rPr>
-                <w:rFonts w:ascii="Arial" w:hAnsi="Arial"/>
+                <w:rFonts w:ascii="Verdana" w:hAnsi="Verdana"/>
                 <w:b w:val="0"/>
                 <w:sz w:val="16"/>
               </w:rPr>
@@ -5238,7 +5283,7 @@
             <w:r/>
             <w:r>
               <w:rPr>
-                <w:rFonts w:ascii="Arial" w:hAnsi="Arial"/>
+                <w:rFonts w:ascii="Verdana" w:hAnsi="Verdana"/>
                 <w:b w:val="0"/>
                 <w:sz w:val="16"/>
               </w:rPr>
@@ -5255,7 +5300,7 @@
             <w:r/>
             <w:r>
               <w:rPr>
-                <w:rFonts w:ascii="Arial" w:hAnsi="Arial"/>
+                <w:rFonts w:ascii="Verdana" w:hAnsi="Verdana"/>
                 <w:b w:val="0"/>
                 <w:sz w:val="16"/>
               </w:rPr>
@@ -5271,7 +5316,7 @@
             <w:r/>
             <w:r>
               <w:rPr>
-                <w:rFonts w:ascii="Arial" w:hAnsi="Arial"/>
+                <w:rFonts w:ascii="Verdana" w:hAnsi="Verdana"/>
                 <w:b w:val="0"/>
                 <w:sz w:val="16"/>
               </w:rPr>
@@ -5287,7 +5332,7 @@
             <w:r/>
             <w:r>
               <w:rPr>
-                <w:rFonts w:ascii="Arial" w:hAnsi="Arial"/>
+                <w:rFonts w:ascii="Verdana" w:hAnsi="Verdana"/>
                 <w:b w:val="0"/>
                 <w:sz w:val="16"/>
               </w:rPr>
@@ -5304,7 +5349,7 @@
             <w:r/>
             <w:r>
               <w:rPr>
-                <w:rFonts w:ascii="Arial" w:hAnsi="Arial"/>
+                <w:rFonts w:ascii="Verdana" w:hAnsi="Verdana"/>
                 <w:b w:val="0"/>
                 <w:sz w:val="16"/>
               </w:rPr>
@@ -5320,7 +5365,7 @@
             <w:r/>
             <w:r>
               <w:rPr>
-                <w:rFonts w:ascii="Arial" w:hAnsi="Arial"/>
+                <w:rFonts w:ascii="Verdana" w:hAnsi="Verdana"/>
                 <w:b w:val="0"/>
                 <w:sz w:val="16"/>
               </w:rPr>
@@ -5336,7 +5381,7 @@
             <w:r/>
             <w:r>
               <w:rPr>
-                <w:rFonts w:ascii="Arial" w:hAnsi="Arial"/>
+                <w:rFonts w:ascii="Verdana" w:hAnsi="Verdana"/>
                 <w:b w:val="0"/>
                 <w:sz w:val="16"/>
               </w:rPr>
@@ -5353,7 +5398,7 @@
             <w:r/>
             <w:r>
               <w:rPr>
-                <w:rFonts w:ascii="Arial" w:hAnsi="Arial"/>
+                <w:rFonts w:ascii="Verdana" w:hAnsi="Verdana"/>
                 <w:b w:val="0"/>
                 <w:sz w:val="16"/>
               </w:rPr>
@@ -5369,7 +5414,7 @@
             <w:r/>
             <w:r>
               <w:rPr>
-                <w:rFonts w:ascii="Arial" w:hAnsi="Arial"/>
+                <w:rFonts w:ascii="Verdana" w:hAnsi="Verdana"/>
                 <w:b w:val="0"/>
                 <w:sz w:val="16"/>
               </w:rPr>
@@ -5385,7 +5430,7 @@
             <w:r/>
             <w:r>
               <w:rPr>
-                <w:rFonts w:ascii="Arial" w:hAnsi="Arial"/>
+                <w:rFonts w:ascii="Verdana" w:hAnsi="Verdana"/>
                 <w:b w:val="0"/>
                 <w:sz w:val="16"/>
               </w:rPr>
@@ -5398,7 +5443,7 @@
     <w:p>
       <w:r>
         <w:rPr>
-          <w:rFonts w:ascii="Arial" w:hAnsi="Arial"/>
+          <w:rFonts w:ascii="Verdana" w:hAnsi="Verdana"/>
           <w:b/>
           <w:sz w:val="18"/>
         </w:rPr>
@@ -5411,6 +5456,20 @@
         <w:tblW w:type="auto" w:w="0"/>
         <w:jc w:val="center"/>
         <w:tblLook w:firstColumn="1" w:firstRow="1" w:lastColumn="0" w:lastRow="0" w:noHBand="0" w:noVBand="1" w:val="04A0"/>
+        <w:tblBorders>
+          <w:top w:val="single" w:sz="4" w:space="0" w:color="595959"/>
+          <w:left w:val="single" w:sz="4" w:space="0" w:color="595959"/>
+          <w:bottom w:val="single" w:sz="4" w:space="0" w:color="595959"/>
+          <w:right w:val="single" w:sz="4" w:space="0" w:color="595959"/>
+          <w:insideH w:val="single" w:sz="4" w:space="0" w:color="595959"/>
+          <w:insideV w:val="single" w:sz="4" w:space="0" w:color="595959"/>
+        </w:tblBorders>
+        <w:tblCellMar>
+          <w:top w:w="85" w:type="dxa"/>
+          <w:left w:w="85" w:type="dxa"/>
+          <w:bottom w:w="85" w:type="dxa"/>
+          <w:right w:w="85" w:type="dxa"/>
+        </w:tblCellMar>
       </w:tblPr>
       <w:tblGrid>
         <w:gridCol w:w="5046"/>
@@ -5420,61 +5479,52 @@
       <w:tr>
         <w:tc>
           <w:tcPr>
-            <w:tcW w:type="dxa" w:w="5046"/>
-            <w:shd w:val="clear" w:color="auto" w:fill="D9E2F3"/>
-          </w:tcPr>
-          <w:p>
-            <w:pPr>
-              <w:jc w:val="center"/>
-            </w:pPr>
-            <w:r/>
-            <w:r>
-              <w:rPr>
-                <w:rFonts w:ascii="Arial" w:hAnsi="Arial"/>
-                <w:b/>
-                <w:sz w:val="16"/>
-              </w:rPr>
-              <w:t>Code Figure</w:t>
-            </w:r>
-          </w:p>
-        </w:tc>
-        <w:tc>
-          <w:tcPr>
-            <w:tcW w:type="dxa" w:w="5046"/>
-            <w:shd w:val="clear" w:color="auto" w:fill="D9E2F3"/>
-          </w:tcPr>
-          <w:p>
-            <w:pPr>
-              <w:jc w:val="center"/>
-            </w:pPr>
-            <w:r/>
-            <w:r>
-              <w:rPr>
-                <w:rFonts w:ascii="Arial" w:hAnsi="Arial"/>
-                <w:b/>
-                <w:sz w:val="16"/>
-              </w:rPr>
-              <w:t>Entry Name</w:t>
-            </w:r>
-          </w:p>
-        </w:tc>
-        <w:tc>
-          <w:tcPr>
-            <w:tcW w:type="dxa" w:w="5046"/>
-            <w:shd w:val="clear" w:color="auto" w:fill="D9E2F3"/>
-          </w:tcPr>
-          <w:p>
-            <w:pPr>
-              <w:jc w:val="center"/>
-            </w:pPr>
-            <w:r/>
-            <w:r>
-              <w:rPr>
-                <w:rFonts w:ascii="Arial" w:hAnsi="Arial"/>
-                <w:b/>
-                <w:sz w:val="16"/>
-              </w:rPr>
-              <w:t>Note</w:t>
+            <w:tcW w:type="dxa" w:w="1134"/>
+            <w:shd w:val="clear" w:color="auto" w:fill="D9D9D9"/>
+          </w:tcPr>
+          <w:p>
+            <w:r/>
+            <w:r>
+              <w:rPr>
+                <w:rFonts w:ascii="Verdana" w:hAnsi="Verdana"/>
+                <w:b w:val="0"/>
+                <w:sz w:val="16"/>
+              </w:rPr>
+              <w:t>КОДОВАЯ ЦИФРА</w:t>
+            </w:r>
+          </w:p>
+        </w:tc>
+        <w:tc>
+          <w:tcPr>
+            <w:tcW w:type="dxa" w:w="5046"/>
+            <w:shd w:val="clear" w:color="auto" w:fill="D9D9D9"/>
+          </w:tcPr>
+          <w:p>
+            <w:r/>
+            <w:r>
+              <w:rPr>
+                <w:rFonts w:ascii="Verdana" w:hAnsi="Verdana"/>
+                <w:b w:val="0"/>
+                <w:sz w:val="16"/>
+              </w:rPr>
+              <w:t>ЗНАЧЕНИЕ</w:t>
+            </w:r>
+          </w:p>
+        </w:tc>
+        <w:tc>
+          <w:tcPr>
+            <w:tcW w:type="dxa" w:w="5046"/>
+            <w:shd w:val="clear" w:color="auto" w:fill="D9D9D9"/>
+          </w:tcPr>
+          <w:p>
+            <w:r/>
+            <w:r>
+              <w:rPr>
+                <w:rFonts w:ascii="Verdana" w:hAnsi="Verdana"/>
+                <w:b w:val="0"/>
+                <w:sz w:val="16"/>
+              </w:rPr>
+              <w:t>ПРИМЕЧАНИЕ</w:t>
             </w:r>
           </w:p>
         </w:tc>
@@ -5488,7 +5538,7 @@
             <w:r/>
             <w:r>
               <w:rPr>
-                <w:rFonts w:ascii="Arial" w:hAnsi="Arial"/>
+                <w:rFonts w:ascii="Verdana" w:hAnsi="Verdana"/>
                 <w:b w:val="0"/>
                 <w:sz w:val="16"/>
               </w:rPr>
@@ -5504,7 +5554,7 @@
             <w:r/>
             <w:r>
               <w:rPr>
-                <w:rFonts w:ascii="Arial" w:hAnsi="Arial"/>
+                <w:rFonts w:ascii="Verdana" w:hAnsi="Verdana"/>
                 <w:b w:val="0"/>
                 <w:sz w:val="16"/>
               </w:rPr>
@@ -5520,7 +5570,7 @@
             <w:r/>
             <w:r>
               <w:rPr>
-                <w:rFonts w:ascii="Arial" w:hAnsi="Arial"/>
+                <w:rFonts w:ascii="Verdana" w:hAnsi="Verdana"/>
                 <w:b w:val="0"/>
                 <w:sz w:val="16"/>
               </w:rPr>
@@ -5537,7 +5587,7 @@
             <w:r/>
             <w:r>
               <w:rPr>
-                <w:rFonts w:ascii="Arial" w:hAnsi="Arial"/>
+                <w:rFonts w:ascii="Verdana" w:hAnsi="Verdana"/>
                 <w:b w:val="0"/>
                 <w:sz w:val="16"/>
               </w:rPr>
@@ -5553,7 +5603,7 @@
             <w:r/>
             <w:r>
               <w:rPr>
-                <w:rFonts w:ascii="Arial" w:hAnsi="Arial"/>
+                <w:rFonts w:ascii="Verdana" w:hAnsi="Verdana"/>
                 <w:b w:val="0"/>
                 <w:sz w:val="16"/>
               </w:rPr>
@@ -5569,7 +5619,7 @@
             <w:r/>
             <w:r>
               <w:rPr>
-                <w:rFonts w:ascii="Arial" w:hAnsi="Arial"/>
+                <w:rFonts w:ascii="Verdana" w:hAnsi="Verdana"/>
                 <w:b w:val="0"/>
                 <w:sz w:val="16"/>
               </w:rPr>
@@ -5586,7 +5636,7 @@
             <w:r/>
             <w:r>
               <w:rPr>
-                <w:rFonts w:ascii="Arial" w:hAnsi="Arial"/>
+                <w:rFonts w:ascii="Verdana" w:hAnsi="Verdana"/>
                 <w:b w:val="0"/>
                 <w:sz w:val="16"/>
               </w:rPr>
@@ -5602,7 +5652,7 @@
             <w:r/>
             <w:r>
               <w:rPr>
-                <w:rFonts w:ascii="Arial" w:hAnsi="Arial"/>
+                <w:rFonts w:ascii="Verdana" w:hAnsi="Verdana"/>
                 <w:b w:val="0"/>
                 <w:sz w:val="16"/>
               </w:rPr>
@@ -5618,7 +5668,7 @@
             <w:r/>
             <w:r>
               <w:rPr>
-                <w:rFonts w:ascii="Arial" w:hAnsi="Arial"/>
+                <w:rFonts w:ascii="Verdana" w:hAnsi="Verdana"/>
                 <w:b w:val="0"/>
                 <w:sz w:val="16"/>
               </w:rPr>
@@ -5635,7 +5685,7 @@
             <w:r/>
             <w:r>
               <w:rPr>
-                <w:rFonts w:ascii="Arial" w:hAnsi="Arial"/>
+                <w:rFonts w:ascii="Verdana" w:hAnsi="Verdana"/>
                 <w:b w:val="0"/>
                 <w:sz w:val="16"/>
               </w:rPr>
@@ -5651,7 +5701,7 @@
             <w:r/>
             <w:r>
               <w:rPr>
-                <w:rFonts w:ascii="Arial" w:hAnsi="Arial"/>
+                <w:rFonts w:ascii="Verdana" w:hAnsi="Verdana"/>
                 <w:b w:val="0"/>
                 <w:sz w:val="16"/>
               </w:rPr>
@@ -5667,7 +5717,7 @@
             <w:r/>
             <w:r>
               <w:rPr>
-                <w:rFonts w:ascii="Arial" w:hAnsi="Arial"/>
+                <w:rFonts w:ascii="Verdana" w:hAnsi="Verdana"/>
                 <w:b w:val="0"/>
                 <w:sz w:val="16"/>
               </w:rPr>
@@ -5684,7 +5734,7 @@
             <w:r/>
             <w:r>
               <w:rPr>
-                <w:rFonts w:ascii="Arial" w:hAnsi="Arial"/>
+                <w:rFonts w:ascii="Verdana" w:hAnsi="Verdana"/>
                 <w:b w:val="0"/>
                 <w:sz w:val="16"/>
               </w:rPr>
@@ -5700,7 +5750,7 @@
             <w:r/>
             <w:r>
               <w:rPr>
-                <w:rFonts w:ascii="Arial" w:hAnsi="Arial"/>
+                <w:rFonts w:ascii="Verdana" w:hAnsi="Verdana"/>
                 <w:b w:val="0"/>
                 <w:sz w:val="16"/>
               </w:rPr>
@@ -5716,7 +5766,7 @@
             <w:r/>
             <w:r>
               <w:rPr>
-                <w:rFonts w:ascii="Arial" w:hAnsi="Arial"/>
+                <w:rFonts w:ascii="Verdana" w:hAnsi="Verdana"/>
                 <w:b w:val="0"/>
                 <w:sz w:val="16"/>
               </w:rPr>
@@ -5733,7 +5783,7 @@
             <w:r/>
             <w:r>
               <w:rPr>
-                <w:rFonts w:ascii="Arial" w:hAnsi="Arial"/>
+                <w:rFonts w:ascii="Verdana" w:hAnsi="Verdana"/>
                 <w:b w:val="0"/>
                 <w:sz w:val="16"/>
               </w:rPr>
@@ -5749,7 +5799,7 @@
             <w:r/>
             <w:r>
               <w:rPr>
-                <w:rFonts w:ascii="Arial" w:hAnsi="Arial"/>
+                <w:rFonts w:ascii="Verdana" w:hAnsi="Verdana"/>
                 <w:b w:val="0"/>
                 <w:sz w:val="16"/>
               </w:rPr>
@@ -5765,7 +5815,7 @@
             <w:r/>
             <w:r>
               <w:rPr>
-                <w:rFonts w:ascii="Arial" w:hAnsi="Arial"/>
+                <w:rFonts w:ascii="Verdana" w:hAnsi="Verdana"/>
                 <w:b w:val="0"/>
                 <w:sz w:val="16"/>
               </w:rPr>
@@ -5782,7 +5832,7 @@
             <w:r/>
             <w:r>
               <w:rPr>
-                <w:rFonts w:ascii="Arial" w:hAnsi="Arial"/>
+                <w:rFonts w:ascii="Verdana" w:hAnsi="Verdana"/>
                 <w:b w:val="0"/>
                 <w:sz w:val="16"/>
               </w:rPr>
@@ -5798,7 +5848,7 @@
             <w:r/>
             <w:r>
               <w:rPr>
-                <w:rFonts w:ascii="Arial" w:hAnsi="Arial"/>
+                <w:rFonts w:ascii="Verdana" w:hAnsi="Verdana"/>
                 <w:b w:val="0"/>
                 <w:sz w:val="16"/>
               </w:rPr>
@@ -5814,7 +5864,7 @@
             <w:r/>
             <w:r>
               <w:rPr>
-                <w:rFonts w:ascii="Arial" w:hAnsi="Arial"/>
+                <w:rFonts w:ascii="Verdana" w:hAnsi="Verdana"/>
                 <w:b w:val="0"/>
                 <w:sz w:val="16"/>
               </w:rPr>
@@ -5831,7 +5881,7 @@
             <w:r/>
             <w:r>
               <w:rPr>
-                <w:rFonts w:ascii="Arial" w:hAnsi="Arial"/>
+                <w:rFonts w:ascii="Verdana" w:hAnsi="Verdana"/>
                 <w:b w:val="0"/>
                 <w:sz w:val="16"/>
               </w:rPr>
@@ -5847,7 +5897,7 @@
             <w:r/>
             <w:r>
               <w:rPr>
-                <w:rFonts w:ascii="Arial" w:hAnsi="Arial"/>
+                <w:rFonts w:ascii="Verdana" w:hAnsi="Verdana"/>
                 <w:b w:val="0"/>
                 <w:sz w:val="16"/>
               </w:rPr>
@@ -5863,7 +5913,7 @@
             <w:r/>
             <w:r>
               <w:rPr>
-                <w:rFonts w:ascii="Arial" w:hAnsi="Arial"/>
+                <w:rFonts w:ascii="Verdana" w:hAnsi="Verdana"/>
                 <w:b w:val="0"/>
                 <w:sz w:val="16"/>
               </w:rPr>
@@ -5880,7 +5930,7 @@
             <w:r/>
             <w:r>
               <w:rPr>
-                <w:rFonts w:ascii="Arial" w:hAnsi="Arial"/>
+                <w:rFonts w:ascii="Verdana" w:hAnsi="Verdana"/>
                 <w:b w:val="0"/>
                 <w:sz w:val="16"/>
               </w:rPr>
@@ -5896,7 +5946,7 @@
             <w:r/>
             <w:r>
               <w:rPr>
-                <w:rFonts w:ascii="Arial" w:hAnsi="Arial"/>
+                <w:rFonts w:ascii="Verdana" w:hAnsi="Verdana"/>
                 <w:b w:val="0"/>
                 <w:sz w:val="16"/>
               </w:rPr>
@@ -5912,7 +5962,7 @@
             <w:r/>
             <w:r>
               <w:rPr>
-                <w:rFonts w:ascii="Arial" w:hAnsi="Arial"/>
+                <w:rFonts w:ascii="Verdana" w:hAnsi="Verdana"/>
                 <w:b w:val="0"/>
                 <w:sz w:val="16"/>
               </w:rPr>
@@ -5929,7 +5979,7 @@
             <w:r/>
             <w:r>
               <w:rPr>
-                <w:rFonts w:ascii="Arial" w:hAnsi="Arial"/>
+                <w:rFonts w:ascii="Verdana" w:hAnsi="Verdana"/>
                 <w:b w:val="0"/>
                 <w:sz w:val="16"/>
               </w:rPr>
@@ -5945,7 +5995,7 @@
             <w:r/>
             <w:r>
               <w:rPr>
-                <w:rFonts w:ascii="Arial" w:hAnsi="Arial"/>
+                <w:rFonts w:ascii="Verdana" w:hAnsi="Verdana"/>
                 <w:b w:val="0"/>
                 <w:sz w:val="16"/>
               </w:rPr>
@@ -5961,7 +6011,7 @@
             <w:r/>
             <w:r>
               <w:rPr>
-                <w:rFonts w:ascii="Arial" w:hAnsi="Arial"/>
+                <w:rFonts w:ascii="Verdana" w:hAnsi="Verdana"/>
                 <w:b w:val="0"/>
                 <w:sz w:val="16"/>
               </w:rPr>
@@ -5978,7 +6028,7 @@
             <w:r/>
             <w:r>
               <w:rPr>
-                <w:rFonts w:ascii="Arial" w:hAnsi="Arial"/>
+                <w:rFonts w:ascii="Verdana" w:hAnsi="Verdana"/>
                 <w:b w:val="0"/>
                 <w:sz w:val="16"/>
               </w:rPr>
@@ -5994,7 +6044,7 @@
             <w:r/>
             <w:r>
               <w:rPr>
-                <w:rFonts w:ascii="Arial" w:hAnsi="Arial"/>
+                <w:rFonts w:ascii="Verdana" w:hAnsi="Verdana"/>
                 <w:b w:val="0"/>
                 <w:sz w:val="16"/>
               </w:rPr>
@@ -6010,7 +6060,7 @@
             <w:r/>
             <w:r>
               <w:rPr>
-                <w:rFonts w:ascii="Arial" w:hAnsi="Arial"/>
+                <w:rFonts w:ascii="Verdana" w:hAnsi="Verdana"/>
                 <w:b w:val="0"/>
                 <w:sz w:val="16"/>
               </w:rPr>
@@ -6027,7 +6077,7 @@
             <w:r/>
             <w:r>
               <w:rPr>
-                <w:rFonts w:ascii="Arial" w:hAnsi="Arial"/>
+                <w:rFonts w:ascii="Verdana" w:hAnsi="Verdana"/>
                 <w:b w:val="0"/>
                 <w:sz w:val="16"/>
               </w:rPr>
@@ -6043,7 +6093,7 @@
             <w:r/>
             <w:r>
               <w:rPr>
-                <w:rFonts w:ascii="Arial" w:hAnsi="Arial"/>
+                <w:rFonts w:ascii="Verdana" w:hAnsi="Verdana"/>
                 <w:b w:val="0"/>
                 <w:sz w:val="16"/>
               </w:rPr>
@@ -6059,7 +6109,7 @@
             <w:r/>
             <w:r>
               <w:rPr>
-                <w:rFonts w:ascii="Arial" w:hAnsi="Arial"/>
+                <w:rFonts w:ascii="Verdana" w:hAnsi="Verdana"/>
                 <w:b w:val="0"/>
                 <w:sz w:val="16"/>
               </w:rPr>
@@ -6072,7 +6122,7 @@
     <w:p>
       <w:r>
         <w:rPr>
-          <w:rFonts w:ascii="Arial" w:hAnsi="Arial"/>
+          <w:rFonts w:ascii="Verdana" w:hAnsi="Verdana"/>
           <w:b/>
           <w:sz w:val="18"/>
         </w:rPr>
@@ -6085,6 +6135,20 @@
         <w:tblW w:type="auto" w:w="0"/>
         <w:jc w:val="center"/>
         <w:tblLook w:firstColumn="1" w:firstRow="1" w:lastColumn="0" w:lastRow="0" w:noHBand="0" w:noVBand="1" w:val="04A0"/>
+        <w:tblBorders>
+          <w:top w:val="single" w:sz="4" w:space="0" w:color="595959"/>
+          <w:left w:val="single" w:sz="4" w:space="0" w:color="595959"/>
+          <w:bottom w:val="single" w:sz="4" w:space="0" w:color="595959"/>
+          <w:right w:val="single" w:sz="4" w:space="0" w:color="595959"/>
+          <w:insideH w:val="single" w:sz="4" w:space="0" w:color="595959"/>
+          <w:insideV w:val="single" w:sz="4" w:space="0" w:color="595959"/>
+        </w:tblBorders>
+        <w:tblCellMar>
+          <w:top w:w="85" w:type="dxa"/>
+          <w:left w:w="85" w:type="dxa"/>
+          <w:bottom w:w="85" w:type="dxa"/>
+          <w:right w:w="85" w:type="dxa"/>
+        </w:tblCellMar>
       </w:tblPr>
       <w:tblGrid>
         <w:gridCol w:w="5046"/>
@@ -6094,61 +6158,52 @@
       <w:tr>
         <w:tc>
           <w:tcPr>
-            <w:tcW w:type="dxa" w:w="5046"/>
-            <w:shd w:val="clear" w:color="auto" w:fill="D9E2F3"/>
-          </w:tcPr>
-          <w:p>
-            <w:pPr>
-              <w:jc w:val="center"/>
-            </w:pPr>
-            <w:r/>
-            <w:r>
-              <w:rPr>
-                <w:rFonts w:ascii="Arial" w:hAnsi="Arial"/>
-                <w:b/>
-                <w:sz w:val="16"/>
-              </w:rPr>
-              <w:t>Code Figure</w:t>
-            </w:r>
-          </w:p>
-        </w:tc>
-        <w:tc>
-          <w:tcPr>
-            <w:tcW w:type="dxa" w:w="5046"/>
-            <w:shd w:val="clear" w:color="auto" w:fill="D9E2F3"/>
-          </w:tcPr>
-          <w:p>
-            <w:pPr>
-              <w:jc w:val="center"/>
-            </w:pPr>
-            <w:r/>
-            <w:r>
-              <w:rPr>
-                <w:rFonts w:ascii="Arial" w:hAnsi="Arial"/>
-                <w:b/>
-                <w:sz w:val="16"/>
-              </w:rPr>
-              <w:t>Entry Name</w:t>
-            </w:r>
-          </w:p>
-        </w:tc>
-        <w:tc>
-          <w:tcPr>
-            <w:tcW w:type="dxa" w:w="5046"/>
-            <w:shd w:val="clear" w:color="auto" w:fill="D9E2F3"/>
-          </w:tcPr>
-          <w:p>
-            <w:pPr>
-              <w:jc w:val="center"/>
-            </w:pPr>
-            <w:r/>
-            <w:r>
-              <w:rPr>
-                <w:rFonts w:ascii="Arial" w:hAnsi="Arial"/>
-                <w:b/>
-                <w:sz w:val="16"/>
-              </w:rPr>
-              <w:t>Note</w:t>
+            <w:tcW w:type="dxa" w:w="1134"/>
+            <w:shd w:val="clear" w:color="auto" w:fill="D9D9D9"/>
+          </w:tcPr>
+          <w:p>
+            <w:r/>
+            <w:r>
+              <w:rPr>
+                <w:rFonts w:ascii="Verdana" w:hAnsi="Verdana"/>
+                <w:b w:val="0"/>
+                <w:sz w:val="16"/>
+              </w:rPr>
+              <w:t>КОДОВАЯ ЦИФРА</w:t>
+            </w:r>
+          </w:p>
+        </w:tc>
+        <w:tc>
+          <w:tcPr>
+            <w:tcW w:type="dxa" w:w="5046"/>
+            <w:shd w:val="clear" w:color="auto" w:fill="D9D9D9"/>
+          </w:tcPr>
+          <w:p>
+            <w:r/>
+            <w:r>
+              <w:rPr>
+                <w:rFonts w:ascii="Verdana" w:hAnsi="Verdana"/>
+                <w:b w:val="0"/>
+                <w:sz w:val="16"/>
+              </w:rPr>
+              <w:t>ЗНАЧЕНИЕ</w:t>
+            </w:r>
+          </w:p>
+        </w:tc>
+        <w:tc>
+          <w:tcPr>
+            <w:tcW w:type="dxa" w:w="5046"/>
+            <w:shd w:val="clear" w:color="auto" w:fill="D9D9D9"/>
+          </w:tcPr>
+          <w:p>
+            <w:r/>
+            <w:r>
+              <w:rPr>
+                <w:rFonts w:ascii="Verdana" w:hAnsi="Verdana"/>
+                <w:b w:val="0"/>
+                <w:sz w:val="16"/>
+              </w:rPr>
+              <w:t>ПРИМЕЧАНИЕ</w:t>
             </w:r>
           </w:p>
         </w:tc>
@@ -6162,7 +6217,7 @@
             <w:r/>
             <w:r>
               <w:rPr>
-                <w:rFonts w:ascii="Arial" w:hAnsi="Arial"/>
+                <w:rFonts w:ascii="Verdana" w:hAnsi="Verdana"/>
                 <w:b w:val="0"/>
                 <w:sz w:val="16"/>
               </w:rPr>
@@ -6178,7 +6233,7 @@
             <w:r/>
             <w:r>
               <w:rPr>
-                <w:rFonts w:ascii="Arial" w:hAnsi="Arial"/>
+                <w:rFonts w:ascii="Verdana" w:hAnsi="Verdana"/>
                 <w:b w:val="0"/>
                 <w:sz w:val="16"/>
               </w:rPr>
@@ -6194,7 +6249,7 @@
             <w:r/>
             <w:r>
               <w:rPr>
-                <w:rFonts w:ascii="Arial" w:hAnsi="Arial"/>
+                <w:rFonts w:ascii="Verdana" w:hAnsi="Verdana"/>
                 <w:b w:val="0"/>
                 <w:sz w:val="16"/>
               </w:rPr>
@@ -6211,7 +6266,7 @@
             <w:r/>
             <w:r>
               <w:rPr>
-                <w:rFonts w:ascii="Arial" w:hAnsi="Arial"/>
+                <w:rFonts w:ascii="Verdana" w:hAnsi="Verdana"/>
                 <w:b w:val="0"/>
                 <w:sz w:val="16"/>
               </w:rPr>
@@ -6227,7 +6282,7 @@
             <w:r/>
             <w:r>
               <w:rPr>
-                <w:rFonts w:ascii="Arial" w:hAnsi="Arial"/>
+                <w:rFonts w:ascii="Verdana" w:hAnsi="Verdana"/>
                 <w:b w:val="0"/>
                 <w:sz w:val="16"/>
               </w:rPr>
@@ -6243,7 +6298,7 @@
             <w:r/>
             <w:r>
               <w:rPr>
-                <w:rFonts w:ascii="Arial" w:hAnsi="Arial"/>
+                <w:rFonts w:ascii="Verdana" w:hAnsi="Verdana"/>
                 <w:b w:val="0"/>
                 <w:sz w:val="16"/>
               </w:rPr>
@@ -6260,7 +6315,7 @@
             <w:r/>
             <w:r>
               <w:rPr>
-                <w:rFonts w:ascii="Arial" w:hAnsi="Arial"/>
+                <w:rFonts w:ascii="Verdana" w:hAnsi="Verdana"/>
                 <w:b w:val="0"/>
                 <w:sz w:val="16"/>
               </w:rPr>
@@ -6276,7 +6331,7 @@
             <w:r/>
             <w:r>
               <w:rPr>
-                <w:rFonts w:ascii="Arial" w:hAnsi="Arial"/>
+                <w:rFonts w:ascii="Verdana" w:hAnsi="Verdana"/>
                 <w:b w:val="0"/>
                 <w:sz w:val="16"/>
               </w:rPr>
@@ -6292,7 +6347,7 @@
             <w:r/>
             <w:r>
               <w:rPr>
-                <w:rFonts w:ascii="Arial" w:hAnsi="Arial"/>
+                <w:rFonts w:ascii="Verdana" w:hAnsi="Verdana"/>
                 <w:b w:val="0"/>
                 <w:sz w:val="16"/>
               </w:rPr>
@@ -6309,7 +6364,7 @@
             <w:r/>
             <w:r>
               <w:rPr>
-                <w:rFonts w:ascii="Arial" w:hAnsi="Arial"/>
+                <w:rFonts w:ascii="Verdana" w:hAnsi="Verdana"/>
                 <w:b w:val="0"/>
                 <w:sz w:val="16"/>
               </w:rPr>
@@ -6325,7 +6380,7 @@
             <w:r/>
             <w:r>
               <w:rPr>
-                <w:rFonts w:ascii="Arial" w:hAnsi="Arial"/>
+                <w:rFonts w:ascii="Verdana" w:hAnsi="Verdana"/>
                 <w:b w:val="0"/>
                 <w:sz w:val="16"/>
               </w:rPr>
@@ -6341,7 +6396,7 @@
             <w:r/>
             <w:r>
               <w:rPr>
-                <w:rFonts w:ascii="Arial" w:hAnsi="Arial"/>
+                <w:rFonts w:ascii="Verdana" w:hAnsi="Verdana"/>
                 <w:b w:val="0"/>
                 <w:sz w:val="16"/>
               </w:rPr>
@@ -6358,7 +6413,7 @@
             <w:r/>
             <w:r>
               <w:rPr>
-                <w:rFonts w:ascii="Arial" w:hAnsi="Arial"/>
+                <w:rFonts w:ascii="Verdana" w:hAnsi="Verdana"/>
                 <w:b w:val="0"/>
                 <w:sz w:val="16"/>
               </w:rPr>
@@ -6374,7 +6429,7 @@
             <w:r/>
             <w:r>
               <w:rPr>
-                <w:rFonts w:ascii="Arial" w:hAnsi="Arial"/>
+                <w:rFonts w:ascii="Verdana" w:hAnsi="Verdana"/>
                 <w:b w:val="0"/>
                 <w:sz w:val="16"/>
               </w:rPr>
@@ -6390,7 +6445,7 @@
             <w:r/>
             <w:r>
               <w:rPr>
-                <w:rFonts w:ascii="Arial" w:hAnsi="Arial"/>
+                <w:rFonts w:ascii="Verdana" w:hAnsi="Verdana"/>
                 <w:b w:val="0"/>
                 <w:sz w:val="16"/>
               </w:rPr>
@@ -6407,7 +6462,7 @@
             <w:r/>
             <w:r>
               <w:rPr>
-                <w:rFonts w:ascii="Arial" w:hAnsi="Arial"/>
+                <w:rFonts w:ascii="Verdana" w:hAnsi="Verdana"/>
                 <w:b w:val="0"/>
                 <w:sz w:val="16"/>
               </w:rPr>
@@ -6423,7 +6478,7 @@
             <w:r/>
             <w:r>
               <w:rPr>
-                <w:rFonts w:ascii="Arial" w:hAnsi="Arial"/>
+                <w:rFonts w:ascii="Verdana" w:hAnsi="Verdana"/>
                 <w:b w:val="0"/>
                 <w:sz w:val="16"/>
               </w:rPr>
@@ -6439,7 +6494,7 @@
             <w:r/>
             <w:r>
               <w:rPr>
-                <w:rFonts w:ascii="Arial" w:hAnsi="Arial"/>
+                <w:rFonts w:ascii="Verdana" w:hAnsi="Verdana"/>
                 <w:b w:val="0"/>
                 <w:sz w:val="16"/>
               </w:rPr>
@@ -6456,7 +6511,7 @@
             <w:r/>
             <w:r>
               <w:rPr>
-                <w:rFonts w:ascii="Arial" w:hAnsi="Arial"/>
+                <w:rFonts w:ascii="Verdana" w:hAnsi="Verdana"/>
                 <w:b w:val="0"/>
                 <w:sz w:val="16"/>
               </w:rPr>
@@ -6472,7 +6527,7 @@
             <w:r/>
             <w:r>
               <w:rPr>
-                <w:rFonts w:ascii="Arial" w:hAnsi="Arial"/>
+                <w:rFonts w:ascii="Verdana" w:hAnsi="Verdana"/>
                 <w:b w:val="0"/>
                 <w:sz w:val="16"/>
               </w:rPr>
@@ -6488,7 +6543,7 @@
             <w:r/>
             <w:r>
               <w:rPr>
-                <w:rFonts w:ascii="Arial" w:hAnsi="Arial"/>
+                <w:rFonts w:ascii="Verdana" w:hAnsi="Verdana"/>
                 <w:b w:val="0"/>
                 <w:sz w:val="16"/>
               </w:rPr>
@@ -6505,7 +6560,7 @@
             <w:r/>
             <w:r>
               <w:rPr>
-                <w:rFonts w:ascii="Arial" w:hAnsi="Arial"/>
+                <w:rFonts w:ascii="Verdana" w:hAnsi="Verdana"/>
                 <w:b w:val="0"/>
                 <w:sz w:val="16"/>
               </w:rPr>
@@ -6521,7 +6576,7 @@
             <w:r/>
             <w:r>
               <w:rPr>
-                <w:rFonts w:ascii="Arial" w:hAnsi="Arial"/>
+                <w:rFonts w:ascii="Verdana" w:hAnsi="Verdana"/>
                 <w:b w:val="0"/>
                 <w:sz w:val="16"/>
               </w:rPr>
@@ -6537,7 +6592,7 @@
             <w:r/>
             <w:r>
               <w:rPr>
-                <w:rFonts w:ascii="Arial" w:hAnsi="Arial"/>
+                <w:rFonts w:ascii="Verdana" w:hAnsi="Verdana"/>
                 <w:b w:val="0"/>
                 <w:sz w:val="16"/>
               </w:rPr>
@@ -6554,7 +6609,7 @@
             <w:r/>
             <w:r>
               <w:rPr>
-                <w:rFonts w:ascii="Arial" w:hAnsi="Arial"/>
+                <w:rFonts w:ascii="Verdana" w:hAnsi="Verdana"/>
                 <w:b w:val="0"/>
                 <w:sz w:val="16"/>
               </w:rPr>
@@ -6570,7 +6625,7 @@
             <w:r/>
             <w:r>
               <w:rPr>
-                <w:rFonts w:ascii="Arial" w:hAnsi="Arial"/>
+                <w:rFonts w:ascii="Verdana" w:hAnsi="Verdana"/>
                 <w:b w:val="0"/>
                 <w:sz w:val="16"/>
               </w:rPr>
@@ -6586,7 +6641,7 @@
             <w:r/>
             <w:r>
               <w:rPr>
-                <w:rFonts w:ascii="Arial" w:hAnsi="Arial"/>
+                <w:rFonts w:ascii="Verdana" w:hAnsi="Verdana"/>
                 <w:b w:val="0"/>
                 <w:sz w:val="16"/>
               </w:rPr>
@@ -6603,7 +6658,7 @@
             <w:r/>
             <w:r>
               <w:rPr>
-                <w:rFonts w:ascii="Arial" w:hAnsi="Arial"/>
+                <w:rFonts w:ascii="Verdana" w:hAnsi="Verdana"/>
                 <w:b w:val="0"/>
                 <w:sz w:val="16"/>
               </w:rPr>
@@ -6619,7 +6674,7 @@
             <w:r/>
             <w:r>
               <w:rPr>
-                <w:rFonts w:ascii="Arial" w:hAnsi="Arial"/>
+                <w:rFonts w:ascii="Verdana" w:hAnsi="Verdana"/>
                 <w:b w:val="0"/>
                 <w:sz w:val="16"/>
               </w:rPr>
@@ -6635,7 +6690,7 @@
             <w:r/>
             <w:r>
               <w:rPr>
-                <w:rFonts w:ascii="Arial" w:hAnsi="Arial"/>
+                <w:rFonts w:ascii="Verdana" w:hAnsi="Verdana"/>
                 <w:b w:val="0"/>
                 <w:sz w:val="16"/>
               </w:rPr>
@@ -6652,7 +6707,7 @@
             <w:r/>
             <w:r>
               <w:rPr>
-                <w:rFonts w:ascii="Arial" w:hAnsi="Arial"/>
+                <w:rFonts w:ascii="Verdana" w:hAnsi="Verdana"/>
                 <w:b w:val="0"/>
                 <w:sz w:val="16"/>
               </w:rPr>
@@ -6668,7 +6723,7 @@
             <w:r/>
             <w:r>
               <w:rPr>
-                <w:rFonts w:ascii="Arial" w:hAnsi="Arial"/>
+                <w:rFonts w:ascii="Verdana" w:hAnsi="Verdana"/>
                 <w:b w:val="0"/>
                 <w:sz w:val="16"/>
               </w:rPr>
@@ -6684,7 +6739,7 @@
             <w:r/>
             <w:r>
               <w:rPr>
-                <w:rFonts w:ascii="Arial" w:hAnsi="Arial"/>
+                <w:rFonts w:ascii="Verdana" w:hAnsi="Verdana"/>
                 <w:b w:val="0"/>
                 <w:sz w:val="16"/>
               </w:rPr>
@@ -6701,7 +6756,7 @@
             <w:r/>
             <w:r>
               <w:rPr>
-                <w:rFonts w:ascii="Arial" w:hAnsi="Arial"/>
+                <w:rFonts w:ascii="Verdana" w:hAnsi="Verdana"/>
                 <w:b w:val="0"/>
                 <w:sz w:val="16"/>
               </w:rPr>
@@ -6717,7 +6772,7 @@
             <w:r/>
             <w:r>
               <w:rPr>
-                <w:rFonts w:ascii="Arial" w:hAnsi="Arial"/>
+                <w:rFonts w:ascii="Verdana" w:hAnsi="Verdana"/>
                 <w:b w:val="0"/>
                 <w:sz w:val="16"/>
               </w:rPr>
@@ -6733,7 +6788,7 @@
             <w:r/>
             <w:r>
               <w:rPr>
-                <w:rFonts w:ascii="Arial" w:hAnsi="Arial"/>
+                <w:rFonts w:ascii="Verdana" w:hAnsi="Verdana"/>
                 <w:b w:val="0"/>
                 <w:sz w:val="16"/>
               </w:rPr>
@@ -6750,7 +6805,7 @@
             <w:r/>
             <w:r>
               <w:rPr>
-                <w:rFonts w:ascii="Arial" w:hAnsi="Arial"/>
+                <w:rFonts w:ascii="Verdana" w:hAnsi="Verdana"/>
                 <w:b w:val="0"/>
                 <w:sz w:val="16"/>
               </w:rPr>
@@ -6766,7 +6821,7 @@
             <w:r/>
             <w:r>
               <w:rPr>
-                <w:rFonts w:ascii="Arial" w:hAnsi="Arial"/>
+                <w:rFonts w:ascii="Verdana" w:hAnsi="Verdana"/>
                 <w:b w:val="0"/>
                 <w:sz w:val="16"/>
               </w:rPr>
@@ -6782,7 +6837,7 @@
             <w:r/>
             <w:r>
               <w:rPr>
-                <w:rFonts w:ascii="Arial" w:hAnsi="Arial"/>
+                <w:rFonts w:ascii="Verdana" w:hAnsi="Verdana"/>
                 <w:b w:val="0"/>
                 <w:sz w:val="16"/>
               </w:rPr>
@@ -6799,7 +6854,7 @@
             <w:r/>
             <w:r>
               <w:rPr>
-                <w:rFonts w:ascii="Arial" w:hAnsi="Arial"/>
+                <w:rFonts w:ascii="Verdana" w:hAnsi="Verdana"/>
                 <w:b w:val="0"/>
                 <w:sz w:val="16"/>
               </w:rPr>
@@ -6815,7 +6870,7 @@
             <w:r/>
             <w:r>
               <w:rPr>
-                <w:rFonts w:ascii="Arial" w:hAnsi="Arial"/>
+                <w:rFonts w:ascii="Verdana" w:hAnsi="Verdana"/>
                 <w:b w:val="0"/>
                 <w:sz w:val="16"/>
               </w:rPr>
@@ -6831,7 +6886,7 @@
             <w:r/>
             <w:r>
               <w:rPr>
-                <w:rFonts w:ascii="Arial" w:hAnsi="Arial"/>
+                <w:rFonts w:ascii="Verdana" w:hAnsi="Verdana"/>
                 <w:b w:val="0"/>
                 <w:sz w:val="16"/>
               </w:rPr>
@@ -6848,7 +6903,7 @@
             <w:r/>
             <w:r>
               <w:rPr>
-                <w:rFonts w:ascii="Arial" w:hAnsi="Arial"/>
+                <w:rFonts w:ascii="Verdana" w:hAnsi="Verdana"/>
                 <w:b w:val="0"/>
                 <w:sz w:val="16"/>
               </w:rPr>
@@ -6864,7 +6919,7 @@
             <w:r/>
             <w:r>
               <w:rPr>
-                <w:rFonts w:ascii="Arial" w:hAnsi="Arial"/>
+                <w:rFonts w:ascii="Verdana" w:hAnsi="Verdana"/>
                 <w:b w:val="0"/>
                 <w:sz w:val="16"/>
               </w:rPr>
@@ -6880,7 +6935,7 @@
             <w:r/>
             <w:r>
               <w:rPr>
-                <w:rFonts w:ascii="Arial" w:hAnsi="Arial"/>
+                <w:rFonts w:ascii="Verdana" w:hAnsi="Verdana"/>
                 <w:b w:val="0"/>
                 <w:sz w:val="16"/>
               </w:rPr>
@@ -6897,7 +6952,7 @@
             <w:r/>
             <w:r>
               <w:rPr>
-                <w:rFonts w:ascii="Arial" w:hAnsi="Arial"/>
+                <w:rFonts w:ascii="Verdana" w:hAnsi="Verdana"/>
                 <w:b w:val="0"/>
                 <w:sz w:val="16"/>
               </w:rPr>
@@ -6913,7 +6968,7 @@
             <w:r/>
             <w:r>
               <w:rPr>
-                <w:rFonts w:ascii="Arial" w:hAnsi="Arial"/>
+                <w:rFonts w:ascii="Verdana" w:hAnsi="Verdana"/>
                 <w:b w:val="0"/>
                 <w:sz w:val="16"/>
               </w:rPr>
@@ -6929,7 +6984,7 @@
             <w:r/>
             <w:r>
               <w:rPr>
-                <w:rFonts w:ascii="Arial" w:hAnsi="Arial"/>
+                <w:rFonts w:ascii="Verdana" w:hAnsi="Verdana"/>
                 <w:b w:val="0"/>
                 <w:sz w:val="16"/>
               </w:rPr>
@@ -6946,7 +7001,7 @@
             <w:r/>
             <w:r>
               <w:rPr>
-                <w:rFonts w:ascii="Arial" w:hAnsi="Arial"/>
+                <w:rFonts w:ascii="Verdana" w:hAnsi="Verdana"/>
                 <w:b w:val="0"/>
                 <w:sz w:val="16"/>
               </w:rPr>
@@ -6962,7 +7017,7 @@
             <w:r/>
             <w:r>
               <w:rPr>
-                <w:rFonts w:ascii="Arial" w:hAnsi="Arial"/>
+                <w:rFonts w:ascii="Verdana" w:hAnsi="Verdana"/>
                 <w:b w:val="0"/>
                 <w:sz w:val="16"/>
               </w:rPr>
@@ -6978,7 +7033,7 @@
             <w:r/>
             <w:r>
               <w:rPr>
-                <w:rFonts w:ascii="Arial" w:hAnsi="Arial"/>
+                <w:rFonts w:ascii="Verdana" w:hAnsi="Verdana"/>
                 <w:b w:val="0"/>
                 <w:sz w:val="16"/>
               </w:rPr>
@@ -6991,7 +7046,7 @@
     <w:p>
       <w:r>
         <w:rPr>
-          <w:rFonts w:ascii="Arial" w:hAnsi="Arial"/>
+          <w:rFonts w:ascii="Verdana" w:hAnsi="Verdana"/>
           <w:b/>
           <w:sz w:val="18"/>
         </w:rPr>
@@ -7004,6 +7059,20 @@
         <w:tblW w:type="auto" w:w="0"/>
         <w:jc w:val="center"/>
         <w:tblLook w:firstColumn="1" w:firstRow="1" w:lastColumn="0" w:lastRow="0" w:noHBand="0" w:noVBand="1" w:val="04A0"/>
+        <w:tblBorders>
+          <w:top w:val="single" w:sz="4" w:space="0" w:color="595959"/>
+          <w:left w:val="single" w:sz="4" w:space="0" w:color="595959"/>
+          <w:bottom w:val="single" w:sz="4" w:space="0" w:color="595959"/>
+          <w:right w:val="single" w:sz="4" w:space="0" w:color="595959"/>
+          <w:insideH w:val="single" w:sz="4" w:space="0" w:color="595959"/>
+          <w:insideV w:val="single" w:sz="4" w:space="0" w:color="595959"/>
+        </w:tblBorders>
+        <w:tblCellMar>
+          <w:top w:w="85" w:type="dxa"/>
+          <w:left w:w="85" w:type="dxa"/>
+          <w:bottom w:w="85" w:type="dxa"/>
+          <w:right w:w="85" w:type="dxa"/>
+        </w:tblCellMar>
       </w:tblPr>
       <w:tblGrid>
         <w:gridCol w:w="5046"/>
@@ -7013,61 +7082,52 @@
       <w:tr>
         <w:tc>
           <w:tcPr>
-            <w:tcW w:type="dxa" w:w="5046"/>
-            <w:shd w:val="clear" w:color="auto" w:fill="D9E2F3"/>
-          </w:tcPr>
-          <w:p>
-            <w:pPr>
-              <w:jc w:val="center"/>
-            </w:pPr>
-            <w:r/>
-            <w:r>
-              <w:rPr>
-                <w:rFonts w:ascii="Arial" w:hAnsi="Arial"/>
-                <w:b/>
-                <w:sz w:val="16"/>
-              </w:rPr>
-              <w:t>Code Figure</w:t>
-            </w:r>
-          </w:p>
-        </w:tc>
-        <w:tc>
-          <w:tcPr>
-            <w:tcW w:type="dxa" w:w="5046"/>
-            <w:shd w:val="clear" w:color="auto" w:fill="D9E2F3"/>
-          </w:tcPr>
-          <w:p>
-            <w:pPr>
-              <w:jc w:val="center"/>
-            </w:pPr>
-            <w:r/>
-            <w:r>
-              <w:rPr>
-                <w:rFonts w:ascii="Arial" w:hAnsi="Arial"/>
-                <w:b/>
-                <w:sz w:val="16"/>
-              </w:rPr>
-              <w:t>Entry Name</w:t>
-            </w:r>
-          </w:p>
-        </w:tc>
-        <w:tc>
-          <w:tcPr>
-            <w:tcW w:type="dxa" w:w="5046"/>
-            <w:shd w:val="clear" w:color="auto" w:fill="D9E2F3"/>
-          </w:tcPr>
-          <w:p>
-            <w:pPr>
-              <w:jc w:val="center"/>
-            </w:pPr>
-            <w:r/>
-            <w:r>
-              <w:rPr>
-                <w:rFonts w:ascii="Arial" w:hAnsi="Arial"/>
-                <w:b/>
-                <w:sz w:val="16"/>
-              </w:rPr>
-              <w:t>Note</w:t>
+            <w:tcW w:type="dxa" w:w="1134"/>
+            <w:shd w:val="clear" w:color="auto" w:fill="D9D9D9"/>
+          </w:tcPr>
+          <w:p>
+            <w:r/>
+            <w:r>
+              <w:rPr>
+                <w:rFonts w:ascii="Verdana" w:hAnsi="Verdana"/>
+                <w:b w:val="0"/>
+                <w:sz w:val="16"/>
+              </w:rPr>
+              <w:t>КОДОВАЯ ЦИФРА</w:t>
+            </w:r>
+          </w:p>
+        </w:tc>
+        <w:tc>
+          <w:tcPr>
+            <w:tcW w:type="dxa" w:w="5046"/>
+            <w:shd w:val="clear" w:color="auto" w:fill="D9D9D9"/>
+          </w:tcPr>
+          <w:p>
+            <w:r/>
+            <w:r>
+              <w:rPr>
+                <w:rFonts w:ascii="Verdana" w:hAnsi="Verdana"/>
+                <w:b w:val="0"/>
+                <w:sz w:val="16"/>
+              </w:rPr>
+              <w:t>ЗНАЧЕНИЕ</w:t>
+            </w:r>
+          </w:p>
+        </w:tc>
+        <w:tc>
+          <w:tcPr>
+            <w:tcW w:type="dxa" w:w="5046"/>
+            <w:shd w:val="clear" w:color="auto" w:fill="D9D9D9"/>
+          </w:tcPr>
+          <w:p>
+            <w:r/>
+            <w:r>
+              <w:rPr>
+                <w:rFonts w:ascii="Verdana" w:hAnsi="Verdana"/>
+                <w:b w:val="0"/>
+                <w:sz w:val="16"/>
+              </w:rPr>
+              <w:t>ПРИМЕЧАНИЕ</w:t>
             </w:r>
           </w:p>
         </w:tc>
@@ -7081,7 +7141,7 @@
             <w:r/>
             <w:r>
               <w:rPr>
-                <w:rFonts w:ascii="Arial" w:hAnsi="Arial"/>
+                <w:rFonts w:ascii="Verdana" w:hAnsi="Verdana"/>
                 <w:b w:val="0"/>
                 <w:sz w:val="16"/>
               </w:rPr>
@@ -7097,7 +7157,7 @@
             <w:r/>
             <w:r>
               <w:rPr>
-                <w:rFonts w:ascii="Arial" w:hAnsi="Arial"/>
+                <w:rFonts w:ascii="Verdana" w:hAnsi="Verdana"/>
                 <w:b w:val="0"/>
                 <w:sz w:val="16"/>
               </w:rPr>
@@ -7113,7 +7173,7 @@
             <w:r/>
             <w:r>
               <w:rPr>
-                <w:rFonts w:ascii="Arial" w:hAnsi="Arial"/>
+                <w:rFonts w:ascii="Verdana" w:hAnsi="Verdana"/>
                 <w:b w:val="0"/>
                 <w:sz w:val="16"/>
               </w:rPr>
@@ -7130,7 +7190,7 @@
             <w:r/>
             <w:r>
               <w:rPr>
-                <w:rFonts w:ascii="Arial" w:hAnsi="Arial"/>
+                <w:rFonts w:ascii="Verdana" w:hAnsi="Verdana"/>
                 <w:b w:val="0"/>
                 <w:sz w:val="16"/>
               </w:rPr>
@@ -7146,7 +7206,7 @@
             <w:r/>
             <w:r>
               <w:rPr>
-                <w:rFonts w:ascii="Arial" w:hAnsi="Arial"/>
+                <w:rFonts w:ascii="Verdana" w:hAnsi="Verdana"/>
                 <w:b w:val="0"/>
                 <w:sz w:val="16"/>
               </w:rPr>
@@ -7162,7 +7222,7 @@
             <w:r/>
             <w:r>
               <w:rPr>
-                <w:rFonts w:ascii="Arial" w:hAnsi="Arial"/>
+                <w:rFonts w:ascii="Verdana" w:hAnsi="Verdana"/>
                 <w:b w:val="0"/>
                 <w:sz w:val="16"/>
               </w:rPr>
@@ -7179,7 +7239,7 @@
             <w:r/>
             <w:r>
               <w:rPr>
-                <w:rFonts w:ascii="Arial" w:hAnsi="Arial"/>
+                <w:rFonts w:ascii="Verdana" w:hAnsi="Verdana"/>
                 <w:b w:val="0"/>
                 <w:sz w:val="16"/>
               </w:rPr>
@@ -7195,7 +7255,7 @@
             <w:r/>
             <w:r>
               <w:rPr>
-                <w:rFonts w:ascii="Arial" w:hAnsi="Arial"/>
+                <w:rFonts w:ascii="Verdana" w:hAnsi="Verdana"/>
                 <w:b w:val="0"/>
                 <w:sz w:val="16"/>
               </w:rPr>
@@ -7211,7 +7271,7 @@
             <w:r/>
             <w:r>
               <w:rPr>
-                <w:rFonts w:ascii="Arial" w:hAnsi="Arial"/>
+                <w:rFonts w:ascii="Verdana" w:hAnsi="Verdana"/>
                 <w:b w:val="0"/>
                 <w:sz w:val="16"/>
               </w:rPr>
@@ -7228,7 +7288,7 @@
             <w:r/>
             <w:r>
               <w:rPr>
-                <w:rFonts w:ascii="Arial" w:hAnsi="Arial"/>
+                <w:rFonts w:ascii="Verdana" w:hAnsi="Verdana"/>
                 <w:b w:val="0"/>
                 <w:sz w:val="16"/>
               </w:rPr>
@@ -7244,7 +7304,7 @@
             <w:r/>
             <w:r>
               <w:rPr>
-                <w:rFonts w:ascii="Arial" w:hAnsi="Arial"/>
+                <w:rFonts w:ascii="Verdana" w:hAnsi="Verdana"/>
                 <w:b w:val="0"/>
                 <w:sz w:val="16"/>
               </w:rPr>
@@ -7260,7 +7320,7 @@
             <w:r/>
             <w:r>
               <w:rPr>
-                <w:rFonts w:ascii="Arial" w:hAnsi="Arial"/>
+                <w:rFonts w:ascii="Verdana" w:hAnsi="Verdana"/>
                 <w:b w:val="0"/>
                 <w:sz w:val="16"/>
               </w:rPr>
@@ -7277,7 +7337,7 @@
             <w:r/>
             <w:r>
               <w:rPr>
-                <w:rFonts w:ascii="Arial" w:hAnsi="Arial"/>
+                <w:rFonts w:ascii="Verdana" w:hAnsi="Verdana"/>
                 <w:b w:val="0"/>
                 <w:sz w:val="16"/>
               </w:rPr>
@@ -7293,7 +7353,7 @@
             <w:r/>
             <w:r>
               <w:rPr>
-                <w:rFonts w:ascii="Arial" w:hAnsi="Arial"/>
+                <w:rFonts w:ascii="Verdana" w:hAnsi="Verdana"/>
                 <w:b w:val="0"/>
                 <w:sz w:val="16"/>
               </w:rPr>
@@ -7309,7 +7369,7 @@
             <w:r/>
             <w:r>
               <w:rPr>
-                <w:rFonts w:ascii="Arial" w:hAnsi="Arial"/>
+                <w:rFonts w:ascii="Verdana" w:hAnsi="Verdana"/>
                 <w:b w:val="0"/>
                 <w:sz w:val="16"/>
               </w:rPr>
@@ -7326,7 +7386,7 @@
             <w:r/>
             <w:r>
               <w:rPr>
-                <w:rFonts w:ascii="Arial" w:hAnsi="Arial"/>
+                <w:rFonts w:ascii="Verdana" w:hAnsi="Verdana"/>
                 <w:b w:val="0"/>
                 <w:sz w:val="16"/>
               </w:rPr>
@@ -7342,7 +7402,7 @@
             <w:r/>
             <w:r>
               <w:rPr>
-                <w:rFonts w:ascii="Arial" w:hAnsi="Arial"/>
+                <w:rFonts w:ascii="Verdana" w:hAnsi="Verdana"/>
                 <w:b w:val="0"/>
                 <w:sz w:val="16"/>
               </w:rPr>
@@ -7358,7 +7418,7 @@
             <w:r/>
             <w:r>
               <w:rPr>
-                <w:rFonts w:ascii="Arial" w:hAnsi="Arial"/>
+                <w:rFonts w:ascii="Verdana" w:hAnsi="Verdana"/>
                 <w:b w:val="0"/>
                 <w:sz w:val="16"/>
               </w:rPr>
@@ -7375,7 +7435,7 @@
             <w:r/>
             <w:r>
               <w:rPr>
-                <w:rFonts w:ascii="Arial" w:hAnsi="Arial"/>
+                <w:rFonts w:ascii="Verdana" w:hAnsi="Verdana"/>
                 <w:b w:val="0"/>
                 <w:sz w:val="16"/>
               </w:rPr>
@@ -7391,7 +7451,7 @@
             <w:r/>
             <w:r>
               <w:rPr>
-                <w:rFonts w:ascii="Arial" w:hAnsi="Arial"/>
+                <w:rFonts w:ascii="Verdana" w:hAnsi="Verdana"/>
                 <w:b w:val="0"/>
                 <w:sz w:val="16"/>
               </w:rPr>
@@ -7407,7 +7467,7 @@
             <w:r/>
             <w:r>
               <w:rPr>
-                <w:rFonts w:ascii="Arial" w:hAnsi="Arial"/>
+                <w:rFonts w:ascii="Verdana" w:hAnsi="Verdana"/>
                 <w:b w:val="0"/>
                 <w:sz w:val="16"/>
               </w:rPr>
@@ -7424,7 +7484,7 @@
             <w:r/>
             <w:r>
               <w:rPr>
-                <w:rFonts w:ascii="Arial" w:hAnsi="Arial"/>
+                <w:rFonts w:ascii="Verdana" w:hAnsi="Verdana"/>
                 <w:b w:val="0"/>
                 <w:sz w:val="16"/>
               </w:rPr>
@@ -7440,7 +7500,7 @@
             <w:r/>
             <w:r>
               <w:rPr>
-                <w:rFonts w:ascii="Arial" w:hAnsi="Arial"/>
+                <w:rFonts w:ascii="Verdana" w:hAnsi="Verdana"/>
                 <w:b w:val="0"/>
                 <w:sz w:val="16"/>
               </w:rPr>
@@ -7456,7 +7516,7 @@
             <w:r/>
             <w:r>
               <w:rPr>
-                <w:rFonts w:ascii="Arial" w:hAnsi="Arial"/>
+                <w:rFonts w:ascii="Verdana" w:hAnsi="Verdana"/>
                 <w:b w:val="0"/>
                 <w:sz w:val="16"/>
               </w:rPr>
@@ -7473,7 +7533,7 @@
             <w:r/>
             <w:r>
               <w:rPr>
-                <w:rFonts w:ascii="Arial" w:hAnsi="Arial"/>
+                <w:rFonts w:ascii="Verdana" w:hAnsi="Verdana"/>
                 <w:b w:val="0"/>
                 <w:sz w:val="16"/>
               </w:rPr>
@@ -7489,7 +7549,7 @@
             <w:r/>
             <w:r>
               <w:rPr>
-                <w:rFonts w:ascii="Arial" w:hAnsi="Arial"/>
+                <w:rFonts w:ascii="Verdana" w:hAnsi="Verdana"/>
                 <w:b w:val="0"/>
                 <w:sz w:val="16"/>
               </w:rPr>
@@ -7505,7 +7565,7 @@
             <w:r/>
             <w:r>
               <w:rPr>
-                <w:rFonts w:ascii="Arial" w:hAnsi="Arial"/>
+                <w:rFonts w:ascii="Verdana" w:hAnsi="Verdana"/>
                 <w:b w:val="0"/>
                 <w:sz w:val="16"/>
               </w:rPr>
@@ -7522,7 +7582,7 @@
             <w:r/>
             <w:r>
               <w:rPr>
-                <w:rFonts w:ascii="Arial" w:hAnsi="Arial"/>
+                <w:rFonts w:ascii="Verdana" w:hAnsi="Verdana"/>
                 <w:b w:val="0"/>
                 <w:sz w:val="16"/>
               </w:rPr>
@@ -7538,7 +7598,7 @@
             <w:r/>
             <w:r>
               <w:rPr>
-                <w:rFonts w:ascii="Arial" w:hAnsi="Arial"/>
+                <w:rFonts w:ascii="Verdana" w:hAnsi="Verdana"/>
                 <w:b w:val="0"/>
                 <w:sz w:val="16"/>
               </w:rPr>
@@ -7554,7 +7614,7 @@
             <w:r/>
             <w:r>
               <w:rPr>
-                <w:rFonts w:ascii="Arial" w:hAnsi="Arial"/>
+                <w:rFonts w:ascii="Verdana" w:hAnsi="Verdana"/>
                 <w:b w:val="0"/>
                 <w:sz w:val="16"/>
               </w:rPr>
@@ -7571,7 +7631,7 @@
             <w:r/>
             <w:r>
               <w:rPr>
-                <w:rFonts w:ascii="Arial" w:hAnsi="Arial"/>
+                <w:rFonts w:ascii="Verdana" w:hAnsi="Verdana"/>
                 <w:b w:val="0"/>
                 <w:sz w:val="16"/>
               </w:rPr>
@@ -7587,7 +7647,7 @@
             <w:r/>
             <w:r>
               <w:rPr>
-                <w:rFonts w:ascii="Arial" w:hAnsi="Arial"/>
+                <w:rFonts w:ascii="Verdana" w:hAnsi="Verdana"/>
                 <w:b w:val="0"/>
                 <w:sz w:val="16"/>
               </w:rPr>
@@ -7603,7 +7663,7 @@
             <w:r/>
             <w:r>
               <w:rPr>
-                <w:rFonts w:ascii="Arial" w:hAnsi="Arial"/>
+                <w:rFonts w:ascii="Verdana" w:hAnsi="Verdana"/>
                 <w:b w:val="0"/>
                 <w:sz w:val="16"/>
               </w:rPr>
@@ -7620,7 +7680,7 @@
             <w:r/>
             <w:r>
               <w:rPr>
-                <w:rFonts w:ascii="Arial" w:hAnsi="Arial"/>
+                <w:rFonts w:ascii="Verdana" w:hAnsi="Verdana"/>
                 <w:b w:val="0"/>
                 <w:sz w:val="16"/>
               </w:rPr>
@@ -7636,7 +7696,7 @@
             <w:r/>
             <w:r>
               <w:rPr>
-                <w:rFonts w:ascii="Arial" w:hAnsi="Arial"/>
+                <w:rFonts w:ascii="Verdana" w:hAnsi="Verdana"/>
                 <w:b w:val="0"/>
                 <w:sz w:val="16"/>
               </w:rPr>
@@ -7652,7 +7712,7 @@
             <w:r/>
             <w:r>
               <w:rPr>
-                <w:rFonts w:ascii="Arial" w:hAnsi="Arial"/>
+                <w:rFonts w:ascii="Verdana" w:hAnsi="Verdana"/>
                 <w:b w:val="0"/>
                 <w:sz w:val="16"/>
               </w:rPr>
@@ -7669,7 +7729,7 @@
             <w:r/>
             <w:r>
               <w:rPr>
-                <w:rFonts w:ascii="Arial" w:hAnsi="Arial"/>
+                <w:rFonts w:ascii="Verdana" w:hAnsi="Verdana"/>
                 <w:b w:val="0"/>
                 <w:sz w:val="16"/>
               </w:rPr>
@@ -7685,7 +7745,7 @@
             <w:r/>
             <w:r>
               <w:rPr>
-                <w:rFonts w:ascii="Arial" w:hAnsi="Arial"/>
+                <w:rFonts w:ascii="Verdana" w:hAnsi="Verdana"/>
                 <w:b w:val="0"/>
                 <w:sz w:val="16"/>
               </w:rPr>
@@ -7701,7 +7761,7 @@
             <w:r/>
             <w:r>
               <w:rPr>
-                <w:rFonts w:ascii="Arial" w:hAnsi="Arial"/>
+                <w:rFonts w:ascii="Verdana" w:hAnsi="Verdana"/>
                 <w:b w:val="0"/>
                 <w:sz w:val="16"/>
               </w:rPr>
@@ -7718,7 +7778,7 @@
             <w:r/>
             <w:r>
               <w:rPr>
-                <w:rFonts w:ascii="Arial" w:hAnsi="Arial"/>
+                <w:rFonts w:ascii="Verdana" w:hAnsi="Verdana"/>
                 <w:b w:val="0"/>
                 <w:sz w:val="16"/>
               </w:rPr>
@@ -7734,7 +7794,7 @@
             <w:r/>
             <w:r>
               <w:rPr>
-                <w:rFonts w:ascii="Arial" w:hAnsi="Arial"/>
+                <w:rFonts w:ascii="Verdana" w:hAnsi="Verdana"/>
                 <w:b w:val="0"/>
                 <w:sz w:val="16"/>
               </w:rPr>
@@ -7750,7 +7810,7 @@
             <w:r/>
             <w:r>
               <w:rPr>
-                <w:rFonts w:ascii="Arial" w:hAnsi="Arial"/>
+                <w:rFonts w:ascii="Verdana" w:hAnsi="Verdana"/>
                 <w:b w:val="0"/>
                 <w:sz w:val="16"/>
               </w:rPr>
@@ -7767,7 +7827,7 @@
             <w:r/>
             <w:r>
               <w:rPr>
-                <w:rFonts w:ascii="Arial" w:hAnsi="Arial"/>
+                <w:rFonts w:ascii="Verdana" w:hAnsi="Verdana"/>
                 <w:b w:val="0"/>
                 <w:sz w:val="16"/>
               </w:rPr>
@@ -7783,7 +7843,7 @@
             <w:r/>
             <w:r>
               <w:rPr>
-                <w:rFonts w:ascii="Arial" w:hAnsi="Arial"/>
+                <w:rFonts w:ascii="Verdana" w:hAnsi="Verdana"/>
                 <w:b w:val="0"/>
                 <w:sz w:val="16"/>
               </w:rPr>
@@ -7799,7 +7859,7 @@
             <w:r/>
             <w:r>
               <w:rPr>
-                <w:rFonts w:ascii="Arial" w:hAnsi="Arial"/>
+                <w:rFonts w:ascii="Verdana" w:hAnsi="Verdana"/>
                 <w:b w:val="0"/>
                 <w:sz w:val="16"/>
               </w:rPr>
@@ -7816,7 +7876,7 @@
             <w:r/>
             <w:r>
               <w:rPr>
-                <w:rFonts w:ascii="Arial" w:hAnsi="Arial"/>
+                <w:rFonts w:ascii="Verdana" w:hAnsi="Verdana"/>
                 <w:b w:val="0"/>
                 <w:sz w:val="16"/>
               </w:rPr>
@@ -7832,7 +7892,7 @@
             <w:r/>
             <w:r>
               <w:rPr>
-                <w:rFonts w:ascii="Arial" w:hAnsi="Arial"/>
+                <w:rFonts w:ascii="Verdana" w:hAnsi="Verdana"/>
                 <w:b w:val="0"/>
                 <w:sz w:val="16"/>
               </w:rPr>
@@ -7848,7 +7908,7 @@
             <w:r/>
             <w:r>
               <w:rPr>
-                <w:rFonts w:ascii="Arial" w:hAnsi="Arial"/>
+                <w:rFonts w:ascii="Verdana" w:hAnsi="Verdana"/>
                 <w:b w:val="0"/>
                 <w:sz w:val="16"/>
               </w:rPr>
@@ -7861,7 +7921,7 @@
     <w:p>
       <w:r>
         <w:rPr>
-          <w:rFonts w:ascii="Arial" w:hAnsi="Arial"/>
+          <w:rFonts w:ascii="Verdana" w:hAnsi="Verdana"/>
           <w:b/>
           <w:sz w:val="18"/>
         </w:rPr>
@@ -7874,6 +7934,20 @@
         <w:tblW w:type="auto" w:w="0"/>
         <w:jc w:val="center"/>
         <w:tblLook w:firstColumn="1" w:firstRow="1" w:lastColumn="0" w:lastRow="0" w:noHBand="0" w:noVBand="1" w:val="04A0"/>
+        <w:tblBorders>
+          <w:top w:val="single" w:sz="4" w:space="0" w:color="595959"/>
+          <w:left w:val="single" w:sz="4" w:space="0" w:color="595959"/>
+          <w:bottom w:val="single" w:sz="4" w:space="0" w:color="595959"/>
+          <w:right w:val="single" w:sz="4" w:space="0" w:color="595959"/>
+          <w:insideH w:val="single" w:sz="4" w:space="0" w:color="595959"/>
+          <w:insideV w:val="single" w:sz="4" w:space="0" w:color="595959"/>
+        </w:tblBorders>
+        <w:tblCellMar>
+          <w:top w:w="85" w:type="dxa"/>
+          <w:left w:w="85" w:type="dxa"/>
+          <w:bottom w:w="85" w:type="dxa"/>
+          <w:right w:w="85" w:type="dxa"/>
+        </w:tblCellMar>
       </w:tblPr>
       <w:tblGrid>
         <w:gridCol w:w="5046"/>
@@ -7883,61 +7957,52 @@
       <w:tr>
         <w:tc>
           <w:tcPr>
-            <w:tcW w:type="dxa" w:w="5046"/>
-            <w:shd w:val="clear" w:color="auto" w:fill="D9E2F3"/>
-          </w:tcPr>
-          <w:p>
-            <w:pPr>
-              <w:jc w:val="center"/>
-            </w:pPr>
-            <w:r/>
-            <w:r>
-              <w:rPr>
-                <w:rFonts w:ascii="Arial" w:hAnsi="Arial"/>
-                <w:b/>
-                <w:sz w:val="16"/>
-              </w:rPr>
-              <w:t>Code Figure</w:t>
-            </w:r>
-          </w:p>
-        </w:tc>
-        <w:tc>
-          <w:tcPr>
-            <w:tcW w:type="dxa" w:w="5046"/>
-            <w:shd w:val="clear" w:color="auto" w:fill="D9E2F3"/>
-          </w:tcPr>
-          <w:p>
-            <w:pPr>
-              <w:jc w:val="center"/>
-            </w:pPr>
-            <w:r/>
-            <w:r>
-              <w:rPr>
-                <w:rFonts w:ascii="Arial" w:hAnsi="Arial"/>
-                <w:b/>
-                <w:sz w:val="16"/>
-              </w:rPr>
-              <w:t>Entry Name</w:t>
-            </w:r>
-          </w:p>
-        </w:tc>
-        <w:tc>
-          <w:tcPr>
-            <w:tcW w:type="dxa" w:w="5046"/>
-            <w:shd w:val="clear" w:color="auto" w:fill="D9E2F3"/>
-          </w:tcPr>
-          <w:p>
-            <w:pPr>
-              <w:jc w:val="center"/>
-            </w:pPr>
-            <w:r/>
-            <w:r>
-              <w:rPr>
-                <w:rFonts w:ascii="Arial" w:hAnsi="Arial"/>
-                <w:b/>
-                <w:sz w:val="16"/>
-              </w:rPr>
-              <w:t>Note</w:t>
+            <w:tcW w:type="dxa" w:w="1134"/>
+            <w:shd w:val="clear" w:color="auto" w:fill="D9D9D9"/>
+          </w:tcPr>
+          <w:p>
+            <w:r/>
+            <w:r>
+              <w:rPr>
+                <w:rFonts w:ascii="Verdana" w:hAnsi="Verdana"/>
+                <w:b w:val="0"/>
+                <w:sz w:val="16"/>
+              </w:rPr>
+              <w:t>КОДОВАЯ ЦИФРА</w:t>
+            </w:r>
+          </w:p>
+        </w:tc>
+        <w:tc>
+          <w:tcPr>
+            <w:tcW w:type="dxa" w:w="5046"/>
+            <w:shd w:val="clear" w:color="auto" w:fill="D9D9D9"/>
+          </w:tcPr>
+          <w:p>
+            <w:r/>
+            <w:r>
+              <w:rPr>
+                <w:rFonts w:ascii="Verdana" w:hAnsi="Verdana"/>
+                <w:b w:val="0"/>
+                <w:sz w:val="16"/>
+              </w:rPr>
+              <w:t>ЗНАЧЕНИЕ</w:t>
+            </w:r>
+          </w:p>
+        </w:tc>
+        <w:tc>
+          <w:tcPr>
+            <w:tcW w:type="dxa" w:w="5046"/>
+            <w:shd w:val="clear" w:color="auto" w:fill="D9D9D9"/>
+          </w:tcPr>
+          <w:p>
+            <w:r/>
+            <w:r>
+              <w:rPr>
+                <w:rFonts w:ascii="Verdana" w:hAnsi="Verdana"/>
+                <w:b w:val="0"/>
+                <w:sz w:val="16"/>
+              </w:rPr>
+              <w:t>ПРИМЕЧАНИЕ</w:t>
             </w:r>
           </w:p>
         </w:tc>
@@ -7951,7 +8016,7 @@
             <w:r/>
             <w:r>
               <w:rPr>
-                <w:rFonts w:ascii="Arial" w:hAnsi="Arial"/>
+                <w:rFonts w:ascii="Verdana" w:hAnsi="Verdana"/>
                 <w:b w:val="0"/>
                 <w:sz w:val="16"/>
               </w:rPr>
@@ -7967,7 +8032,7 @@
             <w:r/>
             <w:r>
               <w:rPr>
-                <w:rFonts w:ascii="Arial" w:hAnsi="Arial"/>
+                <w:rFonts w:ascii="Verdana" w:hAnsi="Verdana"/>
                 <w:b w:val="0"/>
                 <w:sz w:val="16"/>
               </w:rPr>
@@ -7983,7 +8048,7 @@
             <w:r/>
             <w:r>
               <w:rPr>
-                <w:rFonts w:ascii="Arial" w:hAnsi="Arial"/>
+                <w:rFonts w:ascii="Verdana" w:hAnsi="Verdana"/>
                 <w:b w:val="0"/>
                 <w:sz w:val="16"/>
               </w:rPr>
@@ -8000,7 +8065,7 @@
             <w:r/>
             <w:r>
               <w:rPr>
-                <w:rFonts w:ascii="Arial" w:hAnsi="Arial"/>
+                <w:rFonts w:ascii="Verdana" w:hAnsi="Verdana"/>
                 <w:b w:val="0"/>
                 <w:sz w:val="16"/>
               </w:rPr>
@@ -8016,7 +8081,7 @@
             <w:r/>
             <w:r>
               <w:rPr>
-                <w:rFonts w:ascii="Arial" w:hAnsi="Arial"/>
+                <w:rFonts w:ascii="Verdana" w:hAnsi="Verdana"/>
                 <w:b w:val="0"/>
                 <w:sz w:val="16"/>
               </w:rPr>
@@ -8032,7 +8097,7 @@
             <w:r/>
             <w:r>
               <w:rPr>
-                <w:rFonts w:ascii="Arial" w:hAnsi="Arial"/>
+                <w:rFonts w:ascii="Verdana" w:hAnsi="Verdana"/>
                 <w:b w:val="0"/>
                 <w:sz w:val="16"/>
               </w:rPr>
@@ -8045,7 +8110,7 @@
     <w:p>
       <w:r>
         <w:rPr>
-          <w:rFonts w:ascii="Arial" w:hAnsi="Arial"/>
+          <w:rFonts w:ascii="Verdana" w:hAnsi="Verdana"/>
           <w:b/>
           <w:sz w:val="18"/>
         </w:rPr>
@@ -8058,6 +8123,20 @@
         <w:tblW w:type="auto" w:w="0"/>
         <w:jc w:val="center"/>
         <w:tblLook w:firstColumn="1" w:firstRow="1" w:lastColumn="0" w:lastRow="0" w:noHBand="0" w:noVBand="1" w:val="04A0"/>
+        <w:tblBorders>
+          <w:top w:val="single" w:sz="4" w:space="0" w:color="595959"/>
+          <w:left w:val="single" w:sz="4" w:space="0" w:color="595959"/>
+          <w:bottom w:val="single" w:sz="4" w:space="0" w:color="595959"/>
+          <w:right w:val="single" w:sz="4" w:space="0" w:color="595959"/>
+          <w:insideH w:val="single" w:sz="4" w:space="0" w:color="595959"/>
+          <w:insideV w:val="single" w:sz="4" w:space="0" w:color="595959"/>
+        </w:tblBorders>
+        <w:tblCellMar>
+          <w:top w:w="85" w:type="dxa"/>
+          <w:left w:w="85" w:type="dxa"/>
+          <w:bottom w:w="85" w:type="dxa"/>
+          <w:right w:w="85" w:type="dxa"/>
+        </w:tblCellMar>
       </w:tblPr>
       <w:tblGrid>
         <w:gridCol w:w="5046"/>
@@ -8067,61 +8146,52 @@
       <w:tr>
         <w:tc>
           <w:tcPr>
-            <w:tcW w:type="dxa" w:w="5046"/>
-            <w:shd w:val="clear" w:color="auto" w:fill="D9E2F3"/>
-          </w:tcPr>
-          <w:p>
-            <w:pPr>
-              <w:jc w:val="center"/>
-            </w:pPr>
-            <w:r/>
-            <w:r>
-              <w:rPr>
-                <w:rFonts w:ascii="Arial" w:hAnsi="Arial"/>
-                <w:b/>
-                <w:sz w:val="16"/>
-              </w:rPr>
-              <w:t>Code Figure</w:t>
-            </w:r>
-          </w:p>
-        </w:tc>
-        <w:tc>
-          <w:tcPr>
-            <w:tcW w:type="dxa" w:w="5046"/>
-            <w:shd w:val="clear" w:color="auto" w:fill="D9E2F3"/>
-          </w:tcPr>
-          <w:p>
-            <w:pPr>
-              <w:jc w:val="center"/>
-            </w:pPr>
-            <w:r/>
-            <w:r>
-              <w:rPr>
-                <w:rFonts w:ascii="Arial" w:hAnsi="Arial"/>
-                <w:b/>
-                <w:sz w:val="16"/>
-              </w:rPr>
-              <w:t>Entry Name</w:t>
-            </w:r>
-          </w:p>
-        </w:tc>
-        <w:tc>
-          <w:tcPr>
-            <w:tcW w:type="dxa" w:w="5046"/>
-            <w:shd w:val="clear" w:color="auto" w:fill="D9E2F3"/>
-          </w:tcPr>
-          <w:p>
-            <w:pPr>
-              <w:jc w:val="center"/>
-            </w:pPr>
-            <w:r/>
-            <w:r>
-              <w:rPr>
-                <w:rFonts w:ascii="Arial" w:hAnsi="Arial"/>
-                <w:b/>
-                <w:sz w:val="16"/>
-              </w:rPr>
-              <w:t>Note</w:t>
+            <w:tcW w:type="dxa" w:w="1134"/>
+            <w:shd w:val="clear" w:color="auto" w:fill="D9D9D9"/>
+          </w:tcPr>
+          <w:p>
+            <w:r/>
+            <w:r>
+              <w:rPr>
+                <w:rFonts w:ascii="Verdana" w:hAnsi="Verdana"/>
+                <w:b w:val="0"/>
+                <w:sz w:val="16"/>
+              </w:rPr>
+              <w:t>КОДОВАЯ ЦИФРА</w:t>
+            </w:r>
+          </w:p>
+        </w:tc>
+        <w:tc>
+          <w:tcPr>
+            <w:tcW w:type="dxa" w:w="5046"/>
+            <w:shd w:val="clear" w:color="auto" w:fill="D9D9D9"/>
+          </w:tcPr>
+          <w:p>
+            <w:r/>
+            <w:r>
+              <w:rPr>
+                <w:rFonts w:ascii="Verdana" w:hAnsi="Verdana"/>
+                <w:b w:val="0"/>
+                <w:sz w:val="16"/>
+              </w:rPr>
+              <w:t>ЗНАЧЕНИЕ</w:t>
+            </w:r>
+          </w:p>
+        </w:tc>
+        <w:tc>
+          <w:tcPr>
+            <w:tcW w:type="dxa" w:w="5046"/>
+            <w:shd w:val="clear" w:color="auto" w:fill="D9D9D9"/>
+          </w:tcPr>
+          <w:p>
+            <w:r/>
+            <w:r>
+              <w:rPr>
+                <w:rFonts w:ascii="Verdana" w:hAnsi="Verdana"/>
+                <w:b w:val="0"/>
+                <w:sz w:val="16"/>
+              </w:rPr>
+              <w:t>ПРИМЕЧАНИЕ</w:t>
             </w:r>
           </w:p>
         </w:tc>
@@ -8135,7 +8205,7 @@
             <w:r/>
             <w:r>
               <w:rPr>
-                <w:rFonts w:ascii="Arial" w:hAnsi="Arial"/>
+                <w:rFonts w:ascii="Verdana" w:hAnsi="Verdana"/>
                 <w:b w:val="0"/>
                 <w:sz w:val="16"/>
               </w:rPr>
@@ -8151,7 +8221,7 @@
             <w:r/>
             <w:r>
               <w:rPr>
-                <w:rFonts w:ascii="Arial" w:hAnsi="Arial"/>
+                <w:rFonts w:ascii="Verdana" w:hAnsi="Verdana"/>
                 <w:b w:val="0"/>
                 <w:sz w:val="16"/>
               </w:rPr>
@@ -8167,7 +8237,7 @@
             <w:r/>
             <w:r>
               <w:rPr>
-                <w:rFonts w:ascii="Arial" w:hAnsi="Arial"/>
+                <w:rFonts w:ascii="Verdana" w:hAnsi="Verdana"/>
                 <w:b w:val="0"/>
                 <w:sz w:val="16"/>
               </w:rPr>
@@ -8184,7 +8254,7 @@
             <w:r/>
             <w:r>
               <w:rPr>
-                <w:rFonts w:ascii="Arial" w:hAnsi="Arial"/>
+                <w:rFonts w:ascii="Verdana" w:hAnsi="Verdana"/>
                 <w:b w:val="0"/>
                 <w:sz w:val="16"/>
               </w:rPr>
@@ -8200,7 +8270,7 @@
             <w:r/>
             <w:r>
               <w:rPr>
-                <w:rFonts w:ascii="Arial" w:hAnsi="Arial"/>
+                <w:rFonts w:ascii="Verdana" w:hAnsi="Verdana"/>
                 <w:b w:val="0"/>
                 <w:sz w:val="16"/>
               </w:rPr>
@@ -8216,7 +8286,7 @@
             <w:r/>
             <w:r>
               <w:rPr>
-                <w:rFonts w:ascii="Arial" w:hAnsi="Arial"/>
+                <w:rFonts w:ascii="Verdana" w:hAnsi="Verdana"/>
                 <w:b w:val="0"/>
                 <w:sz w:val="16"/>
               </w:rPr>
@@ -8233,7 +8303,7 @@
             <w:r/>
             <w:r>
               <w:rPr>
-                <w:rFonts w:ascii="Arial" w:hAnsi="Arial"/>
+                <w:rFonts w:ascii="Verdana" w:hAnsi="Verdana"/>
                 <w:b w:val="0"/>
                 <w:sz w:val="16"/>
               </w:rPr>
@@ -8249,7 +8319,7 @@
             <w:r/>
             <w:r>
               <w:rPr>
-                <w:rFonts w:ascii="Arial" w:hAnsi="Arial"/>
+                <w:rFonts w:ascii="Verdana" w:hAnsi="Verdana"/>
                 <w:b w:val="0"/>
                 <w:sz w:val="16"/>
               </w:rPr>
@@ -8265,7 +8335,7 @@
             <w:r/>
             <w:r>
               <w:rPr>
-                <w:rFonts w:ascii="Arial" w:hAnsi="Arial"/>
+                <w:rFonts w:ascii="Verdana" w:hAnsi="Verdana"/>
                 <w:b w:val="0"/>
                 <w:sz w:val="16"/>
               </w:rPr>
@@ -8282,7 +8352,7 @@
             <w:r/>
             <w:r>
               <w:rPr>
-                <w:rFonts w:ascii="Arial" w:hAnsi="Arial"/>
+                <w:rFonts w:ascii="Verdana" w:hAnsi="Verdana"/>
                 <w:b w:val="0"/>
                 <w:sz w:val="16"/>
               </w:rPr>
@@ -8298,7 +8368,7 @@
             <w:r/>
             <w:r>
               <w:rPr>
-                <w:rFonts w:ascii="Arial" w:hAnsi="Arial"/>
+                <w:rFonts w:ascii="Verdana" w:hAnsi="Verdana"/>
                 <w:b w:val="0"/>
                 <w:sz w:val="16"/>
               </w:rPr>
@@ -8314,7 +8384,7 @@
             <w:r/>
             <w:r>
               <w:rPr>
-                <w:rFonts w:ascii="Arial" w:hAnsi="Arial"/>
+                <w:rFonts w:ascii="Verdana" w:hAnsi="Verdana"/>
                 <w:b w:val="0"/>
                 <w:sz w:val="16"/>
               </w:rPr>
@@ -8327,7 +8397,7 @@
     <w:p>
       <w:r>
         <w:rPr>
-          <w:rFonts w:ascii="Arial" w:hAnsi="Arial"/>
+          <w:rFonts w:ascii="Verdana" w:hAnsi="Verdana"/>
           <w:b/>
           <w:sz w:val="18"/>
         </w:rPr>
@@ -8340,6 +8410,20 @@
         <w:tblW w:type="auto" w:w="0"/>
         <w:jc w:val="center"/>
         <w:tblLook w:firstColumn="1" w:firstRow="1" w:lastColumn="0" w:lastRow="0" w:noHBand="0" w:noVBand="1" w:val="04A0"/>
+        <w:tblBorders>
+          <w:top w:val="single" w:sz="4" w:space="0" w:color="595959"/>
+          <w:left w:val="single" w:sz="4" w:space="0" w:color="595959"/>
+          <w:bottom w:val="single" w:sz="4" w:space="0" w:color="595959"/>
+          <w:right w:val="single" w:sz="4" w:space="0" w:color="595959"/>
+          <w:insideH w:val="single" w:sz="4" w:space="0" w:color="595959"/>
+          <w:insideV w:val="single" w:sz="4" w:space="0" w:color="595959"/>
+        </w:tblBorders>
+        <w:tblCellMar>
+          <w:top w:w="85" w:type="dxa"/>
+          <w:left w:w="85" w:type="dxa"/>
+          <w:bottom w:w="85" w:type="dxa"/>
+          <w:right w:w="85" w:type="dxa"/>
+        </w:tblCellMar>
       </w:tblPr>
       <w:tblGrid>
         <w:gridCol w:w="5046"/>
@@ -8349,61 +8433,52 @@
       <w:tr>
         <w:tc>
           <w:tcPr>
-            <w:tcW w:type="dxa" w:w="5046"/>
-            <w:shd w:val="clear" w:color="auto" w:fill="D9E2F3"/>
-          </w:tcPr>
-          <w:p>
-            <w:pPr>
-              <w:jc w:val="center"/>
-            </w:pPr>
-            <w:r/>
-            <w:r>
-              <w:rPr>
-                <w:rFonts w:ascii="Arial" w:hAnsi="Arial"/>
-                <w:b/>
-                <w:sz w:val="16"/>
-              </w:rPr>
-              <w:t>Code Figure</w:t>
-            </w:r>
-          </w:p>
-        </w:tc>
-        <w:tc>
-          <w:tcPr>
-            <w:tcW w:type="dxa" w:w="5046"/>
-            <w:shd w:val="clear" w:color="auto" w:fill="D9E2F3"/>
-          </w:tcPr>
-          <w:p>
-            <w:pPr>
-              <w:jc w:val="center"/>
-            </w:pPr>
-            <w:r/>
-            <w:r>
-              <w:rPr>
-                <w:rFonts w:ascii="Arial" w:hAnsi="Arial"/>
-                <w:b/>
-                <w:sz w:val="16"/>
-              </w:rPr>
-              <w:t>Entry Name</w:t>
-            </w:r>
-          </w:p>
-        </w:tc>
-        <w:tc>
-          <w:tcPr>
-            <w:tcW w:type="dxa" w:w="5046"/>
-            <w:shd w:val="clear" w:color="auto" w:fill="D9E2F3"/>
-          </w:tcPr>
-          <w:p>
-            <w:pPr>
-              <w:jc w:val="center"/>
-            </w:pPr>
-            <w:r/>
-            <w:r>
-              <w:rPr>
-                <w:rFonts w:ascii="Arial" w:hAnsi="Arial"/>
-                <w:b/>
-                <w:sz w:val="16"/>
-              </w:rPr>
-              <w:t>Note</w:t>
+            <w:tcW w:type="dxa" w:w="1134"/>
+            <w:shd w:val="clear" w:color="auto" w:fill="D9D9D9"/>
+          </w:tcPr>
+          <w:p>
+            <w:r/>
+            <w:r>
+              <w:rPr>
+                <w:rFonts w:ascii="Verdana" w:hAnsi="Verdana"/>
+                <w:b w:val="0"/>
+                <w:sz w:val="16"/>
+              </w:rPr>
+              <w:t>КОДОВАЯ ЦИФРА</w:t>
+            </w:r>
+          </w:p>
+        </w:tc>
+        <w:tc>
+          <w:tcPr>
+            <w:tcW w:type="dxa" w:w="5046"/>
+            <w:shd w:val="clear" w:color="auto" w:fill="D9D9D9"/>
+          </w:tcPr>
+          <w:p>
+            <w:r/>
+            <w:r>
+              <w:rPr>
+                <w:rFonts w:ascii="Verdana" w:hAnsi="Verdana"/>
+                <w:b w:val="0"/>
+                <w:sz w:val="16"/>
+              </w:rPr>
+              <w:t>ЗНАЧЕНИЕ</w:t>
+            </w:r>
+          </w:p>
+        </w:tc>
+        <w:tc>
+          <w:tcPr>
+            <w:tcW w:type="dxa" w:w="5046"/>
+            <w:shd w:val="clear" w:color="auto" w:fill="D9D9D9"/>
+          </w:tcPr>
+          <w:p>
+            <w:r/>
+            <w:r>
+              <w:rPr>
+                <w:rFonts w:ascii="Verdana" w:hAnsi="Verdana"/>
+                <w:b w:val="0"/>
+                <w:sz w:val="16"/>
+              </w:rPr>
+              <w:t>ПРИМЕЧАНИЕ</w:t>
             </w:r>
           </w:p>
         </w:tc>
@@ -8417,7 +8492,7 @@
             <w:r/>
             <w:r>
               <w:rPr>
-                <w:rFonts w:ascii="Arial" w:hAnsi="Arial"/>
+                <w:rFonts w:ascii="Verdana" w:hAnsi="Verdana"/>
                 <w:b w:val="0"/>
                 <w:sz w:val="16"/>
               </w:rPr>
@@ -8433,7 +8508,7 @@
             <w:r/>
             <w:r>
               <w:rPr>
-                <w:rFonts w:ascii="Arial" w:hAnsi="Arial"/>
+                <w:rFonts w:ascii="Verdana" w:hAnsi="Verdana"/>
                 <w:b w:val="0"/>
                 <w:sz w:val="16"/>
               </w:rPr>
@@ -8449,7 +8524,7 @@
             <w:r/>
             <w:r>
               <w:rPr>
-                <w:rFonts w:ascii="Arial" w:hAnsi="Arial"/>
+                <w:rFonts w:ascii="Verdana" w:hAnsi="Verdana"/>
                 <w:b w:val="0"/>
                 <w:sz w:val="16"/>
               </w:rPr>
@@ -8466,7 +8541,7 @@
             <w:r/>
             <w:r>
               <w:rPr>
-                <w:rFonts w:ascii="Arial" w:hAnsi="Arial"/>
+                <w:rFonts w:ascii="Verdana" w:hAnsi="Verdana"/>
                 <w:b w:val="0"/>
                 <w:sz w:val="16"/>
               </w:rPr>
@@ -8482,7 +8557,7 @@
             <w:r/>
             <w:r>
               <w:rPr>
-                <w:rFonts w:ascii="Arial" w:hAnsi="Arial"/>
+                <w:rFonts w:ascii="Verdana" w:hAnsi="Verdana"/>
                 <w:b w:val="0"/>
                 <w:sz w:val="16"/>
               </w:rPr>
@@ -8498,7 +8573,7 @@
             <w:r/>
             <w:r>
               <w:rPr>
-                <w:rFonts w:ascii="Arial" w:hAnsi="Arial"/>
+                <w:rFonts w:ascii="Verdana" w:hAnsi="Verdana"/>
                 <w:b w:val="0"/>
                 <w:sz w:val="16"/>
               </w:rPr>
@@ -8515,7 +8590,7 @@
             <w:r/>
             <w:r>
               <w:rPr>
-                <w:rFonts w:ascii="Arial" w:hAnsi="Arial"/>
+                <w:rFonts w:ascii="Verdana" w:hAnsi="Verdana"/>
                 <w:b w:val="0"/>
                 <w:sz w:val="16"/>
               </w:rPr>
@@ -8531,7 +8606,7 @@
             <w:r/>
             <w:r>
               <w:rPr>
-                <w:rFonts w:ascii="Arial" w:hAnsi="Arial"/>
+                <w:rFonts w:ascii="Verdana" w:hAnsi="Verdana"/>
                 <w:b w:val="0"/>
                 <w:sz w:val="16"/>
               </w:rPr>
@@ -8547,7 +8622,7 @@
             <w:r/>
             <w:r>
               <w:rPr>
-                <w:rFonts w:ascii="Arial" w:hAnsi="Arial"/>
+                <w:rFonts w:ascii="Verdana" w:hAnsi="Verdana"/>
                 <w:b w:val="0"/>
                 <w:sz w:val="16"/>
               </w:rPr>
@@ -8564,7 +8639,7 @@
             <w:r/>
             <w:r>
               <w:rPr>
-                <w:rFonts w:ascii="Arial" w:hAnsi="Arial"/>
+                <w:rFonts w:ascii="Verdana" w:hAnsi="Verdana"/>
                 <w:b w:val="0"/>
                 <w:sz w:val="16"/>
               </w:rPr>
@@ -8580,7 +8655,7 @@
             <w:r/>
             <w:r>
               <w:rPr>
-                <w:rFonts w:ascii="Arial" w:hAnsi="Arial"/>
+                <w:rFonts w:ascii="Verdana" w:hAnsi="Verdana"/>
                 <w:b w:val="0"/>
                 <w:sz w:val="16"/>
               </w:rPr>
@@ -8596,7 +8671,7 @@
             <w:r/>
             <w:r>
               <w:rPr>
-                <w:rFonts w:ascii="Arial" w:hAnsi="Arial"/>
+                <w:rFonts w:ascii="Verdana" w:hAnsi="Verdana"/>
                 <w:b w:val="0"/>
                 <w:sz w:val="16"/>
               </w:rPr>
@@ -8609,7 +8684,7 @@
     <w:p>
       <w:r>
         <w:rPr>
-          <w:rFonts w:ascii="Arial" w:hAnsi="Arial"/>
+          <w:rFonts w:ascii="Verdana" w:hAnsi="Verdana"/>
           <w:b/>
           <w:sz w:val="18"/>
         </w:rPr>
@@ -8622,6 +8697,20 @@
         <w:tblW w:type="auto" w:w="0"/>
         <w:jc w:val="center"/>
         <w:tblLook w:firstColumn="1" w:firstRow="1" w:lastColumn="0" w:lastRow="0" w:noHBand="0" w:noVBand="1" w:val="04A0"/>
+        <w:tblBorders>
+          <w:top w:val="single" w:sz="4" w:space="0" w:color="595959"/>
+          <w:left w:val="single" w:sz="4" w:space="0" w:color="595959"/>
+          <w:bottom w:val="single" w:sz="4" w:space="0" w:color="595959"/>
+          <w:right w:val="single" w:sz="4" w:space="0" w:color="595959"/>
+          <w:insideH w:val="single" w:sz="4" w:space="0" w:color="595959"/>
+          <w:insideV w:val="single" w:sz="4" w:space="0" w:color="595959"/>
+        </w:tblBorders>
+        <w:tblCellMar>
+          <w:top w:w="85" w:type="dxa"/>
+          <w:left w:w="85" w:type="dxa"/>
+          <w:bottom w:w="85" w:type="dxa"/>
+          <w:right w:w="85" w:type="dxa"/>
+        </w:tblCellMar>
       </w:tblPr>
       <w:tblGrid>
         <w:gridCol w:w="5046"/>
@@ -8631,61 +8720,52 @@
       <w:tr>
         <w:tc>
           <w:tcPr>
-            <w:tcW w:type="dxa" w:w="5046"/>
-            <w:shd w:val="clear" w:color="auto" w:fill="D9E2F3"/>
-          </w:tcPr>
-          <w:p>
-            <w:pPr>
-              <w:jc w:val="center"/>
-            </w:pPr>
-            <w:r/>
-            <w:r>
-              <w:rPr>
-                <w:rFonts w:ascii="Arial" w:hAnsi="Arial"/>
-                <w:b/>
-                <w:sz w:val="16"/>
-              </w:rPr>
-              <w:t>Code Figure</w:t>
-            </w:r>
-          </w:p>
-        </w:tc>
-        <w:tc>
-          <w:tcPr>
-            <w:tcW w:type="dxa" w:w="5046"/>
-            <w:shd w:val="clear" w:color="auto" w:fill="D9E2F3"/>
-          </w:tcPr>
-          <w:p>
-            <w:pPr>
-              <w:jc w:val="center"/>
-            </w:pPr>
-            <w:r/>
-            <w:r>
-              <w:rPr>
-                <w:rFonts w:ascii="Arial" w:hAnsi="Arial"/>
-                <w:b/>
-                <w:sz w:val="16"/>
-              </w:rPr>
-              <w:t>Entry Name</w:t>
-            </w:r>
-          </w:p>
-        </w:tc>
-        <w:tc>
-          <w:tcPr>
-            <w:tcW w:type="dxa" w:w="5046"/>
-            <w:shd w:val="clear" w:color="auto" w:fill="D9E2F3"/>
-          </w:tcPr>
-          <w:p>
-            <w:pPr>
-              <w:jc w:val="center"/>
-            </w:pPr>
-            <w:r/>
-            <w:r>
-              <w:rPr>
-                <w:rFonts w:ascii="Arial" w:hAnsi="Arial"/>
-                <w:b/>
-                <w:sz w:val="16"/>
-              </w:rPr>
-              <w:t>Note</w:t>
+            <w:tcW w:type="dxa" w:w="1134"/>
+            <w:shd w:val="clear" w:color="auto" w:fill="D9D9D9"/>
+          </w:tcPr>
+          <w:p>
+            <w:r/>
+            <w:r>
+              <w:rPr>
+                <w:rFonts w:ascii="Verdana" w:hAnsi="Verdana"/>
+                <w:b w:val="0"/>
+                <w:sz w:val="16"/>
+              </w:rPr>
+              <w:t>КОДОВАЯ ЦИФРА</w:t>
+            </w:r>
+          </w:p>
+        </w:tc>
+        <w:tc>
+          <w:tcPr>
+            <w:tcW w:type="dxa" w:w="5046"/>
+            <w:shd w:val="clear" w:color="auto" w:fill="D9D9D9"/>
+          </w:tcPr>
+          <w:p>
+            <w:r/>
+            <w:r>
+              <w:rPr>
+                <w:rFonts w:ascii="Verdana" w:hAnsi="Verdana"/>
+                <w:b w:val="0"/>
+                <w:sz w:val="16"/>
+              </w:rPr>
+              <w:t>ЗНАЧЕНИЕ</w:t>
+            </w:r>
+          </w:p>
+        </w:tc>
+        <w:tc>
+          <w:tcPr>
+            <w:tcW w:type="dxa" w:w="5046"/>
+            <w:shd w:val="clear" w:color="auto" w:fill="D9D9D9"/>
+          </w:tcPr>
+          <w:p>
+            <w:r/>
+            <w:r>
+              <w:rPr>
+                <w:rFonts w:ascii="Verdana" w:hAnsi="Verdana"/>
+                <w:b w:val="0"/>
+                <w:sz w:val="16"/>
+              </w:rPr>
+              <w:t>ПРИМЕЧАНИЕ</w:t>
             </w:r>
           </w:p>
         </w:tc>
@@ -8699,7 +8779,7 @@
             <w:r/>
             <w:r>
               <w:rPr>
-                <w:rFonts w:ascii="Arial" w:hAnsi="Arial"/>
+                <w:rFonts w:ascii="Verdana" w:hAnsi="Verdana"/>
                 <w:b w:val="0"/>
                 <w:sz w:val="16"/>
               </w:rPr>
@@ -8715,7 +8795,7 @@
             <w:r/>
             <w:r>
               <w:rPr>
-                <w:rFonts w:ascii="Arial" w:hAnsi="Arial"/>
+                <w:rFonts w:ascii="Verdana" w:hAnsi="Verdana"/>
                 <w:b w:val="0"/>
                 <w:sz w:val="16"/>
               </w:rPr>
@@ -8731,7 +8811,7 @@
             <w:r/>
             <w:r>
               <w:rPr>
-                <w:rFonts w:ascii="Arial" w:hAnsi="Arial"/>
+                <w:rFonts w:ascii="Verdana" w:hAnsi="Verdana"/>
                 <w:b w:val="0"/>
                 <w:sz w:val="16"/>
               </w:rPr>
@@ -8748,7 +8828,7 @@
             <w:r/>
             <w:r>
               <w:rPr>
-                <w:rFonts w:ascii="Arial" w:hAnsi="Arial"/>
+                <w:rFonts w:ascii="Verdana" w:hAnsi="Verdana"/>
                 <w:b w:val="0"/>
                 <w:sz w:val="16"/>
               </w:rPr>
@@ -8764,7 +8844,7 @@
             <w:r/>
             <w:r>
               <w:rPr>
-                <w:rFonts w:ascii="Arial" w:hAnsi="Arial"/>
+                <w:rFonts w:ascii="Verdana" w:hAnsi="Verdana"/>
                 <w:b w:val="0"/>
                 <w:sz w:val="16"/>
               </w:rPr>
@@ -8780,7 +8860,7 @@
             <w:r/>
             <w:r>
               <w:rPr>
-                <w:rFonts w:ascii="Arial" w:hAnsi="Arial"/>
+                <w:rFonts w:ascii="Verdana" w:hAnsi="Verdana"/>
                 <w:b w:val="0"/>
                 <w:sz w:val="16"/>
               </w:rPr>
@@ -8797,7 +8877,7 @@
             <w:r/>
             <w:r>
               <w:rPr>
-                <w:rFonts w:ascii="Arial" w:hAnsi="Arial"/>
+                <w:rFonts w:ascii="Verdana" w:hAnsi="Verdana"/>
                 <w:b w:val="0"/>
                 <w:sz w:val="16"/>
               </w:rPr>
@@ -8813,7 +8893,7 @@
             <w:r/>
             <w:r>
               <w:rPr>
-                <w:rFonts w:ascii="Arial" w:hAnsi="Arial"/>
+                <w:rFonts w:ascii="Verdana" w:hAnsi="Verdana"/>
                 <w:b w:val="0"/>
                 <w:sz w:val="16"/>
               </w:rPr>
@@ -8829,7 +8909,7 @@
             <w:r/>
             <w:r>
               <w:rPr>
-                <w:rFonts w:ascii="Arial" w:hAnsi="Arial"/>
+                <w:rFonts w:ascii="Verdana" w:hAnsi="Verdana"/>
                 <w:b w:val="0"/>
                 <w:sz w:val="16"/>
               </w:rPr>
@@ -8846,7 +8926,7 @@
             <w:r/>
             <w:r>
               <w:rPr>
-                <w:rFonts w:ascii="Arial" w:hAnsi="Arial"/>
+                <w:rFonts w:ascii="Verdana" w:hAnsi="Verdana"/>
                 <w:b w:val="0"/>
                 <w:sz w:val="16"/>
               </w:rPr>
@@ -8862,7 +8942,7 @@
             <w:r/>
             <w:r>
               <w:rPr>
-                <w:rFonts w:ascii="Arial" w:hAnsi="Arial"/>
+                <w:rFonts w:ascii="Verdana" w:hAnsi="Verdana"/>
                 <w:b w:val="0"/>
                 <w:sz w:val="16"/>
               </w:rPr>
@@ -8878,7 +8958,7 @@
             <w:r/>
             <w:r>
               <w:rPr>
-                <w:rFonts w:ascii="Arial" w:hAnsi="Arial"/>
+                <w:rFonts w:ascii="Verdana" w:hAnsi="Verdana"/>
                 <w:b w:val="0"/>
                 <w:sz w:val="16"/>
               </w:rPr>
@@ -8895,7 +8975,7 @@
             <w:r/>
             <w:r>
               <w:rPr>
-                <w:rFonts w:ascii="Arial" w:hAnsi="Arial"/>
+                <w:rFonts w:ascii="Verdana" w:hAnsi="Verdana"/>
                 <w:b w:val="0"/>
                 <w:sz w:val="16"/>
               </w:rPr>
@@ -8911,7 +8991,7 @@
             <w:r/>
             <w:r>
               <w:rPr>
-                <w:rFonts w:ascii="Arial" w:hAnsi="Arial"/>
+                <w:rFonts w:ascii="Verdana" w:hAnsi="Verdana"/>
                 <w:b w:val="0"/>
                 <w:sz w:val="16"/>
               </w:rPr>
@@ -8927,7 +9007,7 @@
             <w:r/>
             <w:r>
               <w:rPr>
-                <w:rFonts w:ascii="Arial" w:hAnsi="Arial"/>
+                <w:rFonts w:ascii="Verdana" w:hAnsi="Verdana"/>
                 <w:b w:val="0"/>
                 <w:sz w:val="16"/>
               </w:rPr>
@@ -8944,7 +9024,7 @@
             <w:r/>
             <w:r>
               <w:rPr>
-                <w:rFonts w:ascii="Arial" w:hAnsi="Arial"/>
+                <w:rFonts w:ascii="Verdana" w:hAnsi="Verdana"/>
                 <w:b w:val="0"/>
                 <w:sz w:val="16"/>
               </w:rPr>
@@ -8960,7 +9040,7 @@
             <w:r/>
             <w:r>
               <w:rPr>
-                <w:rFonts w:ascii="Arial" w:hAnsi="Arial"/>
+                <w:rFonts w:ascii="Verdana" w:hAnsi="Verdana"/>
                 <w:b w:val="0"/>
                 <w:sz w:val="16"/>
               </w:rPr>
@@ -8976,7 +9056,7 @@
             <w:r/>
             <w:r>
               <w:rPr>
-                <w:rFonts w:ascii="Arial" w:hAnsi="Arial"/>
+                <w:rFonts w:ascii="Verdana" w:hAnsi="Verdana"/>
                 <w:b w:val="0"/>
                 <w:sz w:val="16"/>
               </w:rPr>
@@ -8993,7 +9073,7 @@
             <w:r/>
             <w:r>
               <w:rPr>
-                <w:rFonts w:ascii="Arial" w:hAnsi="Arial"/>
+                <w:rFonts w:ascii="Verdana" w:hAnsi="Verdana"/>
                 <w:b w:val="0"/>
                 <w:sz w:val="16"/>
               </w:rPr>
@@ -9009,7 +9089,7 @@
             <w:r/>
             <w:r>
               <w:rPr>
-                <w:rFonts w:ascii="Arial" w:hAnsi="Arial"/>
+                <w:rFonts w:ascii="Verdana" w:hAnsi="Verdana"/>
                 <w:b w:val="0"/>
                 <w:sz w:val="16"/>
               </w:rPr>
@@ -9025,7 +9105,7 @@
             <w:r/>
             <w:r>
               <w:rPr>
-                <w:rFonts w:ascii="Arial" w:hAnsi="Arial"/>
+                <w:rFonts w:ascii="Verdana" w:hAnsi="Verdana"/>
                 <w:b w:val="0"/>
                 <w:sz w:val="16"/>
               </w:rPr>
@@ -9042,7 +9122,7 @@
             <w:r/>
             <w:r>
               <w:rPr>
-                <w:rFonts w:ascii="Arial" w:hAnsi="Arial"/>
+                <w:rFonts w:ascii="Verdana" w:hAnsi="Verdana"/>
                 <w:b w:val="0"/>
                 <w:sz w:val="16"/>
               </w:rPr>
@@ -9058,7 +9138,7 @@
             <w:r/>
             <w:r>
               <w:rPr>
-                <w:rFonts w:ascii="Arial" w:hAnsi="Arial"/>
+                <w:rFonts w:ascii="Verdana" w:hAnsi="Verdana"/>
                 <w:b w:val="0"/>
                 <w:sz w:val="16"/>
               </w:rPr>
@@ -9074,7 +9154,7 @@
             <w:r/>
             <w:r>
               <w:rPr>
-                <w:rFonts w:ascii="Arial" w:hAnsi="Arial"/>
+                <w:rFonts w:ascii="Verdana" w:hAnsi="Verdana"/>
                 <w:b w:val="0"/>
                 <w:sz w:val="16"/>
               </w:rPr>
@@ -9091,7 +9171,7 @@
             <w:r/>
             <w:r>
               <w:rPr>
-                <w:rFonts w:ascii="Arial" w:hAnsi="Arial"/>
+                <w:rFonts w:ascii="Verdana" w:hAnsi="Verdana"/>
                 <w:b w:val="0"/>
                 <w:sz w:val="16"/>
               </w:rPr>
@@ -9107,7 +9187,7 @@
             <w:r/>
             <w:r>
               <w:rPr>
-                <w:rFonts w:ascii="Arial" w:hAnsi="Arial"/>
+                <w:rFonts w:ascii="Verdana" w:hAnsi="Verdana"/>
                 <w:b w:val="0"/>
                 <w:sz w:val="16"/>
               </w:rPr>
@@ -9123,7 +9203,7 @@
             <w:r/>
             <w:r>
               <w:rPr>
-                <w:rFonts w:ascii="Arial" w:hAnsi="Arial"/>
+                <w:rFonts w:ascii="Verdana" w:hAnsi="Verdana"/>
                 <w:b w:val="0"/>
                 <w:sz w:val="16"/>
               </w:rPr>
@@ -9140,7 +9220,7 @@
             <w:r/>
             <w:r>
               <w:rPr>
-                <w:rFonts w:ascii="Arial" w:hAnsi="Arial"/>
+                <w:rFonts w:ascii="Verdana" w:hAnsi="Verdana"/>
                 <w:b w:val="0"/>
                 <w:sz w:val="16"/>
               </w:rPr>
@@ -9156,7 +9236,7 @@
             <w:r/>
             <w:r>
               <w:rPr>
-                <w:rFonts w:ascii="Arial" w:hAnsi="Arial"/>
+                <w:rFonts w:ascii="Verdana" w:hAnsi="Verdana"/>
                 <w:b w:val="0"/>
                 <w:sz w:val="16"/>
               </w:rPr>
@@ -9172,7 +9252,7 @@
             <w:r/>
             <w:r>
               <w:rPr>
-                <w:rFonts w:ascii="Arial" w:hAnsi="Arial"/>
+                <w:rFonts w:ascii="Verdana" w:hAnsi="Verdana"/>
                 <w:b w:val="0"/>
                 <w:sz w:val="16"/>
               </w:rPr>
@@ -9189,7 +9269,7 @@
             <w:r/>
             <w:r>
               <w:rPr>
-                <w:rFonts w:ascii="Arial" w:hAnsi="Arial"/>
+                <w:rFonts w:ascii="Verdana" w:hAnsi="Verdana"/>
                 <w:b w:val="0"/>
                 <w:sz w:val="16"/>
               </w:rPr>
@@ -9205,7 +9285,7 @@
             <w:r/>
             <w:r>
               <w:rPr>
-                <w:rFonts w:ascii="Arial" w:hAnsi="Arial"/>
+                <w:rFonts w:ascii="Verdana" w:hAnsi="Verdana"/>
                 <w:b w:val="0"/>
                 <w:sz w:val="16"/>
               </w:rPr>
@@ -9221,7 +9301,7 @@
             <w:r/>
             <w:r>
               <w:rPr>
-                <w:rFonts w:ascii="Arial" w:hAnsi="Arial"/>
+                <w:rFonts w:ascii="Verdana" w:hAnsi="Verdana"/>
                 <w:b w:val="0"/>
                 <w:sz w:val="16"/>
               </w:rPr>
@@ -9238,7 +9318,7 @@
             <w:r/>
             <w:r>
               <w:rPr>
-                <w:rFonts w:ascii="Arial" w:hAnsi="Arial"/>
+                <w:rFonts w:ascii="Verdana" w:hAnsi="Verdana"/>
                 <w:b w:val="0"/>
                 <w:sz w:val="16"/>
               </w:rPr>
@@ -9254,7 +9334,7 @@
             <w:r/>
             <w:r>
               <w:rPr>
-                <w:rFonts w:ascii="Arial" w:hAnsi="Arial"/>
+                <w:rFonts w:ascii="Verdana" w:hAnsi="Verdana"/>
                 <w:b w:val="0"/>
                 <w:sz w:val="16"/>
               </w:rPr>
@@ -9270,7 +9350,7 @@
             <w:r/>
             <w:r>
               <w:rPr>
-                <w:rFonts w:ascii="Arial" w:hAnsi="Arial"/>
+                <w:rFonts w:ascii="Verdana" w:hAnsi="Verdana"/>
                 <w:b w:val="0"/>
                 <w:sz w:val="16"/>
               </w:rPr>
@@ -9287,7 +9367,7 @@
             <w:r/>
             <w:r>
               <w:rPr>
-                <w:rFonts w:ascii="Arial" w:hAnsi="Arial"/>
+                <w:rFonts w:ascii="Verdana" w:hAnsi="Verdana"/>
                 <w:b w:val="0"/>
                 <w:sz w:val="16"/>
               </w:rPr>
@@ -9303,7 +9383,7 @@
             <w:r/>
             <w:r>
               <w:rPr>
-                <w:rFonts w:ascii="Arial" w:hAnsi="Arial"/>
+                <w:rFonts w:ascii="Verdana" w:hAnsi="Verdana"/>
                 <w:b w:val="0"/>
                 <w:sz w:val="16"/>
               </w:rPr>
@@ -9319,7 +9399,7 @@
             <w:r/>
             <w:r>
               <w:rPr>
-                <w:rFonts w:ascii="Arial" w:hAnsi="Arial"/>
+                <w:rFonts w:ascii="Verdana" w:hAnsi="Verdana"/>
                 <w:b w:val="0"/>
                 <w:sz w:val="16"/>
               </w:rPr>
@@ -9336,7 +9416,7 @@
             <w:r/>
             <w:r>
               <w:rPr>
-                <w:rFonts w:ascii="Arial" w:hAnsi="Arial"/>
+                <w:rFonts w:ascii="Verdana" w:hAnsi="Verdana"/>
                 <w:b w:val="0"/>
                 <w:sz w:val="16"/>
               </w:rPr>
@@ -9352,7 +9432,7 @@
             <w:r/>
             <w:r>
               <w:rPr>
-                <w:rFonts w:ascii="Arial" w:hAnsi="Arial"/>
+                <w:rFonts w:ascii="Verdana" w:hAnsi="Verdana"/>
                 <w:b w:val="0"/>
                 <w:sz w:val="16"/>
               </w:rPr>
@@ -9368,7 +9448,7 @@
             <w:r/>
             <w:r>
               <w:rPr>
-                <w:rFonts w:ascii="Arial" w:hAnsi="Arial"/>
+                <w:rFonts w:ascii="Verdana" w:hAnsi="Verdana"/>
                 <w:b w:val="0"/>
                 <w:sz w:val="16"/>
               </w:rPr>
@@ -9385,7 +9465,7 @@
             <w:r/>
             <w:r>
               <w:rPr>
-                <w:rFonts w:ascii="Arial" w:hAnsi="Arial"/>
+                <w:rFonts w:ascii="Verdana" w:hAnsi="Verdana"/>
                 <w:b w:val="0"/>
                 <w:sz w:val="16"/>
               </w:rPr>
@@ -9401,7 +9481,7 @@
             <w:r/>
             <w:r>
               <w:rPr>
-                <w:rFonts w:ascii="Arial" w:hAnsi="Arial"/>
+                <w:rFonts w:ascii="Verdana" w:hAnsi="Verdana"/>
                 <w:b w:val="0"/>
                 <w:sz w:val="16"/>
               </w:rPr>
@@ -9417,7 +9497,7 @@
             <w:r/>
             <w:r>
               <w:rPr>
-                <w:rFonts w:ascii="Arial" w:hAnsi="Arial"/>
+                <w:rFonts w:ascii="Verdana" w:hAnsi="Verdana"/>
                 <w:b w:val="0"/>
                 <w:sz w:val="16"/>
               </w:rPr>
@@ -9434,7 +9514,7 @@
             <w:r/>
             <w:r>
               <w:rPr>
-                <w:rFonts w:ascii="Arial" w:hAnsi="Arial"/>
+                <w:rFonts w:ascii="Verdana" w:hAnsi="Verdana"/>
                 <w:b w:val="0"/>
                 <w:sz w:val="16"/>
               </w:rPr>
@@ -9450,7 +9530,7 @@
             <w:r/>
             <w:r>
               <w:rPr>
-                <w:rFonts w:ascii="Arial" w:hAnsi="Arial"/>
+                <w:rFonts w:ascii="Verdana" w:hAnsi="Verdana"/>
                 <w:b w:val="0"/>
                 <w:sz w:val="16"/>
               </w:rPr>
@@ -9466,7 +9546,7 @@
             <w:r/>
             <w:r>
               <w:rPr>
-                <w:rFonts w:ascii="Arial" w:hAnsi="Arial"/>
+                <w:rFonts w:ascii="Verdana" w:hAnsi="Verdana"/>
                 <w:b w:val="0"/>
                 <w:sz w:val="16"/>
               </w:rPr>
@@ -9483,7 +9563,7 @@
             <w:r/>
             <w:r>
               <w:rPr>
-                <w:rFonts w:ascii="Arial" w:hAnsi="Arial"/>
+                <w:rFonts w:ascii="Verdana" w:hAnsi="Verdana"/>
                 <w:b w:val="0"/>
                 <w:sz w:val="16"/>
               </w:rPr>
@@ -9499,7 +9579,7 @@
             <w:r/>
             <w:r>
               <w:rPr>
-                <w:rFonts w:ascii="Arial" w:hAnsi="Arial"/>
+                <w:rFonts w:ascii="Verdana" w:hAnsi="Verdana"/>
                 <w:b w:val="0"/>
                 <w:sz w:val="16"/>
               </w:rPr>
@@ -9515,7 +9595,7 @@
             <w:r/>
             <w:r>
               <w:rPr>
-                <w:rFonts w:ascii="Arial" w:hAnsi="Arial"/>
+                <w:rFonts w:ascii="Verdana" w:hAnsi="Verdana"/>
                 <w:b w:val="0"/>
                 <w:sz w:val="16"/>
               </w:rPr>
@@ -9532,7 +9612,7 @@
             <w:r/>
             <w:r>
               <w:rPr>
-                <w:rFonts w:ascii="Arial" w:hAnsi="Arial"/>
+                <w:rFonts w:ascii="Verdana" w:hAnsi="Verdana"/>
                 <w:b w:val="0"/>
                 <w:sz w:val="16"/>
               </w:rPr>
@@ -9548,7 +9628,7 @@
             <w:r/>
             <w:r>
               <w:rPr>
-                <w:rFonts w:ascii="Arial" w:hAnsi="Arial"/>
+                <w:rFonts w:ascii="Verdana" w:hAnsi="Verdana"/>
                 <w:b w:val="0"/>
                 <w:sz w:val="16"/>
               </w:rPr>
@@ -9564,7 +9644,7 @@
             <w:r/>
             <w:r>
               <w:rPr>
-                <w:rFonts w:ascii="Arial" w:hAnsi="Arial"/>
+                <w:rFonts w:ascii="Verdana" w:hAnsi="Verdana"/>
                 <w:b w:val="0"/>
                 <w:sz w:val="16"/>
               </w:rPr>
@@ -9577,7 +9657,7 @@
     <w:p>
       <w:r>
         <w:rPr>
-          <w:rFonts w:ascii="Arial" w:hAnsi="Arial"/>
+          <w:rFonts w:ascii="Verdana" w:hAnsi="Verdana"/>
           <w:b/>
           <w:sz w:val="18"/>
         </w:rPr>
@@ -9590,6 +9670,20 @@
         <w:tblW w:type="auto" w:w="0"/>
         <w:jc w:val="center"/>
         <w:tblLook w:firstColumn="1" w:firstRow="1" w:lastColumn="0" w:lastRow="0" w:noHBand="0" w:noVBand="1" w:val="04A0"/>
+        <w:tblBorders>
+          <w:top w:val="single" w:sz="4" w:space="0" w:color="595959"/>
+          <w:left w:val="single" w:sz="4" w:space="0" w:color="595959"/>
+          <w:bottom w:val="single" w:sz="4" w:space="0" w:color="595959"/>
+          <w:right w:val="single" w:sz="4" w:space="0" w:color="595959"/>
+          <w:insideH w:val="single" w:sz="4" w:space="0" w:color="595959"/>
+          <w:insideV w:val="single" w:sz="4" w:space="0" w:color="595959"/>
+        </w:tblBorders>
+        <w:tblCellMar>
+          <w:top w:w="85" w:type="dxa"/>
+          <w:left w:w="85" w:type="dxa"/>
+          <w:bottom w:w="85" w:type="dxa"/>
+          <w:right w:w="85" w:type="dxa"/>
+        </w:tblCellMar>
       </w:tblPr>
       <w:tblGrid>
         <w:gridCol w:w="5046"/>
@@ -9599,61 +9693,52 @@
       <w:tr>
         <w:tc>
           <w:tcPr>
-            <w:tcW w:type="dxa" w:w="5046"/>
-            <w:shd w:val="clear" w:color="auto" w:fill="D9E2F3"/>
-          </w:tcPr>
-          <w:p>
-            <w:pPr>
-              <w:jc w:val="center"/>
-            </w:pPr>
-            <w:r/>
-            <w:r>
-              <w:rPr>
-                <w:rFonts w:ascii="Arial" w:hAnsi="Arial"/>
-                <w:b/>
-                <w:sz w:val="16"/>
-              </w:rPr>
-              <w:t>Code Figure</w:t>
-            </w:r>
-          </w:p>
-        </w:tc>
-        <w:tc>
-          <w:tcPr>
-            <w:tcW w:type="dxa" w:w="5046"/>
-            <w:shd w:val="clear" w:color="auto" w:fill="D9E2F3"/>
-          </w:tcPr>
-          <w:p>
-            <w:pPr>
-              <w:jc w:val="center"/>
-            </w:pPr>
-            <w:r/>
-            <w:r>
-              <w:rPr>
-                <w:rFonts w:ascii="Arial" w:hAnsi="Arial"/>
-                <w:b/>
-                <w:sz w:val="16"/>
-              </w:rPr>
-              <w:t>Entry Name</w:t>
-            </w:r>
-          </w:p>
-        </w:tc>
-        <w:tc>
-          <w:tcPr>
-            <w:tcW w:type="dxa" w:w="5046"/>
-            <w:shd w:val="clear" w:color="auto" w:fill="D9E2F3"/>
-          </w:tcPr>
-          <w:p>
-            <w:pPr>
-              <w:jc w:val="center"/>
-            </w:pPr>
-            <w:r/>
-            <w:r>
-              <w:rPr>
-                <w:rFonts w:ascii="Arial" w:hAnsi="Arial"/>
-                <w:b/>
-                <w:sz w:val="16"/>
-              </w:rPr>
-              <w:t>Note</w:t>
+            <w:tcW w:type="dxa" w:w="1134"/>
+            <w:shd w:val="clear" w:color="auto" w:fill="D9D9D9"/>
+          </w:tcPr>
+          <w:p>
+            <w:r/>
+            <w:r>
+              <w:rPr>
+                <w:rFonts w:ascii="Verdana" w:hAnsi="Verdana"/>
+                <w:b w:val="0"/>
+                <w:sz w:val="16"/>
+              </w:rPr>
+              <w:t>КОДОВАЯ ЦИФРА</w:t>
+            </w:r>
+          </w:p>
+        </w:tc>
+        <w:tc>
+          <w:tcPr>
+            <w:tcW w:type="dxa" w:w="5046"/>
+            <w:shd w:val="clear" w:color="auto" w:fill="D9D9D9"/>
+          </w:tcPr>
+          <w:p>
+            <w:r/>
+            <w:r>
+              <w:rPr>
+                <w:rFonts w:ascii="Verdana" w:hAnsi="Verdana"/>
+                <w:b w:val="0"/>
+                <w:sz w:val="16"/>
+              </w:rPr>
+              <w:t>ЗНАЧЕНИЕ</w:t>
+            </w:r>
+          </w:p>
+        </w:tc>
+        <w:tc>
+          <w:tcPr>
+            <w:tcW w:type="dxa" w:w="5046"/>
+            <w:shd w:val="clear" w:color="auto" w:fill="D9D9D9"/>
+          </w:tcPr>
+          <w:p>
+            <w:r/>
+            <w:r>
+              <w:rPr>
+                <w:rFonts w:ascii="Verdana" w:hAnsi="Verdana"/>
+                <w:b w:val="0"/>
+                <w:sz w:val="16"/>
+              </w:rPr>
+              <w:t>ПРИМЕЧАНИЕ</w:t>
             </w:r>
           </w:p>
         </w:tc>
@@ -9667,7 +9752,7 @@
             <w:r/>
             <w:r>
               <w:rPr>
-                <w:rFonts w:ascii="Arial" w:hAnsi="Arial"/>
+                <w:rFonts w:ascii="Verdana" w:hAnsi="Verdana"/>
                 <w:b w:val="0"/>
                 <w:sz w:val="16"/>
               </w:rPr>
@@ -9683,7 +9768,7 @@
             <w:r/>
             <w:r>
               <w:rPr>
-                <w:rFonts w:ascii="Arial" w:hAnsi="Arial"/>
+                <w:rFonts w:ascii="Verdana" w:hAnsi="Verdana"/>
                 <w:b w:val="0"/>
                 <w:sz w:val="16"/>
               </w:rPr>
@@ -9699,7 +9784,7 @@
             <w:r/>
             <w:r>
               <w:rPr>
-                <w:rFonts w:ascii="Arial" w:hAnsi="Arial"/>
+                <w:rFonts w:ascii="Verdana" w:hAnsi="Verdana"/>
                 <w:b w:val="0"/>
                 <w:sz w:val="16"/>
               </w:rPr>
@@ -9716,7 +9801,7 @@
             <w:r/>
             <w:r>
               <w:rPr>
-                <w:rFonts w:ascii="Arial" w:hAnsi="Arial"/>
+                <w:rFonts w:ascii="Verdana" w:hAnsi="Verdana"/>
                 <w:b w:val="0"/>
                 <w:sz w:val="16"/>
               </w:rPr>
@@ -9732,7 +9817,7 @@
             <w:r/>
             <w:r>
               <w:rPr>
-                <w:rFonts w:ascii="Arial" w:hAnsi="Arial"/>
+                <w:rFonts w:ascii="Verdana" w:hAnsi="Verdana"/>
                 <w:b w:val="0"/>
                 <w:sz w:val="16"/>
               </w:rPr>
@@ -9748,7 +9833,7 @@
             <w:r/>
             <w:r>
               <w:rPr>
-                <w:rFonts w:ascii="Arial" w:hAnsi="Arial"/>
+                <w:rFonts w:ascii="Verdana" w:hAnsi="Verdana"/>
                 <w:b w:val="0"/>
                 <w:sz w:val="16"/>
               </w:rPr>
@@ -9765,7 +9850,7 @@
             <w:r/>
             <w:r>
               <w:rPr>
-                <w:rFonts w:ascii="Arial" w:hAnsi="Arial"/>
+                <w:rFonts w:ascii="Verdana" w:hAnsi="Verdana"/>
                 <w:b w:val="0"/>
                 <w:sz w:val="16"/>
               </w:rPr>
@@ -9781,7 +9866,7 @@
             <w:r/>
             <w:r>
               <w:rPr>
-                <w:rFonts w:ascii="Arial" w:hAnsi="Arial"/>
+                <w:rFonts w:ascii="Verdana" w:hAnsi="Verdana"/>
                 <w:b w:val="0"/>
                 <w:sz w:val="16"/>
               </w:rPr>
@@ -9797,7 +9882,7 @@
             <w:r/>
             <w:r>
               <w:rPr>
-                <w:rFonts w:ascii="Arial" w:hAnsi="Arial"/>
+                <w:rFonts w:ascii="Verdana" w:hAnsi="Verdana"/>
                 <w:b w:val="0"/>
                 <w:sz w:val="16"/>
               </w:rPr>
@@ -9814,7 +9899,7 @@
             <w:r/>
             <w:r>
               <w:rPr>
-                <w:rFonts w:ascii="Arial" w:hAnsi="Arial"/>
+                <w:rFonts w:ascii="Verdana" w:hAnsi="Verdana"/>
                 <w:b w:val="0"/>
                 <w:sz w:val="16"/>
               </w:rPr>
@@ -9830,7 +9915,7 @@
             <w:r/>
             <w:r>
               <w:rPr>
-                <w:rFonts w:ascii="Arial" w:hAnsi="Arial"/>
+                <w:rFonts w:ascii="Verdana" w:hAnsi="Verdana"/>
                 <w:b w:val="0"/>
                 <w:sz w:val="16"/>
               </w:rPr>
@@ -9846,7 +9931,7 @@
             <w:r/>
             <w:r>
               <w:rPr>
-                <w:rFonts w:ascii="Arial" w:hAnsi="Arial"/>
+                <w:rFonts w:ascii="Verdana" w:hAnsi="Verdana"/>
                 <w:b w:val="0"/>
                 <w:sz w:val="16"/>
               </w:rPr>
@@ -9859,7 +9944,7 @@
     <w:p>
       <w:r>
         <w:rPr>
-          <w:rFonts w:ascii="Arial" w:hAnsi="Arial"/>
+          <w:rFonts w:ascii="Verdana" w:hAnsi="Verdana"/>
           <w:b/>
           <w:sz w:val="18"/>
         </w:rPr>
@@ -9872,6 +9957,20 @@
         <w:tblW w:type="auto" w:w="0"/>
         <w:jc w:val="center"/>
         <w:tblLook w:firstColumn="1" w:firstRow="1" w:lastColumn="0" w:lastRow="0" w:noHBand="0" w:noVBand="1" w:val="04A0"/>
+        <w:tblBorders>
+          <w:top w:val="single" w:sz="4" w:space="0" w:color="595959"/>
+          <w:left w:val="single" w:sz="4" w:space="0" w:color="595959"/>
+          <w:bottom w:val="single" w:sz="4" w:space="0" w:color="595959"/>
+          <w:right w:val="single" w:sz="4" w:space="0" w:color="595959"/>
+          <w:insideH w:val="single" w:sz="4" w:space="0" w:color="595959"/>
+          <w:insideV w:val="single" w:sz="4" w:space="0" w:color="595959"/>
+        </w:tblBorders>
+        <w:tblCellMar>
+          <w:top w:w="85" w:type="dxa"/>
+          <w:left w:w="85" w:type="dxa"/>
+          <w:bottom w:w="85" w:type="dxa"/>
+          <w:right w:w="85" w:type="dxa"/>
+        </w:tblCellMar>
       </w:tblPr>
       <w:tblGrid>
         <w:gridCol w:w="5046"/>
@@ -9881,61 +9980,52 @@
       <w:tr>
         <w:tc>
           <w:tcPr>
-            <w:tcW w:type="dxa" w:w="5046"/>
-            <w:shd w:val="clear" w:color="auto" w:fill="D9E2F3"/>
-          </w:tcPr>
-          <w:p>
-            <w:pPr>
-              <w:jc w:val="center"/>
-            </w:pPr>
-            <w:r/>
-            <w:r>
-              <w:rPr>
-                <w:rFonts w:ascii="Arial" w:hAnsi="Arial"/>
-                <w:b/>
-                <w:sz w:val="16"/>
-              </w:rPr>
-              <w:t>Code Figure</w:t>
-            </w:r>
-          </w:p>
-        </w:tc>
-        <w:tc>
-          <w:tcPr>
-            <w:tcW w:type="dxa" w:w="5046"/>
-            <w:shd w:val="clear" w:color="auto" w:fill="D9E2F3"/>
-          </w:tcPr>
-          <w:p>
-            <w:pPr>
-              <w:jc w:val="center"/>
-            </w:pPr>
-            <w:r/>
-            <w:r>
-              <w:rPr>
-                <w:rFonts w:ascii="Arial" w:hAnsi="Arial"/>
-                <w:b/>
-                <w:sz w:val="16"/>
-              </w:rPr>
-              <w:t>Entry Name</w:t>
-            </w:r>
-          </w:p>
-        </w:tc>
-        <w:tc>
-          <w:tcPr>
-            <w:tcW w:type="dxa" w:w="5046"/>
-            <w:shd w:val="clear" w:color="auto" w:fill="D9E2F3"/>
-          </w:tcPr>
-          <w:p>
-            <w:pPr>
-              <w:jc w:val="center"/>
-            </w:pPr>
-            <w:r/>
-            <w:r>
-              <w:rPr>
-                <w:rFonts w:ascii="Arial" w:hAnsi="Arial"/>
-                <w:b/>
-                <w:sz w:val="16"/>
-              </w:rPr>
-              <w:t>Note</w:t>
+            <w:tcW w:type="dxa" w:w="1134"/>
+            <w:shd w:val="clear" w:color="auto" w:fill="D9D9D9"/>
+          </w:tcPr>
+          <w:p>
+            <w:r/>
+            <w:r>
+              <w:rPr>
+                <w:rFonts w:ascii="Verdana" w:hAnsi="Verdana"/>
+                <w:b w:val="0"/>
+                <w:sz w:val="16"/>
+              </w:rPr>
+              <w:t>КОДОВАЯ ЦИФРА</w:t>
+            </w:r>
+          </w:p>
+        </w:tc>
+        <w:tc>
+          <w:tcPr>
+            <w:tcW w:type="dxa" w:w="5046"/>
+            <w:shd w:val="clear" w:color="auto" w:fill="D9D9D9"/>
+          </w:tcPr>
+          <w:p>
+            <w:r/>
+            <w:r>
+              <w:rPr>
+                <w:rFonts w:ascii="Verdana" w:hAnsi="Verdana"/>
+                <w:b w:val="0"/>
+                <w:sz w:val="16"/>
+              </w:rPr>
+              <w:t>ЗНАЧЕНИЕ</w:t>
+            </w:r>
+          </w:p>
+        </w:tc>
+        <w:tc>
+          <w:tcPr>
+            <w:tcW w:type="dxa" w:w="5046"/>
+            <w:shd w:val="clear" w:color="auto" w:fill="D9D9D9"/>
+          </w:tcPr>
+          <w:p>
+            <w:r/>
+            <w:r>
+              <w:rPr>
+                <w:rFonts w:ascii="Verdana" w:hAnsi="Verdana"/>
+                <w:b w:val="0"/>
+                <w:sz w:val="16"/>
+              </w:rPr>
+              <w:t>ПРИМЕЧАНИЕ</w:t>
             </w:r>
           </w:p>
         </w:tc>
@@ -9949,7 +10039,7 @@
             <w:r/>
             <w:r>
               <w:rPr>
-                <w:rFonts w:ascii="Arial" w:hAnsi="Arial"/>
+                <w:rFonts w:ascii="Verdana" w:hAnsi="Verdana"/>
                 <w:b w:val="0"/>
                 <w:sz w:val="16"/>
               </w:rPr>
@@ -9965,7 +10055,7 @@
             <w:r/>
             <w:r>
               <w:rPr>
-                <w:rFonts w:ascii="Arial" w:hAnsi="Arial"/>
+                <w:rFonts w:ascii="Verdana" w:hAnsi="Verdana"/>
                 <w:b w:val="0"/>
                 <w:sz w:val="16"/>
               </w:rPr>
@@ -9981,7 +10071,7 @@
             <w:r/>
             <w:r>
               <w:rPr>
-                <w:rFonts w:ascii="Arial" w:hAnsi="Arial"/>
+                <w:rFonts w:ascii="Verdana" w:hAnsi="Verdana"/>
                 <w:b w:val="0"/>
                 <w:sz w:val="16"/>
               </w:rPr>
@@ -9998,7 +10088,7 @@
             <w:r/>
             <w:r>
               <w:rPr>
-                <w:rFonts w:ascii="Arial" w:hAnsi="Arial"/>
+                <w:rFonts w:ascii="Verdana" w:hAnsi="Verdana"/>
                 <w:b w:val="0"/>
                 <w:sz w:val="16"/>
               </w:rPr>
@@ -10014,7 +10104,7 @@
             <w:r/>
             <w:r>
               <w:rPr>
-                <w:rFonts w:ascii="Arial" w:hAnsi="Arial"/>
+                <w:rFonts w:ascii="Verdana" w:hAnsi="Verdana"/>
                 <w:b w:val="0"/>
                 <w:sz w:val="16"/>
               </w:rPr>
@@ -10030,7 +10120,7 @@
             <w:r/>
             <w:r>
               <w:rPr>
-                <w:rFonts w:ascii="Arial" w:hAnsi="Arial"/>
+                <w:rFonts w:ascii="Verdana" w:hAnsi="Verdana"/>
                 <w:b w:val="0"/>
                 <w:sz w:val="16"/>
               </w:rPr>
@@ -10047,7 +10137,7 @@
             <w:r/>
             <w:r>
               <w:rPr>
-                <w:rFonts w:ascii="Arial" w:hAnsi="Arial"/>
+                <w:rFonts w:ascii="Verdana" w:hAnsi="Verdana"/>
                 <w:b w:val="0"/>
                 <w:sz w:val="16"/>
               </w:rPr>
@@ -10063,7 +10153,7 @@
             <w:r/>
             <w:r>
               <w:rPr>
-                <w:rFonts w:ascii="Arial" w:hAnsi="Arial"/>
+                <w:rFonts w:ascii="Verdana" w:hAnsi="Verdana"/>
                 <w:b w:val="0"/>
                 <w:sz w:val="16"/>
               </w:rPr>
@@ -10079,7 +10169,7 @@
             <w:r/>
             <w:r>
               <w:rPr>
-                <w:rFonts w:ascii="Arial" w:hAnsi="Arial"/>
+                <w:rFonts w:ascii="Verdana" w:hAnsi="Verdana"/>
                 <w:b w:val="0"/>
                 <w:sz w:val="16"/>
               </w:rPr>
@@ -10096,7 +10186,7 @@
             <w:r/>
             <w:r>
               <w:rPr>
-                <w:rFonts w:ascii="Arial" w:hAnsi="Arial"/>
+                <w:rFonts w:ascii="Verdana" w:hAnsi="Verdana"/>
                 <w:b w:val="0"/>
                 <w:sz w:val="16"/>
               </w:rPr>
@@ -10112,7 +10202,7 @@
             <w:r/>
             <w:r>
               <w:rPr>
-                <w:rFonts w:ascii="Arial" w:hAnsi="Arial"/>
+                <w:rFonts w:ascii="Verdana" w:hAnsi="Verdana"/>
                 <w:b w:val="0"/>
                 <w:sz w:val="16"/>
               </w:rPr>
@@ -10128,7 +10218,7 @@
             <w:r/>
             <w:r>
               <w:rPr>
-                <w:rFonts w:ascii="Arial" w:hAnsi="Arial"/>
+                <w:rFonts w:ascii="Verdana" w:hAnsi="Verdana"/>
                 <w:b w:val="0"/>
                 <w:sz w:val="16"/>
               </w:rPr>
@@ -10141,7 +10231,7 @@
     <w:p>
       <w:r>
         <w:rPr>
-          <w:rFonts w:ascii="Arial" w:hAnsi="Arial"/>
+          <w:rFonts w:ascii="Verdana" w:hAnsi="Verdana"/>
           <w:b/>
           <w:sz w:val="18"/>
         </w:rPr>
@@ -10154,6 +10244,20 @@
         <w:tblW w:type="auto" w:w="0"/>
         <w:jc w:val="center"/>
         <w:tblLook w:firstColumn="1" w:firstRow="1" w:lastColumn="0" w:lastRow="0" w:noHBand="0" w:noVBand="1" w:val="04A0"/>
+        <w:tblBorders>
+          <w:top w:val="single" w:sz="4" w:space="0" w:color="595959"/>
+          <w:left w:val="single" w:sz="4" w:space="0" w:color="595959"/>
+          <w:bottom w:val="single" w:sz="4" w:space="0" w:color="595959"/>
+          <w:right w:val="single" w:sz="4" w:space="0" w:color="595959"/>
+          <w:insideH w:val="single" w:sz="4" w:space="0" w:color="595959"/>
+          <w:insideV w:val="single" w:sz="4" w:space="0" w:color="595959"/>
+        </w:tblBorders>
+        <w:tblCellMar>
+          <w:top w:w="85" w:type="dxa"/>
+          <w:left w:w="85" w:type="dxa"/>
+          <w:bottom w:w="85" w:type="dxa"/>
+          <w:right w:w="85" w:type="dxa"/>
+        </w:tblCellMar>
       </w:tblPr>
       <w:tblGrid>
         <w:gridCol w:w="5046"/>
@@ -10163,61 +10267,52 @@
       <w:tr>
         <w:tc>
           <w:tcPr>
-            <w:tcW w:type="dxa" w:w="5046"/>
-            <w:shd w:val="clear" w:color="auto" w:fill="D9E2F3"/>
-          </w:tcPr>
-          <w:p>
-            <w:pPr>
-              <w:jc w:val="center"/>
-            </w:pPr>
-            <w:r/>
-            <w:r>
-              <w:rPr>
-                <w:rFonts w:ascii="Arial" w:hAnsi="Arial"/>
-                <w:b/>
-                <w:sz w:val="16"/>
-              </w:rPr>
-              <w:t>Code Figure</w:t>
-            </w:r>
-          </w:p>
-        </w:tc>
-        <w:tc>
-          <w:tcPr>
-            <w:tcW w:type="dxa" w:w="5046"/>
-            <w:shd w:val="clear" w:color="auto" w:fill="D9E2F3"/>
-          </w:tcPr>
-          <w:p>
-            <w:pPr>
-              <w:jc w:val="center"/>
-            </w:pPr>
-            <w:r/>
-            <w:r>
-              <w:rPr>
-                <w:rFonts w:ascii="Arial" w:hAnsi="Arial"/>
-                <w:b/>
-                <w:sz w:val="16"/>
-              </w:rPr>
-              <w:t>Entry Name</w:t>
-            </w:r>
-          </w:p>
-        </w:tc>
-        <w:tc>
-          <w:tcPr>
-            <w:tcW w:type="dxa" w:w="5046"/>
-            <w:shd w:val="clear" w:color="auto" w:fill="D9E2F3"/>
-          </w:tcPr>
-          <w:p>
-            <w:pPr>
-              <w:jc w:val="center"/>
-            </w:pPr>
-            <w:r/>
-            <w:r>
-              <w:rPr>
-                <w:rFonts w:ascii="Arial" w:hAnsi="Arial"/>
-                <w:b/>
-                <w:sz w:val="16"/>
-              </w:rPr>
-              <w:t>Note</w:t>
+            <w:tcW w:type="dxa" w:w="1134"/>
+            <w:shd w:val="clear" w:color="auto" w:fill="D9D9D9"/>
+          </w:tcPr>
+          <w:p>
+            <w:r/>
+            <w:r>
+              <w:rPr>
+                <w:rFonts w:ascii="Verdana" w:hAnsi="Verdana"/>
+                <w:b w:val="0"/>
+                <w:sz w:val="16"/>
+              </w:rPr>
+              <w:t>КОДОВАЯ ЦИФРА</w:t>
+            </w:r>
+          </w:p>
+        </w:tc>
+        <w:tc>
+          <w:tcPr>
+            <w:tcW w:type="dxa" w:w="5046"/>
+            <w:shd w:val="clear" w:color="auto" w:fill="D9D9D9"/>
+          </w:tcPr>
+          <w:p>
+            <w:r/>
+            <w:r>
+              <w:rPr>
+                <w:rFonts w:ascii="Verdana" w:hAnsi="Verdana"/>
+                <w:b w:val="0"/>
+                <w:sz w:val="16"/>
+              </w:rPr>
+              <w:t>ЗНАЧЕНИЕ</w:t>
+            </w:r>
+          </w:p>
+        </w:tc>
+        <w:tc>
+          <w:tcPr>
+            <w:tcW w:type="dxa" w:w="5046"/>
+            <w:shd w:val="clear" w:color="auto" w:fill="D9D9D9"/>
+          </w:tcPr>
+          <w:p>
+            <w:r/>
+            <w:r>
+              <w:rPr>
+                <w:rFonts w:ascii="Verdana" w:hAnsi="Verdana"/>
+                <w:b w:val="0"/>
+                <w:sz w:val="16"/>
+              </w:rPr>
+              <w:t>ПРИМЕЧАНИЕ</w:t>
             </w:r>
           </w:p>
         </w:tc>
@@ -10231,7 +10326,7 @@
             <w:r/>
             <w:r>
               <w:rPr>
-                <w:rFonts w:ascii="Arial" w:hAnsi="Arial"/>
+                <w:rFonts w:ascii="Verdana" w:hAnsi="Verdana"/>
                 <w:b w:val="0"/>
                 <w:sz w:val="16"/>
               </w:rPr>
@@ -10247,7 +10342,7 @@
             <w:r/>
             <w:r>
               <w:rPr>
-                <w:rFonts w:ascii="Arial" w:hAnsi="Arial"/>
+                <w:rFonts w:ascii="Verdana" w:hAnsi="Verdana"/>
                 <w:b w:val="0"/>
                 <w:sz w:val="16"/>
               </w:rPr>
@@ -10263,7 +10358,7 @@
             <w:r/>
             <w:r>
               <w:rPr>
-                <w:rFonts w:ascii="Arial" w:hAnsi="Arial"/>
+                <w:rFonts w:ascii="Verdana" w:hAnsi="Verdana"/>
                 <w:b w:val="0"/>
                 <w:sz w:val="16"/>
               </w:rPr>
@@ -10280,7 +10375,7 @@
             <w:r/>
             <w:r>
               <w:rPr>
-                <w:rFonts w:ascii="Arial" w:hAnsi="Arial"/>
+                <w:rFonts w:ascii="Verdana" w:hAnsi="Verdana"/>
                 <w:b w:val="0"/>
                 <w:sz w:val="16"/>
               </w:rPr>
@@ -10296,7 +10391,7 @@
             <w:r/>
             <w:r>
               <w:rPr>
-                <w:rFonts w:ascii="Arial" w:hAnsi="Arial"/>
+                <w:rFonts w:ascii="Verdana" w:hAnsi="Verdana"/>
                 <w:b w:val="0"/>
                 <w:sz w:val="16"/>
               </w:rPr>
@@ -10312,7 +10407,7 @@
             <w:r/>
             <w:r>
               <w:rPr>
-                <w:rFonts w:ascii="Arial" w:hAnsi="Arial"/>
+                <w:rFonts w:ascii="Verdana" w:hAnsi="Verdana"/>
                 <w:b w:val="0"/>
                 <w:sz w:val="16"/>
               </w:rPr>
@@ -10329,7 +10424,7 @@
             <w:r/>
             <w:r>
               <w:rPr>
-                <w:rFonts w:ascii="Arial" w:hAnsi="Arial"/>
+                <w:rFonts w:ascii="Verdana" w:hAnsi="Verdana"/>
                 <w:b w:val="0"/>
                 <w:sz w:val="16"/>
               </w:rPr>
@@ -10345,7 +10440,7 @@
             <w:r/>
             <w:r>
               <w:rPr>
-                <w:rFonts w:ascii="Arial" w:hAnsi="Arial"/>
+                <w:rFonts w:ascii="Verdana" w:hAnsi="Verdana"/>
                 <w:b w:val="0"/>
                 <w:sz w:val="16"/>
               </w:rPr>
@@ -10361,7 +10456,7 @@
             <w:r/>
             <w:r>
               <w:rPr>
-                <w:rFonts w:ascii="Arial" w:hAnsi="Arial"/>
+                <w:rFonts w:ascii="Verdana" w:hAnsi="Verdana"/>
                 <w:b w:val="0"/>
                 <w:sz w:val="16"/>
               </w:rPr>
@@ -10378,7 +10473,7 @@
             <w:r/>
             <w:r>
               <w:rPr>
-                <w:rFonts w:ascii="Arial" w:hAnsi="Arial"/>
+                <w:rFonts w:ascii="Verdana" w:hAnsi="Verdana"/>
                 <w:b w:val="0"/>
                 <w:sz w:val="16"/>
               </w:rPr>
@@ -10394,7 +10489,7 @@
             <w:r/>
             <w:r>
               <w:rPr>
-                <w:rFonts w:ascii="Arial" w:hAnsi="Arial"/>
+                <w:rFonts w:ascii="Verdana" w:hAnsi="Verdana"/>
                 <w:b w:val="0"/>
                 <w:sz w:val="16"/>
               </w:rPr>
@@ -10410,7 +10505,7 @@
             <w:r/>
             <w:r>
               <w:rPr>
-                <w:rFonts w:ascii="Arial" w:hAnsi="Arial"/>
+                <w:rFonts w:ascii="Verdana" w:hAnsi="Verdana"/>
                 <w:b w:val="0"/>
                 <w:sz w:val="16"/>
               </w:rPr>

--- a/docx/ru/BUFRCREX_CodeFlag_ru_21.docx
+++ b/docx/ru/BUFRCREX_CodeFlag_ru_21.docx
@@ -22,7 +22,7 @@
           <w:b/>
           <w:sz w:val="18"/>
         </w:rPr>
-        <w:t>021066  Данные о достоверности продукции волнового рефлектометра</w:t>
+        <w:t>0 21 066  Данные о достоверности продукции волнового рефлектометра</w:t>
       </w:r>
     </w:p>
     <w:tbl>
@@ -701,7 +701,7 @@
           <w:b/>
           <w:sz w:val="18"/>
         </w:rPr>
-        <w:t>021067  Данные о достоверности продукции ветра</w:t>
+        <w:t>0 21 067  Данные о достоверности продукции ветра</w:t>
       </w:r>
     </w:p>
     <w:tbl>
@@ -1429,7 +1429,7 @@
           <w:b/>
           <w:sz w:val="18"/>
         </w:rPr>
-        <w:t>021068  Данные о достоверности продукции радиолокационного альтиметра</w:t>
+        <w:t>0 21 068  Данные о достоверности продукции радиолокационного альтиметра</w:t>
       </w:r>
     </w:p>
     <w:tbl>
@@ -1912,7 +1912,7 @@
           <w:b/>
           <w:sz w:val="18"/>
         </w:rPr>
-        <w:t>021069  Данные о достоверности продукции ТПМ</w:t>
+        <w:t>0 21 069  Данные о достоверности продукции ТПМ</w:t>
       </w:r>
     </w:p>
     <w:tbl>
@@ -2493,7 +2493,7 @@
           <w:b/>
           <w:sz w:val="18"/>
         </w:rPr>
-        <w:t>021070  Данные о достоверности продукции по ТПМ (SADIST-2)</w:t>
+        <w:t>0 21 070  Данные о достоверности продукции по ТПМ (SADIST-2)</w:t>
       </w:r>
     </w:p>
     <w:tbl>
@@ -3711,7 +3711,7 @@
           <w:b/>
           <w:sz w:val="18"/>
         </w:rPr>
-        <w:t>021072  Статус калибровки альтиметра на спутнике</w:t>
+        <w:t>0 21 072  Статус калибровки альтиметра на спутнике</w:t>
       </w:r>
     </w:p>
     <w:tbl>
@@ -3998,7 +3998,7 @@
           <w:b/>
           <w:sz w:val="18"/>
         </w:rPr>
-        <w:t>021073  Режим спутникового альтиметра</w:t>
+        <w:t>0 21 073  Режим спутникового альтиметра</w:t>
       </w:r>
     </w:p>
     <w:tbl>
@@ -4530,7 +4530,7 @@
           <w:b/>
           <w:sz w:val="18"/>
         </w:rPr>
-        <w:t>021076  Представление интенсивностей</w:t>
+        <w:t>0 21 076  Представление интенсивностей</w:t>
       </w:r>
     </w:p>
     <w:tbl>
@@ -4866,7 +4866,7 @@
           <w:b/>
           <w:sz w:val="18"/>
         </w:rPr>
-        <w:t>021109  Качество ячейки векторов ветра по измерениям SEAWINDS</w:t>
+        <w:t>0 21 109  Качество ячейки векторов ветра по измерениям SEAWINDS</w:t>
       </w:r>
     </w:p>
     <w:tbl>
@@ -5447,7 +5447,7 @@
           <w:b/>
           <w:sz w:val="18"/>
         </w:rPr>
-        <w:t>021115  Качество параметра сигма-0 по измерениям SEAWINDS</w:t>
+        <w:t>0 21 115  Качество параметра сигма-0 по измерениям SEAWINDS</w:t>
       </w:r>
     </w:p>
     <w:tbl>
@@ -6126,7 +6126,7 @@
           <w:b/>
           <w:sz w:val="18"/>
         </w:rPr>
-        <w:t>021116  Режим параметра сигма-0 по измерениям SEAWINDS</w:t>
+        <w:t>0 21 116  Режим параметра сигма-0 по измерениям SEAWINDS</w:t>
       </w:r>
     </w:p>
     <w:tbl>
@@ -7050,7 +7050,7 @@
           <w:b/>
           <w:sz w:val="18"/>
         </w:rPr>
-        <w:t>021119  Функция геофизической модели ветрового скаттерометра</w:t>
+        <w:t>0 21 119  Функция геофизической модели ветрового скаттерометра</w:t>
       </w:r>
     </w:p>
     <w:tbl>
@@ -7925,7 +7925,7 @@
           <w:b/>
           <w:sz w:val="18"/>
         </w:rPr>
-        <w:t>021144  Флаг дождя при работе альтиметра</w:t>
+        <w:t>0 21 144  Флаг дождя при работе альтиметра</w:t>
       </w:r>
     </w:p>
     <w:tbl>
@@ -8114,7 +8114,7 @@
           <w:b/>
           <w:sz w:val="18"/>
         </w:rPr>
-        <w:t>021148  Флаг отклонения заднего фронта импульса</w:t>
+        <w:t>0 21 148  Флаг отклонения заднего фронта импульса</w:t>
       </w:r>
     </w:p>
     <w:tbl>
@@ -8401,7 +8401,7 @@
           <w:b/>
           <w:sz w:val="18"/>
         </w:rPr>
-        <w:t>021150  Совместное положение луча</w:t>
+        <w:t>0 21 150  Совместное положение луча</w:t>
       </w:r>
     </w:p>
     <w:tbl>
@@ -8688,7 +8688,7 @@
           <w:b/>
           <w:sz w:val="18"/>
         </w:rPr>
-        <w:t>021155  Качество ячейки векторов ветра</w:t>
+        <w:t>0 21 155  Качество ячейки векторов ветра</w:t>
       </w:r>
     </w:p>
     <w:tbl>
@@ -9661,7 +9661,7 @@
           <w:b/>
           <w:sz w:val="18"/>
         </w:rPr>
-        <w:t>021158  Расчетное качество Kp ASCAT</w:t>
+        <w:t>0 21 158  Расчетное качество Kp ASCAT</w:t>
       </w:r>
     </w:p>
     <w:tbl>
@@ -9948,7 +9948,7 @@
           <w:b/>
           <w:sz w:val="18"/>
         </w:rPr>
-        <w:t>021159  Используемость параметра сигма-0 ASCAT</w:t>
+        <w:t>0 21 159  Используемость параметра сигма-0 ASCAT</w:t>
       </w:r>
     </w:p>
     <w:tbl>
@@ -10235,7 +10235,7 @@
           <w:b/>
           <w:sz w:val="18"/>
         </w:rPr>
-        <w:t>021169  Указатель наличия льда</w:t>
+        <w:t>0 21 169  Указатель наличия льда</w:t>
       </w:r>
     </w:p>
     <w:tbl>

--- a/docx/ru/BUFRCREX_CodeFlag_ru_21.docx
+++ b/docx/ru/BUFRCREX_CodeFlag_ru_21.docx
@@ -13,6 +13,516 @@
           <w:sz w:val="22"/>
         </w:rPr>
         <w:t>Класс 21</w:t>
+      </w:r>
+    </w:p>
+    <w:p>
+      <w:r>
+        <w:rPr>
+          <w:rFonts w:ascii="Verdana" w:hAnsi="Verdana"/>
+          <w:i/>
+          <w:sz w:val="14"/>
+        </w:rPr>
+        <w:t>Note 2: «Ясно» или «сплошная облачность» кодируются соответственно цифрами 0 и 8.</w:t>
+      </w:r>
+    </w:p>
+    <w:p>
+      <w:r>
+        <w:rPr>
+          <w:rFonts w:ascii="Verdana" w:hAnsi="Verdana"/>
+          <w:i/>
+          <w:sz w:val="14"/>
+        </w:rPr>
+        <w:t>Note 5: (0 = хорошее; 1 = плохое)</w:t>
+      </w:r>
+    </w:p>
+    <w:p>
+      <w:r>
+        <w:rPr>
+          <w:rFonts w:ascii="Verdana" w:hAnsi="Verdana"/>
+          <w:i/>
+          <w:sz w:val="14"/>
+        </w:rPr>
+        <w:t>Note 6: (См. общую кодовую таблицу С-1 в части С/с.)</w:t>
+      </w:r>
+    </w:p>
+    <w:p>
+      <w:r>
+        <w:rPr>
+          <w:rFonts w:ascii="Verdana" w:hAnsi="Verdana"/>
+          <w:i/>
+          <w:sz w:val="14"/>
+        </w:rPr>
+        <w:t>Note 7: (См. общую кодовую таблицу С-2 в части С/с.)</w:t>
+      </w:r>
+    </w:p>
+    <w:p>
+      <w:r>
+        <w:rPr>
+          <w:rFonts w:ascii="Verdana" w:hAnsi="Verdana"/>
+          <w:i/>
+          <w:sz w:val="14"/>
+        </w:rPr>
+        <w:t>Note 8: (См. общую кодовую таблицу С-3)</w:t>
+      </w:r>
+    </w:p>
+    <w:p>
+      <w:r>
+        <w:rPr>
+          <w:rFonts w:ascii="Verdana" w:hAnsi="Verdana"/>
+          <w:i/>
+          <w:sz w:val="14"/>
+        </w:rPr>
+        <w:t>Note 9: (См. общую кодовую таблицу С-4)</w:t>
+      </w:r>
+    </w:p>
+    <w:p>
+      <w:r>
+        <w:rPr>
+          <w:rFonts w:ascii="Verdana" w:hAnsi="Verdana"/>
+          <w:i/>
+          <w:sz w:val="14"/>
+        </w:rPr>
+        <w:t>Note 10: (См. общую кодовую таблицу С-5 в части С/с.)</w:t>
+      </w:r>
+    </w:p>
+    <w:p>
+      <w:r>
+        <w:rPr>
+          <w:rFonts w:ascii="Verdana" w:hAnsi="Verdana"/>
+          <w:i/>
+          <w:sz w:val="14"/>
+        </w:rPr>
+        <w:t>Note 11: (См. общую кодовую таблицу С-7 в части С/с.)</w:t>
+      </w:r>
+    </w:p>
+    <w:p>
+      <w:r>
+        <w:rPr>
+          <w:rFonts w:ascii="Verdana" w:hAnsi="Verdana"/>
+          <w:i/>
+          <w:sz w:val="14"/>
+        </w:rPr>
+        <w:t>Note 12: (См. общую кодовую таблицу С-8 в части С/с.)</w:t>
+      </w:r>
+    </w:p>
+    <w:p>
+      <w:r>
+        <w:rPr>
+          <w:rFonts w:ascii="Verdana" w:hAnsi="Verdana"/>
+          <w:i/>
+          <w:sz w:val="14"/>
+        </w:rPr>
+        <w:t>Note 14: (Будет определено самими центрами — см. общую кодовую таблицу С-12 в части С/с.)</w:t>
+      </w:r>
+    </w:p>
+    <w:p>
+      <w:r>
+        <w:rPr>
+          <w:rFonts w:ascii="Verdana" w:hAnsi="Verdana"/>
+          <w:i/>
+          <w:sz w:val="14"/>
+        </w:rPr>
+        <w:t>Note 15: (Будут разработаны)</w:t>
+      </w:r>
+    </w:p>
+    <w:p>
+      <w:r>
+        <w:rPr>
+          <w:rFonts w:ascii="Verdana" w:hAnsi="Verdana"/>
+          <w:i/>
+          <w:sz w:val="14"/>
+        </w:rPr>
+        <w:t>Note 16: Последовательность двух или более пар координат местоположения, таких как широта и долгота, определяет линию или многоугольник. Точки следует соединять в соответствии с порядком, данным в сообщении. Любая описываемая зона будет расположена слева от проведенной границы в направлении, установленном порядком, данным в сообщении. Это определение применяется к простым непересекающимся многоугольникам, без пробелов.</w:t>
+      </w:r>
+    </w:p>
+    <w:p>
+      <w:r>
+        <w:rPr>
+          <w:rFonts w:ascii="Verdana" w:hAnsi="Verdana"/>
+          <w:i/>
+          <w:sz w:val="14"/>
+        </w:rPr>
+        <w:t>Note 17: Если все биты установлены на 0, это означает, что калибровка правильная.</w:t>
+      </w:r>
+    </w:p>
+    <w:p>
+      <w:r>
+        <w:rPr>
+          <w:rFonts w:ascii="Verdana" w:hAnsi="Verdana"/>
+          <w:i/>
+          <w:sz w:val="14"/>
+        </w:rPr>
+        <w:t>Note 18: Все статистические данные первого порядка выражены в единицах измерения, определенных первоначальными дескрипторами данных.</w:t>
+      </w:r>
+    </w:p>
+    <w:p>
+      <w:r>
+        <w:rPr>
+          <w:rFonts w:ascii="Verdana" w:hAnsi="Verdana"/>
+          <w:i/>
+          <w:sz w:val="14"/>
+        </w:rPr>
+        <w:t>Note 19: Значимость ассоциированного поля должна использоваться на первоначальном этапе совместно с качеством данных наблюдений.</w:t>
+      </w:r>
+    </w:p>
+    <w:p>
+      <w:r>
+        <w:rPr>
+          <w:rFonts w:ascii="Verdana" w:hAnsi="Verdana"/>
+          <w:i/>
+          <w:sz w:val="14"/>
+        </w:rPr>
+        <w:t>Note 21: Начиная с позиции первого бита (бит старшего разряда), при приведении бита к цифре 1 канал используется. Если бит приводится к нулю, канал не используется.</w:t>
+      </w:r>
+    </w:p>
+    <w:p>
+      <w:r>
+        <w:rPr>
+          <w:rFonts w:ascii="Verdana" w:hAnsi="Verdana"/>
+          <w:i/>
+          <w:sz w:val="14"/>
+        </w:rPr>
+        <w:t>Note 23: Битовые флаги показывают прибор и/или каналы, используемые при получении различных физических параметров. Если в какой-либо группе параметров все биты = 0, то для этого параметра или группы параметров не производилась обработка.</w:t>
+      </w:r>
+    </w:p>
+    <w:p>
+      <w:r>
+        <w:rPr>
+          <w:rFonts w:ascii="Verdana" w:hAnsi="Verdana"/>
+          <w:i/>
+          <w:sz w:val="14"/>
+        </w:rPr>
+        <w:t>Note 24: Биты 1-4 представляют код погрешности времени. В том случае, когда все биты установлены на 0, это означает, что время сканирования соответствует предсказанному времени.</w:t>
+      </w:r>
+    </w:p>
+    <w:p>
+      <w:r>
+        <w:rPr>
+          <w:rFonts w:ascii="Verdana" w:hAnsi="Verdana"/>
+          <w:i/>
+          <w:sz w:val="14"/>
+        </w:rPr>
+        <w:t>Note 25: Биты 11-17 представляют код погрешности географического местоположения. В том случае, когда все биты установлены на 0, это означает, что географическое местоположение является нормальным.</w:t>
+      </w:r>
+    </w:p>
+    <w:p>
+      <w:r>
+        <w:rPr>
+          <w:rFonts w:ascii="Verdana" w:hAnsi="Verdana"/>
+          <w:i/>
+          <w:sz w:val="14"/>
+        </w:rPr>
+        <w:t>Note 27: Биты 5-10 представляют код погрешности калибровки. В том случае, когда все биты установлены на 0, это означает, что калибровка нормальная. В том случае, когда тот или иной из битов 5, 7 и 10 установлен на 1, это означает, что были использованы вторичные коэффициенты калибровки.</w:t>
+      </w:r>
+    </w:p>
+    <w:p>
+      <w:r>
+        <w:rPr>
+          <w:rFonts w:ascii="Verdana" w:hAnsi="Verdana"/>
+          <w:i/>
+          <w:sz w:val="14"/>
+        </w:rPr>
+        <w:t>Note 32: Кодовые цифры 1-9: Продолжительность и время измерения течения (векторный или доплеровский метод получения профиля течения).</w:t>
+      </w:r>
+    </w:p>
+    <w:p>
+      <w:r>
+        <w:rPr>
+          <w:rFonts w:ascii="Verdana" w:hAnsi="Verdana"/>
+          <w:i/>
+          <w:sz w:val="14"/>
+        </w:rPr>
+        <w:t>Note 33: Кодовые цифры 11-19: Период измерения течения (дрейфовый метод).</w:t>
+      </w:r>
+    </w:p>
+    <w:p>
+      <w:r>
+        <w:rPr>
+          <w:rFonts w:ascii="Verdana" w:hAnsi="Verdana"/>
+          <w:i/>
+          <w:sz w:val="14"/>
+        </w:rPr>
+        <w:t>Note 34: Средняя часть данной кодовой таблицы (кодовые цифры 100-199) включает термины на нескольких уровнях, которые могут быть использованы для простых и более сложных автоматических станций.</w:t>
+      </w:r>
+    </w:p>
+    <w:p>
+      <w:r>
+        <w:rPr>
+          <w:rFonts w:ascii="Verdana" w:hAnsi="Verdana"/>
+          <w:i/>
+          <w:sz w:val="14"/>
+        </w:rPr>
+        <w:t>Note 35: Дескриптор 0 25 009 исключен. Вместо него следует использовать дескриптор 0 25 029.</w:t>
+      </w:r>
+    </w:p>
+    <w:p>
+      <w:r>
+        <w:rPr>
+          <w:rFonts w:ascii="Verdana" w:hAnsi="Verdana"/>
+          <w:i/>
+          <w:sz w:val="14"/>
+        </w:rPr>
+        <w:t>Note 36: Данные о разностях — это значения разности, размеры которых аналогичны размерам соответствующих сообщаемых значений в отношении единиц измерения, но пределы которых установлены на нуль (например: разность между сообщенными и анализированными значениями, разность между сообщенными и прогнозированными значениями и т. д.).</w:t>
+      </w:r>
+    </w:p>
+    <w:p>
+      <w:r>
+        <w:rPr>
+          <w:rFonts w:ascii="Verdana" w:hAnsi="Verdana"/>
+          <w:i/>
+          <w:sz w:val="14"/>
+        </w:rPr>
+        <w:t>Note 39: EPSG представляет собой набор данных по системам координат и ее преобразованиям, который изначально был создан и поддерживался Европейской группой нефтепоисковых исследований. В настоящее время он поддерживается подкомитетом по геодезии Комитета по геоматике Международной ассоциации производителей нефти и газа.</w:t>
+      </w:r>
+    </w:p>
+    <w:p>
+      <w:r>
+        <w:rPr>
+          <w:rFonts w:ascii="Verdana" w:hAnsi="Verdana"/>
+          <w:i/>
+          <w:sz w:val="14"/>
+        </w:rPr>
+        <w:t>Note 42: Могут быть разработаны дополнительные применения.</w:t>
+      </w:r>
+    </w:p>
+    <w:p>
+      <w:r>
+        <w:rPr>
+          <w:rFonts w:ascii="Verdana" w:hAnsi="Verdana"/>
+          <w:i/>
+          <w:sz w:val="14"/>
+        </w:rPr>
+        <w:t>Note 43: Общие термины обозначения погоды (например: туман, морось) предназначены для использования на автоматических станциях, которые могут определить тип погоды, но не дают никакой другой информации. Общие термины обозначаются в кодовой таблице большими буквами.</w:t>
+      </w:r>
+    </w:p>
+    <w:p>
+      <w:r>
+        <w:rPr>
+          <w:rFonts w:ascii="Verdana" w:hAnsi="Verdana"/>
+          <w:i/>
+          <w:sz w:val="14"/>
+        </w:rPr>
+        <w:t>Note 45: H = Время наблюдения.</w:t>
+      </w:r>
+    </w:p>
+    <w:p>
+      <w:r>
+        <w:rPr>
+          <w:rFonts w:ascii="Verdana" w:hAnsi="Verdana"/>
+          <w:i/>
+          <w:sz w:val="14"/>
+        </w:rPr>
+        <w:t>Note 49: Если бит установлен на 1, указание действительно.</w:t>
+      </w:r>
+    </w:p>
+    <w:p>
+      <w:r>
+        <w:rPr>
+          <w:rFonts w:ascii="Verdana" w:hAnsi="Verdana"/>
+          <w:i/>
+          <w:sz w:val="14"/>
+        </w:rPr>
+        <w:t>Note 50: Определения в кодовых цифрах 0-2 и 4 применяются для обнаженной репрезентативной поверхности почвы, а цифры 3, 5-9 и 10-19 — к открытому репрезентативному району.</w:t>
+      </w:r>
+    </w:p>
+    <w:p>
+      <w:r>
+        <w:rPr>
+          <w:rFonts w:ascii="Verdana" w:hAnsi="Verdana"/>
+          <w:i/>
+          <w:sz w:val="14"/>
+        </w:rPr>
+        <w:t>Note 52: В сводках с автоматических станций следует использовать кодовую цифру 2, когда тенденция является положительной; 7 — отрицательной и 4, когда давление является таким же, как и 3 часа назад.</w:t>
+      </w:r>
+    </w:p>
+    <w:p>
+      <w:r>
+        <w:rPr>
+          <w:rFonts w:ascii="Verdana" w:hAnsi="Verdana"/>
+          <w:i/>
+          <w:sz w:val="14"/>
+        </w:rPr>
+        <w:t>Note 53: В сводках от тропических станций, сообщающих суточные изменения, следует использовать кодовую цифру 2 при положительной тенденции; 7 — при отрицательной тенденции и 4 — в случае, если давление остается таким же, как и за предшествующие 24 часа.</w:t>
+      </w:r>
+    </w:p>
+    <w:p>
+      <w:r>
+        <w:rPr>
+          <w:rFonts w:ascii="Verdana" w:hAnsi="Verdana"/>
+          <w:i/>
+          <w:sz w:val="14"/>
+        </w:rPr>
+        <w:t>Note 54: В данной кодовой таблице всякий раз, когда упоминается лед, это также включает в себя другие твердые осадки, отличные от снега.</w:t>
+      </w:r>
+    </w:p>
+    <w:p>
+      <w:r>
+        <w:rPr>
+          <w:rFonts w:ascii="Verdana" w:hAnsi="Verdana"/>
+          <w:i/>
+          <w:sz w:val="14"/>
+        </w:rPr>
+        <w:t>Note 57: Смешанные осадки обозначаются путем установки на единицу битов всех наблюдаемых самостоятельных типов осадков.</w:t>
+      </w:r>
+    </w:p>
+    <w:p>
+      <w:r>
+        <w:rPr>
+          <w:rFonts w:ascii="Verdana" w:hAnsi="Verdana"/>
+          <w:i/>
+          <w:sz w:val="14"/>
+        </w:rPr>
+        <w:t>Note 59: Новые локальные названия шторма различной интенсивности следует добавлять в соответствии с необходимостью.</w:t>
+      </w:r>
+    </w:p>
+    <w:p>
+      <w:r>
+        <w:rPr>
+          <w:rFonts w:ascii="Verdana" w:hAnsi="Verdana"/>
+          <w:i/>
+          <w:sz w:val="14"/>
+        </w:rPr>
+        <w:t>Note 60: Ни одна из кодовых цифр не исключает добавления интерполированных уровней по усмотрению центра-поставщика</w:t>
+      </w:r>
+    </w:p>
+    <w:p>
+      <w:r>
+        <w:rPr>
+          <w:rFonts w:ascii="Verdana" w:hAnsi="Verdana"/>
+          <w:i/>
+          <w:sz w:val="14"/>
+        </w:rPr>
+        <w:t>Note 63: Явление, указанное в данной таблице флагов, означает любое явление, включая осадки и явления, ухудшающие видимость.</w:t>
+      </w:r>
+    </w:p>
+    <w:p>
+      <w:r>
+        <w:rPr>
+          <w:rFonts w:ascii="Verdana" w:hAnsi="Verdana"/>
+          <w:i/>
+          <w:sz w:val="14"/>
+        </w:rPr>
+        <w:t>Note 75: Определения в кодовых цифрах 0-2 и 4 применяются для обнаженной репрезентативной поверхности почвы, а цифры 3, 5-9 и 10-19 — к открытому репрезентативному району.</w:t>
+      </w:r>
+    </w:p>
+    <w:p>
+      <w:r>
+        <w:rPr>
+          <w:rFonts w:ascii="Verdana" w:hAnsi="Verdana"/>
+          <w:i/>
+          <w:sz w:val="14"/>
+        </w:rPr>
+        <w:t>Note 76: Эти величины относятся к хорошо сформированному ветровому волнению в открытом море. В то время как предпочтение следует отдавать описательным терминам, значения этих высот могут использоваться наблюдателем как руководство при передаче состояния поверхности моря, которое возникает в результате различных факторов, таких, как ветер, зыбь, течения, угол между направлением ветра и зыби и т. д.</w:t>
+      </w:r>
+    </w:p>
+    <w:p>
+      <w:r>
+        <w:rPr>
+          <w:rFonts w:ascii="Verdana" w:hAnsi="Verdana"/>
+          <w:i/>
+          <w:sz w:val="14"/>
+        </w:rPr>
+        <w:t>Note 78: Первые три цифры представляют собой код страны ИСО.</w:t>
+      </w:r>
+    </w:p>
+    <w:p>
+      <w:r>
+        <w:rPr>
+          <w:rFonts w:ascii="Verdana" w:hAnsi="Verdana"/>
+          <w:i/>
+          <w:sz w:val="14"/>
+        </w:rPr>
+        <w:t>Note 79: Последняя колонка в таблице содержит соответствующий номер регистрации Химической реферативной службы (CAS) Американского химического общества.</w:t>
+      </w:r>
+    </w:p>
+    <w:p>
+      <w:r>
+        <w:rPr>
+          <w:rFonts w:ascii="Verdana" w:hAnsi="Verdana"/>
+          <w:i/>
+          <w:sz w:val="14"/>
+        </w:rPr>
+        <w:t>Note 80: Средняя часть данной кодовой таблицы (кодовые цифры 100-199) включает термины на нескольких уровнях, которые могут быть использованы для простых и более сложных автоматических станций.</w:t>
+      </w:r>
+    </w:p>
+    <w:p>
+      <w:r>
+        <w:rPr>
+          <w:rFonts w:ascii="Verdana" w:hAnsi="Verdana"/>
+          <w:i/>
+          <w:sz w:val="14"/>
+        </w:rPr>
+        <w:t>Note 81: Номинальный диапазон влажности поверхности почвы — от 0 % до 100 %. В крайних случаях экстраполированное обратное рассеяние при угле наклона в 40 градусов может превышать исходный показатель для влажного обратного рассеяния. В этих случаях значение, полученное в результате процесса измерения влажности поверхности почвы, будет менее 0 % или более 100 %, соответственно.</w:t>
+      </w:r>
+    </w:p>
+    <w:p>
+      <w:r>
+        <w:rPr>
+          <w:rFonts w:ascii="Verdana" w:hAnsi="Verdana"/>
+          <w:i/>
+          <w:sz w:val="14"/>
+        </w:rPr>
+        <w:t>Note 84: Эти величины относятся к хорошо сформированному ветровому волнению в открытом море. В то время как предпочтение следует отдавать описательным терминам, значения этих высот могут использоваться наблюдателем как руководство при передаче состояния поверхности моря, которое возникает в результате различных факторов, таких, как ветер, зыбь, течения, угол между направлением ветра и зыби и т. д.</w:t>
+      </w:r>
+    </w:p>
+    <w:p>
+      <w:r>
+        <w:rPr>
+          <w:rFonts w:ascii="Verdana" w:hAnsi="Verdana"/>
+          <w:i/>
+          <w:sz w:val="14"/>
+        </w:rPr>
+        <w:t>Note 85: Данный дескриптор будет связан с данными по видимости или высоте облаков для указания того, что значение является граничным. Если передаваемое значение является истинным, то кодовая цифра равна нулю. Однако измерение может попасть в предел измерительной способности прибора. Если передаваемое значение больше, чем истинное значение, то кодовая цифра будет равна 1, если передаваемое значение меньше истинного значения, то кодовая цифра будет равна 2.</w:t>
+      </w:r>
+    </w:p>
+    <w:p>
+      <w:r>
+        <w:rPr>
+          <w:rFonts w:ascii="Verdana" w:hAnsi="Verdana"/>
+          <w:i/>
+          <w:sz w:val="14"/>
+        </w:rPr>
+        <w:t>Note 88: Значимость времени должна быть квалифицирована соответствующими периодами времени, которые следует указывать.</w:t>
+      </w:r>
+    </w:p>
+    <w:p>
+      <w:r>
+        <w:rPr>
+          <w:rFonts w:ascii="Verdana" w:hAnsi="Verdana"/>
+          <w:i/>
+          <w:sz w:val="14"/>
+        </w:rPr>
+        <w:t>Note 90: Тип прибора и единицы начальных измерений для измерения ветра (в м с-1 за исключением отдельных указаний).</w:t>
+      </w:r>
+    </w:p>
+    <w:p>
+      <w:r>
+        <w:rPr>
+          <w:rFonts w:ascii="Verdana" w:hAnsi="Verdana"/>
+          <w:i/>
+          <w:sz w:val="14"/>
+        </w:rPr>
+        <w:t>Note 94: Там, где первоначальный метод передачи указывается кодовой цифрой 1, в целях получения достоверных значений данных, соответствующих дескриптору 0 01 012, рекомендуется следующее преобразование: Передаваемое значение Значение данных 0 0 1 45 2 90 3 135 4 180 5 225 6 270 7 315 8 360 9 511</w:t>
+      </w:r>
+    </w:p>
+    <w:p>
+      <w:r>
+        <w:rPr>
+          <w:rFonts w:ascii="Verdana" w:hAnsi="Verdana"/>
+          <w:i/>
+          <w:sz w:val="14"/>
+        </w:rPr>
+        <w:t>Note 95: Там, где первоначальный метод передачи указывается кодовой цифрой 1, в целях получения точных значений данных, соответствующих дескриптору 0 01 013, рекомендуется следующее преобразование: Передаваемое значение Значение данных 0 0 1 1 2 4 3 7 4 9 5 12 6 14 7 17 8 19 9 21 / 1023</w:t>
+      </w:r>
+    </w:p>
+    <w:p>
+      <w:r>
+        <w:rPr>
+          <w:rFonts w:ascii="Verdana" w:hAnsi="Verdana"/>
+          <w:i/>
+          <w:sz w:val="14"/>
+        </w:rPr>
+        <w:t>Note 22: Битовые флаги показывают элементы, включенные при обработке данных зондирования.</w:t>
       </w:r>
     </w:p>
     <w:p>
@@ -58,6 +568,9 @@
             <w:shd w:val="clear" w:color="auto" w:fill="D9D9D9"/>
           </w:tcPr>
           <w:p>
+            <w:pPr>
+              <w:spacing w:before="20" w:after="20"/>
+            </w:pPr>
             <w:r/>
             <w:r>
               <w:rPr>
@@ -75,6 +588,9 @@
             <w:shd w:val="clear" w:color="auto" w:fill="D9D9D9"/>
           </w:tcPr>
           <w:p>
+            <w:pPr>
+              <w:spacing w:before="20" w:after="20"/>
+            </w:pPr>
             <w:r/>
             <w:r>
               <w:rPr>
@@ -92,6 +608,9 @@
             <w:shd w:val="clear" w:color="auto" w:fill="D9D9D9"/>
           </w:tcPr>
           <w:p>
+            <w:pPr>
+              <w:spacing w:before="20" w:after="20"/>
+            </w:pPr>
             <w:r/>
             <w:r>
               <w:rPr>
@@ -105,11 +624,17 @@
         </w:tc>
       </w:tr>
       <w:tr>
-        <w:tc>
-          <w:tcPr>
-            <w:tcW w:type="dxa" w:w="5046"/>
-          </w:tcPr>
-          <w:p>
+        <w:trPr>
+          <w:cantSplit/>
+        </w:trPr>
+        <w:tc>
+          <w:tcPr>
+            <w:tcW w:type="dxa" w:w="5046"/>
+          </w:tcPr>
+          <w:p>
+            <w:pPr>
+              <w:spacing w:before="20" w:after="20"/>
+            </w:pPr>
             <w:r/>
             <w:r>
               <w:rPr>
@@ -126,6 +651,9 @@
             <w:tcW w:type="dxa" w:w="5046"/>
           </w:tcPr>
           <w:p>
+            <w:pPr>
+              <w:spacing w:before="20" w:after="20"/>
+            </w:pPr>
             <w:r/>
             <w:r>
               <w:rPr>
@@ -142,6 +670,9 @@
             <w:tcW w:type="dxa" w:w="5046"/>
           </w:tcPr>
           <w:p>
+            <w:pPr>
+              <w:spacing w:before="20" w:after="20"/>
+            </w:pPr>
             <w:r/>
             <w:r>
               <w:rPr>
@@ -154,11 +685,17 @@
         </w:tc>
       </w:tr>
       <w:tr>
-        <w:tc>
-          <w:tcPr>
-            <w:tcW w:type="dxa" w:w="5046"/>
-          </w:tcPr>
-          <w:p>
+        <w:trPr>
+          <w:cantSplit/>
+        </w:trPr>
+        <w:tc>
+          <w:tcPr>
+            <w:tcW w:type="dxa" w:w="5046"/>
+          </w:tcPr>
+          <w:p>
+            <w:pPr>
+              <w:spacing w:before="20" w:after="20"/>
+            </w:pPr>
             <w:r/>
             <w:r>
               <w:rPr>
@@ -175,6 +712,9 @@
             <w:tcW w:type="dxa" w:w="5046"/>
           </w:tcPr>
           <w:p>
+            <w:pPr>
+              <w:spacing w:before="20" w:after="20"/>
+            </w:pPr>
             <w:r/>
             <w:r>
               <w:rPr>
@@ -191,6 +731,9 @@
             <w:tcW w:type="dxa" w:w="5046"/>
           </w:tcPr>
           <w:p>
+            <w:pPr>
+              <w:spacing w:before="20" w:after="20"/>
+            </w:pPr>
             <w:r/>
             <w:r>
               <w:rPr>
@@ -203,11 +746,17 @@
         </w:tc>
       </w:tr>
       <w:tr>
-        <w:tc>
-          <w:tcPr>
-            <w:tcW w:type="dxa" w:w="5046"/>
-          </w:tcPr>
-          <w:p>
+        <w:trPr>
+          <w:cantSplit/>
+        </w:trPr>
+        <w:tc>
+          <w:tcPr>
+            <w:tcW w:type="dxa" w:w="5046"/>
+          </w:tcPr>
+          <w:p>
+            <w:pPr>
+              <w:spacing w:before="20" w:after="20"/>
+            </w:pPr>
             <w:r/>
             <w:r>
               <w:rPr>
@@ -224,6 +773,9 @@
             <w:tcW w:type="dxa" w:w="5046"/>
           </w:tcPr>
           <w:p>
+            <w:pPr>
+              <w:spacing w:before="20" w:after="20"/>
+            </w:pPr>
             <w:r/>
             <w:r>
               <w:rPr>
@@ -240,6 +792,9 @@
             <w:tcW w:type="dxa" w:w="5046"/>
           </w:tcPr>
           <w:p>
+            <w:pPr>
+              <w:spacing w:before="20" w:after="20"/>
+            </w:pPr>
             <w:r/>
             <w:r>
               <w:rPr>
@@ -252,11 +807,17 @@
         </w:tc>
       </w:tr>
       <w:tr>
-        <w:tc>
-          <w:tcPr>
-            <w:tcW w:type="dxa" w:w="5046"/>
-          </w:tcPr>
-          <w:p>
+        <w:trPr>
+          <w:cantSplit/>
+        </w:trPr>
+        <w:tc>
+          <w:tcPr>
+            <w:tcW w:type="dxa" w:w="5046"/>
+          </w:tcPr>
+          <w:p>
+            <w:pPr>
+              <w:spacing w:before="20" w:after="20"/>
+            </w:pPr>
             <w:r/>
             <w:r>
               <w:rPr>
@@ -273,6 +834,9 @@
             <w:tcW w:type="dxa" w:w="5046"/>
           </w:tcPr>
           <w:p>
+            <w:pPr>
+              <w:spacing w:before="20" w:after="20"/>
+            </w:pPr>
             <w:r/>
             <w:r>
               <w:rPr>
@@ -289,6 +853,9 @@
             <w:tcW w:type="dxa" w:w="5046"/>
           </w:tcPr>
           <w:p>
+            <w:pPr>
+              <w:spacing w:before="20" w:after="20"/>
+            </w:pPr>
             <w:r/>
             <w:r>
               <w:rPr>
@@ -301,11 +868,17 @@
         </w:tc>
       </w:tr>
       <w:tr>
-        <w:tc>
-          <w:tcPr>
-            <w:tcW w:type="dxa" w:w="5046"/>
-          </w:tcPr>
-          <w:p>
+        <w:trPr>
+          <w:cantSplit/>
+        </w:trPr>
+        <w:tc>
+          <w:tcPr>
+            <w:tcW w:type="dxa" w:w="5046"/>
+          </w:tcPr>
+          <w:p>
+            <w:pPr>
+              <w:spacing w:before="20" w:after="20"/>
+            </w:pPr>
             <w:r/>
             <w:r>
               <w:rPr>
@@ -322,6 +895,9 @@
             <w:tcW w:type="dxa" w:w="5046"/>
           </w:tcPr>
           <w:p>
+            <w:pPr>
+              <w:spacing w:before="20" w:after="20"/>
+            </w:pPr>
             <w:r/>
             <w:r>
               <w:rPr>
@@ -338,6 +914,9 @@
             <w:tcW w:type="dxa" w:w="5046"/>
           </w:tcPr>
           <w:p>
+            <w:pPr>
+              <w:spacing w:before="20" w:after="20"/>
+            </w:pPr>
             <w:r/>
             <w:r>
               <w:rPr>
@@ -350,11 +929,17 @@
         </w:tc>
       </w:tr>
       <w:tr>
-        <w:tc>
-          <w:tcPr>
-            <w:tcW w:type="dxa" w:w="5046"/>
-          </w:tcPr>
-          <w:p>
+        <w:trPr>
+          <w:cantSplit/>
+        </w:trPr>
+        <w:tc>
+          <w:tcPr>
+            <w:tcW w:type="dxa" w:w="5046"/>
+          </w:tcPr>
+          <w:p>
+            <w:pPr>
+              <w:spacing w:before="20" w:after="20"/>
+            </w:pPr>
             <w:r/>
             <w:r>
               <w:rPr>
@@ -371,6 +956,9 @@
             <w:tcW w:type="dxa" w:w="5046"/>
           </w:tcPr>
           <w:p>
+            <w:pPr>
+              <w:spacing w:before="20" w:after="20"/>
+            </w:pPr>
             <w:r/>
             <w:r>
               <w:rPr>
@@ -387,6 +975,9 @@
             <w:tcW w:type="dxa" w:w="5046"/>
           </w:tcPr>
           <w:p>
+            <w:pPr>
+              <w:spacing w:before="20" w:after="20"/>
+            </w:pPr>
             <w:r/>
             <w:r>
               <w:rPr>
@@ -399,11 +990,17 @@
         </w:tc>
       </w:tr>
       <w:tr>
-        <w:tc>
-          <w:tcPr>
-            <w:tcW w:type="dxa" w:w="5046"/>
-          </w:tcPr>
-          <w:p>
+        <w:trPr>
+          <w:cantSplit/>
+        </w:trPr>
+        <w:tc>
+          <w:tcPr>
+            <w:tcW w:type="dxa" w:w="5046"/>
+          </w:tcPr>
+          <w:p>
+            <w:pPr>
+              <w:spacing w:before="20" w:after="20"/>
+            </w:pPr>
             <w:r/>
             <w:r>
               <w:rPr>
@@ -420,6 +1017,9 @@
             <w:tcW w:type="dxa" w:w="5046"/>
           </w:tcPr>
           <w:p>
+            <w:pPr>
+              <w:spacing w:before="20" w:after="20"/>
+            </w:pPr>
             <w:r/>
             <w:r>
               <w:rPr>
@@ -436,6 +1036,9 @@
             <w:tcW w:type="dxa" w:w="5046"/>
           </w:tcPr>
           <w:p>
+            <w:pPr>
+              <w:spacing w:before="20" w:after="20"/>
+            </w:pPr>
             <w:r/>
             <w:r>
               <w:rPr>
@@ -448,11 +1051,17 @@
         </w:tc>
       </w:tr>
       <w:tr>
-        <w:tc>
-          <w:tcPr>
-            <w:tcW w:type="dxa" w:w="5046"/>
-          </w:tcPr>
-          <w:p>
+        <w:trPr>
+          <w:cantSplit/>
+        </w:trPr>
+        <w:tc>
+          <w:tcPr>
+            <w:tcW w:type="dxa" w:w="5046"/>
+          </w:tcPr>
+          <w:p>
+            <w:pPr>
+              <w:spacing w:before="20" w:after="20"/>
+            </w:pPr>
             <w:r/>
             <w:r>
               <w:rPr>
@@ -469,6 +1078,9 @@
             <w:tcW w:type="dxa" w:w="5046"/>
           </w:tcPr>
           <w:p>
+            <w:pPr>
+              <w:spacing w:before="20" w:after="20"/>
+            </w:pPr>
             <w:r/>
             <w:r>
               <w:rPr>
@@ -485,6 +1097,9 @@
             <w:tcW w:type="dxa" w:w="5046"/>
           </w:tcPr>
           <w:p>
+            <w:pPr>
+              <w:spacing w:before="20" w:after="20"/>
+            </w:pPr>
             <w:r/>
             <w:r>
               <w:rPr>
@@ -497,11 +1112,17 @@
         </w:tc>
       </w:tr>
       <w:tr>
-        <w:tc>
-          <w:tcPr>
-            <w:tcW w:type="dxa" w:w="5046"/>
-          </w:tcPr>
-          <w:p>
+        <w:trPr>
+          <w:cantSplit/>
+        </w:trPr>
+        <w:tc>
+          <w:tcPr>
+            <w:tcW w:type="dxa" w:w="5046"/>
+          </w:tcPr>
+          <w:p>
+            <w:pPr>
+              <w:spacing w:before="20" w:after="20"/>
+            </w:pPr>
             <w:r/>
             <w:r>
               <w:rPr>
@@ -518,6 +1139,9 @@
             <w:tcW w:type="dxa" w:w="5046"/>
           </w:tcPr>
           <w:p>
+            <w:pPr>
+              <w:spacing w:before="20" w:after="20"/>
+            </w:pPr>
             <w:r/>
             <w:r>
               <w:rPr>
@@ -534,6 +1158,9 @@
             <w:tcW w:type="dxa" w:w="5046"/>
           </w:tcPr>
           <w:p>
+            <w:pPr>
+              <w:spacing w:before="20" w:after="20"/>
+            </w:pPr>
             <w:r/>
             <w:r>
               <w:rPr>
@@ -546,11 +1173,17 @@
         </w:tc>
       </w:tr>
       <w:tr>
-        <w:tc>
-          <w:tcPr>
-            <w:tcW w:type="dxa" w:w="5046"/>
-          </w:tcPr>
-          <w:p>
+        <w:trPr>
+          <w:cantSplit/>
+        </w:trPr>
+        <w:tc>
+          <w:tcPr>
+            <w:tcW w:type="dxa" w:w="5046"/>
+          </w:tcPr>
+          <w:p>
+            <w:pPr>
+              <w:spacing w:before="20" w:after="20"/>
+            </w:pPr>
             <w:r/>
             <w:r>
               <w:rPr>
@@ -567,6 +1200,9 @@
             <w:tcW w:type="dxa" w:w="5046"/>
           </w:tcPr>
           <w:p>
+            <w:pPr>
+              <w:spacing w:before="20" w:after="20"/>
+            </w:pPr>
             <w:r/>
             <w:r>
               <w:rPr>
@@ -583,6 +1219,9 @@
             <w:tcW w:type="dxa" w:w="5046"/>
           </w:tcPr>
           <w:p>
+            <w:pPr>
+              <w:spacing w:before="20" w:after="20"/>
+            </w:pPr>
             <w:r/>
             <w:r>
               <w:rPr>
@@ -595,11 +1234,17 @@
         </w:tc>
       </w:tr>
       <w:tr>
-        <w:tc>
-          <w:tcPr>
-            <w:tcW w:type="dxa" w:w="5046"/>
-          </w:tcPr>
-          <w:p>
+        <w:trPr>
+          <w:cantSplit/>
+        </w:trPr>
+        <w:tc>
+          <w:tcPr>
+            <w:tcW w:type="dxa" w:w="5046"/>
+          </w:tcPr>
+          <w:p>
+            <w:pPr>
+              <w:spacing w:before="20" w:after="20"/>
+            </w:pPr>
             <w:r/>
             <w:r>
               <w:rPr>
@@ -616,6 +1261,9 @@
             <w:tcW w:type="dxa" w:w="5046"/>
           </w:tcPr>
           <w:p>
+            <w:pPr>
+              <w:spacing w:before="20" w:after="20"/>
+            </w:pPr>
             <w:r/>
             <w:r>
               <w:rPr>
@@ -632,6 +1280,9 @@
             <w:tcW w:type="dxa" w:w="5046"/>
           </w:tcPr>
           <w:p>
+            <w:pPr>
+              <w:spacing w:before="20" w:after="20"/>
+            </w:pPr>
             <w:r/>
             <w:r>
               <w:rPr>
@@ -644,11 +1295,17 @@
         </w:tc>
       </w:tr>
       <w:tr>
-        <w:tc>
-          <w:tcPr>
-            <w:tcW w:type="dxa" w:w="5046"/>
-          </w:tcPr>
-          <w:p>
+        <w:trPr>
+          <w:cantSplit/>
+        </w:trPr>
+        <w:tc>
+          <w:tcPr>
+            <w:tcW w:type="dxa" w:w="5046"/>
+          </w:tcPr>
+          <w:p>
+            <w:pPr>
+              <w:spacing w:before="20" w:after="20"/>
+            </w:pPr>
             <w:r/>
             <w:r>
               <w:rPr>
@@ -665,6 +1322,9 @@
             <w:tcW w:type="dxa" w:w="5046"/>
           </w:tcPr>
           <w:p>
+            <w:pPr>
+              <w:spacing w:before="20" w:after="20"/>
+            </w:pPr>
             <w:r/>
             <w:r>
               <w:rPr>
@@ -681,6 +1341,9 @@
             <w:tcW w:type="dxa" w:w="5046"/>
           </w:tcPr>
           <w:p>
+            <w:pPr>
+              <w:spacing w:before="20" w:after="20"/>
+            </w:pPr>
             <w:r/>
             <w:r>
               <w:rPr>
@@ -737,6 +1400,9 @@
             <w:shd w:val="clear" w:color="auto" w:fill="D9D9D9"/>
           </w:tcPr>
           <w:p>
+            <w:pPr>
+              <w:spacing w:before="20" w:after="20"/>
+            </w:pPr>
             <w:r/>
             <w:r>
               <w:rPr>
@@ -754,6 +1420,9 @@
             <w:shd w:val="clear" w:color="auto" w:fill="D9D9D9"/>
           </w:tcPr>
           <w:p>
+            <w:pPr>
+              <w:spacing w:before="20" w:after="20"/>
+            </w:pPr>
             <w:r/>
             <w:r>
               <w:rPr>
@@ -771,6 +1440,9 @@
             <w:shd w:val="clear" w:color="auto" w:fill="D9D9D9"/>
           </w:tcPr>
           <w:p>
+            <w:pPr>
+              <w:spacing w:before="20" w:after="20"/>
+            </w:pPr>
             <w:r/>
             <w:r>
               <w:rPr>
@@ -784,11 +1456,17 @@
         </w:tc>
       </w:tr>
       <w:tr>
-        <w:tc>
-          <w:tcPr>
-            <w:tcW w:type="dxa" w:w="5046"/>
-          </w:tcPr>
-          <w:p>
+        <w:trPr>
+          <w:cantSplit/>
+        </w:trPr>
+        <w:tc>
+          <w:tcPr>
+            <w:tcW w:type="dxa" w:w="5046"/>
+          </w:tcPr>
+          <w:p>
+            <w:pPr>
+              <w:spacing w:before="20" w:after="20"/>
+            </w:pPr>
             <w:r/>
             <w:r>
               <w:rPr>
@@ -805,6 +1483,9 @@
             <w:tcW w:type="dxa" w:w="5046"/>
           </w:tcPr>
           <w:p>
+            <w:pPr>
+              <w:spacing w:before="20" w:after="20"/>
+            </w:pPr>
             <w:r/>
             <w:r>
               <w:rPr>
@@ -821,6 +1502,9 @@
             <w:tcW w:type="dxa" w:w="5046"/>
           </w:tcPr>
           <w:p>
+            <w:pPr>
+              <w:spacing w:before="20" w:after="20"/>
+            </w:pPr>
             <w:r/>
             <w:r>
               <w:rPr>
@@ -833,11 +1517,17 @@
         </w:tc>
       </w:tr>
       <w:tr>
-        <w:tc>
-          <w:tcPr>
-            <w:tcW w:type="dxa" w:w="5046"/>
-          </w:tcPr>
-          <w:p>
+        <w:trPr>
+          <w:cantSplit/>
+        </w:trPr>
+        <w:tc>
+          <w:tcPr>
+            <w:tcW w:type="dxa" w:w="5046"/>
+          </w:tcPr>
+          <w:p>
+            <w:pPr>
+              <w:spacing w:before="20" w:after="20"/>
+            </w:pPr>
             <w:r/>
             <w:r>
               <w:rPr>
@@ -854,6 +1544,9 @@
             <w:tcW w:type="dxa" w:w="5046"/>
           </w:tcPr>
           <w:p>
+            <w:pPr>
+              <w:spacing w:before="20" w:after="20"/>
+            </w:pPr>
             <w:r/>
             <w:r>
               <w:rPr>
@@ -870,6 +1563,9 @@
             <w:tcW w:type="dxa" w:w="5046"/>
           </w:tcPr>
           <w:p>
+            <w:pPr>
+              <w:spacing w:before="20" w:after="20"/>
+            </w:pPr>
             <w:r/>
             <w:r>
               <w:rPr>
@@ -882,11 +1578,17 @@
         </w:tc>
       </w:tr>
       <w:tr>
-        <w:tc>
-          <w:tcPr>
-            <w:tcW w:type="dxa" w:w="5046"/>
-          </w:tcPr>
-          <w:p>
+        <w:trPr>
+          <w:cantSplit/>
+        </w:trPr>
+        <w:tc>
+          <w:tcPr>
+            <w:tcW w:type="dxa" w:w="5046"/>
+          </w:tcPr>
+          <w:p>
+            <w:pPr>
+              <w:spacing w:before="20" w:after="20"/>
+            </w:pPr>
             <w:r/>
             <w:r>
               <w:rPr>
@@ -903,6 +1605,9 @@
             <w:tcW w:type="dxa" w:w="5046"/>
           </w:tcPr>
           <w:p>
+            <w:pPr>
+              <w:spacing w:before="20" w:after="20"/>
+            </w:pPr>
             <w:r/>
             <w:r>
               <w:rPr>
@@ -919,6 +1624,9 @@
             <w:tcW w:type="dxa" w:w="5046"/>
           </w:tcPr>
           <w:p>
+            <w:pPr>
+              <w:spacing w:before="20" w:after="20"/>
+            </w:pPr>
             <w:r/>
             <w:r>
               <w:rPr>
@@ -931,11 +1639,17 @@
         </w:tc>
       </w:tr>
       <w:tr>
-        <w:tc>
-          <w:tcPr>
-            <w:tcW w:type="dxa" w:w="5046"/>
-          </w:tcPr>
-          <w:p>
+        <w:trPr>
+          <w:cantSplit/>
+        </w:trPr>
+        <w:tc>
+          <w:tcPr>
+            <w:tcW w:type="dxa" w:w="5046"/>
+          </w:tcPr>
+          <w:p>
+            <w:pPr>
+              <w:spacing w:before="20" w:after="20"/>
+            </w:pPr>
             <w:r/>
             <w:r>
               <w:rPr>
@@ -952,6 +1666,9 @@
             <w:tcW w:type="dxa" w:w="5046"/>
           </w:tcPr>
           <w:p>
+            <w:pPr>
+              <w:spacing w:before="20" w:after="20"/>
+            </w:pPr>
             <w:r/>
             <w:r>
               <w:rPr>
@@ -968,6 +1685,9 @@
             <w:tcW w:type="dxa" w:w="5046"/>
           </w:tcPr>
           <w:p>
+            <w:pPr>
+              <w:spacing w:before="20" w:after="20"/>
+            </w:pPr>
             <w:r/>
             <w:r>
               <w:rPr>
@@ -980,11 +1700,17 @@
         </w:tc>
       </w:tr>
       <w:tr>
-        <w:tc>
-          <w:tcPr>
-            <w:tcW w:type="dxa" w:w="5046"/>
-          </w:tcPr>
-          <w:p>
+        <w:trPr>
+          <w:cantSplit/>
+        </w:trPr>
+        <w:tc>
+          <w:tcPr>
+            <w:tcW w:type="dxa" w:w="5046"/>
+          </w:tcPr>
+          <w:p>
+            <w:pPr>
+              <w:spacing w:before="20" w:after="20"/>
+            </w:pPr>
             <w:r/>
             <w:r>
               <w:rPr>
@@ -1001,6 +1727,9 @@
             <w:tcW w:type="dxa" w:w="5046"/>
           </w:tcPr>
           <w:p>
+            <w:pPr>
+              <w:spacing w:before="20" w:after="20"/>
+            </w:pPr>
             <w:r/>
             <w:r>
               <w:rPr>
@@ -1017,6 +1746,9 @@
             <w:tcW w:type="dxa" w:w="5046"/>
           </w:tcPr>
           <w:p>
+            <w:pPr>
+              <w:spacing w:before="20" w:after="20"/>
+            </w:pPr>
             <w:r/>
             <w:r>
               <w:rPr>
@@ -1029,11 +1761,17 @@
         </w:tc>
       </w:tr>
       <w:tr>
-        <w:tc>
-          <w:tcPr>
-            <w:tcW w:type="dxa" w:w="5046"/>
-          </w:tcPr>
-          <w:p>
+        <w:trPr>
+          <w:cantSplit/>
+        </w:trPr>
+        <w:tc>
+          <w:tcPr>
+            <w:tcW w:type="dxa" w:w="5046"/>
+          </w:tcPr>
+          <w:p>
+            <w:pPr>
+              <w:spacing w:before="20" w:after="20"/>
+            </w:pPr>
             <w:r/>
             <w:r>
               <w:rPr>
@@ -1050,6 +1788,9 @@
             <w:tcW w:type="dxa" w:w="5046"/>
           </w:tcPr>
           <w:p>
+            <w:pPr>
+              <w:spacing w:before="20" w:after="20"/>
+            </w:pPr>
             <w:r/>
             <w:r>
               <w:rPr>
@@ -1066,6 +1807,9 @@
             <w:tcW w:type="dxa" w:w="5046"/>
           </w:tcPr>
           <w:p>
+            <w:pPr>
+              <w:spacing w:before="20" w:after="20"/>
+            </w:pPr>
             <w:r/>
             <w:r>
               <w:rPr>
@@ -1078,11 +1822,17 @@
         </w:tc>
       </w:tr>
       <w:tr>
-        <w:tc>
-          <w:tcPr>
-            <w:tcW w:type="dxa" w:w="5046"/>
-          </w:tcPr>
-          <w:p>
+        <w:trPr>
+          <w:cantSplit/>
+        </w:trPr>
+        <w:tc>
+          <w:tcPr>
+            <w:tcW w:type="dxa" w:w="5046"/>
+          </w:tcPr>
+          <w:p>
+            <w:pPr>
+              <w:spacing w:before="20" w:after="20"/>
+            </w:pPr>
             <w:r/>
             <w:r>
               <w:rPr>
@@ -1099,6 +1849,9 @@
             <w:tcW w:type="dxa" w:w="5046"/>
           </w:tcPr>
           <w:p>
+            <w:pPr>
+              <w:spacing w:before="20" w:after="20"/>
+            </w:pPr>
             <w:r/>
             <w:r>
               <w:rPr>
@@ -1115,6 +1868,9 @@
             <w:tcW w:type="dxa" w:w="5046"/>
           </w:tcPr>
           <w:p>
+            <w:pPr>
+              <w:spacing w:before="20" w:after="20"/>
+            </w:pPr>
             <w:r/>
             <w:r>
               <w:rPr>
@@ -1127,11 +1883,17 @@
         </w:tc>
       </w:tr>
       <w:tr>
-        <w:tc>
-          <w:tcPr>
-            <w:tcW w:type="dxa" w:w="5046"/>
-          </w:tcPr>
-          <w:p>
+        <w:trPr>
+          <w:cantSplit/>
+        </w:trPr>
+        <w:tc>
+          <w:tcPr>
+            <w:tcW w:type="dxa" w:w="5046"/>
+          </w:tcPr>
+          <w:p>
+            <w:pPr>
+              <w:spacing w:before="20" w:after="20"/>
+            </w:pPr>
             <w:r/>
             <w:r>
               <w:rPr>
@@ -1148,6 +1910,9 @@
             <w:tcW w:type="dxa" w:w="5046"/>
           </w:tcPr>
           <w:p>
+            <w:pPr>
+              <w:spacing w:before="20" w:after="20"/>
+            </w:pPr>
             <w:r/>
             <w:r>
               <w:rPr>
@@ -1164,6 +1929,9 @@
             <w:tcW w:type="dxa" w:w="5046"/>
           </w:tcPr>
           <w:p>
+            <w:pPr>
+              <w:spacing w:before="20" w:after="20"/>
+            </w:pPr>
             <w:r/>
             <w:r>
               <w:rPr>
@@ -1176,11 +1944,17 @@
         </w:tc>
       </w:tr>
       <w:tr>
-        <w:tc>
-          <w:tcPr>
-            <w:tcW w:type="dxa" w:w="5046"/>
-          </w:tcPr>
-          <w:p>
+        <w:trPr>
+          <w:cantSplit/>
+        </w:trPr>
+        <w:tc>
+          <w:tcPr>
+            <w:tcW w:type="dxa" w:w="5046"/>
+          </w:tcPr>
+          <w:p>
+            <w:pPr>
+              <w:spacing w:before="20" w:after="20"/>
+            </w:pPr>
             <w:r/>
             <w:r>
               <w:rPr>
@@ -1197,6 +1971,9 @@
             <w:tcW w:type="dxa" w:w="5046"/>
           </w:tcPr>
           <w:p>
+            <w:pPr>
+              <w:spacing w:before="20" w:after="20"/>
+            </w:pPr>
             <w:r/>
             <w:r>
               <w:rPr>
@@ -1213,6 +1990,9 @@
             <w:tcW w:type="dxa" w:w="5046"/>
           </w:tcPr>
           <w:p>
+            <w:pPr>
+              <w:spacing w:before="20" w:after="20"/>
+            </w:pPr>
             <w:r/>
             <w:r>
               <w:rPr>
@@ -1225,11 +2005,17 @@
         </w:tc>
       </w:tr>
       <w:tr>
-        <w:tc>
-          <w:tcPr>
-            <w:tcW w:type="dxa" w:w="5046"/>
-          </w:tcPr>
-          <w:p>
+        <w:trPr>
+          <w:cantSplit/>
+        </w:trPr>
+        <w:tc>
+          <w:tcPr>
+            <w:tcW w:type="dxa" w:w="5046"/>
+          </w:tcPr>
+          <w:p>
+            <w:pPr>
+              <w:spacing w:before="20" w:after="20"/>
+            </w:pPr>
             <w:r/>
             <w:r>
               <w:rPr>
@@ -1246,6 +2032,9 @@
             <w:tcW w:type="dxa" w:w="5046"/>
           </w:tcPr>
           <w:p>
+            <w:pPr>
+              <w:spacing w:before="20" w:after="20"/>
+            </w:pPr>
             <w:r/>
             <w:r>
               <w:rPr>
@@ -1262,6 +2051,9 @@
             <w:tcW w:type="dxa" w:w="5046"/>
           </w:tcPr>
           <w:p>
+            <w:pPr>
+              <w:spacing w:before="20" w:after="20"/>
+            </w:pPr>
             <w:r/>
             <w:r>
               <w:rPr>
@@ -1274,11 +2066,17 @@
         </w:tc>
       </w:tr>
       <w:tr>
-        <w:tc>
-          <w:tcPr>
-            <w:tcW w:type="dxa" w:w="5046"/>
-          </w:tcPr>
-          <w:p>
+        <w:trPr>
+          <w:cantSplit/>
+        </w:trPr>
+        <w:tc>
+          <w:tcPr>
+            <w:tcW w:type="dxa" w:w="5046"/>
+          </w:tcPr>
+          <w:p>
+            <w:pPr>
+              <w:spacing w:before="20" w:after="20"/>
+            </w:pPr>
             <w:r/>
             <w:r>
               <w:rPr>
@@ -1295,6 +2093,9 @@
             <w:tcW w:type="dxa" w:w="5046"/>
           </w:tcPr>
           <w:p>
+            <w:pPr>
+              <w:spacing w:before="20" w:after="20"/>
+            </w:pPr>
             <w:r/>
             <w:r>
               <w:rPr>
@@ -1311,6 +2112,9 @@
             <w:tcW w:type="dxa" w:w="5046"/>
           </w:tcPr>
           <w:p>
+            <w:pPr>
+              <w:spacing w:before="20" w:after="20"/>
+            </w:pPr>
             <w:r/>
             <w:r>
               <w:rPr>
@@ -1323,11 +2127,17 @@
         </w:tc>
       </w:tr>
       <w:tr>
-        <w:tc>
-          <w:tcPr>
-            <w:tcW w:type="dxa" w:w="5046"/>
-          </w:tcPr>
-          <w:p>
+        <w:trPr>
+          <w:cantSplit/>
+        </w:trPr>
+        <w:tc>
+          <w:tcPr>
+            <w:tcW w:type="dxa" w:w="5046"/>
+          </w:tcPr>
+          <w:p>
+            <w:pPr>
+              <w:spacing w:before="20" w:after="20"/>
+            </w:pPr>
             <w:r/>
             <w:r>
               <w:rPr>
@@ -1344,6 +2154,9 @@
             <w:tcW w:type="dxa" w:w="5046"/>
           </w:tcPr>
           <w:p>
+            <w:pPr>
+              <w:spacing w:before="20" w:after="20"/>
+            </w:pPr>
             <w:r/>
             <w:r>
               <w:rPr>
@@ -1360,6 +2173,9 @@
             <w:tcW w:type="dxa" w:w="5046"/>
           </w:tcPr>
           <w:p>
+            <w:pPr>
+              <w:spacing w:before="20" w:after="20"/>
+            </w:pPr>
             <w:r/>
             <w:r>
               <w:rPr>
@@ -1372,11 +2188,17 @@
         </w:tc>
       </w:tr>
       <w:tr>
-        <w:tc>
-          <w:tcPr>
-            <w:tcW w:type="dxa" w:w="5046"/>
-          </w:tcPr>
-          <w:p>
+        <w:trPr>
+          <w:cantSplit/>
+        </w:trPr>
+        <w:tc>
+          <w:tcPr>
+            <w:tcW w:type="dxa" w:w="5046"/>
+          </w:tcPr>
+          <w:p>
+            <w:pPr>
+              <w:spacing w:before="20" w:after="20"/>
+            </w:pPr>
             <w:r/>
             <w:r>
               <w:rPr>
@@ -1393,6 +2215,9 @@
             <w:tcW w:type="dxa" w:w="5046"/>
           </w:tcPr>
           <w:p>
+            <w:pPr>
+              <w:spacing w:before="20" w:after="20"/>
+            </w:pPr>
             <w:r/>
             <w:r>
               <w:rPr>
@@ -1409,6 +2234,9 @@
             <w:tcW w:type="dxa" w:w="5046"/>
           </w:tcPr>
           <w:p>
+            <w:pPr>
+              <w:spacing w:before="20" w:after="20"/>
+            </w:pPr>
             <w:r/>
             <w:r>
               <w:rPr>
@@ -1465,6 +2293,9 @@
             <w:shd w:val="clear" w:color="auto" w:fill="D9D9D9"/>
           </w:tcPr>
           <w:p>
+            <w:pPr>
+              <w:spacing w:before="20" w:after="20"/>
+            </w:pPr>
             <w:r/>
             <w:r>
               <w:rPr>
@@ -1482,6 +2313,9 @@
             <w:shd w:val="clear" w:color="auto" w:fill="D9D9D9"/>
           </w:tcPr>
           <w:p>
+            <w:pPr>
+              <w:spacing w:before="20" w:after="20"/>
+            </w:pPr>
             <w:r/>
             <w:r>
               <w:rPr>
@@ -1499,6 +2333,9 @@
             <w:shd w:val="clear" w:color="auto" w:fill="D9D9D9"/>
           </w:tcPr>
           <w:p>
+            <w:pPr>
+              <w:spacing w:before="20" w:after="20"/>
+            </w:pPr>
             <w:r/>
             <w:r>
               <w:rPr>
@@ -1512,11 +2349,17 @@
         </w:tc>
       </w:tr>
       <w:tr>
-        <w:tc>
-          <w:tcPr>
-            <w:tcW w:type="dxa" w:w="5046"/>
-          </w:tcPr>
-          <w:p>
+        <w:trPr>
+          <w:cantSplit/>
+        </w:trPr>
+        <w:tc>
+          <w:tcPr>
+            <w:tcW w:type="dxa" w:w="5046"/>
+          </w:tcPr>
+          <w:p>
+            <w:pPr>
+              <w:spacing w:before="20" w:after="20"/>
+            </w:pPr>
             <w:r/>
             <w:r>
               <w:rPr>
@@ -1533,6 +2376,9 @@
             <w:tcW w:type="dxa" w:w="5046"/>
           </w:tcPr>
           <w:p>
+            <w:pPr>
+              <w:spacing w:before="20" w:after="20"/>
+            </w:pPr>
             <w:r/>
             <w:r>
               <w:rPr>
@@ -1549,6 +2395,9 @@
             <w:tcW w:type="dxa" w:w="5046"/>
           </w:tcPr>
           <w:p>
+            <w:pPr>
+              <w:spacing w:before="20" w:after="20"/>
+            </w:pPr>
             <w:r/>
             <w:r>
               <w:rPr>
@@ -1561,11 +2410,17 @@
         </w:tc>
       </w:tr>
       <w:tr>
-        <w:tc>
-          <w:tcPr>
-            <w:tcW w:type="dxa" w:w="5046"/>
-          </w:tcPr>
-          <w:p>
+        <w:trPr>
+          <w:cantSplit/>
+        </w:trPr>
+        <w:tc>
+          <w:tcPr>
+            <w:tcW w:type="dxa" w:w="5046"/>
+          </w:tcPr>
+          <w:p>
+            <w:pPr>
+              <w:spacing w:before="20" w:after="20"/>
+            </w:pPr>
             <w:r/>
             <w:r>
               <w:rPr>
@@ -1582,6 +2437,9 @@
             <w:tcW w:type="dxa" w:w="5046"/>
           </w:tcPr>
           <w:p>
+            <w:pPr>
+              <w:spacing w:before="20" w:after="20"/>
+            </w:pPr>
             <w:r/>
             <w:r>
               <w:rPr>
@@ -1598,6 +2456,9 @@
             <w:tcW w:type="dxa" w:w="5046"/>
           </w:tcPr>
           <w:p>
+            <w:pPr>
+              <w:spacing w:before="20" w:after="20"/>
+            </w:pPr>
             <w:r/>
             <w:r>
               <w:rPr>
@@ -1610,11 +2471,17 @@
         </w:tc>
       </w:tr>
       <w:tr>
-        <w:tc>
-          <w:tcPr>
-            <w:tcW w:type="dxa" w:w="5046"/>
-          </w:tcPr>
-          <w:p>
+        <w:trPr>
+          <w:cantSplit/>
+        </w:trPr>
+        <w:tc>
+          <w:tcPr>
+            <w:tcW w:type="dxa" w:w="5046"/>
+          </w:tcPr>
+          <w:p>
+            <w:pPr>
+              <w:spacing w:before="20" w:after="20"/>
+            </w:pPr>
             <w:r/>
             <w:r>
               <w:rPr>
@@ -1631,6 +2498,9 @@
             <w:tcW w:type="dxa" w:w="5046"/>
           </w:tcPr>
           <w:p>
+            <w:pPr>
+              <w:spacing w:before="20" w:after="20"/>
+            </w:pPr>
             <w:r/>
             <w:r>
               <w:rPr>
@@ -1647,6 +2517,9 @@
             <w:tcW w:type="dxa" w:w="5046"/>
           </w:tcPr>
           <w:p>
+            <w:pPr>
+              <w:spacing w:before="20" w:after="20"/>
+            </w:pPr>
             <w:r/>
             <w:r>
               <w:rPr>
@@ -1659,11 +2532,17 @@
         </w:tc>
       </w:tr>
       <w:tr>
-        <w:tc>
-          <w:tcPr>
-            <w:tcW w:type="dxa" w:w="5046"/>
-          </w:tcPr>
-          <w:p>
+        <w:trPr>
+          <w:cantSplit/>
+        </w:trPr>
+        <w:tc>
+          <w:tcPr>
+            <w:tcW w:type="dxa" w:w="5046"/>
+          </w:tcPr>
+          <w:p>
+            <w:pPr>
+              <w:spacing w:before="20" w:after="20"/>
+            </w:pPr>
             <w:r/>
             <w:r>
               <w:rPr>
@@ -1680,6 +2559,9 @@
             <w:tcW w:type="dxa" w:w="5046"/>
           </w:tcPr>
           <w:p>
+            <w:pPr>
+              <w:spacing w:before="20" w:after="20"/>
+            </w:pPr>
             <w:r/>
             <w:r>
               <w:rPr>
@@ -1696,6 +2578,9 @@
             <w:tcW w:type="dxa" w:w="5046"/>
           </w:tcPr>
           <w:p>
+            <w:pPr>
+              <w:spacing w:before="20" w:after="20"/>
+            </w:pPr>
             <w:r/>
             <w:r>
               <w:rPr>
@@ -1708,11 +2593,17 @@
         </w:tc>
       </w:tr>
       <w:tr>
-        <w:tc>
-          <w:tcPr>
-            <w:tcW w:type="dxa" w:w="5046"/>
-          </w:tcPr>
-          <w:p>
+        <w:trPr>
+          <w:cantSplit/>
+        </w:trPr>
+        <w:tc>
+          <w:tcPr>
+            <w:tcW w:type="dxa" w:w="5046"/>
+          </w:tcPr>
+          <w:p>
+            <w:pPr>
+              <w:spacing w:before="20" w:after="20"/>
+            </w:pPr>
             <w:r/>
             <w:r>
               <w:rPr>
@@ -1729,6 +2620,9 @@
             <w:tcW w:type="dxa" w:w="5046"/>
           </w:tcPr>
           <w:p>
+            <w:pPr>
+              <w:spacing w:before="20" w:after="20"/>
+            </w:pPr>
             <w:r/>
             <w:r>
               <w:rPr>
@@ -1745,6 +2639,9 @@
             <w:tcW w:type="dxa" w:w="5046"/>
           </w:tcPr>
           <w:p>
+            <w:pPr>
+              <w:spacing w:before="20" w:after="20"/>
+            </w:pPr>
             <w:r/>
             <w:r>
               <w:rPr>
@@ -1757,11 +2654,17 @@
         </w:tc>
       </w:tr>
       <w:tr>
-        <w:tc>
-          <w:tcPr>
-            <w:tcW w:type="dxa" w:w="5046"/>
-          </w:tcPr>
-          <w:p>
+        <w:trPr>
+          <w:cantSplit/>
+        </w:trPr>
+        <w:tc>
+          <w:tcPr>
+            <w:tcW w:type="dxa" w:w="5046"/>
+          </w:tcPr>
+          <w:p>
+            <w:pPr>
+              <w:spacing w:before="20" w:after="20"/>
+            </w:pPr>
             <w:r/>
             <w:r>
               <w:rPr>
@@ -1778,6 +2681,9 @@
             <w:tcW w:type="dxa" w:w="5046"/>
           </w:tcPr>
           <w:p>
+            <w:pPr>
+              <w:spacing w:before="20" w:after="20"/>
+            </w:pPr>
             <w:r/>
             <w:r>
               <w:rPr>
@@ -1794,6 +2700,9 @@
             <w:tcW w:type="dxa" w:w="5046"/>
           </w:tcPr>
           <w:p>
+            <w:pPr>
+              <w:spacing w:before="20" w:after="20"/>
+            </w:pPr>
             <w:r/>
             <w:r>
               <w:rPr>
@@ -1806,11 +2715,17 @@
         </w:tc>
       </w:tr>
       <w:tr>
-        <w:tc>
-          <w:tcPr>
-            <w:tcW w:type="dxa" w:w="5046"/>
-          </w:tcPr>
-          <w:p>
+        <w:trPr>
+          <w:cantSplit/>
+        </w:trPr>
+        <w:tc>
+          <w:tcPr>
+            <w:tcW w:type="dxa" w:w="5046"/>
+          </w:tcPr>
+          <w:p>
+            <w:pPr>
+              <w:spacing w:before="20" w:after="20"/>
+            </w:pPr>
             <w:r/>
             <w:r>
               <w:rPr>
@@ -1827,6 +2742,9 @@
             <w:tcW w:type="dxa" w:w="5046"/>
           </w:tcPr>
           <w:p>
+            <w:pPr>
+              <w:spacing w:before="20" w:after="20"/>
+            </w:pPr>
             <w:r/>
             <w:r>
               <w:rPr>
@@ -1843,6 +2761,9 @@
             <w:tcW w:type="dxa" w:w="5046"/>
           </w:tcPr>
           <w:p>
+            <w:pPr>
+              <w:spacing w:before="20" w:after="20"/>
+            </w:pPr>
             <w:r/>
             <w:r>
               <w:rPr>
@@ -1855,11 +2776,17 @@
         </w:tc>
       </w:tr>
       <w:tr>
-        <w:tc>
-          <w:tcPr>
-            <w:tcW w:type="dxa" w:w="5046"/>
-          </w:tcPr>
-          <w:p>
+        <w:trPr>
+          <w:cantSplit/>
+        </w:trPr>
+        <w:tc>
+          <w:tcPr>
+            <w:tcW w:type="dxa" w:w="5046"/>
+          </w:tcPr>
+          <w:p>
+            <w:pPr>
+              <w:spacing w:before="20" w:after="20"/>
+            </w:pPr>
             <w:r/>
             <w:r>
               <w:rPr>
@@ -1876,6 +2803,9 @@
             <w:tcW w:type="dxa" w:w="5046"/>
           </w:tcPr>
           <w:p>
+            <w:pPr>
+              <w:spacing w:before="20" w:after="20"/>
+            </w:pPr>
             <w:r/>
             <w:r>
               <w:rPr>
@@ -1892,6 +2822,9 @@
             <w:tcW w:type="dxa" w:w="5046"/>
           </w:tcPr>
           <w:p>
+            <w:pPr>
+              <w:spacing w:before="20" w:after="20"/>
+            </w:pPr>
             <w:r/>
             <w:r>
               <w:rPr>
@@ -1948,6 +2881,9 @@
             <w:shd w:val="clear" w:color="auto" w:fill="D9D9D9"/>
           </w:tcPr>
           <w:p>
+            <w:pPr>
+              <w:spacing w:before="20" w:after="20"/>
+            </w:pPr>
             <w:r/>
             <w:r>
               <w:rPr>
@@ -1965,6 +2901,9 @@
             <w:shd w:val="clear" w:color="auto" w:fill="D9D9D9"/>
           </w:tcPr>
           <w:p>
+            <w:pPr>
+              <w:spacing w:before="20" w:after="20"/>
+            </w:pPr>
             <w:r/>
             <w:r>
               <w:rPr>
@@ -1982,6 +2921,9 @@
             <w:shd w:val="clear" w:color="auto" w:fill="D9D9D9"/>
           </w:tcPr>
           <w:p>
+            <w:pPr>
+              <w:spacing w:before="20" w:after="20"/>
+            </w:pPr>
             <w:r/>
             <w:r>
               <w:rPr>
@@ -1995,11 +2937,17 @@
         </w:tc>
       </w:tr>
       <w:tr>
-        <w:tc>
-          <w:tcPr>
-            <w:tcW w:type="dxa" w:w="5046"/>
-          </w:tcPr>
-          <w:p>
+        <w:trPr>
+          <w:cantSplit/>
+        </w:trPr>
+        <w:tc>
+          <w:tcPr>
+            <w:tcW w:type="dxa" w:w="5046"/>
+          </w:tcPr>
+          <w:p>
+            <w:pPr>
+              <w:spacing w:before="20" w:after="20"/>
+            </w:pPr>
             <w:r/>
             <w:r>
               <w:rPr>
@@ -2016,6 +2964,9 @@
             <w:tcW w:type="dxa" w:w="5046"/>
           </w:tcPr>
           <w:p>
+            <w:pPr>
+              <w:spacing w:before="20" w:after="20"/>
+            </w:pPr>
             <w:r/>
             <w:r>
               <w:rPr>
@@ -2032,6 +2983,9 @@
             <w:tcW w:type="dxa" w:w="5046"/>
           </w:tcPr>
           <w:p>
+            <w:pPr>
+              <w:spacing w:before="20" w:after="20"/>
+            </w:pPr>
             <w:r/>
             <w:r>
               <w:rPr>
@@ -2044,11 +2998,17 @@
         </w:tc>
       </w:tr>
       <w:tr>
-        <w:tc>
-          <w:tcPr>
-            <w:tcW w:type="dxa" w:w="5046"/>
-          </w:tcPr>
-          <w:p>
+        <w:trPr>
+          <w:cantSplit/>
+        </w:trPr>
+        <w:tc>
+          <w:tcPr>
+            <w:tcW w:type="dxa" w:w="5046"/>
+          </w:tcPr>
+          <w:p>
+            <w:pPr>
+              <w:spacing w:before="20" w:after="20"/>
+            </w:pPr>
             <w:r/>
             <w:r>
               <w:rPr>
@@ -2065,6 +3025,9 @@
             <w:tcW w:type="dxa" w:w="5046"/>
           </w:tcPr>
           <w:p>
+            <w:pPr>
+              <w:spacing w:before="20" w:after="20"/>
+            </w:pPr>
             <w:r/>
             <w:r>
               <w:rPr>
@@ -2081,6 +3044,9 @@
             <w:tcW w:type="dxa" w:w="5046"/>
           </w:tcPr>
           <w:p>
+            <w:pPr>
+              <w:spacing w:before="20" w:after="20"/>
+            </w:pPr>
             <w:r/>
             <w:r>
               <w:rPr>
@@ -2093,11 +3059,17 @@
         </w:tc>
       </w:tr>
       <w:tr>
-        <w:tc>
-          <w:tcPr>
-            <w:tcW w:type="dxa" w:w="5046"/>
-          </w:tcPr>
-          <w:p>
+        <w:trPr>
+          <w:cantSplit/>
+        </w:trPr>
+        <w:tc>
+          <w:tcPr>
+            <w:tcW w:type="dxa" w:w="5046"/>
+          </w:tcPr>
+          <w:p>
+            <w:pPr>
+              <w:spacing w:before="20" w:after="20"/>
+            </w:pPr>
             <w:r/>
             <w:r>
               <w:rPr>
@@ -2114,6 +3086,9 @@
             <w:tcW w:type="dxa" w:w="5046"/>
           </w:tcPr>
           <w:p>
+            <w:pPr>
+              <w:spacing w:before="20" w:after="20"/>
+            </w:pPr>
             <w:r/>
             <w:r>
               <w:rPr>
@@ -2130,6 +3105,9 @@
             <w:tcW w:type="dxa" w:w="5046"/>
           </w:tcPr>
           <w:p>
+            <w:pPr>
+              <w:spacing w:before="20" w:after="20"/>
+            </w:pPr>
             <w:r/>
             <w:r>
               <w:rPr>
@@ -2142,11 +3120,17 @@
         </w:tc>
       </w:tr>
       <w:tr>
-        <w:tc>
-          <w:tcPr>
-            <w:tcW w:type="dxa" w:w="5046"/>
-          </w:tcPr>
-          <w:p>
+        <w:trPr>
+          <w:cantSplit/>
+        </w:trPr>
+        <w:tc>
+          <w:tcPr>
+            <w:tcW w:type="dxa" w:w="5046"/>
+          </w:tcPr>
+          <w:p>
+            <w:pPr>
+              <w:spacing w:before="20" w:after="20"/>
+            </w:pPr>
             <w:r/>
             <w:r>
               <w:rPr>
@@ -2163,6 +3147,9 @@
             <w:tcW w:type="dxa" w:w="5046"/>
           </w:tcPr>
           <w:p>
+            <w:pPr>
+              <w:spacing w:before="20" w:after="20"/>
+            </w:pPr>
             <w:r/>
             <w:r>
               <w:rPr>
@@ -2179,6 +3166,9 @@
             <w:tcW w:type="dxa" w:w="5046"/>
           </w:tcPr>
           <w:p>
+            <w:pPr>
+              <w:spacing w:before="20" w:after="20"/>
+            </w:pPr>
             <w:r/>
             <w:r>
               <w:rPr>
@@ -2191,11 +3181,17 @@
         </w:tc>
       </w:tr>
       <w:tr>
-        <w:tc>
-          <w:tcPr>
-            <w:tcW w:type="dxa" w:w="5046"/>
-          </w:tcPr>
-          <w:p>
+        <w:trPr>
+          <w:cantSplit/>
+        </w:trPr>
+        <w:tc>
+          <w:tcPr>
+            <w:tcW w:type="dxa" w:w="5046"/>
+          </w:tcPr>
+          <w:p>
+            <w:pPr>
+              <w:spacing w:before="20" w:after="20"/>
+            </w:pPr>
             <w:r/>
             <w:r>
               <w:rPr>
@@ -2212,6 +3208,9 @@
             <w:tcW w:type="dxa" w:w="5046"/>
           </w:tcPr>
           <w:p>
+            <w:pPr>
+              <w:spacing w:before="20" w:after="20"/>
+            </w:pPr>
             <w:r/>
             <w:r>
               <w:rPr>
@@ -2228,6 +3227,9 @@
             <w:tcW w:type="dxa" w:w="5046"/>
           </w:tcPr>
           <w:p>
+            <w:pPr>
+              <w:spacing w:before="20" w:after="20"/>
+            </w:pPr>
             <w:r/>
             <w:r>
               <w:rPr>
@@ -2240,11 +3242,17 @@
         </w:tc>
       </w:tr>
       <w:tr>
-        <w:tc>
-          <w:tcPr>
-            <w:tcW w:type="dxa" w:w="5046"/>
-          </w:tcPr>
-          <w:p>
+        <w:trPr>
+          <w:cantSplit/>
+        </w:trPr>
+        <w:tc>
+          <w:tcPr>
+            <w:tcW w:type="dxa" w:w="5046"/>
+          </w:tcPr>
+          <w:p>
+            <w:pPr>
+              <w:spacing w:before="20" w:after="20"/>
+            </w:pPr>
             <w:r/>
             <w:r>
               <w:rPr>
@@ -2261,6 +3269,9 @@
             <w:tcW w:type="dxa" w:w="5046"/>
           </w:tcPr>
           <w:p>
+            <w:pPr>
+              <w:spacing w:before="20" w:after="20"/>
+            </w:pPr>
             <w:r/>
             <w:r>
               <w:rPr>
@@ -2277,6 +3288,9 @@
             <w:tcW w:type="dxa" w:w="5046"/>
           </w:tcPr>
           <w:p>
+            <w:pPr>
+              <w:spacing w:before="20" w:after="20"/>
+            </w:pPr>
             <w:r/>
             <w:r>
               <w:rPr>
@@ -2289,11 +3303,17 @@
         </w:tc>
       </w:tr>
       <w:tr>
-        <w:tc>
-          <w:tcPr>
-            <w:tcW w:type="dxa" w:w="5046"/>
-          </w:tcPr>
-          <w:p>
+        <w:trPr>
+          <w:cantSplit/>
+        </w:trPr>
+        <w:tc>
+          <w:tcPr>
+            <w:tcW w:type="dxa" w:w="5046"/>
+          </w:tcPr>
+          <w:p>
+            <w:pPr>
+              <w:spacing w:before="20" w:after="20"/>
+            </w:pPr>
             <w:r/>
             <w:r>
               <w:rPr>
@@ -2310,6 +3330,9 @@
             <w:tcW w:type="dxa" w:w="5046"/>
           </w:tcPr>
           <w:p>
+            <w:pPr>
+              <w:spacing w:before="20" w:after="20"/>
+            </w:pPr>
             <w:r/>
             <w:r>
               <w:rPr>
@@ -2326,6 +3349,9 @@
             <w:tcW w:type="dxa" w:w="5046"/>
           </w:tcPr>
           <w:p>
+            <w:pPr>
+              <w:spacing w:before="20" w:after="20"/>
+            </w:pPr>
             <w:r/>
             <w:r>
               <w:rPr>
@@ -2338,11 +3364,17 @@
         </w:tc>
       </w:tr>
       <w:tr>
-        <w:tc>
-          <w:tcPr>
-            <w:tcW w:type="dxa" w:w="5046"/>
-          </w:tcPr>
-          <w:p>
+        <w:trPr>
+          <w:cantSplit/>
+        </w:trPr>
+        <w:tc>
+          <w:tcPr>
+            <w:tcW w:type="dxa" w:w="5046"/>
+          </w:tcPr>
+          <w:p>
+            <w:pPr>
+              <w:spacing w:before="20" w:after="20"/>
+            </w:pPr>
             <w:r/>
             <w:r>
               <w:rPr>
@@ -2359,6 +3391,9 @@
             <w:tcW w:type="dxa" w:w="5046"/>
           </w:tcPr>
           <w:p>
+            <w:pPr>
+              <w:spacing w:before="20" w:after="20"/>
+            </w:pPr>
             <w:r/>
             <w:r>
               <w:rPr>
@@ -2375,6 +3410,9 @@
             <w:tcW w:type="dxa" w:w="5046"/>
           </w:tcPr>
           <w:p>
+            <w:pPr>
+              <w:spacing w:before="20" w:after="20"/>
+            </w:pPr>
             <w:r/>
             <w:r>
               <w:rPr>
@@ -2387,11 +3425,17 @@
         </w:tc>
       </w:tr>
       <w:tr>
-        <w:tc>
-          <w:tcPr>
-            <w:tcW w:type="dxa" w:w="5046"/>
-          </w:tcPr>
-          <w:p>
+        <w:trPr>
+          <w:cantSplit/>
+        </w:trPr>
+        <w:tc>
+          <w:tcPr>
+            <w:tcW w:type="dxa" w:w="5046"/>
+          </w:tcPr>
+          <w:p>
+            <w:pPr>
+              <w:spacing w:before="20" w:after="20"/>
+            </w:pPr>
             <w:r/>
             <w:r>
               <w:rPr>
@@ -2408,6 +3452,9 @@
             <w:tcW w:type="dxa" w:w="5046"/>
           </w:tcPr>
           <w:p>
+            <w:pPr>
+              <w:spacing w:before="20" w:after="20"/>
+            </w:pPr>
             <w:r/>
             <w:r>
               <w:rPr>
@@ -2424,6 +3471,9 @@
             <w:tcW w:type="dxa" w:w="5046"/>
           </w:tcPr>
           <w:p>
+            <w:pPr>
+              <w:spacing w:before="20" w:after="20"/>
+            </w:pPr>
             <w:r/>
             <w:r>
               <w:rPr>
@@ -2436,11 +3486,17 @@
         </w:tc>
       </w:tr>
       <w:tr>
-        <w:tc>
-          <w:tcPr>
-            <w:tcW w:type="dxa" w:w="5046"/>
-          </w:tcPr>
-          <w:p>
+        <w:trPr>
+          <w:cantSplit/>
+        </w:trPr>
+        <w:tc>
+          <w:tcPr>
+            <w:tcW w:type="dxa" w:w="5046"/>
+          </w:tcPr>
+          <w:p>
+            <w:pPr>
+              <w:spacing w:before="20" w:after="20"/>
+            </w:pPr>
             <w:r/>
             <w:r>
               <w:rPr>
@@ -2457,6 +3513,9 @@
             <w:tcW w:type="dxa" w:w="5046"/>
           </w:tcPr>
           <w:p>
+            <w:pPr>
+              <w:spacing w:before="20" w:after="20"/>
+            </w:pPr>
             <w:r/>
             <w:r>
               <w:rPr>
@@ -2473,6 +3532,9 @@
             <w:tcW w:type="dxa" w:w="5046"/>
           </w:tcPr>
           <w:p>
+            <w:pPr>
+              <w:spacing w:before="20" w:after="20"/>
+            </w:pPr>
             <w:r/>
             <w:r>
               <w:rPr>
@@ -2529,6 +3591,9 @@
             <w:shd w:val="clear" w:color="auto" w:fill="D9D9D9"/>
           </w:tcPr>
           <w:p>
+            <w:pPr>
+              <w:spacing w:before="20" w:after="20"/>
+            </w:pPr>
             <w:r/>
             <w:r>
               <w:rPr>
@@ -2546,6 +3611,9 @@
             <w:shd w:val="clear" w:color="auto" w:fill="D9D9D9"/>
           </w:tcPr>
           <w:p>
+            <w:pPr>
+              <w:spacing w:before="20" w:after="20"/>
+            </w:pPr>
             <w:r/>
             <w:r>
               <w:rPr>
@@ -2563,6 +3631,9 @@
             <w:shd w:val="clear" w:color="auto" w:fill="D9D9D9"/>
           </w:tcPr>
           <w:p>
+            <w:pPr>
+              <w:spacing w:before="20" w:after="20"/>
+            </w:pPr>
             <w:r/>
             <w:r>
               <w:rPr>
@@ -2576,11 +3647,17 @@
         </w:tc>
       </w:tr>
       <w:tr>
-        <w:tc>
-          <w:tcPr>
-            <w:tcW w:type="dxa" w:w="5046"/>
-          </w:tcPr>
-          <w:p>
+        <w:trPr>
+          <w:cantSplit/>
+        </w:trPr>
+        <w:tc>
+          <w:tcPr>
+            <w:tcW w:type="dxa" w:w="5046"/>
+          </w:tcPr>
+          <w:p>
+            <w:pPr>
+              <w:spacing w:before="20" w:after="20"/>
+            </w:pPr>
             <w:r/>
             <w:r>
               <w:rPr>
@@ -2597,6 +3674,9 @@
             <w:tcW w:type="dxa" w:w="5046"/>
           </w:tcPr>
           <w:p>
+            <w:pPr>
+              <w:spacing w:before="20" w:after="20"/>
+            </w:pPr>
             <w:r/>
             <w:r>
               <w:rPr>
@@ -2613,6 +3693,9 @@
             <w:tcW w:type="dxa" w:w="5046"/>
           </w:tcPr>
           <w:p>
+            <w:pPr>
+              <w:spacing w:before="20" w:after="20"/>
+            </w:pPr>
             <w:r/>
             <w:r>
               <w:rPr>
@@ -2625,11 +3708,17 @@
         </w:tc>
       </w:tr>
       <w:tr>
-        <w:tc>
-          <w:tcPr>
-            <w:tcW w:type="dxa" w:w="5046"/>
-          </w:tcPr>
-          <w:p>
+        <w:trPr>
+          <w:cantSplit/>
+        </w:trPr>
+        <w:tc>
+          <w:tcPr>
+            <w:tcW w:type="dxa" w:w="5046"/>
+          </w:tcPr>
+          <w:p>
+            <w:pPr>
+              <w:spacing w:before="20" w:after="20"/>
+            </w:pPr>
             <w:r/>
             <w:r>
               <w:rPr>
@@ -2646,6 +3735,9 @@
             <w:tcW w:type="dxa" w:w="5046"/>
           </w:tcPr>
           <w:p>
+            <w:pPr>
+              <w:spacing w:before="20" w:after="20"/>
+            </w:pPr>
             <w:r/>
             <w:r>
               <w:rPr>
@@ -2662,6 +3754,9 @@
             <w:tcW w:type="dxa" w:w="5046"/>
           </w:tcPr>
           <w:p>
+            <w:pPr>
+              <w:spacing w:before="20" w:after="20"/>
+            </w:pPr>
             <w:r/>
             <w:r>
               <w:rPr>
@@ -2674,11 +3769,17 @@
         </w:tc>
       </w:tr>
       <w:tr>
-        <w:tc>
-          <w:tcPr>
-            <w:tcW w:type="dxa" w:w="5046"/>
-          </w:tcPr>
-          <w:p>
+        <w:trPr>
+          <w:cantSplit/>
+        </w:trPr>
+        <w:tc>
+          <w:tcPr>
+            <w:tcW w:type="dxa" w:w="5046"/>
+          </w:tcPr>
+          <w:p>
+            <w:pPr>
+              <w:spacing w:before="20" w:after="20"/>
+            </w:pPr>
             <w:r/>
             <w:r>
               <w:rPr>
@@ -2695,6 +3796,9 @@
             <w:tcW w:type="dxa" w:w="5046"/>
           </w:tcPr>
           <w:p>
+            <w:pPr>
+              <w:spacing w:before="20" w:after="20"/>
+            </w:pPr>
             <w:r/>
             <w:r>
               <w:rPr>
@@ -2711,6 +3815,9 @@
             <w:tcW w:type="dxa" w:w="5046"/>
           </w:tcPr>
           <w:p>
+            <w:pPr>
+              <w:spacing w:before="20" w:after="20"/>
+            </w:pPr>
             <w:r/>
             <w:r>
               <w:rPr>
@@ -2723,11 +3830,17 @@
         </w:tc>
       </w:tr>
       <w:tr>
-        <w:tc>
-          <w:tcPr>
-            <w:tcW w:type="dxa" w:w="5046"/>
-          </w:tcPr>
-          <w:p>
+        <w:trPr>
+          <w:cantSplit/>
+        </w:trPr>
+        <w:tc>
+          <w:tcPr>
+            <w:tcW w:type="dxa" w:w="5046"/>
+          </w:tcPr>
+          <w:p>
+            <w:pPr>
+              <w:spacing w:before="20" w:after="20"/>
+            </w:pPr>
             <w:r/>
             <w:r>
               <w:rPr>
@@ -2744,6 +3857,9 @@
             <w:tcW w:type="dxa" w:w="5046"/>
           </w:tcPr>
           <w:p>
+            <w:pPr>
+              <w:spacing w:before="20" w:after="20"/>
+            </w:pPr>
             <w:r/>
             <w:r>
               <w:rPr>
@@ -2760,6 +3876,9 @@
             <w:tcW w:type="dxa" w:w="5046"/>
           </w:tcPr>
           <w:p>
+            <w:pPr>
+              <w:spacing w:before="20" w:after="20"/>
+            </w:pPr>
             <w:r/>
             <w:r>
               <w:rPr>
@@ -2772,11 +3891,17 @@
         </w:tc>
       </w:tr>
       <w:tr>
-        <w:tc>
-          <w:tcPr>
-            <w:tcW w:type="dxa" w:w="5046"/>
-          </w:tcPr>
-          <w:p>
+        <w:trPr>
+          <w:cantSplit/>
+        </w:trPr>
+        <w:tc>
+          <w:tcPr>
+            <w:tcW w:type="dxa" w:w="5046"/>
+          </w:tcPr>
+          <w:p>
+            <w:pPr>
+              <w:spacing w:before="20" w:after="20"/>
+            </w:pPr>
             <w:r/>
             <w:r>
               <w:rPr>
@@ -2793,6 +3918,9 @@
             <w:tcW w:type="dxa" w:w="5046"/>
           </w:tcPr>
           <w:p>
+            <w:pPr>
+              <w:spacing w:before="20" w:after="20"/>
+            </w:pPr>
             <w:r/>
             <w:r>
               <w:rPr>
@@ -2809,6 +3937,9 @@
             <w:tcW w:type="dxa" w:w="5046"/>
           </w:tcPr>
           <w:p>
+            <w:pPr>
+              <w:spacing w:before="20" w:after="20"/>
+            </w:pPr>
             <w:r/>
             <w:r>
               <w:rPr>
@@ -2821,11 +3952,17 @@
         </w:tc>
       </w:tr>
       <w:tr>
-        <w:tc>
-          <w:tcPr>
-            <w:tcW w:type="dxa" w:w="5046"/>
-          </w:tcPr>
-          <w:p>
+        <w:trPr>
+          <w:cantSplit/>
+        </w:trPr>
+        <w:tc>
+          <w:tcPr>
+            <w:tcW w:type="dxa" w:w="5046"/>
+          </w:tcPr>
+          <w:p>
+            <w:pPr>
+              <w:spacing w:before="20" w:after="20"/>
+            </w:pPr>
             <w:r/>
             <w:r>
               <w:rPr>
@@ -2842,6 +3979,9 @@
             <w:tcW w:type="dxa" w:w="5046"/>
           </w:tcPr>
           <w:p>
+            <w:pPr>
+              <w:spacing w:before="20" w:after="20"/>
+            </w:pPr>
             <w:r/>
             <w:r>
               <w:rPr>
@@ -2858,6 +3998,9 @@
             <w:tcW w:type="dxa" w:w="5046"/>
           </w:tcPr>
           <w:p>
+            <w:pPr>
+              <w:spacing w:before="20" w:after="20"/>
+            </w:pPr>
             <w:r/>
             <w:r>
               <w:rPr>
@@ -2870,11 +4013,17 @@
         </w:tc>
       </w:tr>
       <w:tr>
-        <w:tc>
-          <w:tcPr>
-            <w:tcW w:type="dxa" w:w="5046"/>
-          </w:tcPr>
-          <w:p>
+        <w:trPr>
+          <w:cantSplit/>
+        </w:trPr>
+        <w:tc>
+          <w:tcPr>
+            <w:tcW w:type="dxa" w:w="5046"/>
+          </w:tcPr>
+          <w:p>
+            <w:pPr>
+              <w:spacing w:before="20" w:after="20"/>
+            </w:pPr>
             <w:r/>
             <w:r>
               <w:rPr>
@@ -2891,6 +4040,9 @@
             <w:tcW w:type="dxa" w:w="5046"/>
           </w:tcPr>
           <w:p>
+            <w:pPr>
+              <w:spacing w:before="20" w:after="20"/>
+            </w:pPr>
             <w:r/>
             <w:r>
               <w:rPr>
@@ -2907,6 +4059,9 @@
             <w:tcW w:type="dxa" w:w="5046"/>
           </w:tcPr>
           <w:p>
+            <w:pPr>
+              <w:spacing w:before="20" w:after="20"/>
+            </w:pPr>
             <w:r/>
             <w:r>
               <w:rPr>
@@ -2919,11 +4074,17 @@
         </w:tc>
       </w:tr>
       <w:tr>
-        <w:tc>
-          <w:tcPr>
-            <w:tcW w:type="dxa" w:w="5046"/>
-          </w:tcPr>
-          <w:p>
+        <w:trPr>
+          <w:cantSplit/>
+        </w:trPr>
+        <w:tc>
+          <w:tcPr>
+            <w:tcW w:type="dxa" w:w="5046"/>
+          </w:tcPr>
+          <w:p>
+            <w:pPr>
+              <w:spacing w:before="20" w:after="20"/>
+            </w:pPr>
             <w:r/>
             <w:r>
               <w:rPr>
@@ -2940,6 +4101,9 @@
             <w:tcW w:type="dxa" w:w="5046"/>
           </w:tcPr>
           <w:p>
+            <w:pPr>
+              <w:spacing w:before="20" w:after="20"/>
+            </w:pPr>
             <w:r/>
             <w:r>
               <w:rPr>
@@ -2956,6 +4120,9 @@
             <w:tcW w:type="dxa" w:w="5046"/>
           </w:tcPr>
           <w:p>
+            <w:pPr>
+              <w:spacing w:before="20" w:after="20"/>
+            </w:pPr>
             <w:r/>
             <w:r>
               <w:rPr>
@@ -2968,11 +4135,17 @@
         </w:tc>
       </w:tr>
       <w:tr>
-        <w:tc>
-          <w:tcPr>
-            <w:tcW w:type="dxa" w:w="5046"/>
-          </w:tcPr>
-          <w:p>
+        <w:trPr>
+          <w:cantSplit/>
+        </w:trPr>
+        <w:tc>
+          <w:tcPr>
+            <w:tcW w:type="dxa" w:w="5046"/>
+          </w:tcPr>
+          <w:p>
+            <w:pPr>
+              <w:spacing w:before="20" w:after="20"/>
+            </w:pPr>
             <w:r/>
             <w:r>
               <w:rPr>
@@ -2989,6 +4162,9 @@
             <w:tcW w:type="dxa" w:w="5046"/>
           </w:tcPr>
           <w:p>
+            <w:pPr>
+              <w:spacing w:before="20" w:after="20"/>
+            </w:pPr>
             <w:r/>
             <w:r>
               <w:rPr>
@@ -3005,6 +4181,9 @@
             <w:tcW w:type="dxa" w:w="5046"/>
           </w:tcPr>
           <w:p>
+            <w:pPr>
+              <w:spacing w:before="20" w:after="20"/>
+            </w:pPr>
             <w:r/>
             <w:r>
               <w:rPr>
@@ -3017,11 +4196,17 @@
         </w:tc>
       </w:tr>
       <w:tr>
-        <w:tc>
-          <w:tcPr>
-            <w:tcW w:type="dxa" w:w="5046"/>
-          </w:tcPr>
-          <w:p>
+        <w:trPr>
+          <w:cantSplit/>
+        </w:trPr>
+        <w:tc>
+          <w:tcPr>
+            <w:tcW w:type="dxa" w:w="5046"/>
+          </w:tcPr>
+          <w:p>
+            <w:pPr>
+              <w:spacing w:before="20" w:after="20"/>
+            </w:pPr>
             <w:r/>
             <w:r>
               <w:rPr>
@@ -3038,6 +4223,9 @@
             <w:tcW w:type="dxa" w:w="5046"/>
           </w:tcPr>
           <w:p>
+            <w:pPr>
+              <w:spacing w:before="20" w:after="20"/>
+            </w:pPr>
             <w:r/>
             <w:r>
               <w:rPr>
@@ -3054,6 +4242,9 @@
             <w:tcW w:type="dxa" w:w="5046"/>
           </w:tcPr>
           <w:p>
+            <w:pPr>
+              <w:spacing w:before="20" w:after="20"/>
+            </w:pPr>
             <w:r/>
             <w:r>
               <w:rPr>
@@ -3066,11 +4257,17 @@
         </w:tc>
       </w:tr>
       <w:tr>
-        <w:tc>
-          <w:tcPr>
-            <w:tcW w:type="dxa" w:w="5046"/>
-          </w:tcPr>
-          <w:p>
+        <w:trPr>
+          <w:cantSplit/>
+        </w:trPr>
+        <w:tc>
+          <w:tcPr>
+            <w:tcW w:type="dxa" w:w="5046"/>
+          </w:tcPr>
+          <w:p>
+            <w:pPr>
+              <w:spacing w:before="20" w:after="20"/>
+            </w:pPr>
             <w:r/>
             <w:r>
               <w:rPr>
@@ -3087,6 +4284,9 @@
             <w:tcW w:type="dxa" w:w="5046"/>
           </w:tcPr>
           <w:p>
+            <w:pPr>
+              <w:spacing w:before="20" w:after="20"/>
+            </w:pPr>
             <w:r/>
             <w:r>
               <w:rPr>
@@ -3103,6 +4303,9 @@
             <w:tcW w:type="dxa" w:w="5046"/>
           </w:tcPr>
           <w:p>
+            <w:pPr>
+              <w:spacing w:before="20" w:after="20"/>
+            </w:pPr>
             <w:r/>
             <w:r>
               <w:rPr>
@@ -3115,11 +4318,17 @@
         </w:tc>
       </w:tr>
       <w:tr>
-        <w:tc>
-          <w:tcPr>
-            <w:tcW w:type="dxa" w:w="5046"/>
-          </w:tcPr>
-          <w:p>
+        <w:trPr>
+          <w:cantSplit/>
+        </w:trPr>
+        <w:tc>
+          <w:tcPr>
+            <w:tcW w:type="dxa" w:w="5046"/>
+          </w:tcPr>
+          <w:p>
+            <w:pPr>
+              <w:spacing w:before="20" w:after="20"/>
+            </w:pPr>
             <w:r/>
             <w:r>
               <w:rPr>
@@ -3136,6 +4345,9 @@
             <w:tcW w:type="dxa" w:w="5046"/>
           </w:tcPr>
           <w:p>
+            <w:pPr>
+              <w:spacing w:before="20" w:after="20"/>
+            </w:pPr>
             <w:r/>
             <w:r>
               <w:rPr>
@@ -3152,6 +4364,9 @@
             <w:tcW w:type="dxa" w:w="5046"/>
           </w:tcPr>
           <w:p>
+            <w:pPr>
+              <w:spacing w:before="20" w:after="20"/>
+            </w:pPr>
             <w:r/>
             <w:r>
               <w:rPr>
@@ -3164,11 +4379,17 @@
         </w:tc>
       </w:tr>
       <w:tr>
-        <w:tc>
-          <w:tcPr>
-            <w:tcW w:type="dxa" w:w="5046"/>
-          </w:tcPr>
-          <w:p>
+        <w:trPr>
+          <w:cantSplit/>
+        </w:trPr>
+        <w:tc>
+          <w:tcPr>
+            <w:tcW w:type="dxa" w:w="5046"/>
+          </w:tcPr>
+          <w:p>
+            <w:pPr>
+              <w:spacing w:before="20" w:after="20"/>
+            </w:pPr>
             <w:r/>
             <w:r>
               <w:rPr>
@@ -3185,6 +4406,9 @@
             <w:tcW w:type="dxa" w:w="5046"/>
           </w:tcPr>
           <w:p>
+            <w:pPr>
+              <w:spacing w:before="20" w:after="20"/>
+            </w:pPr>
             <w:r/>
             <w:r>
               <w:rPr>
@@ -3201,6 +4425,9 @@
             <w:tcW w:type="dxa" w:w="5046"/>
           </w:tcPr>
           <w:p>
+            <w:pPr>
+              <w:spacing w:before="20" w:after="20"/>
+            </w:pPr>
             <w:r/>
             <w:r>
               <w:rPr>
@@ -3213,11 +4440,17 @@
         </w:tc>
       </w:tr>
       <w:tr>
-        <w:tc>
-          <w:tcPr>
-            <w:tcW w:type="dxa" w:w="5046"/>
-          </w:tcPr>
-          <w:p>
+        <w:trPr>
+          <w:cantSplit/>
+        </w:trPr>
+        <w:tc>
+          <w:tcPr>
+            <w:tcW w:type="dxa" w:w="5046"/>
+          </w:tcPr>
+          <w:p>
+            <w:pPr>
+              <w:spacing w:before="20" w:after="20"/>
+            </w:pPr>
             <w:r/>
             <w:r>
               <w:rPr>
@@ -3234,6 +4467,9 @@
             <w:tcW w:type="dxa" w:w="5046"/>
           </w:tcPr>
           <w:p>
+            <w:pPr>
+              <w:spacing w:before="20" w:after="20"/>
+            </w:pPr>
             <w:r/>
             <w:r>
               <w:rPr>
@@ -3250,6 +4486,9 @@
             <w:tcW w:type="dxa" w:w="5046"/>
           </w:tcPr>
           <w:p>
+            <w:pPr>
+              <w:spacing w:before="20" w:after="20"/>
+            </w:pPr>
             <w:r/>
             <w:r>
               <w:rPr>
@@ -3262,11 +4501,17 @@
         </w:tc>
       </w:tr>
       <w:tr>
-        <w:tc>
-          <w:tcPr>
-            <w:tcW w:type="dxa" w:w="5046"/>
-          </w:tcPr>
-          <w:p>
+        <w:trPr>
+          <w:cantSplit/>
+        </w:trPr>
+        <w:tc>
+          <w:tcPr>
+            <w:tcW w:type="dxa" w:w="5046"/>
+          </w:tcPr>
+          <w:p>
+            <w:pPr>
+              <w:spacing w:before="20" w:after="20"/>
+            </w:pPr>
             <w:r/>
             <w:r>
               <w:rPr>
@@ -3283,6 +4528,9 @@
             <w:tcW w:type="dxa" w:w="5046"/>
           </w:tcPr>
           <w:p>
+            <w:pPr>
+              <w:spacing w:before="20" w:after="20"/>
+            </w:pPr>
             <w:r/>
             <w:r>
               <w:rPr>
@@ -3299,6 +4547,9 @@
             <w:tcW w:type="dxa" w:w="5046"/>
           </w:tcPr>
           <w:p>
+            <w:pPr>
+              <w:spacing w:before="20" w:after="20"/>
+            </w:pPr>
             <w:r/>
             <w:r>
               <w:rPr>
@@ -3311,11 +4562,17 @@
         </w:tc>
       </w:tr>
       <w:tr>
-        <w:tc>
-          <w:tcPr>
-            <w:tcW w:type="dxa" w:w="5046"/>
-          </w:tcPr>
-          <w:p>
+        <w:trPr>
+          <w:cantSplit/>
+        </w:trPr>
+        <w:tc>
+          <w:tcPr>
+            <w:tcW w:type="dxa" w:w="5046"/>
+          </w:tcPr>
+          <w:p>
+            <w:pPr>
+              <w:spacing w:before="20" w:after="20"/>
+            </w:pPr>
             <w:r/>
             <w:r>
               <w:rPr>
@@ -3332,6 +4589,9 @@
             <w:tcW w:type="dxa" w:w="5046"/>
           </w:tcPr>
           <w:p>
+            <w:pPr>
+              <w:spacing w:before="20" w:after="20"/>
+            </w:pPr>
             <w:r/>
             <w:r>
               <w:rPr>
@@ -3348,6 +4608,9 @@
             <w:tcW w:type="dxa" w:w="5046"/>
           </w:tcPr>
           <w:p>
+            <w:pPr>
+              <w:spacing w:before="20" w:after="20"/>
+            </w:pPr>
             <w:r/>
             <w:r>
               <w:rPr>
@@ -3360,11 +4623,17 @@
         </w:tc>
       </w:tr>
       <w:tr>
-        <w:tc>
-          <w:tcPr>
-            <w:tcW w:type="dxa" w:w="5046"/>
-          </w:tcPr>
-          <w:p>
+        <w:trPr>
+          <w:cantSplit/>
+        </w:trPr>
+        <w:tc>
+          <w:tcPr>
+            <w:tcW w:type="dxa" w:w="5046"/>
+          </w:tcPr>
+          <w:p>
+            <w:pPr>
+              <w:spacing w:before="20" w:after="20"/>
+            </w:pPr>
             <w:r/>
             <w:r>
               <w:rPr>
@@ -3381,6 +4650,9 @@
             <w:tcW w:type="dxa" w:w="5046"/>
           </w:tcPr>
           <w:p>
+            <w:pPr>
+              <w:spacing w:before="20" w:after="20"/>
+            </w:pPr>
             <w:r/>
             <w:r>
               <w:rPr>
@@ -3397,6 +4669,9 @@
             <w:tcW w:type="dxa" w:w="5046"/>
           </w:tcPr>
           <w:p>
+            <w:pPr>
+              <w:spacing w:before="20" w:after="20"/>
+            </w:pPr>
             <w:r/>
             <w:r>
               <w:rPr>
@@ -3409,11 +4684,17 @@
         </w:tc>
       </w:tr>
       <w:tr>
-        <w:tc>
-          <w:tcPr>
-            <w:tcW w:type="dxa" w:w="5046"/>
-          </w:tcPr>
-          <w:p>
+        <w:trPr>
+          <w:cantSplit/>
+        </w:trPr>
+        <w:tc>
+          <w:tcPr>
+            <w:tcW w:type="dxa" w:w="5046"/>
+          </w:tcPr>
+          <w:p>
+            <w:pPr>
+              <w:spacing w:before="20" w:after="20"/>
+            </w:pPr>
             <w:r/>
             <w:r>
               <w:rPr>
@@ -3430,6 +4711,9 @@
             <w:tcW w:type="dxa" w:w="5046"/>
           </w:tcPr>
           <w:p>
+            <w:pPr>
+              <w:spacing w:before="20" w:after="20"/>
+            </w:pPr>
             <w:r/>
             <w:r>
               <w:rPr>
@@ -3446,6 +4730,9 @@
             <w:tcW w:type="dxa" w:w="5046"/>
           </w:tcPr>
           <w:p>
+            <w:pPr>
+              <w:spacing w:before="20" w:after="20"/>
+            </w:pPr>
             <w:r/>
             <w:r>
               <w:rPr>
@@ -3458,11 +4745,17 @@
         </w:tc>
       </w:tr>
       <w:tr>
-        <w:tc>
-          <w:tcPr>
-            <w:tcW w:type="dxa" w:w="5046"/>
-          </w:tcPr>
-          <w:p>
+        <w:trPr>
+          <w:cantSplit/>
+        </w:trPr>
+        <w:tc>
+          <w:tcPr>
+            <w:tcW w:type="dxa" w:w="5046"/>
+          </w:tcPr>
+          <w:p>
+            <w:pPr>
+              <w:spacing w:before="20" w:after="20"/>
+            </w:pPr>
             <w:r/>
             <w:r>
               <w:rPr>
@@ -3479,6 +4772,9 @@
             <w:tcW w:type="dxa" w:w="5046"/>
           </w:tcPr>
           <w:p>
+            <w:pPr>
+              <w:spacing w:before="20" w:after="20"/>
+            </w:pPr>
             <w:r/>
             <w:r>
               <w:rPr>
@@ -3495,6 +4791,9 @@
             <w:tcW w:type="dxa" w:w="5046"/>
           </w:tcPr>
           <w:p>
+            <w:pPr>
+              <w:spacing w:before="20" w:after="20"/>
+            </w:pPr>
             <w:r/>
             <w:r>
               <w:rPr>
@@ -3507,11 +4806,17 @@
         </w:tc>
       </w:tr>
       <w:tr>
-        <w:tc>
-          <w:tcPr>
-            <w:tcW w:type="dxa" w:w="5046"/>
-          </w:tcPr>
-          <w:p>
+        <w:trPr>
+          <w:cantSplit/>
+        </w:trPr>
+        <w:tc>
+          <w:tcPr>
+            <w:tcW w:type="dxa" w:w="5046"/>
+          </w:tcPr>
+          <w:p>
+            <w:pPr>
+              <w:spacing w:before="20" w:after="20"/>
+            </w:pPr>
             <w:r/>
             <w:r>
               <w:rPr>
@@ -3528,6 +4833,9 @@
             <w:tcW w:type="dxa" w:w="5046"/>
           </w:tcPr>
           <w:p>
+            <w:pPr>
+              <w:spacing w:before="20" w:after="20"/>
+            </w:pPr>
             <w:r/>
             <w:r>
               <w:rPr>
@@ -3544,6 +4852,9 @@
             <w:tcW w:type="dxa" w:w="5046"/>
           </w:tcPr>
           <w:p>
+            <w:pPr>
+              <w:spacing w:before="20" w:after="20"/>
+            </w:pPr>
             <w:r/>
             <w:r>
               <w:rPr>
@@ -3556,11 +4867,17 @@
         </w:tc>
       </w:tr>
       <w:tr>
-        <w:tc>
-          <w:tcPr>
-            <w:tcW w:type="dxa" w:w="5046"/>
-          </w:tcPr>
-          <w:p>
+        <w:trPr>
+          <w:cantSplit/>
+        </w:trPr>
+        <w:tc>
+          <w:tcPr>
+            <w:tcW w:type="dxa" w:w="5046"/>
+          </w:tcPr>
+          <w:p>
+            <w:pPr>
+              <w:spacing w:before="20" w:after="20"/>
+            </w:pPr>
             <w:r/>
             <w:r>
               <w:rPr>
@@ -3577,6 +4894,9 @@
             <w:tcW w:type="dxa" w:w="5046"/>
           </w:tcPr>
           <w:p>
+            <w:pPr>
+              <w:spacing w:before="20" w:after="20"/>
+            </w:pPr>
             <w:r/>
             <w:r>
               <w:rPr>
@@ -3593,6 +4913,9 @@
             <w:tcW w:type="dxa" w:w="5046"/>
           </w:tcPr>
           <w:p>
+            <w:pPr>
+              <w:spacing w:before="20" w:after="20"/>
+            </w:pPr>
             <w:r/>
             <w:r>
               <w:rPr>
@@ -3605,11 +4928,17 @@
         </w:tc>
       </w:tr>
       <w:tr>
-        <w:tc>
-          <w:tcPr>
-            <w:tcW w:type="dxa" w:w="5046"/>
-          </w:tcPr>
-          <w:p>
+        <w:trPr>
+          <w:cantSplit/>
+        </w:trPr>
+        <w:tc>
+          <w:tcPr>
+            <w:tcW w:type="dxa" w:w="5046"/>
+          </w:tcPr>
+          <w:p>
+            <w:pPr>
+              <w:spacing w:before="20" w:after="20"/>
+            </w:pPr>
             <w:r/>
             <w:r>
               <w:rPr>
@@ -3626,6 +4955,9 @@
             <w:tcW w:type="dxa" w:w="5046"/>
           </w:tcPr>
           <w:p>
+            <w:pPr>
+              <w:spacing w:before="20" w:after="20"/>
+            </w:pPr>
             <w:r/>
             <w:r>
               <w:rPr>
@@ -3642,6 +4974,9 @@
             <w:tcW w:type="dxa" w:w="5046"/>
           </w:tcPr>
           <w:p>
+            <w:pPr>
+              <w:spacing w:before="20" w:after="20"/>
+            </w:pPr>
             <w:r/>
             <w:r>
               <w:rPr>
@@ -3654,11 +4989,17 @@
         </w:tc>
       </w:tr>
       <w:tr>
-        <w:tc>
-          <w:tcPr>
-            <w:tcW w:type="dxa" w:w="5046"/>
-          </w:tcPr>
-          <w:p>
+        <w:trPr>
+          <w:cantSplit/>
+        </w:trPr>
+        <w:tc>
+          <w:tcPr>
+            <w:tcW w:type="dxa" w:w="5046"/>
+          </w:tcPr>
+          <w:p>
+            <w:pPr>
+              <w:spacing w:before="20" w:after="20"/>
+            </w:pPr>
             <w:r/>
             <w:r>
               <w:rPr>
@@ -3675,6 +5016,9 @@
             <w:tcW w:type="dxa" w:w="5046"/>
           </w:tcPr>
           <w:p>
+            <w:pPr>
+              <w:spacing w:before="20" w:after="20"/>
+            </w:pPr>
             <w:r/>
             <w:r>
               <w:rPr>
@@ -3691,6 +5035,9 @@
             <w:tcW w:type="dxa" w:w="5046"/>
           </w:tcPr>
           <w:p>
+            <w:pPr>
+              <w:spacing w:before="20" w:after="20"/>
+            </w:pPr>
             <w:r/>
             <w:r>
               <w:rPr>
@@ -3747,6 +5094,9 @@
             <w:shd w:val="clear" w:color="auto" w:fill="D9D9D9"/>
           </w:tcPr>
           <w:p>
+            <w:pPr>
+              <w:spacing w:before="20" w:after="20"/>
+            </w:pPr>
             <w:r/>
             <w:r>
               <w:rPr>
@@ -3764,6 +5114,9 @@
             <w:shd w:val="clear" w:color="auto" w:fill="D9D9D9"/>
           </w:tcPr>
           <w:p>
+            <w:pPr>
+              <w:spacing w:before="20" w:after="20"/>
+            </w:pPr>
             <w:r/>
             <w:r>
               <w:rPr>
@@ -3781,6 +5134,9 @@
             <w:shd w:val="clear" w:color="auto" w:fill="D9D9D9"/>
           </w:tcPr>
           <w:p>
+            <w:pPr>
+              <w:spacing w:before="20" w:after="20"/>
+            </w:pPr>
             <w:r/>
             <w:r>
               <w:rPr>
@@ -3794,11 +5150,17 @@
         </w:tc>
       </w:tr>
       <w:tr>
-        <w:tc>
-          <w:tcPr>
-            <w:tcW w:type="dxa" w:w="5046"/>
-          </w:tcPr>
-          <w:p>
+        <w:trPr>
+          <w:cantSplit/>
+        </w:trPr>
+        <w:tc>
+          <w:tcPr>
+            <w:tcW w:type="dxa" w:w="5046"/>
+          </w:tcPr>
+          <w:p>
+            <w:pPr>
+              <w:spacing w:before="20" w:after="20"/>
+            </w:pPr>
             <w:r/>
             <w:r>
               <w:rPr>
@@ -3815,6 +5177,9 @@
             <w:tcW w:type="dxa" w:w="5046"/>
           </w:tcPr>
           <w:p>
+            <w:pPr>
+              <w:spacing w:before="20" w:after="20"/>
+            </w:pPr>
             <w:r/>
             <w:r>
               <w:rPr>
@@ -3831,6 +5196,9 @@
             <w:tcW w:type="dxa" w:w="5046"/>
           </w:tcPr>
           <w:p>
+            <w:pPr>
+              <w:spacing w:before="20" w:after="20"/>
+            </w:pPr>
             <w:r/>
             <w:r>
               <w:rPr>
@@ -3843,11 +5211,17 @@
         </w:tc>
       </w:tr>
       <w:tr>
-        <w:tc>
-          <w:tcPr>
-            <w:tcW w:type="dxa" w:w="5046"/>
-          </w:tcPr>
-          <w:p>
+        <w:trPr>
+          <w:cantSplit/>
+        </w:trPr>
+        <w:tc>
+          <w:tcPr>
+            <w:tcW w:type="dxa" w:w="5046"/>
+          </w:tcPr>
+          <w:p>
+            <w:pPr>
+              <w:spacing w:before="20" w:after="20"/>
+            </w:pPr>
             <w:r/>
             <w:r>
               <w:rPr>
@@ -3864,6 +5238,9 @@
             <w:tcW w:type="dxa" w:w="5046"/>
           </w:tcPr>
           <w:p>
+            <w:pPr>
+              <w:spacing w:before="20" w:after="20"/>
+            </w:pPr>
             <w:r/>
             <w:r>
               <w:rPr>
@@ -3880,6 +5257,9 @@
             <w:tcW w:type="dxa" w:w="5046"/>
           </w:tcPr>
           <w:p>
+            <w:pPr>
+              <w:spacing w:before="20" w:after="20"/>
+            </w:pPr>
             <w:r/>
             <w:r>
               <w:rPr>
@@ -3892,11 +5272,17 @@
         </w:tc>
       </w:tr>
       <w:tr>
-        <w:tc>
-          <w:tcPr>
-            <w:tcW w:type="dxa" w:w="5046"/>
-          </w:tcPr>
-          <w:p>
+        <w:trPr>
+          <w:cantSplit/>
+        </w:trPr>
+        <w:tc>
+          <w:tcPr>
+            <w:tcW w:type="dxa" w:w="5046"/>
+          </w:tcPr>
+          <w:p>
+            <w:pPr>
+              <w:spacing w:before="20" w:after="20"/>
+            </w:pPr>
             <w:r/>
             <w:r>
               <w:rPr>
@@ -3913,6 +5299,9 @@
             <w:tcW w:type="dxa" w:w="5046"/>
           </w:tcPr>
           <w:p>
+            <w:pPr>
+              <w:spacing w:before="20" w:after="20"/>
+            </w:pPr>
             <w:r/>
             <w:r>
               <w:rPr>
@@ -3929,6 +5318,9 @@
             <w:tcW w:type="dxa" w:w="5046"/>
           </w:tcPr>
           <w:p>
+            <w:pPr>
+              <w:spacing w:before="20" w:after="20"/>
+            </w:pPr>
             <w:r/>
             <w:r>
               <w:rPr>
@@ -3941,11 +5333,17 @@
         </w:tc>
       </w:tr>
       <w:tr>
-        <w:tc>
-          <w:tcPr>
-            <w:tcW w:type="dxa" w:w="5046"/>
-          </w:tcPr>
-          <w:p>
+        <w:trPr>
+          <w:cantSplit/>
+        </w:trPr>
+        <w:tc>
+          <w:tcPr>
+            <w:tcW w:type="dxa" w:w="5046"/>
+          </w:tcPr>
+          <w:p>
+            <w:pPr>
+              <w:spacing w:before="20" w:after="20"/>
+            </w:pPr>
             <w:r/>
             <w:r>
               <w:rPr>
@@ -3962,6 +5360,9 @@
             <w:tcW w:type="dxa" w:w="5046"/>
           </w:tcPr>
           <w:p>
+            <w:pPr>
+              <w:spacing w:before="20" w:after="20"/>
+            </w:pPr>
             <w:r/>
             <w:r>
               <w:rPr>
@@ -3978,6 +5379,9 @@
             <w:tcW w:type="dxa" w:w="5046"/>
           </w:tcPr>
           <w:p>
+            <w:pPr>
+              <w:spacing w:before="20" w:after="20"/>
+            </w:pPr>
             <w:r/>
             <w:r>
               <w:rPr>
@@ -4034,6 +5438,9 @@
             <w:shd w:val="clear" w:color="auto" w:fill="D9D9D9"/>
           </w:tcPr>
           <w:p>
+            <w:pPr>
+              <w:spacing w:before="20" w:after="20"/>
+            </w:pPr>
             <w:r/>
             <w:r>
               <w:rPr>
@@ -4051,6 +5458,9 @@
             <w:shd w:val="clear" w:color="auto" w:fill="D9D9D9"/>
           </w:tcPr>
           <w:p>
+            <w:pPr>
+              <w:spacing w:before="20" w:after="20"/>
+            </w:pPr>
             <w:r/>
             <w:r>
               <w:rPr>
@@ -4068,6 +5478,9 @@
             <w:shd w:val="clear" w:color="auto" w:fill="D9D9D9"/>
           </w:tcPr>
           <w:p>
+            <w:pPr>
+              <w:spacing w:before="20" w:after="20"/>
+            </w:pPr>
             <w:r/>
             <w:r>
               <w:rPr>
@@ -4081,11 +5494,17 @@
         </w:tc>
       </w:tr>
       <w:tr>
-        <w:tc>
-          <w:tcPr>
-            <w:tcW w:type="dxa" w:w="5046"/>
-          </w:tcPr>
-          <w:p>
+        <w:trPr>
+          <w:cantSplit/>
+        </w:trPr>
+        <w:tc>
+          <w:tcPr>
+            <w:tcW w:type="dxa" w:w="5046"/>
+          </w:tcPr>
+          <w:p>
+            <w:pPr>
+              <w:spacing w:before="20" w:after="20"/>
+            </w:pPr>
             <w:r/>
             <w:r>
               <w:rPr>
@@ -4102,6 +5521,9 @@
             <w:tcW w:type="dxa" w:w="5046"/>
           </w:tcPr>
           <w:p>
+            <w:pPr>
+              <w:spacing w:before="20" w:after="20"/>
+            </w:pPr>
             <w:r/>
             <w:r>
               <w:rPr>
@@ -4118,6 +5540,9 @@
             <w:tcW w:type="dxa" w:w="5046"/>
           </w:tcPr>
           <w:p>
+            <w:pPr>
+              <w:spacing w:before="20" w:after="20"/>
+            </w:pPr>
             <w:r/>
             <w:r>
               <w:rPr>
@@ -4130,11 +5555,17 @@
         </w:tc>
       </w:tr>
       <w:tr>
-        <w:tc>
-          <w:tcPr>
-            <w:tcW w:type="dxa" w:w="5046"/>
-          </w:tcPr>
-          <w:p>
+        <w:trPr>
+          <w:cantSplit/>
+        </w:trPr>
+        <w:tc>
+          <w:tcPr>
+            <w:tcW w:type="dxa" w:w="5046"/>
+          </w:tcPr>
+          <w:p>
+            <w:pPr>
+              <w:spacing w:before="20" w:after="20"/>
+            </w:pPr>
             <w:r/>
             <w:r>
               <w:rPr>
@@ -4151,6 +5582,9 @@
             <w:tcW w:type="dxa" w:w="5046"/>
           </w:tcPr>
           <w:p>
+            <w:pPr>
+              <w:spacing w:before="20" w:after="20"/>
+            </w:pPr>
             <w:r/>
             <w:r>
               <w:rPr>
@@ -4167,6 +5601,9 @@
             <w:tcW w:type="dxa" w:w="5046"/>
           </w:tcPr>
           <w:p>
+            <w:pPr>
+              <w:spacing w:before="20" w:after="20"/>
+            </w:pPr>
             <w:r/>
             <w:r>
               <w:rPr>
@@ -4179,11 +5616,17 @@
         </w:tc>
       </w:tr>
       <w:tr>
-        <w:tc>
-          <w:tcPr>
-            <w:tcW w:type="dxa" w:w="5046"/>
-          </w:tcPr>
-          <w:p>
+        <w:trPr>
+          <w:cantSplit/>
+        </w:trPr>
+        <w:tc>
+          <w:tcPr>
+            <w:tcW w:type="dxa" w:w="5046"/>
+          </w:tcPr>
+          <w:p>
+            <w:pPr>
+              <w:spacing w:before="20" w:after="20"/>
+            </w:pPr>
             <w:r/>
             <w:r>
               <w:rPr>
@@ -4200,6 +5643,9 @@
             <w:tcW w:type="dxa" w:w="5046"/>
           </w:tcPr>
           <w:p>
+            <w:pPr>
+              <w:spacing w:before="20" w:after="20"/>
+            </w:pPr>
             <w:r/>
             <w:r>
               <w:rPr>
@@ -4216,6 +5662,9 @@
             <w:tcW w:type="dxa" w:w="5046"/>
           </w:tcPr>
           <w:p>
+            <w:pPr>
+              <w:spacing w:before="20" w:after="20"/>
+            </w:pPr>
             <w:r/>
             <w:r>
               <w:rPr>
@@ -4228,11 +5677,17 @@
         </w:tc>
       </w:tr>
       <w:tr>
-        <w:tc>
-          <w:tcPr>
-            <w:tcW w:type="dxa" w:w="5046"/>
-          </w:tcPr>
-          <w:p>
+        <w:trPr>
+          <w:cantSplit/>
+        </w:trPr>
+        <w:tc>
+          <w:tcPr>
+            <w:tcW w:type="dxa" w:w="5046"/>
+          </w:tcPr>
+          <w:p>
+            <w:pPr>
+              <w:spacing w:before="20" w:after="20"/>
+            </w:pPr>
             <w:r/>
             <w:r>
               <w:rPr>
@@ -4249,6 +5704,9 @@
             <w:tcW w:type="dxa" w:w="5046"/>
           </w:tcPr>
           <w:p>
+            <w:pPr>
+              <w:spacing w:before="20" w:after="20"/>
+            </w:pPr>
             <w:r/>
             <w:r>
               <w:rPr>
@@ -4265,6 +5723,9 @@
             <w:tcW w:type="dxa" w:w="5046"/>
           </w:tcPr>
           <w:p>
+            <w:pPr>
+              <w:spacing w:before="20" w:after="20"/>
+            </w:pPr>
             <w:r/>
             <w:r>
               <w:rPr>
@@ -4277,11 +5738,17 @@
         </w:tc>
       </w:tr>
       <w:tr>
-        <w:tc>
-          <w:tcPr>
-            <w:tcW w:type="dxa" w:w="5046"/>
-          </w:tcPr>
-          <w:p>
+        <w:trPr>
+          <w:cantSplit/>
+        </w:trPr>
+        <w:tc>
+          <w:tcPr>
+            <w:tcW w:type="dxa" w:w="5046"/>
+          </w:tcPr>
+          <w:p>
+            <w:pPr>
+              <w:spacing w:before="20" w:after="20"/>
+            </w:pPr>
             <w:r/>
             <w:r>
               <w:rPr>
@@ -4298,6 +5765,9 @@
             <w:tcW w:type="dxa" w:w="5046"/>
           </w:tcPr>
           <w:p>
+            <w:pPr>
+              <w:spacing w:before="20" w:after="20"/>
+            </w:pPr>
             <w:r/>
             <w:r>
               <w:rPr>
@@ -4314,6 +5784,9 @@
             <w:tcW w:type="dxa" w:w="5046"/>
           </w:tcPr>
           <w:p>
+            <w:pPr>
+              <w:spacing w:before="20" w:after="20"/>
+            </w:pPr>
             <w:r/>
             <w:r>
               <w:rPr>
@@ -4326,11 +5799,17 @@
         </w:tc>
       </w:tr>
       <w:tr>
-        <w:tc>
-          <w:tcPr>
-            <w:tcW w:type="dxa" w:w="5046"/>
-          </w:tcPr>
-          <w:p>
+        <w:trPr>
+          <w:cantSplit/>
+        </w:trPr>
+        <w:tc>
+          <w:tcPr>
+            <w:tcW w:type="dxa" w:w="5046"/>
+          </w:tcPr>
+          <w:p>
+            <w:pPr>
+              <w:spacing w:before="20" w:after="20"/>
+            </w:pPr>
             <w:r/>
             <w:r>
               <w:rPr>
@@ -4347,6 +5826,9 @@
             <w:tcW w:type="dxa" w:w="5046"/>
           </w:tcPr>
           <w:p>
+            <w:pPr>
+              <w:spacing w:before="20" w:after="20"/>
+            </w:pPr>
             <w:r/>
             <w:r>
               <w:rPr>
@@ -4363,6 +5845,9 @@
             <w:tcW w:type="dxa" w:w="5046"/>
           </w:tcPr>
           <w:p>
+            <w:pPr>
+              <w:spacing w:before="20" w:after="20"/>
+            </w:pPr>
             <w:r/>
             <w:r>
               <w:rPr>
@@ -4375,11 +5860,17 @@
         </w:tc>
       </w:tr>
       <w:tr>
-        <w:tc>
-          <w:tcPr>
-            <w:tcW w:type="dxa" w:w="5046"/>
-          </w:tcPr>
-          <w:p>
+        <w:trPr>
+          <w:cantSplit/>
+        </w:trPr>
+        <w:tc>
+          <w:tcPr>
+            <w:tcW w:type="dxa" w:w="5046"/>
+          </w:tcPr>
+          <w:p>
+            <w:pPr>
+              <w:spacing w:before="20" w:after="20"/>
+            </w:pPr>
             <w:r/>
             <w:r>
               <w:rPr>
@@ -4396,6 +5887,9 @@
             <w:tcW w:type="dxa" w:w="5046"/>
           </w:tcPr>
           <w:p>
+            <w:pPr>
+              <w:spacing w:before="20" w:after="20"/>
+            </w:pPr>
             <w:r/>
             <w:r>
               <w:rPr>
@@ -4412,6 +5906,9 @@
             <w:tcW w:type="dxa" w:w="5046"/>
           </w:tcPr>
           <w:p>
+            <w:pPr>
+              <w:spacing w:before="20" w:after="20"/>
+            </w:pPr>
             <w:r/>
             <w:r>
               <w:rPr>
@@ -4424,11 +5921,17 @@
         </w:tc>
       </w:tr>
       <w:tr>
-        <w:tc>
-          <w:tcPr>
-            <w:tcW w:type="dxa" w:w="5046"/>
-          </w:tcPr>
-          <w:p>
+        <w:trPr>
+          <w:cantSplit/>
+        </w:trPr>
+        <w:tc>
+          <w:tcPr>
+            <w:tcW w:type="dxa" w:w="5046"/>
+          </w:tcPr>
+          <w:p>
+            <w:pPr>
+              <w:spacing w:before="20" w:after="20"/>
+            </w:pPr>
             <w:r/>
             <w:r>
               <w:rPr>
@@ -4445,6 +5948,9 @@
             <w:tcW w:type="dxa" w:w="5046"/>
           </w:tcPr>
           <w:p>
+            <w:pPr>
+              <w:spacing w:before="20" w:after="20"/>
+            </w:pPr>
             <w:r/>
             <w:r>
               <w:rPr>
@@ -4461,6 +5967,9 @@
             <w:tcW w:type="dxa" w:w="5046"/>
           </w:tcPr>
           <w:p>
+            <w:pPr>
+              <w:spacing w:before="20" w:after="20"/>
+            </w:pPr>
             <w:r/>
             <w:r>
               <w:rPr>
@@ -4473,11 +5982,17 @@
         </w:tc>
       </w:tr>
       <w:tr>
-        <w:tc>
-          <w:tcPr>
-            <w:tcW w:type="dxa" w:w="5046"/>
-          </w:tcPr>
-          <w:p>
+        <w:trPr>
+          <w:cantSplit/>
+        </w:trPr>
+        <w:tc>
+          <w:tcPr>
+            <w:tcW w:type="dxa" w:w="5046"/>
+          </w:tcPr>
+          <w:p>
+            <w:pPr>
+              <w:spacing w:before="20" w:after="20"/>
+            </w:pPr>
             <w:r/>
             <w:r>
               <w:rPr>
@@ -4494,6 +6009,9 @@
             <w:tcW w:type="dxa" w:w="5046"/>
           </w:tcPr>
           <w:p>
+            <w:pPr>
+              <w:spacing w:before="20" w:after="20"/>
+            </w:pPr>
             <w:r/>
             <w:r>
               <w:rPr>
@@ -4510,6 +6028,9 @@
             <w:tcW w:type="dxa" w:w="5046"/>
           </w:tcPr>
           <w:p>
+            <w:pPr>
+              <w:spacing w:before="20" w:after="20"/>
+            </w:pPr>
             <w:r/>
             <w:r>
               <w:rPr>
@@ -4566,6 +6087,9 @@
             <w:shd w:val="clear" w:color="auto" w:fill="D9D9D9"/>
           </w:tcPr>
           <w:p>
+            <w:pPr>
+              <w:spacing w:before="20" w:after="20"/>
+            </w:pPr>
             <w:r/>
             <w:r>
               <w:rPr>
@@ -4583,6 +6107,9 @@
             <w:shd w:val="clear" w:color="auto" w:fill="D9D9D9"/>
           </w:tcPr>
           <w:p>
+            <w:pPr>
+              <w:spacing w:before="20" w:after="20"/>
+            </w:pPr>
             <w:r/>
             <w:r>
               <w:rPr>
@@ -4600,6 +6127,9 @@
             <w:shd w:val="clear" w:color="auto" w:fill="D9D9D9"/>
           </w:tcPr>
           <w:p>
+            <w:pPr>
+              <w:spacing w:before="20" w:after="20"/>
+            </w:pPr>
             <w:r/>
             <w:r>
               <w:rPr>
@@ -4613,11 +6143,17 @@
         </w:tc>
       </w:tr>
       <w:tr>
-        <w:tc>
-          <w:tcPr>
-            <w:tcW w:type="dxa" w:w="5046"/>
-          </w:tcPr>
-          <w:p>
+        <w:trPr>
+          <w:cantSplit/>
+        </w:trPr>
+        <w:tc>
+          <w:tcPr>
+            <w:tcW w:type="dxa" w:w="5046"/>
+          </w:tcPr>
+          <w:p>
+            <w:pPr>
+              <w:spacing w:before="20" w:after="20"/>
+            </w:pPr>
             <w:r/>
             <w:r>
               <w:rPr>
@@ -4634,6 +6170,9 @@
             <w:tcW w:type="dxa" w:w="5046"/>
           </w:tcPr>
           <w:p>
+            <w:pPr>
+              <w:spacing w:before="20" w:after="20"/>
+            </w:pPr>
             <w:r/>
             <w:r>
               <w:rPr>
@@ -4650,6 +6189,9 @@
             <w:tcW w:type="dxa" w:w="5046"/>
           </w:tcPr>
           <w:p>
+            <w:pPr>
+              <w:spacing w:before="20" w:after="20"/>
+            </w:pPr>
             <w:r/>
             <w:r>
               <w:rPr>
@@ -4662,11 +6204,17 @@
         </w:tc>
       </w:tr>
       <w:tr>
-        <w:tc>
-          <w:tcPr>
-            <w:tcW w:type="dxa" w:w="5046"/>
-          </w:tcPr>
-          <w:p>
+        <w:trPr>
+          <w:cantSplit/>
+        </w:trPr>
+        <w:tc>
+          <w:tcPr>
+            <w:tcW w:type="dxa" w:w="5046"/>
+          </w:tcPr>
+          <w:p>
+            <w:pPr>
+              <w:spacing w:before="20" w:after="20"/>
+            </w:pPr>
             <w:r/>
             <w:r>
               <w:rPr>
@@ -4683,6 +6231,9 @@
             <w:tcW w:type="dxa" w:w="5046"/>
           </w:tcPr>
           <w:p>
+            <w:pPr>
+              <w:spacing w:before="20" w:after="20"/>
+            </w:pPr>
             <w:r/>
             <w:r>
               <w:rPr>
@@ -4699,6 +6250,9 @@
             <w:tcW w:type="dxa" w:w="5046"/>
           </w:tcPr>
           <w:p>
+            <w:pPr>
+              <w:spacing w:before="20" w:after="20"/>
+            </w:pPr>
             <w:r/>
             <w:r>
               <w:rPr>
@@ -4711,11 +6265,17 @@
         </w:tc>
       </w:tr>
       <w:tr>
-        <w:tc>
-          <w:tcPr>
-            <w:tcW w:type="dxa" w:w="5046"/>
-          </w:tcPr>
-          <w:p>
+        <w:trPr>
+          <w:cantSplit/>
+        </w:trPr>
+        <w:tc>
+          <w:tcPr>
+            <w:tcW w:type="dxa" w:w="5046"/>
+          </w:tcPr>
+          <w:p>
+            <w:pPr>
+              <w:spacing w:before="20" w:after="20"/>
+            </w:pPr>
             <w:r/>
             <w:r>
               <w:rPr>
@@ -4732,6 +6292,9 @@
             <w:tcW w:type="dxa" w:w="5046"/>
           </w:tcPr>
           <w:p>
+            <w:pPr>
+              <w:spacing w:before="20" w:after="20"/>
+            </w:pPr>
             <w:r/>
             <w:r>
               <w:rPr>
@@ -4748,6 +6311,9 @@
             <w:tcW w:type="dxa" w:w="5046"/>
           </w:tcPr>
           <w:p>
+            <w:pPr>
+              <w:spacing w:before="20" w:after="20"/>
+            </w:pPr>
             <w:r/>
             <w:r>
               <w:rPr>
@@ -4760,11 +6326,17 @@
         </w:tc>
       </w:tr>
       <w:tr>
-        <w:tc>
-          <w:tcPr>
-            <w:tcW w:type="dxa" w:w="5046"/>
-          </w:tcPr>
-          <w:p>
+        <w:trPr>
+          <w:cantSplit/>
+        </w:trPr>
+        <w:tc>
+          <w:tcPr>
+            <w:tcW w:type="dxa" w:w="5046"/>
+          </w:tcPr>
+          <w:p>
+            <w:pPr>
+              <w:spacing w:before="20" w:after="20"/>
+            </w:pPr>
             <w:r/>
             <w:r>
               <w:rPr>
@@ -4781,6 +6353,9 @@
             <w:tcW w:type="dxa" w:w="5046"/>
           </w:tcPr>
           <w:p>
+            <w:pPr>
+              <w:spacing w:before="20" w:after="20"/>
+            </w:pPr>
             <w:r/>
             <w:r>
               <w:rPr>
@@ -4797,6 +6372,9 @@
             <w:tcW w:type="dxa" w:w="5046"/>
           </w:tcPr>
           <w:p>
+            <w:pPr>
+              <w:spacing w:before="20" w:after="20"/>
+            </w:pPr>
             <w:r/>
             <w:r>
               <w:rPr>
@@ -4809,11 +6387,17 @@
         </w:tc>
       </w:tr>
       <w:tr>
-        <w:tc>
-          <w:tcPr>
-            <w:tcW w:type="dxa" w:w="5046"/>
-          </w:tcPr>
-          <w:p>
+        <w:trPr>
+          <w:cantSplit/>
+        </w:trPr>
+        <w:tc>
+          <w:tcPr>
+            <w:tcW w:type="dxa" w:w="5046"/>
+          </w:tcPr>
+          <w:p>
+            <w:pPr>
+              <w:spacing w:before="20" w:after="20"/>
+            </w:pPr>
             <w:r/>
             <w:r>
               <w:rPr>
@@ -4830,6 +6414,9 @@
             <w:tcW w:type="dxa" w:w="5046"/>
           </w:tcPr>
           <w:p>
+            <w:pPr>
+              <w:spacing w:before="20" w:after="20"/>
+            </w:pPr>
             <w:r/>
             <w:r>
               <w:rPr>
@@ -4846,6 +6433,9 @@
             <w:tcW w:type="dxa" w:w="5046"/>
           </w:tcPr>
           <w:p>
+            <w:pPr>
+              <w:spacing w:before="20" w:after="20"/>
+            </w:pPr>
             <w:r/>
             <w:r>
               <w:rPr>
@@ -4902,6 +6492,9 @@
             <w:shd w:val="clear" w:color="auto" w:fill="D9D9D9"/>
           </w:tcPr>
           <w:p>
+            <w:pPr>
+              <w:spacing w:before="20" w:after="20"/>
+            </w:pPr>
             <w:r/>
             <w:r>
               <w:rPr>
@@ -4919,6 +6512,9 @@
             <w:shd w:val="clear" w:color="auto" w:fill="D9D9D9"/>
           </w:tcPr>
           <w:p>
+            <w:pPr>
+              <w:spacing w:before="20" w:after="20"/>
+            </w:pPr>
             <w:r/>
             <w:r>
               <w:rPr>
@@ -4936,6 +6532,9 @@
             <w:shd w:val="clear" w:color="auto" w:fill="D9D9D9"/>
           </w:tcPr>
           <w:p>
+            <w:pPr>
+              <w:spacing w:before="20" w:after="20"/>
+            </w:pPr>
             <w:r/>
             <w:r>
               <w:rPr>
@@ -4949,11 +6548,17 @@
         </w:tc>
       </w:tr>
       <w:tr>
-        <w:tc>
-          <w:tcPr>
-            <w:tcW w:type="dxa" w:w="5046"/>
-          </w:tcPr>
-          <w:p>
+        <w:trPr>
+          <w:cantSplit/>
+        </w:trPr>
+        <w:tc>
+          <w:tcPr>
+            <w:tcW w:type="dxa" w:w="5046"/>
+          </w:tcPr>
+          <w:p>
+            <w:pPr>
+              <w:spacing w:before="20" w:after="20"/>
+            </w:pPr>
             <w:r/>
             <w:r>
               <w:rPr>
@@ -4970,6 +6575,9 @@
             <w:tcW w:type="dxa" w:w="5046"/>
           </w:tcPr>
           <w:p>
+            <w:pPr>
+              <w:spacing w:before="20" w:after="20"/>
+            </w:pPr>
             <w:r/>
             <w:r>
               <w:rPr>
@@ -4986,6 +6594,9 @@
             <w:tcW w:type="dxa" w:w="5046"/>
           </w:tcPr>
           <w:p>
+            <w:pPr>
+              <w:spacing w:before="20" w:after="20"/>
+            </w:pPr>
             <w:r/>
             <w:r>
               <w:rPr>
@@ -4998,11 +6609,17 @@
         </w:tc>
       </w:tr>
       <w:tr>
-        <w:tc>
-          <w:tcPr>
-            <w:tcW w:type="dxa" w:w="5046"/>
-          </w:tcPr>
-          <w:p>
+        <w:trPr>
+          <w:cantSplit/>
+        </w:trPr>
+        <w:tc>
+          <w:tcPr>
+            <w:tcW w:type="dxa" w:w="5046"/>
+          </w:tcPr>
+          <w:p>
+            <w:pPr>
+              <w:spacing w:before="20" w:after="20"/>
+            </w:pPr>
             <w:r/>
             <w:r>
               <w:rPr>
@@ -5019,6 +6636,9 @@
             <w:tcW w:type="dxa" w:w="5046"/>
           </w:tcPr>
           <w:p>
+            <w:pPr>
+              <w:spacing w:before="20" w:after="20"/>
+            </w:pPr>
             <w:r/>
             <w:r>
               <w:rPr>
@@ -5035,6 +6655,9 @@
             <w:tcW w:type="dxa" w:w="5046"/>
           </w:tcPr>
           <w:p>
+            <w:pPr>
+              <w:spacing w:before="20" w:after="20"/>
+            </w:pPr>
             <w:r/>
             <w:r>
               <w:rPr>
@@ -5047,11 +6670,17 @@
         </w:tc>
       </w:tr>
       <w:tr>
-        <w:tc>
-          <w:tcPr>
-            <w:tcW w:type="dxa" w:w="5046"/>
-          </w:tcPr>
-          <w:p>
+        <w:trPr>
+          <w:cantSplit/>
+        </w:trPr>
+        <w:tc>
+          <w:tcPr>
+            <w:tcW w:type="dxa" w:w="5046"/>
+          </w:tcPr>
+          <w:p>
+            <w:pPr>
+              <w:spacing w:before="20" w:after="20"/>
+            </w:pPr>
             <w:r/>
             <w:r>
               <w:rPr>
@@ -5068,6 +6697,9 @@
             <w:tcW w:type="dxa" w:w="5046"/>
           </w:tcPr>
           <w:p>
+            <w:pPr>
+              <w:spacing w:before="20" w:after="20"/>
+            </w:pPr>
             <w:r/>
             <w:r>
               <w:rPr>
@@ -5084,6 +6716,9 @@
             <w:tcW w:type="dxa" w:w="5046"/>
           </w:tcPr>
           <w:p>
+            <w:pPr>
+              <w:spacing w:before="20" w:after="20"/>
+            </w:pPr>
             <w:r/>
             <w:r>
               <w:rPr>
@@ -5096,11 +6731,17 @@
         </w:tc>
       </w:tr>
       <w:tr>
-        <w:tc>
-          <w:tcPr>
-            <w:tcW w:type="dxa" w:w="5046"/>
-          </w:tcPr>
-          <w:p>
+        <w:trPr>
+          <w:cantSplit/>
+        </w:trPr>
+        <w:tc>
+          <w:tcPr>
+            <w:tcW w:type="dxa" w:w="5046"/>
+          </w:tcPr>
+          <w:p>
+            <w:pPr>
+              <w:spacing w:before="20" w:after="20"/>
+            </w:pPr>
             <w:r/>
             <w:r>
               <w:rPr>
@@ -5117,6 +6758,9 @@
             <w:tcW w:type="dxa" w:w="5046"/>
           </w:tcPr>
           <w:p>
+            <w:pPr>
+              <w:spacing w:before="20" w:after="20"/>
+            </w:pPr>
             <w:r/>
             <w:r>
               <w:rPr>
@@ -5133,6 +6777,9 @@
             <w:tcW w:type="dxa" w:w="5046"/>
           </w:tcPr>
           <w:p>
+            <w:pPr>
+              <w:spacing w:before="20" w:after="20"/>
+            </w:pPr>
             <w:r/>
             <w:r>
               <w:rPr>
@@ -5145,11 +6792,17 @@
         </w:tc>
       </w:tr>
       <w:tr>
-        <w:tc>
-          <w:tcPr>
-            <w:tcW w:type="dxa" w:w="5046"/>
-          </w:tcPr>
-          <w:p>
+        <w:trPr>
+          <w:cantSplit/>
+        </w:trPr>
+        <w:tc>
+          <w:tcPr>
+            <w:tcW w:type="dxa" w:w="5046"/>
+          </w:tcPr>
+          <w:p>
+            <w:pPr>
+              <w:spacing w:before="20" w:after="20"/>
+            </w:pPr>
             <w:r/>
             <w:r>
               <w:rPr>
@@ -5166,6 +6819,9 @@
             <w:tcW w:type="dxa" w:w="5046"/>
           </w:tcPr>
           <w:p>
+            <w:pPr>
+              <w:spacing w:before="20" w:after="20"/>
+            </w:pPr>
             <w:r/>
             <w:r>
               <w:rPr>
@@ -5182,6 +6838,9 @@
             <w:tcW w:type="dxa" w:w="5046"/>
           </w:tcPr>
           <w:p>
+            <w:pPr>
+              <w:spacing w:before="20" w:after="20"/>
+            </w:pPr>
             <w:r/>
             <w:r>
               <w:rPr>
@@ -5194,11 +6853,17 @@
         </w:tc>
       </w:tr>
       <w:tr>
-        <w:tc>
-          <w:tcPr>
-            <w:tcW w:type="dxa" w:w="5046"/>
-          </w:tcPr>
-          <w:p>
+        <w:trPr>
+          <w:cantSplit/>
+        </w:trPr>
+        <w:tc>
+          <w:tcPr>
+            <w:tcW w:type="dxa" w:w="5046"/>
+          </w:tcPr>
+          <w:p>
+            <w:pPr>
+              <w:spacing w:before="20" w:after="20"/>
+            </w:pPr>
             <w:r/>
             <w:r>
               <w:rPr>
@@ -5215,6 +6880,9 @@
             <w:tcW w:type="dxa" w:w="5046"/>
           </w:tcPr>
           <w:p>
+            <w:pPr>
+              <w:spacing w:before="20" w:after="20"/>
+            </w:pPr>
             <w:r/>
             <w:r>
               <w:rPr>
@@ -5231,6 +6899,9 @@
             <w:tcW w:type="dxa" w:w="5046"/>
           </w:tcPr>
           <w:p>
+            <w:pPr>
+              <w:spacing w:before="20" w:after="20"/>
+            </w:pPr>
             <w:r/>
             <w:r>
               <w:rPr>
@@ -5243,11 +6914,17 @@
         </w:tc>
       </w:tr>
       <w:tr>
-        <w:tc>
-          <w:tcPr>
-            <w:tcW w:type="dxa" w:w="5046"/>
-          </w:tcPr>
-          <w:p>
+        <w:trPr>
+          <w:cantSplit/>
+        </w:trPr>
+        <w:tc>
+          <w:tcPr>
+            <w:tcW w:type="dxa" w:w="5046"/>
+          </w:tcPr>
+          <w:p>
+            <w:pPr>
+              <w:spacing w:before="20" w:after="20"/>
+            </w:pPr>
             <w:r/>
             <w:r>
               <w:rPr>
@@ -5264,6 +6941,9 @@
             <w:tcW w:type="dxa" w:w="5046"/>
           </w:tcPr>
           <w:p>
+            <w:pPr>
+              <w:spacing w:before="20" w:after="20"/>
+            </w:pPr>
             <w:r/>
             <w:r>
               <w:rPr>
@@ -5280,6 +6960,9 @@
             <w:tcW w:type="dxa" w:w="5046"/>
           </w:tcPr>
           <w:p>
+            <w:pPr>
+              <w:spacing w:before="20" w:after="20"/>
+            </w:pPr>
             <w:r/>
             <w:r>
               <w:rPr>
@@ -5292,11 +6975,17 @@
         </w:tc>
       </w:tr>
       <w:tr>
-        <w:tc>
-          <w:tcPr>
-            <w:tcW w:type="dxa" w:w="5046"/>
-          </w:tcPr>
-          <w:p>
+        <w:trPr>
+          <w:cantSplit/>
+        </w:trPr>
+        <w:tc>
+          <w:tcPr>
+            <w:tcW w:type="dxa" w:w="5046"/>
+          </w:tcPr>
+          <w:p>
+            <w:pPr>
+              <w:spacing w:before="20" w:after="20"/>
+            </w:pPr>
             <w:r/>
             <w:r>
               <w:rPr>
@@ -5313,6 +7002,9 @@
             <w:tcW w:type="dxa" w:w="5046"/>
           </w:tcPr>
           <w:p>
+            <w:pPr>
+              <w:spacing w:before="20" w:after="20"/>
+            </w:pPr>
             <w:r/>
             <w:r>
               <w:rPr>
@@ -5329,6 +7021,9 @@
             <w:tcW w:type="dxa" w:w="5046"/>
           </w:tcPr>
           <w:p>
+            <w:pPr>
+              <w:spacing w:before="20" w:after="20"/>
+            </w:pPr>
             <w:r/>
             <w:r>
               <w:rPr>
@@ -5341,11 +7036,17 @@
         </w:tc>
       </w:tr>
       <w:tr>
-        <w:tc>
-          <w:tcPr>
-            <w:tcW w:type="dxa" w:w="5046"/>
-          </w:tcPr>
-          <w:p>
+        <w:trPr>
+          <w:cantSplit/>
+        </w:trPr>
+        <w:tc>
+          <w:tcPr>
+            <w:tcW w:type="dxa" w:w="5046"/>
+          </w:tcPr>
+          <w:p>
+            <w:pPr>
+              <w:spacing w:before="20" w:after="20"/>
+            </w:pPr>
             <w:r/>
             <w:r>
               <w:rPr>
@@ -5362,6 +7063,9 @@
             <w:tcW w:type="dxa" w:w="5046"/>
           </w:tcPr>
           <w:p>
+            <w:pPr>
+              <w:spacing w:before="20" w:after="20"/>
+            </w:pPr>
             <w:r/>
             <w:r>
               <w:rPr>
@@ -5378,6 +7082,9 @@
             <w:tcW w:type="dxa" w:w="5046"/>
           </w:tcPr>
           <w:p>
+            <w:pPr>
+              <w:spacing w:before="20" w:after="20"/>
+            </w:pPr>
             <w:r/>
             <w:r>
               <w:rPr>
@@ -5390,11 +7097,17 @@
         </w:tc>
       </w:tr>
       <w:tr>
-        <w:tc>
-          <w:tcPr>
-            <w:tcW w:type="dxa" w:w="5046"/>
-          </w:tcPr>
-          <w:p>
+        <w:trPr>
+          <w:cantSplit/>
+        </w:trPr>
+        <w:tc>
+          <w:tcPr>
+            <w:tcW w:type="dxa" w:w="5046"/>
+          </w:tcPr>
+          <w:p>
+            <w:pPr>
+              <w:spacing w:before="20" w:after="20"/>
+            </w:pPr>
             <w:r/>
             <w:r>
               <w:rPr>
@@ -5411,6 +7124,9 @@
             <w:tcW w:type="dxa" w:w="5046"/>
           </w:tcPr>
           <w:p>
+            <w:pPr>
+              <w:spacing w:before="20" w:after="20"/>
+            </w:pPr>
             <w:r/>
             <w:r>
               <w:rPr>
@@ -5427,6 +7143,9 @@
             <w:tcW w:type="dxa" w:w="5046"/>
           </w:tcPr>
           <w:p>
+            <w:pPr>
+              <w:spacing w:before="20" w:after="20"/>
+            </w:pPr>
             <w:r/>
             <w:r>
               <w:rPr>
@@ -5483,6 +7202,9 @@
             <w:shd w:val="clear" w:color="auto" w:fill="D9D9D9"/>
           </w:tcPr>
           <w:p>
+            <w:pPr>
+              <w:spacing w:before="20" w:after="20"/>
+            </w:pPr>
             <w:r/>
             <w:r>
               <w:rPr>
@@ -5500,6 +7222,9 @@
             <w:shd w:val="clear" w:color="auto" w:fill="D9D9D9"/>
           </w:tcPr>
           <w:p>
+            <w:pPr>
+              <w:spacing w:before="20" w:after="20"/>
+            </w:pPr>
             <w:r/>
             <w:r>
               <w:rPr>
@@ -5517,6 +7242,9 @@
             <w:shd w:val="clear" w:color="auto" w:fill="D9D9D9"/>
           </w:tcPr>
           <w:p>
+            <w:pPr>
+              <w:spacing w:before="20" w:after="20"/>
+            </w:pPr>
             <w:r/>
             <w:r>
               <w:rPr>
@@ -5530,11 +7258,17 @@
         </w:tc>
       </w:tr>
       <w:tr>
-        <w:tc>
-          <w:tcPr>
-            <w:tcW w:type="dxa" w:w="5046"/>
-          </w:tcPr>
-          <w:p>
+        <w:trPr>
+          <w:cantSplit/>
+        </w:trPr>
+        <w:tc>
+          <w:tcPr>
+            <w:tcW w:type="dxa" w:w="5046"/>
+          </w:tcPr>
+          <w:p>
+            <w:pPr>
+              <w:spacing w:before="20" w:after="20"/>
+            </w:pPr>
             <w:r/>
             <w:r>
               <w:rPr>
@@ -5551,6 +7285,9 @@
             <w:tcW w:type="dxa" w:w="5046"/>
           </w:tcPr>
           <w:p>
+            <w:pPr>
+              <w:spacing w:before="20" w:after="20"/>
+            </w:pPr>
             <w:r/>
             <w:r>
               <w:rPr>
@@ -5567,6 +7304,9 @@
             <w:tcW w:type="dxa" w:w="5046"/>
           </w:tcPr>
           <w:p>
+            <w:pPr>
+              <w:spacing w:before="20" w:after="20"/>
+            </w:pPr>
             <w:r/>
             <w:r>
               <w:rPr>
@@ -5579,11 +7319,17 @@
         </w:tc>
       </w:tr>
       <w:tr>
-        <w:tc>
-          <w:tcPr>
-            <w:tcW w:type="dxa" w:w="5046"/>
-          </w:tcPr>
-          <w:p>
+        <w:trPr>
+          <w:cantSplit/>
+        </w:trPr>
+        <w:tc>
+          <w:tcPr>
+            <w:tcW w:type="dxa" w:w="5046"/>
+          </w:tcPr>
+          <w:p>
+            <w:pPr>
+              <w:spacing w:before="20" w:after="20"/>
+            </w:pPr>
             <w:r/>
             <w:r>
               <w:rPr>
@@ -5600,6 +7346,9 @@
             <w:tcW w:type="dxa" w:w="5046"/>
           </w:tcPr>
           <w:p>
+            <w:pPr>
+              <w:spacing w:before="20" w:after="20"/>
+            </w:pPr>
             <w:r/>
             <w:r>
               <w:rPr>
@@ -5616,6 +7365,9 @@
             <w:tcW w:type="dxa" w:w="5046"/>
           </w:tcPr>
           <w:p>
+            <w:pPr>
+              <w:spacing w:before="20" w:after="20"/>
+            </w:pPr>
             <w:r/>
             <w:r>
               <w:rPr>
@@ -5628,11 +7380,17 @@
         </w:tc>
       </w:tr>
       <w:tr>
-        <w:tc>
-          <w:tcPr>
-            <w:tcW w:type="dxa" w:w="5046"/>
-          </w:tcPr>
-          <w:p>
+        <w:trPr>
+          <w:cantSplit/>
+        </w:trPr>
+        <w:tc>
+          <w:tcPr>
+            <w:tcW w:type="dxa" w:w="5046"/>
+          </w:tcPr>
+          <w:p>
+            <w:pPr>
+              <w:spacing w:before="20" w:after="20"/>
+            </w:pPr>
             <w:r/>
             <w:r>
               <w:rPr>
@@ -5649,6 +7407,9 @@
             <w:tcW w:type="dxa" w:w="5046"/>
           </w:tcPr>
           <w:p>
+            <w:pPr>
+              <w:spacing w:before="20" w:after="20"/>
+            </w:pPr>
             <w:r/>
             <w:r>
               <w:rPr>
@@ -5665,6 +7426,9 @@
             <w:tcW w:type="dxa" w:w="5046"/>
           </w:tcPr>
           <w:p>
+            <w:pPr>
+              <w:spacing w:before="20" w:after="20"/>
+            </w:pPr>
             <w:r/>
             <w:r>
               <w:rPr>
@@ -5677,11 +7441,17 @@
         </w:tc>
       </w:tr>
       <w:tr>
-        <w:tc>
-          <w:tcPr>
-            <w:tcW w:type="dxa" w:w="5046"/>
-          </w:tcPr>
-          <w:p>
+        <w:trPr>
+          <w:cantSplit/>
+        </w:trPr>
+        <w:tc>
+          <w:tcPr>
+            <w:tcW w:type="dxa" w:w="5046"/>
+          </w:tcPr>
+          <w:p>
+            <w:pPr>
+              <w:spacing w:before="20" w:after="20"/>
+            </w:pPr>
             <w:r/>
             <w:r>
               <w:rPr>
@@ -5698,6 +7468,9 @@
             <w:tcW w:type="dxa" w:w="5046"/>
           </w:tcPr>
           <w:p>
+            <w:pPr>
+              <w:spacing w:before="20" w:after="20"/>
+            </w:pPr>
             <w:r/>
             <w:r>
               <w:rPr>
@@ -5714,6 +7487,9 @@
             <w:tcW w:type="dxa" w:w="5046"/>
           </w:tcPr>
           <w:p>
+            <w:pPr>
+              <w:spacing w:before="20" w:after="20"/>
+            </w:pPr>
             <w:r/>
             <w:r>
               <w:rPr>
@@ -5726,11 +7502,17 @@
         </w:tc>
       </w:tr>
       <w:tr>
-        <w:tc>
-          <w:tcPr>
-            <w:tcW w:type="dxa" w:w="5046"/>
-          </w:tcPr>
-          <w:p>
+        <w:trPr>
+          <w:cantSplit/>
+        </w:trPr>
+        <w:tc>
+          <w:tcPr>
+            <w:tcW w:type="dxa" w:w="5046"/>
+          </w:tcPr>
+          <w:p>
+            <w:pPr>
+              <w:spacing w:before="20" w:after="20"/>
+            </w:pPr>
             <w:r/>
             <w:r>
               <w:rPr>
@@ -5747,6 +7529,9 @@
             <w:tcW w:type="dxa" w:w="5046"/>
           </w:tcPr>
           <w:p>
+            <w:pPr>
+              <w:spacing w:before="20" w:after="20"/>
+            </w:pPr>
             <w:r/>
             <w:r>
               <w:rPr>
@@ -5763,6 +7548,9 @@
             <w:tcW w:type="dxa" w:w="5046"/>
           </w:tcPr>
           <w:p>
+            <w:pPr>
+              <w:spacing w:before="20" w:after="20"/>
+            </w:pPr>
             <w:r/>
             <w:r>
               <w:rPr>
@@ -5775,11 +7563,17 @@
         </w:tc>
       </w:tr>
       <w:tr>
-        <w:tc>
-          <w:tcPr>
-            <w:tcW w:type="dxa" w:w="5046"/>
-          </w:tcPr>
-          <w:p>
+        <w:trPr>
+          <w:cantSplit/>
+        </w:trPr>
+        <w:tc>
+          <w:tcPr>
+            <w:tcW w:type="dxa" w:w="5046"/>
+          </w:tcPr>
+          <w:p>
+            <w:pPr>
+              <w:spacing w:before="20" w:after="20"/>
+            </w:pPr>
             <w:r/>
             <w:r>
               <w:rPr>
@@ -5796,6 +7590,9 @@
             <w:tcW w:type="dxa" w:w="5046"/>
           </w:tcPr>
           <w:p>
+            <w:pPr>
+              <w:spacing w:before="20" w:after="20"/>
+            </w:pPr>
             <w:r/>
             <w:r>
               <w:rPr>
@@ -5812,6 +7609,9 @@
             <w:tcW w:type="dxa" w:w="5046"/>
           </w:tcPr>
           <w:p>
+            <w:pPr>
+              <w:spacing w:before="20" w:after="20"/>
+            </w:pPr>
             <w:r/>
             <w:r>
               <w:rPr>
@@ -5824,11 +7624,17 @@
         </w:tc>
       </w:tr>
       <w:tr>
-        <w:tc>
-          <w:tcPr>
-            <w:tcW w:type="dxa" w:w="5046"/>
-          </w:tcPr>
-          <w:p>
+        <w:trPr>
+          <w:cantSplit/>
+        </w:trPr>
+        <w:tc>
+          <w:tcPr>
+            <w:tcW w:type="dxa" w:w="5046"/>
+          </w:tcPr>
+          <w:p>
+            <w:pPr>
+              <w:spacing w:before="20" w:after="20"/>
+            </w:pPr>
             <w:r/>
             <w:r>
               <w:rPr>
@@ -5845,6 +7651,9 @@
             <w:tcW w:type="dxa" w:w="5046"/>
           </w:tcPr>
           <w:p>
+            <w:pPr>
+              <w:spacing w:before="20" w:after="20"/>
+            </w:pPr>
             <w:r/>
             <w:r>
               <w:rPr>
@@ -5861,6 +7670,9 @@
             <w:tcW w:type="dxa" w:w="5046"/>
           </w:tcPr>
           <w:p>
+            <w:pPr>
+              <w:spacing w:before="20" w:after="20"/>
+            </w:pPr>
             <w:r/>
             <w:r>
               <w:rPr>
@@ -5873,11 +7685,17 @@
         </w:tc>
       </w:tr>
       <w:tr>
-        <w:tc>
-          <w:tcPr>
-            <w:tcW w:type="dxa" w:w="5046"/>
-          </w:tcPr>
-          <w:p>
+        <w:trPr>
+          <w:cantSplit/>
+        </w:trPr>
+        <w:tc>
+          <w:tcPr>
+            <w:tcW w:type="dxa" w:w="5046"/>
+          </w:tcPr>
+          <w:p>
+            <w:pPr>
+              <w:spacing w:before="20" w:after="20"/>
+            </w:pPr>
             <w:r/>
             <w:r>
               <w:rPr>
@@ -5894,6 +7712,9 @@
             <w:tcW w:type="dxa" w:w="5046"/>
           </w:tcPr>
           <w:p>
+            <w:pPr>
+              <w:spacing w:before="20" w:after="20"/>
+            </w:pPr>
             <w:r/>
             <w:r>
               <w:rPr>
@@ -5910,6 +7731,9 @@
             <w:tcW w:type="dxa" w:w="5046"/>
           </w:tcPr>
           <w:p>
+            <w:pPr>
+              <w:spacing w:before="20" w:after="20"/>
+            </w:pPr>
             <w:r/>
             <w:r>
               <w:rPr>
@@ -5922,11 +7746,17 @@
         </w:tc>
       </w:tr>
       <w:tr>
-        <w:tc>
-          <w:tcPr>
-            <w:tcW w:type="dxa" w:w="5046"/>
-          </w:tcPr>
-          <w:p>
+        <w:trPr>
+          <w:cantSplit/>
+        </w:trPr>
+        <w:tc>
+          <w:tcPr>
+            <w:tcW w:type="dxa" w:w="5046"/>
+          </w:tcPr>
+          <w:p>
+            <w:pPr>
+              <w:spacing w:before="20" w:after="20"/>
+            </w:pPr>
             <w:r/>
             <w:r>
               <w:rPr>
@@ -5943,6 +7773,9 @@
             <w:tcW w:type="dxa" w:w="5046"/>
           </w:tcPr>
           <w:p>
+            <w:pPr>
+              <w:spacing w:before="20" w:after="20"/>
+            </w:pPr>
             <w:r/>
             <w:r>
               <w:rPr>
@@ -5959,6 +7792,9 @@
             <w:tcW w:type="dxa" w:w="5046"/>
           </w:tcPr>
           <w:p>
+            <w:pPr>
+              <w:spacing w:before="20" w:after="20"/>
+            </w:pPr>
             <w:r/>
             <w:r>
               <w:rPr>
@@ -5971,11 +7807,17 @@
         </w:tc>
       </w:tr>
       <w:tr>
-        <w:tc>
-          <w:tcPr>
-            <w:tcW w:type="dxa" w:w="5046"/>
-          </w:tcPr>
-          <w:p>
+        <w:trPr>
+          <w:cantSplit/>
+        </w:trPr>
+        <w:tc>
+          <w:tcPr>
+            <w:tcW w:type="dxa" w:w="5046"/>
+          </w:tcPr>
+          <w:p>
+            <w:pPr>
+              <w:spacing w:before="20" w:after="20"/>
+            </w:pPr>
             <w:r/>
             <w:r>
               <w:rPr>
@@ -5992,6 +7834,9 @@
             <w:tcW w:type="dxa" w:w="5046"/>
           </w:tcPr>
           <w:p>
+            <w:pPr>
+              <w:spacing w:before="20" w:after="20"/>
+            </w:pPr>
             <w:r/>
             <w:r>
               <w:rPr>
@@ -6008,6 +7853,9 @@
             <w:tcW w:type="dxa" w:w="5046"/>
           </w:tcPr>
           <w:p>
+            <w:pPr>
+              <w:spacing w:before="20" w:after="20"/>
+            </w:pPr>
             <w:r/>
             <w:r>
               <w:rPr>
@@ -6020,11 +7868,17 @@
         </w:tc>
       </w:tr>
       <w:tr>
-        <w:tc>
-          <w:tcPr>
-            <w:tcW w:type="dxa" w:w="5046"/>
-          </w:tcPr>
-          <w:p>
+        <w:trPr>
+          <w:cantSplit/>
+        </w:trPr>
+        <w:tc>
+          <w:tcPr>
+            <w:tcW w:type="dxa" w:w="5046"/>
+          </w:tcPr>
+          <w:p>
+            <w:pPr>
+              <w:spacing w:before="20" w:after="20"/>
+            </w:pPr>
             <w:r/>
             <w:r>
               <w:rPr>
@@ -6041,6 +7895,9 @@
             <w:tcW w:type="dxa" w:w="5046"/>
           </w:tcPr>
           <w:p>
+            <w:pPr>
+              <w:spacing w:before="20" w:after="20"/>
+            </w:pPr>
             <w:r/>
             <w:r>
               <w:rPr>
@@ -6057,6 +7914,9 @@
             <w:tcW w:type="dxa" w:w="5046"/>
           </w:tcPr>
           <w:p>
+            <w:pPr>
+              <w:spacing w:before="20" w:after="20"/>
+            </w:pPr>
             <w:r/>
             <w:r>
               <w:rPr>
@@ -6069,11 +7929,17 @@
         </w:tc>
       </w:tr>
       <w:tr>
-        <w:tc>
-          <w:tcPr>
-            <w:tcW w:type="dxa" w:w="5046"/>
-          </w:tcPr>
-          <w:p>
+        <w:trPr>
+          <w:cantSplit/>
+        </w:trPr>
+        <w:tc>
+          <w:tcPr>
+            <w:tcW w:type="dxa" w:w="5046"/>
+          </w:tcPr>
+          <w:p>
+            <w:pPr>
+              <w:spacing w:before="20" w:after="20"/>
+            </w:pPr>
             <w:r/>
             <w:r>
               <w:rPr>
@@ -6090,6 +7956,9 @@
             <w:tcW w:type="dxa" w:w="5046"/>
           </w:tcPr>
           <w:p>
+            <w:pPr>
+              <w:spacing w:before="20" w:after="20"/>
+            </w:pPr>
             <w:r/>
             <w:r>
               <w:rPr>
@@ -6106,6 +7975,9 @@
             <w:tcW w:type="dxa" w:w="5046"/>
           </w:tcPr>
           <w:p>
+            <w:pPr>
+              <w:spacing w:before="20" w:after="20"/>
+            </w:pPr>
             <w:r/>
             <w:r>
               <w:rPr>
@@ -6162,6 +8034,9 @@
             <w:shd w:val="clear" w:color="auto" w:fill="D9D9D9"/>
           </w:tcPr>
           <w:p>
+            <w:pPr>
+              <w:spacing w:before="20" w:after="20"/>
+            </w:pPr>
             <w:r/>
             <w:r>
               <w:rPr>
@@ -6179,6 +8054,9 @@
             <w:shd w:val="clear" w:color="auto" w:fill="D9D9D9"/>
           </w:tcPr>
           <w:p>
+            <w:pPr>
+              <w:spacing w:before="20" w:after="20"/>
+            </w:pPr>
             <w:r/>
             <w:r>
               <w:rPr>
@@ -6196,6 +8074,9 @@
             <w:shd w:val="clear" w:color="auto" w:fill="D9D9D9"/>
           </w:tcPr>
           <w:p>
+            <w:pPr>
+              <w:spacing w:before="20" w:after="20"/>
+            </w:pPr>
             <w:r/>
             <w:r>
               <w:rPr>
@@ -6209,11 +8090,17 @@
         </w:tc>
       </w:tr>
       <w:tr>
-        <w:tc>
-          <w:tcPr>
-            <w:tcW w:type="dxa" w:w="5046"/>
-          </w:tcPr>
-          <w:p>
+        <w:trPr>
+          <w:cantSplit/>
+        </w:trPr>
+        <w:tc>
+          <w:tcPr>
+            <w:tcW w:type="dxa" w:w="5046"/>
+          </w:tcPr>
+          <w:p>
+            <w:pPr>
+              <w:spacing w:before="20" w:after="20"/>
+            </w:pPr>
             <w:r/>
             <w:r>
               <w:rPr>
@@ -6230,6 +8117,9 @@
             <w:tcW w:type="dxa" w:w="5046"/>
           </w:tcPr>
           <w:p>
+            <w:pPr>
+              <w:spacing w:before="20" w:after="20"/>
+            </w:pPr>
             <w:r/>
             <w:r>
               <w:rPr>
@@ -6246,6 +8136,9 @@
             <w:tcW w:type="dxa" w:w="5046"/>
           </w:tcPr>
           <w:p>
+            <w:pPr>
+              <w:spacing w:before="20" w:after="20"/>
+            </w:pPr>
             <w:r/>
             <w:r>
               <w:rPr>
@@ -6258,11 +8151,17 @@
         </w:tc>
       </w:tr>
       <w:tr>
-        <w:tc>
-          <w:tcPr>
-            <w:tcW w:type="dxa" w:w="5046"/>
-          </w:tcPr>
-          <w:p>
+        <w:trPr>
+          <w:cantSplit/>
+        </w:trPr>
+        <w:tc>
+          <w:tcPr>
+            <w:tcW w:type="dxa" w:w="5046"/>
+          </w:tcPr>
+          <w:p>
+            <w:pPr>
+              <w:spacing w:before="20" w:after="20"/>
+            </w:pPr>
             <w:r/>
             <w:r>
               <w:rPr>
@@ -6279,6 +8178,9 @@
             <w:tcW w:type="dxa" w:w="5046"/>
           </w:tcPr>
           <w:p>
+            <w:pPr>
+              <w:spacing w:before="20" w:after="20"/>
+            </w:pPr>
             <w:r/>
             <w:r>
               <w:rPr>
@@ -6295,6 +8197,9 @@
             <w:tcW w:type="dxa" w:w="5046"/>
           </w:tcPr>
           <w:p>
+            <w:pPr>
+              <w:spacing w:before="20" w:after="20"/>
+            </w:pPr>
             <w:r/>
             <w:r>
               <w:rPr>
@@ -6307,11 +8212,17 @@
         </w:tc>
       </w:tr>
       <w:tr>
-        <w:tc>
-          <w:tcPr>
-            <w:tcW w:type="dxa" w:w="5046"/>
-          </w:tcPr>
-          <w:p>
+        <w:trPr>
+          <w:cantSplit/>
+        </w:trPr>
+        <w:tc>
+          <w:tcPr>
+            <w:tcW w:type="dxa" w:w="5046"/>
+          </w:tcPr>
+          <w:p>
+            <w:pPr>
+              <w:spacing w:before="20" w:after="20"/>
+            </w:pPr>
             <w:r/>
             <w:r>
               <w:rPr>
@@ -6328,6 +8239,9 @@
             <w:tcW w:type="dxa" w:w="5046"/>
           </w:tcPr>
           <w:p>
+            <w:pPr>
+              <w:spacing w:before="20" w:after="20"/>
+            </w:pPr>
             <w:r/>
             <w:r>
               <w:rPr>
@@ -6344,6 +8258,9 @@
             <w:tcW w:type="dxa" w:w="5046"/>
           </w:tcPr>
           <w:p>
+            <w:pPr>
+              <w:spacing w:before="20" w:after="20"/>
+            </w:pPr>
             <w:r/>
             <w:r>
               <w:rPr>
@@ -6356,11 +8273,17 @@
         </w:tc>
       </w:tr>
       <w:tr>
-        <w:tc>
-          <w:tcPr>
-            <w:tcW w:type="dxa" w:w="5046"/>
-          </w:tcPr>
-          <w:p>
+        <w:trPr>
+          <w:cantSplit/>
+        </w:trPr>
+        <w:tc>
+          <w:tcPr>
+            <w:tcW w:type="dxa" w:w="5046"/>
+          </w:tcPr>
+          <w:p>
+            <w:pPr>
+              <w:spacing w:before="20" w:after="20"/>
+            </w:pPr>
             <w:r/>
             <w:r>
               <w:rPr>
@@ -6377,6 +8300,9 @@
             <w:tcW w:type="dxa" w:w="5046"/>
           </w:tcPr>
           <w:p>
+            <w:pPr>
+              <w:spacing w:before="20" w:after="20"/>
+            </w:pPr>
             <w:r/>
             <w:r>
               <w:rPr>
@@ -6393,6 +8319,9 @@
             <w:tcW w:type="dxa" w:w="5046"/>
           </w:tcPr>
           <w:p>
+            <w:pPr>
+              <w:spacing w:before="20" w:after="20"/>
+            </w:pPr>
             <w:r/>
             <w:r>
               <w:rPr>
@@ -6405,11 +8334,17 @@
         </w:tc>
       </w:tr>
       <w:tr>
-        <w:tc>
-          <w:tcPr>
-            <w:tcW w:type="dxa" w:w="5046"/>
-          </w:tcPr>
-          <w:p>
+        <w:trPr>
+          <w:cantSplit/>
+        </w:trPr>
+        <w:tc>
+          <w:tcPr>
+            <w:tcW w:type="dxa" w:w="5046"/>
+          </w:tcPr>
+          <w:p>
+            <w:pPr>
+              <w:spacing w:before="20" w:after="20"/>
+            </w:pPr>
             <w:r/>
             <w:r>
               <w:rPr>
@@ -6426,6 +8361,9 @@
             <w:tcW w:type="dxa" w:w="5046"/>
           </w:tcPr>
           <w:p>
+            <w:pPr>
+              <w:spacing w:before="20" w:after="20"/>
+            </w:pPr>
             <w:r/>
             <w:r>
               <w:rPr>
@@ -6442,6 +8380,9 @@
             <w:tcW w:type="dxa" w:w="5046"/>
           </w:tcPr>
           <w:p>
+            <w:pPr>
+              <w:spacing w:before="20" w:after="20"/>
+            </w:pPr>
             <w:r/>
             <w:r>
               <w:rPr>
@@ -6454,11 +8395,17 @@
         </w:tc>
       </w:tr>
       <w:tr>
-        <w:tc>
-          <w:tcPr>
-            <w:tcW w:type="dxa" w:w="5046"/>
-          </w:tcPr>
-          <w:p>
+        <w:trPr>
+          <w:cantSplit/>
+        </w:trPr>
+        <w:tc>
+          <w:tcPr>
+            <w:tcW w:type="dxa" w:w="5046"/>
+          </w:tcPr>
+          <w:p>
+            <w:pPr>
+              <w:spacing w:before="20" w:after="20"/>
+            </w:pPr>
             <w:r/>
             <w:r>
               <w:rPr>
@@ -6475,6 +8422,9 @@
             <w:tcW w:type="dxa" w:w="5046"/>
           </w:tcPr>
           <w:p>
+            <w:pPr>
+              <w:spacing w:before="20" w:after="20"/>
+            </w:pPr>
             <w:r/>
             <w:r>
               <w:rPr>
@@ -6491,6 +8441,9 @@
             <w:tcW w:type="dxa" w:w="5046"/>
           </w:tcPr>
           <w:p>
+            <w:pPr>
+              <w:spacing w:before="20" w:after="20"/>
+            </w:pPr>
             <w:r/>
             <w:r>
               <w:rPr>
@@ -6503,11 +8456,17 @@
         </w:tc>
       </w:tr>
       <w:tr>
-        <w:tc>
-          <w:tcPr>
-            <w:tcW w:type="dxa" w:w="5046"/>
-          </w:tcPr>
-          <w:p>
+        <w:trPr>
+          <w:cantSplit/>
+        </w:trPr>
+        <w:tc>
+          <w:tcPr>
+            <w:tcW w:type="dxa" w:w="5046"/>
+          </w:tcPr>
+          <w:p>
+            <w:pPr>
+              <w:spacing w:before="20" w:after="20"/>
+            </w:pPr>
             <w:r/>
             <w:r>
               <w:rPr>
@@ -6524,6 +8483,9 @@
             <w:tcW w:type="dxa" w:w="5046"/>
           </w:tcPr>
           <w:p>
+            <w:pPr>
+              <w:spacing w:before="20" w:after="20"/>
+            </w:pPr>
             <w:r/>
             <w:r>
               <w:rPr>
@@ -6540,6 +8502,9 @@
             <w:tcW w:type="dxa" w:w="5046"/>
           </w:tcPr>
           <w:p>
+            <w:pPr>
+              <w:spacing w:before="20" w:after="20"/>
+            </w:pPr>
             <w:r/>
             <w:r>
               <w:rPr>
@@ -6552,11 +8517,17 @@
         </w:tc>
       </w:tr>
       <w:tr>
-        <w:tc>
-          <w:tcPr>
-            <w:tcW w:type="dxa" w:w="5046"/>
-          </w:tcPr>
-          <w:p>
+        <w:trPr>
+          <w:cantSplit/>
+        </w:trPr>
+        <w:tc>
+          <w:tcPr>
+            <w:tcW w:type="dxa" w:w="5046"/>
+          </w:tcPr>
+          <w:p>
+            <w:pPr>
+              <w:spacing w:before="20" w:after="20"/>
+            </w:pPr>
             <w:r/>
             <w:r>
               <w:rPr>
@@ -6573,6 +8544,9 @@
             <w:tcW w:type="dxa" w:w="5046"/>
           </w:tcPr>
           <w:p>
+            <w:pPr>
+              <w:spacing w:before="20" w:after="20"/>
+            </w:pPr>
             <w:r/>
             <w:r>
               <w:rPr>
@@ -6589,6 +8563,9 @@
             <w:tcW w:type="dxa" w:w="5046"/>
           </w:tcPr>
           <w:p>
+            <w:pPr>
+              <w:spacing w:before="20" w:after="20"/>
+            </w:pPr>
             <w:r/>
             <w:r>
               <w:rPr>
@@ -6601,11 +8578,17 @@
         </w:tc>
       </w:tr>
       <w:tr>
-        <w:tc>
-          <w:tcPr>
-            <w:tcW w:type="dxa" w:w="5046"/>
-          </w:tcPr>
-          <w:p>
+        <w:trPr>
+          <w:cantSplit/>
+        </w:trPr>
+        <w:tc>
+          <w:tcPr>
+            <w:tcW w:type="dxa" w:w="5046"/>
+          </w:tcPr>
+          <w:p>
+            <w:pPr>
+              <w:spacing w:before="20" w:after="20"/>
+            </w:pPr>
             <w:r/>
             <w:r>
               <w:rPr>
@@ -6622,6 +8605,9 @@
             <w:tcW w:type="dxa" w:w="5046"/>
           </w:tcPr>
           <w:p>
+            <w:pPr>
+              <w:spacing w:before="20" w:after="20"/>
+            </w:pPr>
             <w:r/>
             <w:r>
               <w:rPr>
@@ -6638,6 +8624,9 @@
             <w:tcW w:type="dxa" w:w="5046"/>
           </w:tcPr>
           <w:p>
+            <w:pPr>
+              <w:spacing w:before="20" w:after="20"/>
+            </w:pPr>
             <w:r/>
             <w:r>
               <w:rPr>
@@ -6650,11 +8639,17 @@
         </w:tc>
       </w:tr>
       <w:tr>
-        <w:tc>
-          <w:tcPr>
-            <w:tcW w:type="dxa" w:w="5046"/>
-          </w:tcPr>
-          <w:p>
+        <w:trPr>
+          <w:cantSplit/>
+        </w:trPr>
+        <w:tc>
+          <w:tcPr>
+            <w:tcW w:type="dxa" w:w="5046"/>
+          </w:tcPr>
+          <w:p>
+            <w:pPr>
+              <w:spacing w:before="20" w:after="20"/>
+            </w:pPr>
             <w:r/>
             <w:r>
               <w:rPr>
@@ -6671,6 +8666,9 @@
             <w:tcW w:type="dxa" w:w="5046"/>
           </w:tcPr>
           <w:p>
+            <w:pPr>
+              <w:spacing w:before="20" w:after="20"/>
+            </w:pPr>
             <w:r/>
             <w:r>
               <w:rPr>
@@ -6687,6 +8685,9 @@
             <w:tcW w:type="dxa" w:w="5046"/>
           </w:tcPr>
           <w:p>
+            <w:pPr>
+              <w:spacing w:before="20" w:after="20"/>
+            </w:pPr>
             <w:r/>
             <w:r>
               <w:rPr>
@@ -6699,11 +8700,17 @@
         </w:tc>
       </w:tr>
       <w:tr>
-        <w:tc>
-          <w:tcPr>
-            <w:tcW w:type="dxa" w:w="5046"/>
-          </w:tcPr>
-          <w:p>
+        <w:trPr>
+          <w:cantSplit/>
+        </w:trPr>
+        <w:tc>
+          <w:tcPr>
+            <w:tcW w:type="dxa" w:w="5046"/>
+          </w:tcPr>
+          <w:p>
+            <w:pPr>
+              <w:spacing w:before="20" w:after="20"/>
+            </w:pPr>
             <w:r/>
             <w:r>
               <w:rPr>
@@ -6720,6 +8727,9 @@
             <w:tcW w:type="dxa" w:w="5046"/>
           </w:tcPr>
           <w:p>
+            <w:pPr>
+              <w:spacing w:before="20" w:after="20"/>
+            </w:pPr>
             <w:r/>
             <w:r>
               <w:rPr>
@@ -6736,6 +8746,9 @@
             <w:tcW w:type="dxa" w:w="5046"/>
           </w:tcPr>
           <w:p>
+            <w:pPr>
+              <w:spacing w:before="20" w:after="20"/>
+            </w:pPr>
             <w:r/>
             <w:r>
               <w:rPr>
@@ -6748,11 +8761,17 @@
         </w:tc>
       </w:tr>
       <w:tr>
-        <w:tc>
-          <w:tcPr>
-            <w:tcW w:type="dxa" w:w="5046"/>
-          </w:tcPr>
-          <w:p>
+        <w:trPr>
+          <w:cantSplit/>
+        </w:trPr>
+        <w:tc>
+          <w:tcPr>
+            <w:tcW w:type="dxa" w:w="5046"/>
+          </w:tcPr>
+          <w:p>
+            <w:pPr>
+              <w:spacing w:before="20" w:after="20"/>
+            </w:pPr>
             <w:r/>
             <w:r>
               <w:rPr>
@@ -6769,6 +8788,9 @@
             <w:tcW w:type="dxa" w:w="5046"/>
           </w:tcPr>
           <w:p>
+            <w:pPr>
+              <w:spacing w:before="20" w:after="20"/>
+            </w:pPr>
             <w:r/>
             <w:r>
               <w:rPr>
@@ -6785,6 +8807,9 @@
             <w:tcW w:type="dxa" w:w="5046"/>
           </w:tcPr>
           <w:p>
+            <w:pPr>
+              <w:spacing w:before="20" w:after="20"/>
+            </w:pPr>
             <w:r/>
             <w:r>
               <w:rPr>
@@ -6797,11 +8822,17 @@
         </w:tc>
       </w:tr>
       <w:tr>
-        <w:tc>
-          <w:tcPr>
-            <w:tcW w:type="dxa" w:w="5046"/>
-          </w:tcPr>
-          <w:p>
+        <w:trPr>
+          <w:cantSplit/>
+        </w:trPr>
+        <w:tc>
+          <w:tcPr>
+            <w:tcW w:type="dxa" w:w="5046"/>
+          </w:tcPr>
+          <w:p>
+            <w:pPr>
+              <w:spacing w:before="20" w:after="20"/>
+            </w:pPr>
             <w:r/>
             <w:r>
               <w:rPr>
@@ -6818,6 +8849,9 @@
             <w:tcW w:type="dxa" w:w="5046"/>
           </w:tcPr>
           <w:p>
+            <w:pPr>
+              <w:spacing w:before="20" w:after="20"/>
+            </w:pPr>
             <w:r/>
             <w:r>
               <w:rPr>
@@ -6834,6 +8868,9 @@
             <w:tcW w:type="dxa" w:w="5046"/>
           </w:tcPr>
           <w:p>
+            <w:pPr>
+              <w:spacing w:before="20" w:after="20"/>
+            </w:pPr>
             <w:r/>
             <w:r>
               <w:rPr>
@@ -6846,11 +8883,17 @@
         </w:tc>
       </w:tr>
       <w:tr>
-        <w:tc>
-          <w:tcPr>
-            <w:tcW w:type="dxa" w:w="5046"/>
-          </w:tcPr>
-          <w:p>
+        <w:trPr>
+          <w:cantSplit/>
+        </w:trPr>
+        <w:tc>
+          <w:tcPr>
+            <w:tcW w:type="dxa" w:w="5046"/>
+          </w:tcPr>
+          <w:p>
+            <w:pPr>
+              <w:spacing w:before="20" w:after="20"/>
+            </w:pPr>
             <w:r/>
             <w:r>
               <w:rPr>
@@ -6867,6 +8910,9 @@
             <w:tcW w:type="dxa" w:w="5046"/>
           </w:tcPr>
           <w:p>
+            <w:pPr>
+              <w:spacing w:before="20" w:after="20"/>
+            </w:pPr>
             <w:r/>
             <w:r>
               <w:rPr>
@@ -6883,6 +8929,9 @@
             <w:tcW w:type="dxa" w:w="5046"/>
           </w:tcPr>
           <w:p>
+            <w:pPr>
+              <w:spacing w:before="20" w:after="20"/>
+            </w:pPr>
             <w:r/>
             <w:r>
               <w:rPr>
@@ -6895,11 +8944,17 @@
         </w:tc>
       </w:tr>
       <w:tr>
-        <w:tc>
-          <w:tcPr>
-            <w:tcW w:type="dxa" w:w="5046"/>
-          </w:tcPr>
-          <w:p>
+        <w:trPr>
+          <w:cantSplit/>
+        </w:trPr>
+        <w:tc>
+          <w:tcPr>
+            <w:tcW w:type="dxa" w:w="5046"/>
+          </w:tcPr>
+          <w:p>
+            <w:pPr>
+              <w:spacing w:before="20" w:after="20"/>
+            </w:pPr>
             <w:r/>
             <w:r>
               <w:rPr>
@@ -6916,6 +8971,9 @@
             <w:tcW w:type="dxa" w:w="5046"/>
           </w:tcPr>
           <w:p>
+            <w:pPr>
+              <w:spacing w:before="20" w:after="20"/>
+            </w:pPr>
             <w:r/>
             <w:r>
               <w:rPr>
@@ -6932,6 +8990,9 @@
             <w:tcW w:type="dxa" w:w="5046"/>
           </w:tcPr>
           <w:p>
+            <w:pPr>
+              <w:spacing w:before="20" w:after="20"/>
+            </w:pPr>
             <w:r/>
             <w:r>
               <w:rPr>
@@ -6944,11 +9005,17 @@
         </w:tc>
       </w:tr>
       <w:tr>
-        <w:tc>
-          <w:tcPr>
-            <w:tcW w:type="dxa" w:w="5046"/>
-          </w:tcPr>
-          <w:p>
+        <w:trPr>
+          <w:cantSplit/>
+        </w:trPr>
+        <w:tc>
+          <w:tcPr>
+            <w:tcW w:type="dxa" w:w="5046"/>
+          </w:tcPr>
+          <w:p>
+            <w:pPr>
+              <w:spacing w:before="20" w:after="20"/>
+            </w:pPr>
             <w:r/>
             <w:r>
               <w:rPr>
@@ -6965,6 +9032,9 @@
             <w:tcW w:type="dxa" w:w="5046"/>
           </w:tcPr>
           <w:p>
+            <w:pPr>
+              <w:spacing w:before="20" w:after="20"/>
+            </w:pPr>
             <w:r/>
             <w:r>
               <w:rPr>
@@ -6981,6 +9051,9 @@
             <w:tcW w:type="dxa" w:w="5046"/>
           </w:tcPr>
           <w:p>
+            <w:pPr>
+              <w:spacing w:before="20" w:after="20"/>
+            </w:pPr>
             <w:r/>
             <w:r>
               <w:rPr>
@@ -6993,11 +9066,17 @@
         </w:tc>
       </w:tr>
       <w:tr>
-        <w:tc>
-          <w:tcPr>
-            <w:tcW w:type="dxa" w:w="5046"/>
-          </w:tcPr>
-          <w:p>
+        <w:trPr>
+          <w:cantSplit/>
+        </w:trPr>
+        <w:tc>
+          <w:tcPr>
+            <w:tcW w:type="dxa" w:w="5046"/>
+          </w:tcPr>
+          <w:p>
+            <w:pPr>
+              <w:spacing w:before="20" w:after="20"/>
+            </w:pPr>
             <w:r/>
             <w:r>
               <w:rPr>
@@ -7014,6 +9093,9 @@
             <w:tcW w:type="dxa" w:w="5046"/>
           </w:tcPr>
           <w:p>
+            <w:pPr>
+              <w:spacing w:before="20" w:after="20"/>
+            </w:pPr>
             <w:r/>
             <w:r>
               <w:rPr>
@@ -7030,6 +9112,9 @@
             <w:tcW w:type="dxa" w:w="5046"/>
           </w:tcPr>
           <w:p>
+            <w:pPr>
+              <w:spacing w:before="20" w:after="20"/>
+            </w:pPr>
             <w:r/>
             <w:r>
               <w:rPr>
@@ -7086,6 +9171,9 @@
             <w:shd w:val="clear" w:color="auto" w:fill="D9D9D9"/>
           </w:tcPr>
           <w:p>
+            <w:pPr>
+              <w:spacing w:before="20" w:after="20"/>
+            </w:pPr>
             <w:r/>
             <w:r>
               <w:rPr>
@@ -7103,6 +9191,9 @@
             <w:shd w:val="clear" w:color="auto" w:fill="D9D9D9"/>
           </w:tcPr>
           <w:p>
+            <w:pPr>
+              <w:spacing w:before="20" w:after="20"/>
+            </w:pPr>
             <w:r/>
             <w:r>
               <w:rPr>
@@ -7120,6 +9211,9 @@
             <w:shd w:val="clear" w:color="auto" w:fill="D9D9D9"/>
           </w:tcPr>
           <w:p>
+            <w:pPr>
+              <w:spacing w:before="20" w:after="20"/>
+            </w:pPr>
             <w:r/>
             <w:r>
               <w:rPr>
@@ -7133,11 +9227,17 @@
         </w:tc>
       </w:tr>
       <w:tr>
-        <w:tc>
-          <w:tcPr>
-            <w:tcW w:type="dxa" w:w="5046"/>
-          </w:tcPr>
-          <w:p>
+        <w:trPr>
+          <w:cantSplit/>
+        </w:trPr>
+        <w:tc>
+          <w:tcPr>
+            <w:tcW w:type="dxa" w:w="5046"/>
+          </w:tcPr>
+          <w:p>
+            <w:pPr>
+              <w:spacing w:before="20" w:after="20"/>
+            </w:pPr>
             <w:r/>
             <w:r>
               <w:rPr>
@@ -7154,6 +9254,9 @@
             <w:tcW w:type="dxa" w:w="5046"/>
           </w:tcPr>
           <w:p>
+            <w:pPr>
+              <w:spacing w:before="20" w:after="20"/>
+            </w:pPr>
             <w:r/>
             <w:r>
               <w:rPr>
@@ -7170,6 +9273,9 @@
             <w:tcW w:type="dxa" w:w="5046"/>
           </w:tcPr>
           <w:p>
+            <w:pPr>
+              <w:spacing w:before="20" w:after="20"/>
+            </w:pPr>
             <w:r/>
             <w:r>
               <w:rPr>
@@ -7182,11 +9288,17 @@
         </w:tc>
       </w:tr>
       <w:tr>
-        <w:tc>
-          <w:tcPr>
-            <w:tcW w:type="dxa" w:w="5046"/>
-          </w:tcPr>
-          <w:p>
+        <w:trPr>
+          <w:cantSplit/>
+        </w:trPr>
+        <w:tc>
+          <w:tcPr>
+            <w:tcW w:type="dxa" w:w="5046"/>
+          </w:tcPr>
+          <w:p>
+            <w:pPr>
+              <w:spacing w:before="20" w:after="20"/>
+            </w:pPr>
             <w:r/>
             <w:r>
               <w:rPr>
@@ -7203,6 +9315,9 @@
             <w:tcW w:type="dxa" w:w="5046"/>
           </w:tcPr>
           <w:p>
+            <w:pPr>
+              <w:spacing w:before="20" w:after="20"/>
+            </w:pPr>
             <w:r/>
             <w:r>
               <w:rPr>
@@ -7219,6 +9334,9 @@
             <w:tcW w:type="dxa" w:w="5046"/>
           </w:tcPr>
           <w:p>
+            <w:pPr>
+              <w:spacing w:before="20" w:after="20"/>
+            </w:pPr>
             <w:r/>
             <w:r>
               <w:rPr>
@@ -7231,11 +9349,17 @@
         </w:tc>
       </w:tr>
       <w:tr>
-        <w:tc>
-          <w:tcPr>
-            <w:tcW w:type="dxa" w:w="5046"/>
-          </w:tcPr>
-          <w:p>
+        <w:trPr>
+          <w:cantSplit/>
+        </w:trPr>
+        <w:tc>
+          <w:tcPr>
+            <w:tcW w:type="dxa" w:w="5046"/>
+          </w:tcPr>
+          <w:p>
+            <w:pPr>
+              <w:spacing w:before="20" w:after="20"/>
+            </w:pPr>
             <w:r/>
             <w:r>
               <w:rPr>
@@ -7252,6 +9376,9 @@
             <w:tcW w:type="dxa" w:w="5046"/>
           </w:tcPr>
           <w:p>
+            <w:pPr>
+              <w:spacing w:before="20" w:after="20"/>
+            </w:pPr>
             <w:r/>
             <w:r>
               <w:rPr>
@@ -7268,6 +9395,9 @@
             <w:tcW w:type="dxa" w:w="5046"/>
           </w:tcPr>
           <w:p>
+            <w:pPr>
+              <w:spacing w:before="20" w:after="20"/>
+            </w:pPr>
             <w:r/>
             <w:r>
               <w:rPr>
@@ -7280,11 +9410,17 @@
         </w:tc>
       </w:tr>
       <w:tr>
-        <w:tc>
-          <w:tcPr>
-            <w:tcW w:type="dxa" w:w="5046"/>
-          </w:tcPr>
-          <w:p>
+        <w:trPr>
+          <w:cantSplit/>
+        </w:trPr>
+        <w:tc>
+          <w:tcPr>
+            <w:tcW w:type="dxa" w:w="5046"/>
+          </w:tcPr>
+          <w:p>
+            <w:pPr>
+              <w:spacing w:before="20" w:after="20"/>
+            </w:pPr>
             <w:r/>
             <w:r>
               <w:rPr>
@@ -7301,6 +9437,9 @@
             <w:tcW w:type="dxa" w:w="5046"/>
           </w:tcPr>
           <w:p>
+            <w:pPr>
+              <w:spacing w:before="20" w:after="20"/>
+            </w:pPr>
             <w:r/>
             <w:r>
               <w:rPr>
@@ -7317,6 +9456,9 @@
             <w:tcW w:type="dxa" w:w="5046"/>
           </w:tcPr>
           <w:p>
+            <w:pPr>
+              <w:spacing w:before="20" w:after="20"/>
+            </w:pPr>
             <w:r/>
             <w:r>
               <w:rPr>
@@ -7329,11 +9471,17 @@
         </w:tc>
       </w:tr>
       <w:tr>
-        <w:tc>
-          <w:tcPr>
-            <w:tcW w:type="dxa" w:w="5046"/>
-          </w:tcPr>
-          <w:p>
+        <w:trPr>
+          <w:cantSplit/>
+        </w:trPr>
+        <w:tc>
+          <w:tcPr>
+            <w:tcW w:type="dxa" w:w="5046"/>
+          </w:tcPr>
+          <w:p>
+            <w:pPr>
+              <w:spacing w:before="20" w:after="20"/>
+            </w:pPr>
             <w:r/>
             <w:r>
               <w:rPr>
@@ -7350,6 +9498,9 @@
             <w:tcW w:type="dxa" w:w="5046"/>
           </w:tcPr>
           <w:p>
+            <w:pPr>
+              <w:spacing w:before="20" w:after="20"/>
+            </w:pPr>
             <w:r/>
             <w:r>
               <w:rPr>
@@ -7366,6 +9517,9 @@
             <w:tcW w:type="dxa" w:w="5046"/>
           </w:tcPr>
           <w:p>
+            <w:pPr>
+              <w:spacing w:before="20" w:after="20"/>
+            </w:pPr>
             <w:r/>
             <w:r>
               <w:rPr>
@@ -7378,11 +9532,17 @@
         </w:tc>
       </w:tr>
       <w:tr>
-        <w:tc>
-          <w:tcPr>
-            <w:tcW w:type="dxa" w:w="5046"/>
-          </w:tcPr>
-          <w:p>
+        <w:trPr>
+          <w:cantSplit/>
+        </w:trPr>
+        <w:tc>
+          <w:tcPr>
+            <w:tcW w:type="dxa" w:w="5046"/>
+          </w:tcPr>
+          <w:p>
+            <w:pPr>
+              <w:spacing w:before="20" w:after="20"/>
+            </w:pPr>
             <w:r/>
             <w:r>
               <w:rPr>
@@ -7399,6 +9559,9 @@
             <w:tcW w:type="dxa" w:w="5046"/>
           </w:tcPr>
           <w:p>
+            <w:pPr>
+              <w:spacing w:before="20" w:after="20"/>
+            </w:pPr>
             <w:r/>
             <w:r>
               <w:rPr>
@@ -7415,6 +9578,9 @@
             <w:tcW w:type="dxa" w:w="5046"/>
           </w:tcPr>
           <w:p>
+            <w:pPr>
+              <w:spacing w:before="20" w:after="20"/>
+            </w:pPr>
             <w:r/>
             <w:r>
               <w:rPr>
@@ -7427,11 +9593,17 @@
         </w:tc>
       </w:tr>
       <w:tr>
-        <w:tc>
-          <w:tcPr>
-            <w:tcW w:type="dxa" w:w="5046"/>
-          </w:tcPr>
-          <w:p>
+        <w:trPr>
+          <w:cantSplit/>
+        </w:trPr>
+        <w:tc>
+          <w:tcPr>
+            <w:tcW w:type="dxa" w:w="5046"/>
+          </w:tcPr>
+          <w:p>
+            <w:pPr>
+              <w:spacing w:before="20" w:after="20"/>
+            </w:pPr>
             <w:r/>
             <w:r>
               <w:rPr>
@@ -7448,6 +9620,9 @@
             <w:tcW w:type="dxa" w:w="5046"/>
           </w:tcPr>
           <w:p>
+            <w:pPr>
+              <w:spacing w:before="20" w:after="20"/>
+            </w:pPr>
             <w:r/>
             <w:r>
               <w:rPr>
@@ -7464,6 +9639,9 @@
             <w:tcW w:type="dxa" w:w="5046"/>
           </w:tcPr>
           <w:p>
+            <w:pPr>
+              <w:spacing w:before="20" w:after="20"/>
+            </w:pPr>
             <w:r/>
             <w:r>
               <w:rPr>
@@ -7476,11 +9654,17 @@
         </w:tc>
       </w:tr>
       <w:tr>
-        <w:tc>
-          <w:tcPr>
-            <w:tcW w:type="dxa" w:w="5046"/>
-          </w:tcPr>
-          <w:p>
+        <w:trPr>
+          <w:cantSplit/>
+        </w:trPr>
+        <w:tc>
+          <w:tcPr>
+            <w:tcW w:type="dxa" w:w="5046"/>
+          </w:tcPr>
+          <w:p>
+            <w:pPr>
+              <w:spacing w:before="20" w:after="20"/>
+            </w:pPr>
             <w:r/>
             <w:r>
               <w:rPr>
@@ -7497,6 +9681,9 @@
             <w:tcW w:type="dxa" w:w="5046"/>
           </w:tcPr>
           <w:p>
+            <w:pPr>
+              <w:spacing w:before="20" w:after="20"/>
+            </w:pPr>
             <w:r/>
             <w:r>
               <w:rPr>
@@ -7513,6 +9700,9 @@
             <w:tcW w:type="dxa" w:w="5046"/>
           </w:tcPr>
           <w:p>
+            <w:pPr>
+              <w:spacing w:before="20" w:after="20"/>
+            </w:pPr>
             <w:r/>
             <w:r>
               <w:rPr>
@@ -7525,11 +9715,17 @@
         </w:tc>
       </w:tr>
       <w:tr>
-        <w:tc>
-          <w:tcPr>
-            <w:tcW w:type="dxa" w:w="5046"/>
-          </w:tcPr>
-          <w:p>
+        <w:trPr>
+          <w:cantSplit/>
+        </w:trPr>
+        <w:tc>
+          <w:tcPr>
+            <w:tcW w:type="dxa" w:w="5046"/>
+          </w:tcPr>
+          <w:p>
+            <w:pPr>
+              <w:spacing w:before="20" w:after="20"/>
+            </w:pPr>
             <w:r/>
             <w:r>
               <w:rPr>
@@ -7546,6 +9742,9 @@
             <w:tcW w:type="dxa" w:w="5046"/>
           </w:tcPr>
           <w:p>
+            <w:pPr>
+              <w:spacing w:before="20" w:after="20"/>
+            </w:pPr>
             <w:r/>
             <w:r>
               <w:rPr>
@@ -7562,6 +9761,9 @@
             <w:tcW w:type="dxa" w:w="5046"/>
           </w:tcPr>
           <w:p>
+            <w:pPr>
+              <w:spacing w:before="20" w:after="20"/>
+            </w:pPr>
             <w:r/>
             <w:r>
               <w:rPr>
@@ -7574,11 +9776,17 @@
         </w:tc>
       </w:tr>
       <w:tr>
-        <w:tc>
-          <w:tcPr>
-            <w:tcW w:type="dxa" w:w="5046"/>
-          </w:tcPr>
-          <w:p>
+        <w:trPr>
+          <w:cantSplit/>
+        </w:trPr>
+        <w:tc>
+          <w:tcPr>
+            <w:tcW w:type="dxa" w:w="5046"/>
+          </w:tcPr>
+          <w:p>
+            <w:pPr>
+              <w:spacing w:before="20" w:after="20"/>
+            </w:pPr>
             <w:r/>
             <w:r>
               <w:rPr>
@@ -7595,6 +9803,9 @@
             <w:tcW w:type="dxa" w:w="5046"/>
           </w:tcPr>
           <w:p>
+            <w:pPr>
+              <w:spacing w:before="20" w:after="20"/>
+            </w:pPr>
             <w:r/>
             <w:r>
               <w:rPr>
@@ -7611,6 +9822,9 @@
             <w:tcW w:type="dxa" w:w="5046"/>
           </w:tcPr>
           <w:p>
+            <w:pPr>
+              <w:spacing w:before="20" w:after="20"/>
+            </w:pPr>
             <w:r/>
             <w:r>
               <w:rPr>
@@ -7623,11 +9837,17 @@
         </w:tc>
       </w:tr>
       <w:tr>
-        <w:tc>
-          <w:tcPr>
-            <w:tcW w:type="dxa" w:w="5046"/>
-          </w:tcPr>
-          <w:p>
+        <w:trPr>
+          <w:cantSplit/>
+        </w:trPr>
+        <w:tc>
+          <w:tcPr>
+            <w:tcW w:type="dxa" w:w="5046"/>
+          </w:tcPr>
+          <w:p>
+            <w:pPr>
+              <w:spacing w:before="20" w:after="20"/>
+            </w:pPr>
             <w:r/>
             <w:r>
               <w:rPr>
@@ -7644,6 +9864,9 @@
             <w:tcW w:type="dxa" w:w="5046"/>
           </w:tcPr>
           <w:p>
+            <w:pPr>
+              <w:spacing w:before="20" w:after="20"/>
+            </w:pPr>
             <w:r/>
             <w:r>
               <w:rPr>
@@ -7660,6 +9883,9 @@
             <w:tcW w:type="dxa" w:w="5046"/>
           </w:tcPr>
           <w:p>
+            <w:pPr>
+              <w:spacing w:before="20" w:after="20"/>
+            </w:pPr>
             <w:r/>
             <w:r>
               <w:rPr>
@@ -7672,11 +9898,17 @@
         </w:tc>
       </w:tr>
       <w:tr>
-        <w:tc>
-          <w:tcPr>
-            <w:tcW w:type="dxa" w:w="5046"/>
-          </w:tcPr>
-          <w:p>
+        <w:trPr>
+          <w:cantSplit/>
+        </w:trPr>
+        <w:tc>
+          <w:tcPr>
+            <w:tcW w:type="dxa" w:w="5046"/>
+          </w:tcPr>
+          <w:p>
+            <w:pPr>
+              <w:spacing w:before="20" w:after="20"/>
+            </w:pPr>
             <w:r/>
             <w:r>
               <w:rPr>
@@ -7693,6 +9925,9 @@
             <w:tcW w:type="dxa" w:w="5046"/>
           </w:tcPr>
           <w:p>
+            <w:pPr>
+              <w:spacing w:before="20" w:after="20"/>
+            </w:pPr>
             <w:r/>
             <w:r>
               <w:rPr>
@@ -7709,6 +9944,9 @@
             <w:tcW w:type="dxa" w:w="5046"/>
           </w:tcPr>
           <w:p>
+            <w:pPr>
+              <w:spacing w:before="20" w:after="20"/>
+            </w:pPr>
             <w:r/>
             <w:r>
               <w:rPr>
@@ -7721,11 +9959,17 @@
         </w:tc>
       </w:tr>
       <w:tr>
-        <w:tc>
-          <w:tcPr>
-            <w:tcW w:type="dxa" w:w="5046"/>
-          </w:tcPr>
-          <w:p>
+        <w:trPr>
+          <w:cantSplit/>
+        </w:trPr>
+        <w:tc>
+          <w:tcPr>
+            <w:tcW w:type="dxa" w:w="5046"/>
+          </w:tcPr>
+          <w:p>
+            <w:pPr>
+              <w:spacing w:before="20" w:after="20"/>
+            </w:pPr>
             <w:r/>
             <w:r>
               <w:rPr>
@@ -7742,6 +9986,9 @@
             <w:tcW w:type="dxa" w:w="5046"/>
           </w:tcPr>
           <w:p>
+            <w:pPr>
+              <w:spacing w:before="20" w:after="20"/>
+            </w:pPr>
             <w:r/>
             <w:r>
               <w:rPr>
@@ -7758,6 +10005,9 @@
             <w:tcW w:type="dxa" w:w="5046"/>
           </w:tcPr>
           <w:p>
+            <w:pPr>
+              <w:spacing w:before="20" w:after="20"/>
+            </w:pPr>
             <w:r/>
             <w:r>
               <w:rPr>
@@ -7770,11 +10020,17 @@
         </w:tc>
       </w:tr>
       <w:tr>
-        <w:tc>
-          <w:tcPr>
-            <w:tcW w:type="dxa" w:w="5046"/>
-          </w:tcPr>
-          <w:p>
+        <w:trPr>
+          <w:cantSplit/>
+        </w:trPr>
+        <w:tc>
+          <w:tcPr>
+            <w:tcW w:type="dxa" w:w="5046"/>
+          </w:tcPr>
+          <w:p>
+            <w:pPr>
+              <w:spacing w:before="20" w:after="20"/>
+            </w:pPr>
             <w:r/>
             <w:r>
               <w:rPr>
@@ -7791,6 +10047,9 @@
             <w:tcW w:type="dxa" w:w="5046"/>
           </w:tcPr>
           <w:p>
+            <w:pPr>
+              <w:spacing w:before="20" w:after="20"/>
+            </w:pPr>
             <w:r/>
             <w:r>
               <w:rPr>
@@ -7807,6 +10066,9 @@
             <w:tcW w:type="dxa" w:w="5046"/>
           </w:tcPr>
           <w:p>
+            <w:pPr>
+              <w:spacing w:before="20" w:after="20"/>
+            </w:pPr>
             <w:r/>
             <w:r>
               <w:rPr>
@@ -7819,11 +10081,17 @@
         </w:tc>
       </w:tr>
       <w:tr>
-        <w:tc>
-          <w:tcPr>
-            <w:tcW w:type="dxa" w:w="5046"/>
-          </w:tcPr>
-          <w:p>
+        <w:trPr>
+          <w:cantSplit/>
+        </w:trPr>
+        <w:tc>
+          <w:tcPr>
+            <w:tcW w:type="dxa" w:w="5046"/>
+          </w:tcPr>
+          <w:p>
+            <w:pPr>
+              <w:spacing w:before="20" w:after="20"/>
+            </w:pPr>
             <w:r/>
             <w:r>
               <w:rPr>
@@ -7840,6 +10108,9 @@
             <w:tcW w:type="dxa" w:w="5046"/>
           </w:tcPr>
           <w:p>
+            <w:pPr>
+              <w:spacing w:before="20" w:after="20"/>
+            </w:pPr>
             <w:r/>
             <w:r>
               <w:rPr>
@@ -7856,6 +10127,9 @@
             <w:tcW w:type="dxa" w:w="5046"/>
           </w:tcPr>
           <w:p>
+            <w:pPr>
+              <w:spacing w:before="20" w:after="20"/>
+            </w:pPr>
             <w:r/>
             <w:r>
               <w:rPr>
@@ -7868,11 +10142,17 @@
         </w:tc>
       </w:tr>
       <w:tr>
-        <w:tc>
-          <w:tcPr>
-            <w:tcW w:type="dxa" w:w="5046"/>
-          </w:tcPr>
-          <w:p>
+        <w:trPr>
+          <w:cantSplit/>
+        </w:trPr>
+        <w:tc>
+          <w:tcPr>
+            <w:tcW w:type="dxa" w:w="5046"/>
+          </w:tcPr>
+          <w:p>
+            <w:pPr>
+              <w:spacing w:before="20" w:after="20"/>
+            </w:pPr>
             <w:r/>
             <w:r>
               <w:rPr>
@@ -7889,6 +10169,9 @@
             <w:tcW w:type="dxa" w:w="5046"/>
           </w:tcPr>
           <w:p>
+            <w:pPr>
+              <w:spacing w:before="20" w:after="20"/>
+            </w:pPr>
             <w:r/>
             <w:r>
               <w:rPr>
@@ -7905,6 +10188,9 @@
             <w:tcW w:type="dxa" w:w="5046"/>
           </w:tcPr>
           <w:p>
+            <w:pPr>
+              <w:spacing w:before="20" w:after="20"/>
+            </w:pPr>
             <w:r/>
             <w:r>
               <w:rPr>
@@ -7961,6 +10247,9 @@
             <w:shd w:val="clear" w:color="auto" w:fill="D9D9D9"/>
           </w:tcPr>
           <w:p>
+            <w:pPr>
+              <w:spacing w:before="20" w:after="20"/>
+            </w:pPr>
             <w:r/>
             <w:r>
               <w:rPr>
@@ -7978,6 +10267,9 @@
             <w:shd w:val="clear" w:color="auto" w:fill="D9D9D9"/>
           </w:tcPr>
           <w:p>
+            <w:pPr>
+              <w:spacing w:before="20" w:after="20"/>
+            </w:pPr>
             <w:r/>
             <w:r>
               <w:rPr>
@@ -7995,6 +10287,9 @@
             <w:shd w:val="clear" w:color="auto" w:fill="D9D9D9"/>
           </w:tcPr>
           <w:p>
+            <w:pPr>
+              <w:spacing w:before="20" w:after="20"/>
+            </w:pPr>
             <w:r/>
             <w:r>
               <w:rPr>
@@ -8008,11 +10303,17 @@
         </w:tc>
       </w:tr>
       <w:tr>
-        <w:tc>
-          <w:tcPr>
-            <w:tcW w:type="dxa" w:w="5046"/>
-          </w:tcPr>
-          <w:p>
+        <w:trPr>
+          <w:cantSplit/>
+        </w:trPr>
+        <w:tc>
+          <w:tcPr>
+            <w:tcW w:type="dxa" w:w="5046"/>
+          </w:tcPr>
+          <w:p>
+            <w:pPr>
+              <w:spacing w:before="20" w:after="20"/>
+            </w:pPr>
             <w:r/>
             <w:r>
               <w:rPr>
@@ -8029,6 +10330,9 @@
             <w:tcW w:type="dxa" w:w="5046"/>
           </w:tcPr>
           <w:p>
+            <w:pPr>
+              <w:spacing w:before="20" w:after="20"/>
+            </w:pPr>
             <w:r/>
             <w:r>
               <w:rPr>
@@ -8045,6 +10349,9 @@
             <w:tcW w:type="dxa" w:w="5046"/>
           </w:tcPr>
           <w:p>
+            <w:pPr>
+              <w:spacing w:before="20" w:after="20"/>
+            </w:pPr>
             <w:r/>
             <w:r>
               <w:rPr>
@@ -8057,11 +10364,17 @@
         </w:tc>
       </w:tr>
       <w:tr>
-        <w:tc>
-          <w:tcPr>
-            <w:tcW w:type="dxa" w:w="5046"/>
-          </w:tcPr>
-          <w:p>
+        <w:trPr>
+          <w:cantSplit/>
+        </w:trPr>
+        <w:tc>
+          <w:tcPr>
+            <w:tcW w:type="dxa" w:w="5046"/>
+          </w:tcPr>
+          <w:p>
+            <w:pPr>
+              <w:spacing w:before="20" w:after="20"/>
+            </w:pPr>
             <w:r/>
             <w:r>
               <w:rPr>
@@ -8078,6 +10391,9 @@
             <w:tcW w:type="dxa" w:w="5046"/>
           </w:tcPr>
           <w:p>
+            <w:pPr>
+              <w:spacing w:before="20" w:after="20"/>
+            </w:pPr>
             <w:r/>
             <w:r>
               <w:rPr>
@@ -8094,6 +10410,9 @@
             <w:tcW w:type="dxa" w:w="5046"/>
           </w:tcPr>
           <w:p>
+            <w:pPr>
+              <w:spacing w:before="20" w:after="20"/>
+            </w:pPr>
             <w:r/>
             <w:r>
               <w:rPr>
@@ -8150,6 +10469,9 @@
             <w:shd w:val="clear" w:color="auto" w:fill="D9D9D9"/>
           </w:tcPr>
           <w:p>
+            <w:pPr>
+              <w:spacing w:before="20" w:after="20"/>
+            </w:pPr>
             <w:r/>
             <w:r>
               <w:rPr>
@@ -8167,6 +10489,9 @@
             <w:shd w:val="clear" w:color="auto" w:fill="D9D9D9"/>
           </w:tcPr>
           <w:p>
+            <w:pPr>
+              <w:spacing w:before="20" w:after="20"/>
+            </w:pPr>
             <w:r/>
             <w:r>
               <w:rPr>
@@ -8184,6 +10509,9 @@
             <w:shd w:val="clear" w:color="auto" w:fill="D9D9D9"/>
           </w:tcPr>
           <w:p>
+            <w:pPr>
+              <w:spacing w:before="20" w:after="20"/>
+            </w:pPr>
             <w:r/>
             <w:r>
               <w:rPr>
@@ -8197,11 +10525,17 @@
         </w:tc>
       </w:tr>
       <w:tr>
-        <w:tc>
-          <w:tcPr>
-            <w:tcW w:type="dxa" w:w="5046"/>
-          </w:tcPr>
-          <w:p>
+        <w:trPr>
+          <w:cantSplit/>
+        </w:trPr>
+        <w:tc>
+          <w:tcPr>
+            <w:tcW w:type="dxa" w:w="5046"/>
+          </w:tcPr>
+          <w:p>
+            <w:pPr>
+              <w:spacing w:before="20" w:after="20"/>
+            </w:pPr>
             <w:r/>
             <w:r>
               <w:rPr>
@@ -8218,6 +10552,9 @@
             <w:tcW w:type="dxa" w:w="5046"/>
           </w:tcPr>
           <w:p>
+            <w:pPr>
+              <w:spacing w:before="20" w:after="20"/>
+            </w:pPr>
             <w:r/>
             <w:r>
               <w:rPr>
@@ -8234,6 +10571,9 @@
             <w:tcW w:type="dxa" w:w="5046"/>
           </w:tcPr>
           <w:p>
+            <w:pPr>
+              <w:spacing w:before="20" w:after="20"/>
+            </w:pPr>
             <w:r/>
             <w:r>
               <w:rPr>
@@ -8246,11 +10586,17 @@
         </w:tc>
       </w:tr>
       <w:tr>
-        <w:tc>
-          <w:tcPr>
-            <w:tcW w:type="dxa" w:w="5046"/>
-          </w:tcPr>
-          <w:p>
+        <w:trPr>
+          <w:cantSplit/>
+        </w:trPr>
+        <w:tc>
+          <w:tcPr>
+            <w:tcW w:type="dxa" w:w="5046"/>
+          </w:tcPr>
+          <w:p>
+            <w:pPr>
+              <w:spacing w:before="20" w:after="20"/>
+            </w:pPr>
             <w:r/>
             <w:r>
               <w:rPr>
@@ -8267,6 +10613,9 @@
             <w:tcW w:type="dxa" w:w="5046"/>
           </w:tcPr>
           <w:p>
+            <w:pPr>
+              <w:spacing w:before="20" w:after="20"/>
+            </w:pPr>
             <w:r/>
             <w:r>
               <w:rPr>
@@ -8283,6 +10632,9 @@
             <w:tcW w:type="dxa" w:w="5046"/>
           </w:tcPr>
           <w:p>
+            <w:pPr>
+              <w:spacing w:before="20" w:after="20"/>
+            </w:pPr>
             <w:r/>
             <w:r>
               <w:rPr>
@@ -8295,11 +10647,17 @@
         </w:tc>
       </w:tr>
       <w:tr>
-        <w:tc>
-          <w:tcPr>
-            <w:tcW w:type="dxa" w:w="5046"/>
-          </w:tcPr>
-          <w:p>
+        <w:trPr>
+          <w:cantSplit/>
+        </w:trPr>
+        <w:tc>
+          <w:tcPr>
+            <w:tcW w:type="dxa" w:w="5046"/>
+          </w:tcPr>
+          <w:p>
+            <w:pPr>
+              <w:spacing w:before="20" w:after="20"/>
+            </w:pPr>
             <w:r/>
             <w:r>
               <w:rPr>
@@ -8316,6 +10674,9 @@
             <w:tcW w:type="dxa" w:w="5046"/>
           </w:tcPr>
           <w:p>
+            <w:pPr>
+              <w:spacing w:before="20" w:after="20"/>
+            </w:pPr>
             <w:r/>
             <w:r>
               <w:rPr>
@@ -8332,6 +10693,9 @@
             <w:tcW w:type="dxa" w:w="5046"/>
           </w:tcPr>
           <w:p>
+            <w:pPr>
+              <w:spacing w:before="20" w:after="20"/>
+            </w:pPr>
             <w:r/>
             <w:r>
               <w:rPr>
@@ -8344,11 +10708,17 @@
         </w:tc>
       </w:tr>
       <w:tr>
-        <w:tc>
-          <w:tcPr>
-            <w:tcW w:type="dxa" w:w="5046"/>
-          </w:tcPr>
-          <w:p>
+        <w:trPr>
+          <w:cantSplit/>
+        </w:trPr>
+        <w:tc>
+          <w:tcPr>
+            <w:tcW w:type="dxa" w:w="5046"/>
+          </w:tcPr>
+          <w:p>
+            <w:pPr>
+              <w:spacing w:before="20" w:after="20"/>
+            </w:pPr>
             <w:r/>
             <w:r>
               <w:rPr>
@@ -8365,6 +10735,9 @@
             <w:tcW w:type="dxa" w:w="5046"/>
           </w:tcPr>
           <w:p>
+            <w:pPr>
+              <w:spacing w:before="20" w:after="20"/>
+            </w:pPr>
             <w:r/>
             <w:r>
               <w:rPr>
@@ -8381,6 +10754,9 @@
             <w:tcW w:type="dxa" w:w="5046"/>
           </w:tcPr>
           <w:p>
+            <w:pPr>
+              <w:spacing w:before="20" w:after="20"/>
+            </w:pPr>
             <w:r/>
             <w:r>
               <w:rPr>
@@ -8437,6 +10813,9 @@
             <w:shd w:val="clear" w:color="auto" w:fill="D9D9D9"/>
           </w:tcPr>
           <w:p>
+            <w:pPr>
+              <w:spacing w:before="20" w:after="20"/>
+            </w:pPr>
             <w:r/>
             <w:r>
               <w:rPr>
@@ -8454,6 +10833,9 @@
             <w:shd w:val="clear" w:color="auto" w:fill="D9D9D9"/>
           </w:tcPr>
           <w:p>
+            <w:pPr>
+              <w:spacing w:before="20" w:after="20"/>
+            </w:pPr>
             <w:r/>
             <w:r>
               <w:rPr>
@@ -8471,6 +10853,9 @@
             <w:shd w:val="clear" w:color="auto" w:fill="D9D9D9"/>
           </w:tcPr>
           <w:p>
+            <w:pPr>
+              <w:spacing w:before="20" w:after="20"/>
+            </w:pPr>
             <w:r/>
             <w:r>
               <w:rPr>
@@ -8484,11 +10869,17 @@
         </w:tc>
       </w:tr>
       <w:tr>
-        <w:tc>
-          <w:tcPr>
-            <w:tcW w:type="dxa" w:w="5046"/>
-          </w:tcPr>
-          <w:p>
+        <w:trPr>
+          <w:cantSplit/>
+        </w:trPr>
+        <w:tc>
+          <w:tcPr>
+            <w:tcW w:type="dxa" w:w="5046"/>
+          </w:tcPr>
+          <w:p>
+            <w:pPr>
+              <w:spacing w:before="20" w:after="20"/>
+            </w:pPr>
             <w:r/>
             <w:r>
               <w:rPr>
@@ -8505,6 +10896,9 @@
             <w:tcW w:type="dxa" w:w="5046"/>
           </w:tcPr>
           <w:p>
+            <w:pPr>
+              <w:spacing w:before="20" w:after="20"/>
+            </w:pPr>
             <w:r/>
             <w:r>
               <w:rPr>
@@ -8521,6 +10915,9 @@
             <w:tcW w:type="dxa" w:w="5046"/>
           </w:tcPr>
           <w:p>
+            <w:pPr>
+              <w:spacing w:before="20" w:after="20"/>
+            </w:pPr>
             <w:r/>
             <w:r>
               <w:rPr>
@@ -8533,11 +10930,17 @@
         </w:tc>
       </w:tr>
       <w:tr>
-        <w:tc>
-          <w:tcPr>
-            <w:tcW w:type="dxa" w:w="5046"/>
-          </w:tcPr>
-          <w:p>
+        <w:trPr>
+          <w:cantSplit/>
+        </w:trPr>
+        <w:tc>
+          <w:tcPr>
+            <w:tcW w:type="dxa" w:w="5046"/>
+          </w:tcPr>
+          <w:p>
+            <w:pPr>
+              <w:spacing w:before="20" w:after="20"/>
+            </w:pPr>
             <w:r/>
             <w:r>
               <w:rPr>
@@ -8554,6 +10957,9 @@
             <w:tcW w:type="dxa" w:w="5046"/>
           </w:tcPr>
           <w:p>
+            <w:pPr>
+              <w:spacing w:before="20" w:after="20"/>
+            </w:pPr>
             <w:r/>
             <w:r>
               <w:rPr>
@@ -8570,6 +10976,9 @@
             <w:tcW w:type="dxa" w:w="5046"/>
           </w:tcPr>
           <w:p>
+            <w:pPr>
+              <w:spacing w:before="20" w:after="20"/>
+            </w:pPr>
             <w:r/>
             <w:r>
               <w:rPr>
@@ -8582,11 +10991,17 @@
         </w:tc>
       </w:tr>
       <w:tr>
-        <w:tc>
-          <w:tcPr>
-            <w:tcW w:type="dxa" w:w="5046"/>
-          </w:tcPr>
-          <w:p>
+        <w:trPr>
+          <w:cantSplit/>
+        </w:trPr>
+        <w:tc>
+          <w:tcPr>
+            <w:tcW w:type="dxa" w:w="5046"/>
+          </w:tcPr>
+          <w:p>
+            <w:pPr>
+              <w:spacing w:before="20" w:after="20"/>
+            </w:pPr>
             <w:r/>
             <w:r>
               <w:rPr>
@@ -8603,6 +11018,9 @@
             <w:tcW w:type="dxa" w:w="5046"/>
           </w:tcPr>
           <w:p>
+            <w:pPr>
+              <w:spacing w:before="20" w:after="20"/>
+            </w:pPr>
             <w:r/>
             <w:r>
               <w:rPr>
@@ -8619,6 +11037,9 @@
             <w:tcW w:type="dxa" w:w="5046"/>
           </w:tcPr>
           <w:p>
+            <w:pPr>
+              <w:spacing w:before="20" w:after="20"/>
+            </w:pPr>
             <w:r/>
             <w:r>
               <w:rPr>
@@ -8631,11 +11052,17 @@
         </w:tc>
       </w:tr>
       <w:tr>
-        <w:tc>
-          <w:tcPr>
-            <w:tcW w:type="dxa" w:w="5046"/>
-          </w:tcPr>
-          <w:p>
+        <w:trPr>
+          <w:cantSplit/>
+        </w:trPr>
+        <w:tc>
+          <w:tcPr>
+            <w:tcW w:type="dxa" w:w="5046"/>
+          </w:tcPr>
+          <w:p>
+            <w:pPr>
+              <w:spacing w:before="20" w:after="20"/>
+            </w:pPr>
             <w:r/>
             <w:r>
               <w:rPr>
@@ -8652,6 +11079,9 @@
             <w:tcW w:type="dxa" w:w="5046"/>
           </w:tcPr>
           <w:p>
+            <w:pPr>
+              <w:spacing w:before="20" w:after="20"/>
+            </w:pPr>
             <w:r/>
             <w:r>
               <w:rPr>
@@ -8668,6 +11098,9 @@
             <w:tcW w:type="dxa" w:w="5046"/>
           </w:tcPr>
           <w:p>
+            <w:pPr>
+              <w:spacing w:before="20" w:after="20"/>
+            </w:pPr>
             <w:r/>
             <w:r>
               <w:rPr>
@@ -8724,6 +11157,9 @@
             <w:shd w:val="clear" w:color="auto" w:fill="D9D9D9"/>
           </w:tcPr>
           <w:p>
+            <w:pPr>
+              <w:spacing w:before="20" w:after="20"/>
+            </w:pPr>
             <w:r/>
             <w:r>
               <w:rPr>
@@ -8741,6 +11177,9 @@
             <w:shd w:val="clear" w:color="auto" w:fill="D9D9D9"/>
           </w:tcPr>
           <w:p>
+            <w:pPr>
+              <w:spacing w:before="20" w:after="20"/>
+            </w:pPr>
             <w:r/>
             <w:r>
               <w:rPr>
@@ -8758,6 +11197,9 @@
             <w:shd w:val="clear" w:color="auto" w:fill="D9D9D9"/>
           </w:tcPr>
           <w:p>
+            <w:pPr>
+              <w:spacing w:before="20" w:after="20"/>
+            </w:pPr>
             <w:r/>
             <w:r>
               <w:rPr>
@@ -8771,11 +11213,17 @@
         </w:tc>
       </w:tr>
       <w:tr>
-        <w:tc>
-          <w:tcPr>
-            <w:tcW w:type="dxa" w:w="5046"/>
-          </w:tcPr>
-          <w:p>
+        <w:trPr>
+          <w:cantSplit/>
+        </w:trPr>
+        <w:tc>
+          <w:tcPr>
+            <w:tcW w:type="dxa" w:w="5046"/>
+          </w:tcPr>
+          <w:p>
+            <w:pPr>
+              <w:spacing w:before="20" w:after="20"/>
+            </w:pPr>
             <w:r/>
             <w:r>
               <w:rPr>
@@ -8792,6 +11240,9 @@
             <w:tcW w:type="dxa" w:w="5046"/>
           </w:tcPr>
           <w:p>
+            <w:pPr>
+              <w:spacing w:before="20" w:after="20"/>
+            </w:pPr>
             <w:r/>
             <w:r>
               <w:rPr>
@@ -8808,6 +11259,9 @@
             <w:tcW w:type="dxa" w:w="5046"/>
           </w:tcPr>
           <w:p>
+            <w:pPr>
+              <w:spacing w:before="20" w:after="20"/>
+            </w:pPr>
             <w:r/>
             <w:r>
               <w:rPr>
@@ -8820,11 +11274,17 @@
         </w:tc>
       </w:tr>
       <w:tr>
-        <w:tc>
-          <w:tcPr>
-            <w:tcW w:type="dxa" w:w="5046"/>
-          </w:tcPr>
-          <w:p>
+        <w:trPr>
+          <w:cantSplit/>
+        </w:trPr>
+        <w:tc>
+          <w:tcPr>
+            <w:tcW w:type="dxa" w:w="5046"/>
+          </w:tcPr>
+          <w:p>
+            <w:pPr>
+              <w:spacing w:before="20" w:after="20"/>
+            </w:pPr>
             <w:r/>
             <w:r>
               <w:rPr>
@@ -8841,6 +11301,9 @@
             <w:tcW w:type="dxa" w:w="5046"/>
           </w:tcPr>
           <w:p>
+            <w:pPr>
+              <w:spacing w:before="20" w:after="20"/>
+            </w:pPr>
             <w:r/>
             <w:r>
               <w:rPr>
@@ -8857,6 +11320,9 @@
             <w:tcW w:type="dxa" w:w="5046"/>
           </w:tcPr>
           <w:p>
+            <w:pPr>
+              <w:spacing w:before="20" w:after="20"/>
+            </w:pPr>
             <w:r/>
             <w:r>
               <w:rPr>
@@ -8869,11 +11335,17 @@
         </w:tc>
       </w:tr>
       <w:tr>
-        <w:tc>
-          <w:tcPr>
-            <w:tcW w:type="dxa" w:w="5046"/>
-          </w:tcPr>
-          <w:p>
+        <w:trPr>
+          <w:cantSplit/>
+        </w:trPr>
+        <w:tc>
+          <w:tcPr>
+            <w:tcW w:type="dxa" w:w="5046"/>
+          </w:tcPr>
+          <w:p>
+            <w:pPr>
+              <w:spacing w:before="20" w:after="20"/>
+            </w:pPr>
             <w:r/>
             <w:r>
               <w:rPr>
@@ -8890,6 +11362,9 @@
             <w:tcW w:type="dxa" w:w="5046"/>
           </w:tcPr>
           <w:p>
+            <w:pPr>
+              <w:spacing w:before="20" w:after="20"/>
+            </w:pPr>
             <w:r/>
             <w:r>
               <w:rPr>
@@ -8906,6 +11381,9 @@
             <w:tcW w:type="dxa" w:w="5046"/>
           </w:tcPr>
           <w:p>
+            <w:pPr>
+              <w:spacing w:before="20" w:after="20"/>
+            </w:pPr>
             <w:r/>
             <w:r>
               <w:rPr>
@@ -8918,11 +11396,17 @@
         </w:tc>
       </w:tr>
       <w:tr>
-        <w:tc>
-          <w:tcPr>
-            <w:tcW w:type="dxa" w:w="5046"/>
-          </w:tcPr>
-          <w:p>
+        <w:trPr>
+          <w:cantSplit/>
+        </w:trPr>
+        <w:tc>
+          <w:tcPr>
+            <w:tcW w:type="dxa" w:w="5046"/>
+          </w:tcPr>
+          <w:p>
+            <w:pPr>
+              <w:spacing w:before="20" w:after="20"/>
+            </w:pPr>
             <w:r/>
             <w:r>
               <w:rPr>
@@ -8939,6 +11423,9 @@
             <w:tcW w:type="dxa" w:w="5046"/>
           </w:tcPr>
           <w:p>
+            <w:pPr>
+              <w:spacing w:before="20" w:after="20"/>
+            </w:pPr>
             <w:r/>
             <w:r>
               <w:rPr>
@@ -8955,6 +11442,9 @@
             <w:tcW w:type="dxa" w:w="5046"/>
           </w:tcPr>
           <w:p>
+            <w:pPr>
+              <w:spacing w:before="20" w:after="20"/>
+            </w:pPr>
             <w:r/>
             <w:r>
               <w:rPr>
@@ -8967,11 +11457,17 @@
         </w:tc>
       </w:tr>
       <w:tr>
-        <w:tc>
-          <w:tcPr>
-            <w:tcW w:type="dxa" w:w="5046"/>
-          </w:tcPr>
-          <w:p>
+        <w:trPr>
+          <w:cantSplit/>
+        </w:trPr>
+        <w:tc>
+          <w:tcPr>
+            <w:tcW w:type="dxa" w:w="5046"/>
+          </w:tcPr>
+          <w:p>
+            <w:pPr>
+              <w:spacing w:before="20" w:after="20"/>
+            </w:pPr>
             <w:r/>
             <w:r>
               <w:rPr>
@@ -8988,6 +11484,9 @@
             <w:tcW w:type="dxa" w:w="5046"/>
           </w:tcPr>
           <w:p>
+            <w:pPr>
+              <w:spacing w:before="20" w:after="20"/>
+            </w:pPr>
             <w:r/>
             <w:r>
               <w:rPr>
@@ -9004,6 +11503,9 @@
             <w:tcW w:type="dxa" w:w="5046"/>
           </w:tcPr>
           <w:p>
+            <w:pPr>
+              <w:spacing w:before="20" w:after="20"/>
+            </w:pPr>
             <w:r/>
             <w:r>
               <w:rPr>
@@ -9016,11 +11518,17 @@
         </w:tc>
       </w:tr>
       <w:tr>
-        <w:tc>
-          <w:tcPr>
-            <w:tcW w:type="dxa" w:w="5046"/>
-          </w:tcPr>
-          <w:p>
+        <w:trPr>
+          <w:cantSplit/>
+        </w:trPr>
+        <w:tc>
+          <w:tcPr>
+            <w:tcW w:type="dxa" w:w="5046"/>
+          </w:tcPr>
+          <w:p>
+            <w:pPr>
+              <w:spacing w:before="20" w:after="20"/>
+            </w:pPr>
             <w:r/>
             <w:r>
               <w:rPr>
@@ -9037,6 +11545,9 @@
             <w:tcW w:type="dxa" w:w="5046"/>
           </w:tcPr>
           <w:p>
+            <w:pPr>
+              <w:spacing w:before="20" w:after="20"/>
+            </w:pPr>
             <w:r/>
             <w:r>
               <w:rPr>
@@ -9053,6 +11564,9 @@
             <w:tcW w:type="dxa" w:w="5046"/>
           </w:tcPr>
           <w:p>
+            <w:pPr>
+              <w:spacing w:before="20" w:after="20"/>
+            </w:pPr>
             <w:r/>
             <w:r>
               <w:rPr>
@@ -9065,11 +11579,17 @@
         </w:tc>
       </w:tr>
       <w:tr>
-        <w:tc>
-          <w:tcPr>
-            <w:tcW w:type="dxa" w:w="5046"/>
-          </w:tcPr>
-          <w:p>
+        <w:trPr>
+          <w:cantSplit/>
+        </w:trPr>
+        <w:tc>
+          <w:tcPr>
+            <w:tcW w:type="dxa" w:w="5046"/>
+          </w:tcPr>
+          <w:p>
+            <w:pPr>
+              <w:spacing w:before="20" w:after="20"/>
+            </w:pPr>
             <w:r/>
             <w:r>
               <w:rPr>
@@ -9086,6 +11606,9 @@
             <w:tcW w:type="dxa" w:w="5046"/>
           </w:tcPr>
           <w:p>
+            <w:pPr>
+              <w:spacing w:before="20" w:after="20"/>
+            </w:pPr>
             <w:r/>
             <w:r>
               <w:rPr>
@@ -9102,6 +11625,9 @@
             <w:tcW w:type="dxa" w:w="5046"/>
           </w:tcPr>
           <w:p>
+            <w:pPr>
+              <w:spacing w:before="20" w:after="20"/>
+            </w:pPr>
             <w:r/>
             <w:r>
               <w:rPr>
@@ -9114,11 +11640,17 @@
         </w:tc>
       </w:tr>
       <w:tr>
-        <w:tc>
-          <w:tcPr>
-            <w:tcW w:type="dxa" w:w="5046"/>
-          </w:tcPr>
-          <w:p>
+        <w:trPr>
+          <w:cantSplit/>
+        </w:trPr>
+        <w:tc>
+          <w:tcPr>
+            <w:tcW w:type="dxa" w:w="5046"/>
+          </w:tcPr>
+          <w:p>
+            <w:pPr>
+              <w:spacing w:before="20" w:after="20"/>
+            </w:pPr>
             <w:r/>
             <w:r>
               <w:rPr>
@@ -9135,6 +11667,9 @@
             <w:tcW w:type="dxa" w:w="5046"/>
           </w:tcPr>
           <w:p>
+            <w:pPr>
+              <w:spacing w:before="20" w:after="20"/>
+            </w:pPr>
             <w:r/>
             <w:r>
               <w:rPr>
@@ -9151,6 +11686,9 @@
             <w:tcW w:type="dxa" w:w="5046"/>
           </w:tcPr>
           <w:p>
+            <w:pPr>
+              <w:spacing w:before="20" w:after="20"/>
+            </w:pPr>
             <w:r/>
             <w:r>
               <w:rPr>
@@ -9163,11 +11701,17 @@
         </w:tc>
       </w:tr>
       <w:tr>
-        <w:tc>
-          <w:tcPr>
-            <w:tcW w:type="dxa" w:w="5046"/>
-          </w:tcPr>
-          <w:p>
+        <w:trPr>
+          <w:cantSplit/>
+        </w:trPr>
+        <w:tc>
+          <w:tcPr>
+            <w:tcW w:type="dxa" w:w="5046"/>
+          </w:tcPr>
+          <w:p>
+            <w:pPr>
+              <w:spacing w:before="20" w:after="20"/>
+            </w:pPr>
             <w:r/>
             <w:r>
               <w:rPr>
@@ -9184,6 +11728,9 @@
             <w:tcW w:type="dxa" w:w="5046"/>
           </w:tcPr>
           <w:p>
+            <w:pPr>
+              <w:spacing w:before="20" w:after="20"/>
+            </w:pPr>
             <w:r/>
             <w:r>
               <w:rPr>
@@ -9200,6 +11747,9 @@
             <w:tcW w:type="dxa" w:w="5046"/>
           </w:tcPr>
           <w:p>
+            <w:pPr>
+              <w:spacing w:before="20" w:after="20"/>
+            </w:pPr>
             <w:r/>
             <w:r>
               <w:rPr>
@@ -9212,11 +11762,17 @@
         </w:tc>
       </w:tr>
       <w:tr>
-        <w:tc>
-          <w:tcPr>
-            <w:tcW w:type="dxa" w:w="5046"/>
-          </w:tcPr>
-          <w:p>
+        <w:trPr>
+          <w:cantSplit/>
+        </w:trPr>
+        <w:tc>
+          <w:tcPr>
+            <w:tcW w:type="dxa" w:w="5046"/>
+          </w:tcPr>
+          <w:p>
+            <w:pPr>
+              <w:spacing w:before="20" w:after="20"/>
+            </w:pPr>
             <w:r/>
             <w:r>
               <w:rPr>
@@ -9233,6 +11789,9 @@
             <w:tcW w:type="dxa" w:w="5046"/>
           </w:tcPr>
           <w:p>
+            <w:pPr>
+              <w:spacing w:before="20" w:after="20"/>
+            </w:pPr>
             <w:r/>
             <w:r>
               <w:rPr>
@@ -9249,6 +11808,9 @@
             <w:tcW w:type="dxa" w:w="5046"/>
           </w:tcPr>
           <w:p>
+            <w:pPr>
+              <w:spacing w:before="20" w:after="20"/>
+            </w:pPr>
             <w:r/>
             <w:r>
               <w:rPr>
@@ -9261,11 +11823,17 @@
         </w:tc>
       </w:tr>
       <w:tr>
-        <w:tc>
-          <w:tcPr>
-            <w:tcW w:type="dxa" w:w="5046"/>
-          </w:tcPr>
-          <w:p>
+        <w:trPr>
+          <w:cantSplit/>
+        </w:trPr>
+        <w:tc>
+          <w:tcPr>
+            <w:tcW w:type="dxa" w:w="5046"/>
+          </w:tcPr>
+          <w:p>
+            <w:pPr>
+              <w:spacing w:before="20" w:after="20"/>
+            </w:pPr>
             <w:r/>
             <w:r>
               <w:rPr>
@@ -9282,6 +11850,9 @@
             <w:tcW w:type="dxa" w:w="5046"/>
           </w:tcPr>
           <w:p>
+            <w:pPr>
+              <w:spacing w:before="20" w:after="20"/>
+            </w:pPr>
             <w:r/>
             <w:r>
               <w:rPr>
@@ -9298,6 +11869,9 @@
             <w:tcW w:type="dxa" w:w="5046"/>
           </w:tcPr>
           <w:p>
+            <w:pPr>
+              <w:spacing w:before="20" w:after="20"/>
+            </w:pPr>
             <w:r/>
             <w:r>
               <w:rPr>
@@ -9310,11 +11884,17 @@
         </w:tc>
       </w:tr>
       <w:tr>
-        <w:tc>
-          <w:tcPr>
-            <w:tcW w:type="dxa" w:w="5046"/>
-          </w:tcPr>
-          <w:p>
+        <w:trPr>
+          <w:cantSplit/>
+        </w:trPr>
+        <w:tc>
+          <w:tcPr>
+            <w:tcW w:type="dxa" w:w="5046"/>
+          </w:tcPr>
+          <w:p>
+            <w:pPr>
+              <w:spacing w:before="20" w:after="20"/>
+            </w:pPr>
             <w:r/>
             <w:r>
               <w:rPr>
@@ -9331,6 +11911,9 @@
             <w:tcW w:type="dxa" w:w="5046"/>
           </w:tcPr>
           <w:p>
+            <w:pPr>
+              <w:spacing w:before="20" w:after="20"/>
+            </w:pPr>
             <w:r/>
             <w:r>
               <w:rPr>
@@ -9347,6 +11930,9 @@
             <w:tcW w:type="dxa" w:w="5046"/>
           </w:tcPr>
           <w:p>
+            <w:pPr>
+              <w:spacing w:before="20" w:after="20"/>
+            </w:pPr>
             <w:r/>
             <w:r>
               <w:rPr>
@@ -9359,11 +11945,17 @@
         </w:tc>
       </w:tr>
       <w:tr>
-        <w:tc>
-          <w:tcPr>
-            <w:tcW w:type="dxa" w:w="5046"/>
-          </w:tcPr>
-          <w:p>
+        <w:trPr>
+          <w:cantSplit/>
+        </w:trPr>
+        <w:tc>
+          <w:tcPr>
+            <w:tcW w:type="dxa" w:w="5046"/>
+          </w:tcPr>
+          <w:p>
+            <w:pPr>
+              <w:spacing w:before="20" w:after="20"/>
+            </w:pPr>
             <w:r/>
             <w:r>
               <w:rPr>
@@ -9380,6 +11972,9 @@
             <w:tcW w:type="dxa" w:w="5046"/>
           </w:tcPr>
           <w:p>
+            <w:pPr>
+              <w:spacing w:before="20" w:after="20"/>
+            </w:pPr>
             <w:r/>
             <w:r>
               <w:rPr>
@@ -9396,6 +11991,9 @@
             <w:tcW w:type="dxa" w:w="5046"/>
           </w:tcPr>
           <w:p>
+            <w:pPr>
+              <w:spacing w:before="20" w:after="20"/>
+            </w:pPr>
             <w:r/>
             <w:r>
               <w:rPr>
@@ -9408,11 +12006,17 @@
         </w:tc>
       </w:tr>
       <w:tr>
-        <w:tc>
-          <w:tcPr>
-            <w:tcW w:type="dxa" w:w="5046"/>
-          </w:tcPr>
-          <w:p>
+        <w:trPr>
+          <w:cantSplit/>
+        </w:trPr>
+        <w:tc>
+          <w:tcPr>
+            <w:tcW w:type="dxa" w:w="5046"/>
+          </w:tcPr>
+          <w:p>
+            <w:pPr>
+              <w:spacing w:before="20" w:after="20"/>
+            </w:pPr>
             <w:r/>
             <w:r>
               <w:rPr>
@@ -9429,6 +12033,9 @@
             <w:tcW w:type="dxa" w:w="5046"/>
           </w:tcPr>
           <w:p>
+            <w:pPr>
+              <w:spacing w:before="20" w:after="20"/>
+            </w:pPr>
             <w:r/>
             <w:r>
               <w:rPr>
@@ -9445,6 +12052,9 @@
             <w:tcW w:type="dxa" w:w="5046"/>
           </w:tcPr>
           <w:p>
+            <w:pPr>
+              <w:spacing w:before="20" w:after="20"/>
+            </w:pPr>
             <w:r/>
             <w:r>
               <w:rPr>
@@ -9457,11 +12067,17 @@
         </w:tc>
       </w:tr>
       <w:tr>
-        <w:tc>
-          <w:tcPr>
-            <w:tcW w:type="dxa" w:w="5046"/>
-          </w:tcPr>
-          <w:p>
+        <w:trPr>
+          <w:cantSplit/>
+        </w:trPr>
+        <w:tc>
+          <w:tcPr>
+            <w:tcW w:type="dxa" w:w="5046"/>
+          </w:tcPr>
+          <w:p>
+            <w:pPr>
+              <w:spacing w:before="20" w:after="20"/>
+            </w:pPr>
             <w:r/>
             <w:r>
               <w:rPr>
@@ -9478,6 +12094,9 @@
             <w:tcW w:type="dxa" w:w="5046"/>
           </w:tcPr>
           <w:p>
+            <w:pPr>
+              <w:spacing w:before="20" w:after="20"/>
+            </w:pPr>
             <w:r/>
             <w:r>
               <w:rPr>
@@ -9494,6 +12113,9 @@
             <w:tcW w:type="dxa" w:w="5046"/>
           </w:tcPr>
           <w:p>
+            <w:pPr>
+              <w:spacing w:before="20" w:after="20"/>
+            </w:pPr>
             <w:r/>
             <w:r>
               <w:rPr>
@@ -9506,11 +12128,17 @@
         </w:tc>
       </w:tr>
       <w:tr>
-        <w:tc>
-          <w:tcPr>
-            <w:tcW w:type="dxa" w:w="5046"/>
-          </w:tcPr>
-          <w:p>
+        <w:trPr>
+          <w:cantSplit/>
+        </w:trPr>
+        <w:tc>
+          <w:tcPr>
+            <w:tcW w:type="dxa" w:w="5046"/>
+          </w:tcPr>
+          <w:p>
+            <w:pPr>
+              <w:spacing w:before="20" w:after="20"/>
+            </w:pPr>
             <w:r/>
             <w:r>
               <w:rPr>
@@ -9527,6 +12155,9 @@
             <w:tcW w:type="dxa" w:w="5046"/>
           </w:tcPr>
           <w:p>
+            <w:pPr>
+              <w:spacing w:before="20" w:after="20"/>
+            </w:pPr>
             <w:r/>
             <w:r>
               <w:rPr>
@@ -9543,6 +12174,9 @@
             <w:tcW w:type="dxa" w:w="5046"/>
           </w:tcPr>
           <w:p>
+            <w:pPr>
+              <w:spacing w:before="20" w:after="20"/>
+            </w:pPr>
             <w:r/>
             <w:r>
               <w:rPr>
@@ -9555,11 +12189,17 @@
         </w:tc>
       </w:tr>
       <w:tr>
-        <w:tc>
-          <w:tcPr>
-            <w:tcW w:type="dxa" w:w="5046"/>
-          </w:tcPr>
-          <w:p>
+        <w:trPr>
+          <w:cantSplit/>
+        </w:trPr>
+        <w:tc>
+          <w:tcPr>
+            <w:tcW w:type="dxa" w:w="5046"/>
+          </w:tcPr>
+          <w:p>
+            <w:pPr>
+              <w:spacing w:before="20" w:after="20"/>
+            </w:pPr>
             <w:r/>
             <w:r>
               <w:rPr>
@@ -9576,6 +12216,9 @@
             <w:tcW w:type="dxa" w:w="5046"/>
           </w:tcPr>
           <w:p>
+            <w:pPr>
+              <w:spacing w:before="20" w:after="20"/>
+            </w:pPr>
             <w:r/>
             <w:r>
               <w:rPr>
@@ -9592,6 +12235,9 @@
             <w:tcW w:type="dxa" w:w="5046"/>
           </w:tcPr>
           <w:p>
+            <w:pPr>
+              <w:spacing w:before="20" w:after="20"/>
+            </w:pPr>
             <w:r/>
             <w:r>
               <w:rPr>
@@ -9604,11 +12250,17 @@
         </w:tc>
       </w:tr>
       <w:tr>
-        <w:tc>
-          <w:tcPr>
-            <w:tcW w:type="dxa" w:w="5046"/>
-          </w:tcPr>
-          <w:p>
+        <w:trPr>
+          <w:cantSplit/>
+        </w:trPr>
+        <w:tc>
+          <w:tcPr>
+            <w:tcW w:type="dxa" w:w="5046"/>
+          </w:tcPr>
+          <w:p>
+            <w:pPr>
+              <w:spacing w:before="20" w:after="20"/>
+            </w:pPr>
             <w:r/>
             <w:r>
               <w:rPr>
@@ -9625,6 +12277,9 @@
             <w:tcW w:type="dxa" w:w="5046"/>
           </w:tcPr>
           <w:p>
+            <w:pPr>
+              <w:spacing w:before="20" w:after="20"/>
+            </w:pPr>
             <w:r/>
             <w:r>
               <w:rPr>
@@ -9641,6 +12296,9 @@
             <w:tcW w:type="dxa" w:w="5046"/>
           </w:tcPr>
           <w:p>
+            <w:pPr>
+              <w:spacing w:before="20" w:after="20"/>
+            </w:pPr>
             <w:r/>
             <w:r>
               <w:rPr>
@@ -9697,6 +12355,9 @@
             <w:shd w:val="clear" w:color="auto" w:fill="D9D9D9"/>
           </w:tcPr>
           <w:p>
+            <w:pPr>
+              <w:spacing w:before="20" w:after="20"/>
+            </w:pPr>
             <w:r/>
             <w:r>
               <w:rPr>
@@ -9714,6 +12375,9 @@
             <w:shd w:val="clear" w:color="auto" w:fill="D9D9D9"/>
           </w:tcPr>
           <w:p>
+            <w:pPr>
+              <w:spacing w:before="20" w:after="20"/>
+            </w:pPr>
             <w:r/>
             <w:r>
               <w:rPr>
@@ -9731,6 +12395,9 @@
             <w:shd w:val="clear" w:color="auto" w:fill="D9D9D9"/>
           </w:tcPr>
           <w:p>
+            <w:pPr>
+              <w:spacing w:before="20" w:after="20"/>
+            </w:pPr>
             <w:r/>
             <w:r>
               <w:rPr>
@@ -9744,11 +12411,17 @@
         </w:tc>
       </w:tr>
       <w:tr>
-        <w:tc>
-          <w:tcPr>
-            <w:tcW w:type="dxa" w:w="5046"/>
-          </w:tcPr>
-          <w:p>
+        <w:trPr>
+          <w:cantSplit/>
+        </w:trPr>
+        <w:tc>
+          <w:tcPr>
+            <w:tcW w:type="dxa" w:w="5046"/>
+          </w:tcPr>
+          <w:p>
+            <w:pPr>
+              <w:spacing w:before="20" w:after="20"/>
+            </w:pPr>
             <w:r/>
             <w:r>
               <w:rPr>
@@ -9765,6 +12438,9 @@
             <w:tcW w:type="dxa" w:w="5046"/>
           </w:tcPr>
           <w:p>
+            <w:pPr>
+              <w:spacing w:before="20" w:after="20"/>
+            </w:pPr>
             <w:r/>
             <w:r>
               <w:rPr>
@@ -9781,6 +12457,9 @@
             <w:tcW w:type="dxa" w:w="5046"/>
           </w:tcPr>
           <w:p>
+            <w:pPr>
+              <w:spacing w:before="20" w:after="20"/>
+            </w:pPr>
             <w:r/>
             <w:r>
               <w:rPr>
@@ -9793,11 +12472,17 @@
         </w:tc>
       </w:tr>
       <w:tr>
-        <w:tc>
-          <w:tcPr>
-            <w:tcW w:type="dxa" w:w="5046"/>
-          </w:tcPr>
-          <w:p>
+        <w:trPr>
+          <w:cantSplit/>
+        </w:trPr>
+        <w:tc>
+          <w:tcPr>
+            <w:tcW w:type="dxa" w:w="5046"/>
+          </w:tcPr>
+          <w:p>
+            <w:pPr>
+              <w:spacing w:before="20" w:after="20"/>
+            </w:pPr>
             <w:r/>
             <w:r>
               <w:rPr>
@@ -9814,6 +12499,9 @@
             <w:tcW w:type="dxa" w:w="5046"/>
           </w:tcPr>
           <w:p>
+            <w:pPr>
+              <w:spacing w:before="20" w:after="20"/>
+            </w:pPr>
             <w:r/>
             <w:r>
               <w:rPr>
@@ -9830,6 +12518,9 @@
             <w:tcW w:type="dxa" w:w="5046"/>
           </w:tcPr>
           <w:p>
+            <w:pPr>
+              <w:spacing w:before="20" w:after="20"/>
+            </w:pPr>
             <w:r/>
             <w:r>
               <w:rPr>
@@ -9842,11 +12533,17 @@
         </w:tc>
       </w:tr>
       <w:tr>
-        <w:tc>
-          <w:tcPr>
-            <w:tcW w:type="dxa" w:w="5046"/>
-          </w:tcPr>
-          <w:p>
+        <w:trPr>
+          <w:cantSplit/>
+        </w:trPr>
+        <w:tc>
+          <w:tcPr>
+            <w:tcW w:type="dxa" w:w="5046"/>
+          </w:tcPr>
+          <w:p>
+            <w:pPr>
+              <w:spacing w:before="20" w:after="20"/>
+            </w:pPr>
             <w:r/>
             <w:r>
               <w:rPr>
@@ -9863,6 +12560,9 @@
             <w:tcW w:type="dxa" w:w="5046"/>
           </w:tcPr>
           <w:p>
+            <w:pPr>
+              <w:spacing w:before="20" w:after="20"/>
+            </w:pPr>
             <w:r/>
             <w:r>
               <w:rPr>
@@ -9879,6 +12579,9 @@
             <w:tcW w:type="dxa" w:w="5046"/>
           </w:tcPr>
           <w:p>
+            <w:pPr>
+              <w:spacing w:before="20" w:after="20"/>
+            </w:pPr>
             <w:r/>
             <w:r>
               <w:rPr>
@@ -9891,11 +12594,17 @@
         </w:tc>
       </w:tr>
       <w:tr>
-        <w:tc>
-          <w:tcPr>
-            <w:tcW w:type="dxa" w:w="5046"/>
-          </w:tcPr>
-          <w:p>
+        <w:trPr>
+          <w:cantSplit/>
+        </w:trPr>
+        <w:tc>
+          <w:tcPr>
+            <w:tcW w:type="dxa" w:w="5046"/>
+          </w:tcPr>
+          <w:p>
+            <w:pPr>
+              <w:spacing w:before="20" w:after="20"/>
+            </w:pPr>
             <w:r/>
             <w:r>
               <w:rPr>
@@ -9912,6 +12621,9 @@
             <w:tcW w:type="dxa" w:w="5046"/>
           </w:tcPr>
           <w:p>
+            <w:pPr>
+              <w:spacing w:before="20" w:after="20"/>
+            </w:pPr>
             <w:r/>
             <w:r>
               <w:rPr>
@@ -9928,6 +12640,9 @@
             <w:tcW w:type="dxa" w:w="5046"/>
           </w:tcPr>
           <w:p>
+            <w:pPr>
+              <w:spacing w:before="20" w:after="20"/>
+            </w:pPr>
             <w:r/>
             <w:r>
               <w:rPr>
@@ -9984,6 +12699,9 @@
             <w:shd w:val="clear" w:color="auto" w:fill="D9D9D9"/>
           </w:tcPr>
           <w:p>
+            <w:pPr>
+              <w:spacing w:before="20" w:after="20"/>
+            </w:pPr>
             <w:r/>
             <w:r>
               <w:rPr>
@@ -10001,6 +12719,9 @@
             <w:shd w:val="clear" w:color="auto" w:fill="D9D9D9"/>
           </w:tcPr>
           <w:p>
+            <w:pPr>
+              <w:spacing w:before="20" w:after="20"/>
+            </w:pPr>
             <w:r/>
             <w:r>
               <w:rPr>
@@ -10018,6 +12739,9 @@
             <w:shd w:val="clear" w:color="auto" w:fill="D9D9D9"/>
           </w:tcPr>
           <w:p>
+            <w:pPr>
+              <w:spacing w:before="20" w:after="20"/>
+            </w:pPr>
             <w:r/>
             <w:r>
               <w:rPr>
@@ -10031,11 +12755,17 @@
         </w:tc>
       </w:tr>
       <w:tr>
-        <w:tc>
-          <w:tcPr>
-            <w:tcW w:type="dxa" w:w="5046"/>
-          </w:tcPr>
-          <w:p>
+        <w:trPr>
+          <w:cantSplit/>
+        </w:trPr>
+        <w:tc>
+          <w:tcPr>
+            <w:tcW w:type="dxa" w:w="5046"/>
+          </w:tcPr>
+          <w:p>
+            <w:pPr>
+              <w:spacing w:before="20" w:after="20"/>
+            </w:pPr>
             <w:r/>
             <w:r>
               <w:rPr>
@@ -10052,6 +12782,9 @@
             <w:tcW w:type="dxa" w:w="5046"/>
           </w:tcPr>
           <w:p>
+            <w:pPr>
+              <w:spacing w:before="20" w:after="20"/>
+            </w:pPr>
             <w:r/>
             <w:r>
               <w:rPr>
@@ -10068,6 +12801,9 @@
             <w:tcW w:type="dxa" w:w="5046"/>
           </w:tcPr>
           <w:p>
+            <w:pPr>
+              <w:spacing w:before="20" w:after="20"/>
+            </w:pPr>
             <w:r/>
             <w:r>
               <w:rPr>
@@ -10080,11 +12816,17 @@
         </w:tc>
       </w:tr>
       <w:tr>
-        <w:tc>
-          <w:tcPr>
-            <w:tcW w:type="dxa" w:w="5046"/>
-          </w:tcPr>
-          <w:p>
+        <w:trPr>
+          <w:cantSplit/>
+        </w:trPr>
+        <w:tc>
+          <w:tcPr>
+            <w:tcW w:type="dxa" w:w="5046"/>
+          </w:tcPr>
+          <w:p>
+            <w:pPr>
+              <w:spacing w:before="20" w:after="20"/>
+            </w:pPr>
             <w:r/>
             <w:r>
               <w:rPr>
@@ -10101,6 +12843,9 @@
             <w:tcW w:type="dxa" w:w="5046"/>
           </w:tcPr>
           <w:p>
+            <w:pPr>
+              <w:spacing w:before="20" w:after="20"/>
+            </w:pPr>
             <w:r/>
             <w:r>
               <w:rPr>
@@ -10117,6 +12862,9 @@
             <w:tcW w:type="dxa" w:w="5046"/>
           </w:tcPr>
           <w:p>
+            <w:pPr>
+              <w:spacing w:before="20" w:after="20"/>
+            </w:pPr>
             <w:r/>
             <w:r>
               <w:rPr>
@@ -10129,11 +12877,17 @@
         </w:tc>
       </w:tr>
       <w:tr>
-        <w:tc>
-          <w:tcPr>
-            <w:tcW w:type="dxa" w:w="5046"/>
-          </w:tcPr>
-          <w:p>
+        <w:trPr>
+          <w:cantSplit/>
+        </w:trPr>
+        <w:tc>
+          <w:tcPr>
+            <w:tcW w:type="dxa" w:w="5046"/>
+          </w:tcPr>
+          <w:p>
+            <w:pPr>
+              <w:spacing w:before="20" w:after="20"/>
+            </w:pPr>
             <w:r/>
             <w:r>
               <w:rPr>
@@ -10150,6 +12904,9 @@
             <w:tcW w:type="dxa" w:w="5046"/>
           </w:tcPr>
           <w:p>
+            <w:pPr>
+              <w:spacing w:before="20" w:after="20"/>
+            </w:pPr>
             <w:r/>
             <w:r>
               <w:rPr>
@@ -10166,6 +12923,9 @@
             <w:tcW w:type="dxa" w:w="5046"/>
           </w:tcPr>
           <w:p>
+            <w:pPr>
+              <w:spacing w:before="20" w:after="20"/>
+            </w:pPr>
             <w:r/>
             <w:r>
               <w:rPr>
@@ -10178,11 +12938,17 @@
         </w:tc>
       </w:tr>
       <w:tr>
-        <w:tc>
-          <w:tcPr>
-            <w:tcW w:type="dxa" w:w="5046"/>
-          </w:tcPr>
-          <w:p>
+        <w:trPr>
+          <w:cantSplit/>
+        </w:trPr>
+        <w:tc>
+          <w:tcPr>
+            <w:tcW w:type="dxa" w:w="5046"/>
+          </w:tcPr>
+          <w:p>
+            <w:pPr>
+              <w:spacing w:before="20" w:after="20"/>
+            </w:pPr>
             <w:r/>
             <w:r>
               <w:rPr>
@@ -10199,6 +12965,9 @@
             <w:tcW w:type="dxa" w:w="5046"/>
           </w:tcPr>
           <w:p>
+            <w:pPr>
+              <w:spacing w:before="20" w:after="20"/>
+            </w:pPr>
             <w:r/>
             <w:r>
               <w:rPr>
@@ -10215,6 +12984,9 @@
             <w:tcW w:type="dxa" w:w="5046"/>
           </w:tcPr>
           <w:p>
+            <w:pPr>
+              <w:spacing w:before="20" w:after="20"/>
+            </w:pPr>
             <w:r/>
             <w:r>
               <w:rPr>
@@ -10271,6 +13043,9 @@
             <w:shd w:val="clear" w:color="auto" w:fill="D9D9D9"/>
           </w:tcPr>
           <w:p>
+            <w:pPr>
+              <w:spacing w:before="20" w:after="20"/>
+            </w:pPr>
             <w:r/>
             <w:r>
               <w:rPr>
@@ -10288,6 +13063,9 @@
             <w:shd w:val="clear" w:color="auto" w:fill="D9D9D9"/>
           </w:tcPr>
           <w:p>
+            <w:pPr>
+              <w:spacing w:before="20" w:after="20"/>
+            </w:pPr>
             <w:r/>
             <w:r>
               <w:rPr>
@@ -10305,6 +13083,9 @@
             <w:shd w:val="clear" w:color="auto" w:fill="D9D9D9"/>
           </w:tcPr>
           <w:p>
+            <w:pPr>
+              <w:spacing w:before="20" w:after="20"/>
+            </w:pPr>
             <w:r/>
             <w:r>
               <w:rPr>
@@ -10318,11 +13099,17 @@
         </w:tc>
       </w:tr>
       <w:tr>
-        <w:tc>
-          <w:tcPr>
-            <w:tcW w:type="dxa" w:w="5046"/>
-          </w:tcPr>
-          <w:p>
+        <w:trPr>
+          <w:cantSplit/>
+        </w:trPr>
+        <w:tc>
+          <w:tcPr>
+            <w:tcW w:type="dxa" w:w="5046"/>
+          </w:tcPr>
+          <w:p>
+            <w:pPr>
+              <w:spacing w:before="20" w:after="20"/>
+            </w:pPr>
             <w:r/>
             <w:r>
               <w:rPr>
@@ -10339,6 +13126,9 @@
             <w:tcW w:type="dxa" w:w="5046"/>
           </w:tcPr>
           <w:p>
+            <w:pPr>
+              <w:spacing w:before="20" w:after="20"/>
+            </w:pPr>
             <w:r/>
             <w:r>
               <w:rPr>
@@ -10355,6 +13145,9 @@
             <w:tcW w:type="dxa" w:w="5046"/>
           </w:tcPr>
           <w:p>
+            <w:pPr>
+              <w:spacing w:before="20" w:after="20"/>
+            </w:pPr>
             <w:r/>
             <w:r>
               <w:rPr>
@@ -10367,11 +13160,17 @@
         </w:tc>
       </w:tr>
       <w:tr>
-        <w:tc>
-          <w:tcPr>
-            <w:tcW w:type="dxa" w:w="5046"/>
-          </w:tcPr>
-          <w:p>
+        <w:trPr>
+          <w:cantSplit/>
+        </w:trPr>
+        <w:tc>
+          <w:tcPr>
+            <w:tcW w:type="dxa" w:w="5046"/>
+          </w:tcPr>
+          <w:p>
+            <w:pPr>
+              <w:spacing w:before="20" w:after="20"/>
+            </w:pPr>
             <w:r/>
             <w:r>
               <w:rPr>
@@ -10388,6 +13187,9 @@
             <w:tcW w:type="dxa" w:w="5046"/>
           </w:tcPr>
           <w:p>
+            <w:pPr>
+              <w:spacing w:before="20" w:after="20"/>
+            </w:pPr>
             <w:r/>
             <w:r>
               <w:rPr>
@@ -10404,6 +13206,9 @@
             <w:tcW w:type="dxa" w:w="5046"/>
           </w:tcPr>
           <w:p>
+            <w:pPr>
+              <w:spacing w:before="20" w:after="20"/>
+            </w:pPr>
             <w:r/>
             <w:r>
               <w:rPr>
@@ -10416,11 +13221,17 @@
         </w:tc>
       </w:tr>
       <w:tr>
-        <w:tc>
-          <w:tcPr>
-            <w:tcW w:type="dxa" w:w="5046"/>
-          </w:tcPr>
-          <w:p>
+        <w:trPr>
+          <w:cantSplit/>
+        </w:trPr>
+        <w:tc>
+          <w:tcPr>
+            <w:tcW w:type="dxa" w:w="5046"/>
+          </w:tcPr>
+          <w:p>
+            <w:pPr>
+              <w:spacing w:before="20" w:after="20"/>
+            </w:pPr>
             <w:r/>
             <w:r>
               <w:rPr>
@@ -10437,6 +13248,9 @@
             <w:tcW w:type="dxa" w:w="5046"/>
           </w:tcPr>
           <w:p>
+            <w:pPr>
+              <w:spacing w:before="20" w:after="20"/>
+            </w:pPr>
             <w:r/>
             <w:r>
               <w:rPr>
@@ -10453,6 +13267,9 @@
             <w:tcW w:type="dxa" w:w="5046"/>
           </w:tcPr>
           <w:p>
+            <w:pPr>
+              <w:spacing w:before="20" w:after="20"/>
+            </w:pPr>
             <w:r/>
             <w:r>
               <w:rPr>
@@ -10465,11 +13282,17 @@
         </w:tc>
       </w:tr>
       <w:tr>
-        <w:tc>
-          <w:tcPr>
-            <w:tcW w:type="dxa" w:w="5046"/>
-          </w:tcPr>
-          <w:p>
+        <w:trPr>
+          <w:cantSplit/>
+        </w:trPr>
+        <w:tc>
+          <w:tcPr>
+            <w:tcW w:type="dxa" w:w="5046"/>
+          </w:tcPr>
+          <w:p>
+            <w:pPr>
+              <w:spacing w:before="20" w:after="20"/>
+            </w:pPr>
             <w:r/>
             <w:r>
               <w:rPr>
@@ -10486,6 +13309,9 @@
             <w:tcW w:type="dxa" w:w="5046"/>
           </w:tcPr>
           <w:p>
+            <w:pPr>
+              <w:spacing w:before="20" w:after="20"/>
+            </w:pPr>
             <w:r/>
             <w:r>
               <w:rPr>
@@ -10502,6 +13328,9 @@
             <w:tcW w:type="dxa" w:w="5046"/>
           </w:tcPr>
           <w:p>
+            <w:pPr>
+              <w:spacing w:before="20" w:after="20"/>
+            </w:pPr>
             <w:r/>
             <w:r>
               <w:rPr>

--- a/docx/ru/BUFRCREX_CodeFlag_ru_21.docx
+++ b/docx/ru/BUFRCREX_CodeFlag_ru_21.docx
@@ -12834,517 +12834,6 @@
       </w:tr>
     </w:tbl>
     <w:p/>
-    <w:p/>
-    <w:p>
-      <w:r>
-        <w:rPr>
-          <w:rFonts w:ascii="Verdana" w:hAnsi="Verdana"/>
-          <w:i/>
-          <w:sz w:val="14"/>
-        </w:rPr>
-        <w:t>Note 2: «Ясно» или «сплошная облачность» кодируются соответственно цифрами 0 и 8.</w:t>
-      </w:r>
-    </w:p>
-    <w:p>
-      <w:r>
-        <w:rPr>
-          <w:rFonts w:ascii="Verdana" w:hAnsi="Verdana"/>
-          <w:i/>
-          <w:sz w:val="14"/>
-        </w:rPr>
-        <w:t>Note 5: (0 = хорошее; 1 = плохое)</w:t>
-      </w:r>
-    </w:p>
-    <w:p>
-      <w:r>
-        <w:rPr>
-          <w:rFonts w:ascii="Verdana" w:hAnsi="Verdana"/>
-          <w:i/>
-          <w:sz w:val="14"/>
-        </w:rPr>
-        <w:t>Note 6: (См. общую кодовую таблицу С-1 в части С/с.)</w:t>
-      </w:r>
-    </w:p>
-    <w:p>
-      <w:r>
-        <w:rPr>
-          <w:rFonts w:ascii="Verdana" w:hAnsi="Verdana"/>
-          <w:i/>
-          <w:sz w:val="14"/>
-        </w:rPr>
-        <w:t>Note 7: (См. общую кодовую таблицу С-2 в части С/с.)</w:t>
-      </w:r>
-    </w:p>
-    <w:p>
-      <w:r>
-        <w:rPr>
-          <w:rFonts w:ascii="Verdana" w:hAnsi="Verdana"/>
-          <w:i/>
-          <w:sz w:val="14"/>
-        </w:rPr>
-        <w:t>Note 8: (См. общую кодовую таблицу С-3)</w:t>
-      </w:r>
-    </w:p>
-    <w:p>
-      <w:r>
-        <w:rPr>
-          <w:rFonts w:ascii="Verdana" w:hAnsi="Verdana"/>
-          <w:i/>
-          <w:sz w:val="14"/>
-        </w:rPr>
-        <w:t>Note 9: (См. общую кодовую таблицу С-4)</w:t>
-      </w:r>
-    </w:p>
-    <w:p>
-      <w:r>
-        <w:rPr>
-          <w:rFonts w:ascii="Verdana" w:hAnsi="Verdana"/>
-          <w:i/>
-          <w:sz w:val="14"/>
-        </w:rPr>
-        <w:t>Note 10: (См. общую кодовую таблицу С-5 в части С/с.)</w:t>
-      </w:r>
-    </w:p>
-    <w:p>
-      <w:r>
-        <w:rPr>
-          <w:rFonts w:ascii="Verdana" w:hAnsi="Verdana"/>
-          <w:i/>
-          <w:sz w:val="14"/>
-        </w:rPr>
-        <w:t>Note 11: (См. общую кодовую таблицу С-7 в части С/с.)</w:t>
-      </w:r>
-    </w:p>
-    <w:p>
-      <w:r>
-        <w:rPr>
-          <w:rFonts w:ascii="Verdana" w:hAnsi="Verdana"/>
-          <w:i/>
-          <w:sz w:val="14"/>
-        </w:rPr>
-        <w:t>Note 12: (См. общую кодовую таблицу С-8 в части С/с.)</w:t>
-      </w:r>
-    </w:p>
-    <w:p>
-      <w:r>
-        <w:rPr>
-          <w:rFonts w:ascii="Verdana" w:hAnsi="Verdana"/>
-          <w:i/>
-          <w:sz w:val="14"/>
-        </w:rPr>
-        <w:t>Note 14: (Будет определено самими центрами — см. общую кодовую таблицу С-12 в части С/с.)</w:t>
-      </w:r>
-    </w:p>
-    <w:p>
-      <w:r>
-        <w:rPr>
-          <w:rFonts w:ascii="Verdana" w:hAnsi="Verdana"/>
-          <w:i/>
-          <w:sz w:val="14"/>
-        </w:rPr>
-        <w:t>Note 15: (Будут разработаны)</w:t>
-      </w:r>
-    </w:p>
-    <w:p>
-      <w:r>
-        <w:rPr>
-          <w:rFonts w:ascii="Verdana" w:hAnsi="Verdana"/>
-          <w:i/>
-          <w:sz w:val="14"/>
-        </w:rPr>
-        <w:t>Note 16: Последовательность двух или более пар координат местоположения, таких как широта и долгота, определяет линию или многоугольник. Точки следует соединять в соответствии с порядком, данным в сообщении. Любая описываемая зона будет расположена слева от проведенной границы в направлении, установленном порядком, данным в сообщении. Это определение применяется к простым непересекающимся многоугольникам, без пробелов.</w:t>
-      </w:r>
-    </w:p>
-    <w:p>
-      <w:r>
-        <w:rPr>
-          <w:rFonts w:ascii="Verdana" w:hAnsi="Verdana"/>
-          <w:i/>
-          <w:sz w:val="14"/>
-        </w:rPr>
-        <w:t>Note 17: Если все биты установлены на 0, это означает, что калибровка правильная.</w:t>
-      </w:r>
-    </w:p>
-    <w:p>
-      <w:r>
-        <w:rPr>
-          <w:rFonts w:ascii="Verdana" w:hAnsi="Verdana"/>
-          <w:i/>
-          <w:sz w:val="14"/>
-        </w:rPr>
-        <w:t>Note 18: Все статистические данные первого порядка выражены в единицах измерения, определенных первоначальными дескрипторами данных.</w:t>
-      </w:r>
-    </w:p>
-    <w:p>
-      <w:r>
-        <w:rPr>
-          <w:rFonts w:ascii="Verdana" w:hAnsi="Verdana"/>
-          <w:i/>
-          <w:sz w:val="14"/>
-        </w:rPr>
-        <w:t>Note 19: Значимость ассоциированного поля должна использоваться на первоначальном этапе совместно с качеством данных наблюдений.</w:t>
-      </w:r>
-    </w:p>
-    <w:p>
-      <w:r>
-        <w:rPr>
-          <w:rFonts w:ascii="Verdana" w:hAnsi="Verdana"/>
-          <w:i/>
-          <w:sz w:val="14"/>
-        </w:rPr>
-        <w:t>Note 21: Начиная с позиции первого бита (бит старшего разряда), при приведении бита к цифре 1 канал используется. Если бит приводится к нулю, канал не используется.</w:t>
-      </w:r>
-    </w:p>
-    <w:p>
-      <w:r>
-        <w:rPr>
-          <w:rFonts w:ascii="Verdana" w:hAnsi="Verdana"/>
-          <w:i/>
-          <w:sz w:val="14"/>
-        </w:rPr>
-        <w:t>Note 23: Битовые флаги показывают прибор и/или каналы, используемые при получении различных физических параметров. Если в какой-либо группе параметров все биты = 0, то для этого параметра или группы параметров не производилась обработка.</w:t>
-      </w:r>
-    </w:p>
-    <w:p>
-      <w:r>
-        <w:rPr>
-          <w:rFonts w:ascii="Verdana" w:hAnsi="Verdana"/>
-          <w:i/>
-          <w:sz w:val="14"/>
-        </w:rPr>
-        <w:t>Note 24: Биты 1-4 представляют код погрешности времени. В том случае, когда все биты установлены на 0, это означает, что время сканирования соответствует предсказанному времени.</w:t>
-      </w:r>
-    </w:p>
-    <w:p>
-      <w:r>
-        <w:rPr>
-          <w:rFonts w:ascii="Verdana" w:hAnsi="Verdana"/>
-          <w:i/>
-          <w:sz w:val="14"/>
-        </w:rPr>
-        <w:t>Note 25: Биты 11-17 представляют код погрешности географического местоположения. В том случае, когда все биты установлены на 0, это означает, что географическое местоположение является нормальным.</w:t>
-      </w:r>
-    </w:p>
-    <w:p>
-      <w:r>
-        <w:rPr>
-          <w:rFonts w:ascii="Verdana" w:hAnsi="Verdana"/>
-          <w:i/>
-          <w:sz w:val="14"/>
-        </w:rPr>
-        <w:t>Note 27: Биты 5-10 представляют код погрешности калибровки. В том случае, когда все биты установлены на 0, это означает, что калибровка нормальная. В том случае, когда тот или иной из битов 5, 7 и 10 установлен на 1, это означает, что были использованы вторичные коэффициенты калибровки.</w:t>
-      </w:r>
-    </w:p>
-    <w:p>
-      <w:r>
-        <w:rPr>
-          <w:rFonts w:ascii="Verdana" w:hAnsi="Verdana"/>
-          <w:i/>
-          <w:sz w:val="14"/>
-        </w:rPr>
-        <w:t>Note 32: Кодовые цифры 1-9: Продолжительность и время измерения течения (векторный или доплеровский метод получения профиля течения).</w:t>
-      </w:r>
-    </w:p>
-    <w:p>
-      <w:r>
-        <w:rPr>
-          <w:rFonts w:ascii="Verdana" w:hAnsi="Verdana"/>
-          <w:i/>
-          <w:sz w:val="14"/>
-        </w:rPr>
-        <w:t>Note 33: Кодовые цифры 11-19: Период измерения течения (дрейфовый метод).</w:t>
-      </w:r>
-    </w:p>
-    <w:p>
-      <w:r>
-        <w:rPr>
-          <w:rFonts w:ascii="Verdana" w:hAnsi="Verdana"/>
-          <w:i/>
-          <w:sz w:val="14"/>
-        </w:rPr>
-        <w:t>Note 34: Средняя часть данной кодовой таблицы (кодовые цифры 100-199) включает термины на нескольких уровнях, которые могут быть использованы для простых и более сложных автоматических станций.</w:t>
-      </w:r>
-    </w:p>
-    <w:p>
-      <w:r>
-        <w:rPr>
-          <w:rFonts w:ascii="Verdana" w:hAnsi="Verdana"/>
-          <w:i/>
-          <w:sz w:val="14"/>
-        </w:rPr>
-        <w:t>Note 35: Дескриптор 0 25 009 исключен. Вместо него следует использовать дескриптор 0 25 029.</w:t>
-      </w:r>
-    </w:p>
-    <w:p>
-      <w:r>
-        <w:rPr>
-          <w:rFonts w:ascii="Verdana" w:hAnsi="Verdana"/>
-          <w:i/>
-          <w:sz w:val="14"/>
-        </w:rPr>
-        <w:t>Note 36: Данные о разностях — это значения разности, размеры которых аналогичны размерам соответствующих сообщаемых значений в отношении единиц измерения, но пределы которых установлены на нуль (например: разность между сообщенными и анализированными значениями, разность между сообщенными и прогнозированными значениями и т. д.).</w:t>
-      </w:r>
-    </w:p>
-    <w:p>
-      <w:r>
-        <w:rPr>
-          <w:rFonts w:ascii="Verdana" w:hAnsi="Verdana"/>
-          <w:i/>
-          <w:sz w:val="14"/>
-        </w:rPr>
-        <w:t>Note 39: EPSG представляет собой набор данных по системам координат и ее преобразованиям, который изначально был создан и поддерживался Европейской группой нефтепоисковых исследований. В настоящее время он поддерживается подкомитетом по геодезии Комитета по геоматике Международной ассоциации производителей нефти и газа.</w:t>
-      </w:r>
-    </w:p>
-    <w:p>
-      <w:r>
-        <w:rPr>
-          <w:rFonts w:ascii="Verdana" w:hAnsi="Verdana"/>
-          <w:i/>
-          <w:sz w:val="14"/>
-        </w:rPr>
-        <w:t>Note 42: Могут быть разработаны дополнительные применения.</w:t>
-      </w:r>
-    </w:p>
-    <w:p>
-      <w:r>
-        <w:rPr>
-          <w:rFonts w:ascii="Verdana" w:hAnsi="Verdana"/>
-          <w:i/>
-          <w:sz w:val="14"/>
-        </w:rPr>
-        <w:t>Note 43: Общие термины обозначения погоды (например: туман, морось) предназначены для использования на автоматических станциях, которые могут определить тип погоды, но не дают никакой другой информации. Общие термины обозначаются в кодовой таблице большими буквами.</w:t>
-      </w:r>
-    </w:p>
-    <w:p>
-      <w:r>
-        <w:rPr>
-          <w:rFonts w:ascii="Verdana" w:hAnsi="Verdana"/>
-          <w:i/>
-          <w:sz w:val="14"/>
-        </w:rPr>
-        <w:t>Note 45: H = Время наблюдения.</w:t>
-      </w:r>
-    </w:p>
-    <w:p>
-      <w:r>
-        <w:rPr>
-          <w:rFonts w:ascii="Verdana" w:hAnsi="Verdana"/>
-          <w:i/>
-          <w:sz w:val="14"/>
-        </w:rPr>
-        <w:t>Note 49: Если бит установлен на 1, указание действительно.</w:t>
-      </w:r>
-    </w:p>
-    <w:p>
-      <w:r>
-        <w:rPr>
-          <w:rFonts w:ascii="Verdana" w:hAnsi="Verdana"/>
-          <w:i/>
-          <w:sz w:val="14"/>
-        </w:rPr>
-        <w:t>Note 50: Определения в кодовых цифрах 0-2 и 4 применяются для обнаженной репрезентативной поверхности почвы, а цифры 3, 5-9 и 10-19 — к открытому репрезентативному району.</w:t>
-      </w:r>
-    </w:p>
-    <w:p>
-      <w:r>
-        <w:rPr>
-          <w:rFonts w:ascii="Verdana" w:hAnsi="Verdana"/>
-          <w:i/>
-          <w:sz w:val="14"/>
-        </w:rPr>
-        <w:t>Note 52: В сводках с автоматических станций следует использовать кодовую цифру 2, когда тенденция является положительной; 7 — отрицательной и 4, когда давление является таким же, как и 3 часа назад.</w:t>
-      </w:r>
-    </w:p>
-    <w:p>
-      <w:r>
-        <w:rPr>
-          <w:rFonts w:ascii="Verdana" w:hAnsi="Verdana"/>
-          <w:i/>
-          <w:sz w:val="14"/>
-        </w:rPr>
-        <w:t>Note 53: В сводках от тропических станций, сообщающих суточные изменения, следует использовать кодовую цифру 2 при положительной тенденции; 7 — при отрицательной тенденции и 4 — в случае, если давление остается таким же, как и за предшествующие 24 часа.</w:t>
-      </w:r>
-    </w:p>
-    <w:p>
-      <w:r>
-        <w:rPr>
-          <w:rFonts w:ascii="Verdana" w:hAnsi="Verdana"/>
-          <w:i/>
-          <w:sz w:val="14"/>
-        </w:rPr>
-        <w:t>Note 54: В данной кодовой таблице всякий раз, когда упоминается лед, это также включает в себя другие твердые осадки, отличные от снега.</w:t>
-      </w:r>
-    </w:p>
-    <w:p>
-      <w:r>
-        <w:rPr>
-          <w:rFonts w:ascii="Verdana" w:hAnsi="Verdana"/>
-          <w:i/>
-          <w:sz w:val="14"/>
-        </w:rPr>
-        <w:t>Note 57: Смешанные осадки обозначаются путем установки на единицу битов всех наблюдаемых самостоятельных типов осадков.</w:t>
-      </w:r>
-    </w:p>
-    <w:p>
-      <w:r>
-        <w:rPr>
-          <w:rFonts w:ascii="Verdana" w:hAnsi="Verdana"/>
-          <w:i/>
-          <w:sz w:val="14"/>
-        </w:rPr>
-        <w:t>Note 59: Новые локальные названия шторма различной интенсивности следует добавлять в соответствии с необходимостью.</w:t>
-      </w:r>
-    </w:p>
-    <w:p>
-      <w:r>
-        <w:rPr>
-          <w:rFonts w:ascii="Verdana" w:hAnsi="Verdana"/>
-          <w:i/>
-          <w:sz w:val="14"/>
-        </w:rPr>
-        <w:t>Note 60: Ни одна из кодовых цифр не исключает добавления интерполированных уровней по усмотрению центра-поставщика</w:t>
-      </w:r>
-    </w:p>
-    <w:p>
-      <w:r>
-        <w:rPr>
-          <w:rFonts w:ascii="Verdana" w:hAnsi="Verdana"/>
-          <w:i/>
-          <w:sz w:val="14"/>
-        </w:rPr>
-        <w:t>Note 63: Явление, указанное в данной таблице флагов, означает любое явление, включая осадки и явления, ухудшающие видимость.</w:t>
-      </w:r>
-    </w:p>
-    <w:p>
-      <w:r>
-        <w:rPr>
-          <w:rFonts w:ascii="Verdana" w:hAnsi="Verdana"/>
-          <w:i/>
-          <w:sz w:val="14"/>
-        </w:rPr>
-        <w:t>Note 75: Определения в кодовых цифрах 0-2 и 4 применяются для обнаженной репрезентативной поверхности почвы, а цифры 3, 5-9 и 10-19 — к открытому репрезентативному району.</w:t>
-      </w:r>
-    </w:p>
-    <w:p>
-      <w:r>
-        <w:rPr>
-          <w:rFonts w:ascii="Verdana" w:hAnsi="Verdana"/>
-          <w:i/>
-          <w:sz w:val="14"/>
-        </w:rPr>
-        <w:t>Note 76: Эти величины относятся к хорошо сформированному ветровому волнению в открытом море. В то время как предпочтение следует отдавать описательным терминам, значения этих высот могут использоваться наблюдателем как руководство при передаче состояния поверхности моря, которое возникает в результате различных факторов, таких, как ветер, зыбь, течения, угол между направлением ветра и зыби и т. д.</w:t>
-      </w:r>
-    </w:p>
-    <w:p>
-      <w:r>
-        <w:rPr>
-          <w:rFonts w:ascii="Verdana" w:hAnsi="Verdana"/>
-          <w:i/>
-          <w:sz w:val="14"/>
-        </w:rPr>
-        <w:t>Note 78: Первые три цифры представляют собой код страны ИСО.</w:t>
-      </w:r>
-    </w:p>
-    <w:p>
-      <w:r>
-        <w:rPr>
-          <w:rFonts w:ascii="Verdana" w:hAnsi="Verdana"/>
-          <w:i/>
-          <w:sz w:val="14"/>
-        </w:rPr>
-        <w:t>Note 79: Последняя колонка в таблице содержит соответствующий номер регистрации Химической реферативной службы (CAS) Американского химического общества.</w:t>
-      </w:r>
-    </w:p>
-    <w:p>
-      <w:r>
-        <w:rPr>
-          <w:rFonts w:ascii="Verdana" w:hAnsi="Verdana"/>
-          <w:i/>
-          <w:sz w:val="14"/>
-        </w:rPr>
-        <w:t>Note 80: Средняя часть данной кодовой таблицы (кодовые цифры 100-199) включает термины на нескольких уровнях, которые могут быть использованы для простых и более сложных автоматических станций.</w:t>
-      </w:r>
-    </w:p>
-    <w:p>
-      <w:r>
-        <w:rPr>
-          <w:rFonts w:ascii="Verdana" w:hAnsi="Verdana"/>
-          <w:i/>
-          <w:sz w:val="14"/>
-        </w:rPr>
-        <w:t>Note 81: Номинальный диапазон влажности поверхности почвы — от 0 % до 100 %. В крайних случаях экстраполированное обратное рассеяние при угле наклона в 40 градусов может превышать исходный показатель для влажного обратного рассеяния. В этих случаях значение, полученное в результате процесса измерения влажности поверхности почвы, будет менее 0 % или более 100 %, соответственно.</w:t>
-      </w:r>
-    </w:p>
-    <w:p>
-      <w:r>
-        <w:rPr>
-          <w:rFonts w:ascii="Verdana" w:hAnsi="Verdana"/>
-          <w:i/>
-          <w:sz w:val="14"/>
-        </w:rPr>
-        <w:t>Note 84: Эти величины относятся к хорошо сформированному ветровому волнению в открытом море. В то время как предпочтение следует отдавать описательным терминам, значения этих высот могут использоваться наблюдателем как руководство при передаче состояния поверхности моря, которое возникает в результате различных факторов, таких, как ветер, зыбь, течения, угол между направлением ветра и зыби и т. д.</w:t>
-      </w:r>
-    </w:p>
-    <w:p>
-      <w:r>
-        <w:rPr>
-          <w:rFonts w:ascii="Verdana" w:hAnsi="Verdana"/>
-          <w:i/>
-          <w:sz w:val="14"/>
-        </w:rPr>
-        <w:t>Note 85: Данный дескриптор будет связан с данными по видимости или высоте облаков для указания того, что значение является граничным. Если передаваемое значение является истинным, то кодовая цифра равна нулю. Однако измерение может попасть в предел измерительной способности прибора. Если передаваемое значение больше, чем истинное значение, то кодовая цифра будет равна 1, если передаваемое значение меньше истинного значения, то кодовая цифра будет равна 2.</w:t>
-      </w:r>
-    </w:p>
-    <w:p>
-      <w:r>
-        <w:rPr>
-          <w:rFonts w:ascii="Verdana" w:hAnsi="Verdana"/>
-          <w:i/>
-          <w:sz w:val="14"/>
-        </w:rPr>
-        <w:t>Note 88: Значимость времени должна быть квалифицирована соответствующими периодами времени, которые следует указывать.</w:t>
-      </w:r>
-    </w:p>
-    <w:p>
-      <w:r>
-        <w:rPr>
-          <w:rFonts w:ascii="Verdana" w:hAnsi="Verdana"/>
-          <w:i/>
-          <w:sz w:val="14"/>
-        </w:rPr>
-        <w:t>Note 90: Тип прибора и единицы начальных измерений для измерения ветра (в м с-1 за исключением отдельных указаний).</w:t>
-      </w:r>
-    </w:p>
-    <w:p>
-      <w:r>
-        <w:rPr>
-          <w:rFonts w:ascii="Verdana" w:hAnsi="Verdana"/>
-          <w:i/>
-          <w:sz w:val="14"/>
-        </w:rPr>
-        <w:t>Note 94: Там, где первоначальный метод передачи указывается кодовой цифрой 1, в целях получения достоверных значений данных, соответствующих дескриптору 0 01 012, рекомендуется следующее преобразование: Передаваемое значение Значение данных 0 0 1 45 2 90 3 135 4 180 5 225 6 270 7 315 8 360 9 511</w:t>
-      </w:r>
-    </w:p>
-    <w:p>
-      <w:r>
-        <w:rPr>
-          <w:rFonts w:ascii="Verdana" w:hAnsi="Verdana"/>
-          <w:i/>
-          <w:sz w:val="14"/>
-        </w:rPr>
-        <w:t>Note 95: Там, где первоначальный метод передачи указывается кодовой цифрой 1, в целях получения точных значений данных, соответствующих дескриптору 0 01 013, рекомендуется следующее преобразование: Передаваемое значение Значение данных 0 0 1 1 2 4 3 7 4 9 5 12 6 14 7 17 8 19 9 21 / 1023</w:t>
-      </w:r>
-    </w:p>
-    <w:p>
-      <w:r>
-        <w:rPr>
-          <w:rFonts w:ascii="Verdana" w:hAnsi="Verdana"/>
-          <w:i/>
-          <w:sz w:val="14"/>
-        </w:rPr>
-        <w:t>Note 22: Битовые флаги показывают элементы, включенные при обработке данных зондирования.</w:t>
-      </w:r>
-    </w:p>
     <w:sectPr>
       <w:pgSz w:w="16838" w:h="11906" w:orient="landscape"/>
       <w:pgMar w:top="850" w:right="850" w:bottom="850" w:left="850" w:header="720" w:footer="720" w:gutter="0"/>
